--- a/downloads/teacher/ai-5-week-12.docx
+++ b/downloads/teacher/ai-5-week-12.docx
@@ -2203,6 +2203,396 @@
         <w:t>For your Image-pattern Network Investigation, save the input, procedure, observed result and limitation of this check. Label this worked example as practice; use a different, previously unreviewed case when checking independent understanding.</w:t>
       </w:r>
     </w:p>
+    <w:p>
+      <w:pPr>
+        <w:pStyle w:val="Heading1"/>
+      </w:pPr>
+      <w:r>
+        <w:t>07. Prepare, teach and assess</w:t>
+      </w:r>
+    </w:p>
+    <w:p>
+      <w:r>
+        <w:t>Teaching target: Trace repeated forward loss gradient and update steps</w:t>
+      </w:r>
+    </w:p>
+    <w:p>
+      <w:r>
+        <w:t>Prepare the labelled worked-case picture, the matching workbook, fictional input cards and a place for individual responses. Check a local Python 3 environment before class; have a paper-trace version ready.</w:t>
+      </w:r>
+    </w:p>
+    <w:tbl>
+      <w:tblPr>
+        <w:tblStyle w:val="LightShading-Accent1"/>
+        <w:tblW w:type="auto" w:w="0"/>
+        <w:tblLook w:firstColumn="1" w:firstRow="1" w:lastColumn="0" w:lastRow="0" w:noHBand="0" w:noVBand="1" w:val="04A0"/>
+      </w:tblPr>
+      <w:tblGrid>
+        <w:gridCol w:w="3408"/>
+        <w:gridCol w:w="3408"/>
+        <w:gridCol w:w="3408"/>
+      </w:tblGrid>
+      <w:tr>
+        <w:trPr>
+          <w:tblHeader/>
+        </w:trPr>
+        <w:tc>
+          <w:tcPr>
+            <w:tcW w:type="dxa" w:w="3408"/>
+          </w:tcPr>
+          <w:p>
+            <w:r>
+              <w:t>Session</w:t>
+            </w:r>
+          </w:p>
+        </w:tc>
+        <w:tc>
+          <w:tcPr>
+            <w:tcW w:type="dxa" w:w="3408"/>
+          </w:tcPr>
+          <w:p>
+            <w:r>
+              <w:t>Plan</w:t>
+            </w:r>
+          </w:p>
+        </w:tc>
+        <w:tc>
+          <w:tcPr>
+            <w:tcW w:type="dxa" w:w="3408"/>
+          </w:tcPr>
+          <w:p>
+            <w:r>
+              <w:t>Resources</w:t>
+            </w:r>
+          </w:p>
+        </w:tc>
+      </w:tr>
+      <w:tr>
+        <w:tc>
+          <w:tcPr>
+            <w:tcW w:type="dxa" w:w="3408"/>
+          </w:tcPr>
+          <w:p>
+            <w:r>
+              <w:t>Session 1 · Understand · 45 min</w:t>
+            </w:r>
+          </w:p>
+        </w:tc>
+        <w:tc>
+          <w:tcPr>
+            <w:tcW w:type="dxa" w:w="3408"/>
+          </w:tcPr>
+          <w:p>
+            <w:r>
+              <w:t>0–7: recall and prerequisite; 7–15: inspect the concrete case and predict; 15–30: teacher models the worked trace; 30–40: learners explain a step using the text and visual; 40–45: check the core idea.</w:t>
+            </w:r>
+          </w:p>
+        </w:tc>
+        <w:tc>
+          <w:tcPr>
+            <w:tcW w:type="dxa" w:w="3408"/>
+          </w:tcPr>
+          <w:p>
+            <w:r>
+              <w:t>Sections 1–6; record the brief recall in the workbook.</w:t>
+            </w:r>
+          </w:p>
+        </w:tc>
+      </w:tr>
+      <w:tr>
+        <w:tc>
+          <w:tcPr>
+            <w:tcW w:type="dxa" w:w="3408"/>
+          </w:tcPr>
+          <w:p>
+            <w:r>
+              <w:t>Session 2 · Practise · 45 min</w:t>
+            </w:r>
+          </w:p>
+        </w:tc>
+        <w:tc>
+          <w:tcPr>
+            <w:tcW w:type="dxa" w:w="3408"/>
+          </w:tcPr>
+          <w:p>
+            <w:r>
+              <w:t>0–5: retrieve the procedure; 5–15: W2 completion practice; 15–23: explain and check with a partner; 23–30: each learner answers the misconception check; 30–40: targeted reteaching or a harder variation; 40–45: prepare the investigation.</w:t>
+            </w:r>
+          </w:p>
+        </w:tc>
+        <w:tc>
+          <w:tcPr>
+            <w:tcW w:type="dxa" w:w="3408"/>
+          </w:tcPr>
+          <w:p>
+            <w:r>
+              <w:t>Sections 7–10; use the matching workbook W2 and misconception check.</w:t>
+            </w:r>
+          </w:p>
+        </w:tc>
+      </w:tr>
+      <w:tr>
+        <w:tc>
+          <w:tcPr>
+            <w:tcW w:type="dxa" w:w="3408"/>
+          </w:tcPr>
+          <w:p>
+            <w:r>
+              <w:t>Session 3 · Investigate and transfer · 45 min</w:t>
+            </w:r>
+          </w:p>
+        </w:tc>
+        <w:tc>
+          <w:tcPr>
+            <w:tcW w:type="dxa" w:w="3408"/>
+          </w:tcPr>
+          <w:p>
+            <w:r>
+              <w:t>0–5: retrieve the decision rule; 5–20: investigate or trace; 20–30: start the independent case; 30–38: connect the project; 38–43: act on feedback; 43–45: plan the return check.</w:t>
+            </w:r>
+          </w:p>
+        </w:tc>
+        <w:tc>
+          <w:tcPr>
+            <w:tcW w:type="dxa" w:w="3408"/>
+          </w:tcPr>
+          <w:p>
+            <w:r>
+              <w:t>Sections 9 and 11–14. Give extra time to finish the full task set; use Section 15 when the week includes a coding lab.</w:t>
+            </w:r>
+          </w:p>
+        </w:tc>
+      </w:tr>
+    </w:tbl>
+    <w:p>
+      <w:r>
+        <w:t>Before class, solve the supported practice: At v = 1, the sum of squared errors is 5. A learner uses gradient -10 with rate 0.1. Explain the mismatch with this lesson and give the next v under MSE.</w:t>
+      </w:r>
+    </w:p>
+    <w:p>
+      <w:r>
+        <w:t>Reasoned practice answer: Teacher explanation: The stated objective averages two rows. Its gradient is -5, giving v = 1.5. Gradient -10 corresponds to the sum objective and changes the effective update size.</w:t>
+      </w:r>
+    </w:p>
+    <w:p>
+      <w:r>
+        <w:t>Check every learner before discussion: Use the worked case for Training a small network. Proposed explanation: “Every parameter was trained”. Decide whether this explanation is supported. Point to the step or supplied fact that decides; explain your repair if needed.</w:t>
+      </w:r>
+    </w:p>
+    <w:p>
+      <w:r>
+        <w:t>Misconception repair: Only v changes. Hidden weight, hidden bias and output bias were explicitly frozen.</w:t>
+      </w:r>
+    </w:p>
+    <w:p>
+      <w:r>
+        <w:t>Support: read the exact case aloud, enlarge the labelled picture, supply input cards and model only the first deciding step. Accept a spoken explanation or drawing; retain the reasoning goal.</w:t>
+      </w:r>
+    </w:p>
+    <w:p>
+      <w:r>
+        <w:t>Extension: Change target from 3 to6 and restart v = 0 with the same rate. Require a prediction and a reason before comparing. Expected result: First gradient=-36; v becomes2; prediction 6 and loss 0. Reason: The hidden value remains3, but the target residual and required output weight double.</w:t>
+      </w:r>
+    </w:p>
+    <w:p>
+      <w:r>
+        <w:t>Independent assessment: withhold the reserved answer until the learner has attempted the new case. Record support separately from correctness.</w:t>
+      </w:r>
+    </w:p>
+    <w:tbl>
+      <w:tblPr>
+        <w:tblStyle w:val="LightShading-Accent1"/>
+        <w:tblW w:type="auto" w:w="0"/>
+        <w:tblLook w:firstColumn="1" w:firstRow="1" w:lastColumn="0" w:lastRow="0" w:noHBand="0" w:noVBand="1" w:val="04A0"/>
+      </w:tblPr>
+      <w:tblGrid>
+        <w:gridCol w:w="2556"/>
+        <w:gridCol w:w="2556"/>
+        <w:gridCol w:w="2556"/>
+        <w:gridCol w:w="2556"/>
+      </w:tblGrid>
+      <w:tr>
+        <w:trPr>
+          <w:tblHeader/>
+        </w:trPr>
+        <w:tc>
+          <w:tcPr>
+            <w:tcW w:type="dxa" w:w="2556"/>
+          </w:tcPr>
+          <w:p>
+            <w:r>
+              <w:t>Criterion</w:t>
+            </w:r>
+          </w:p>
+        </w:tc>
+        <w:tc>
+          <w:tcPr>
+            <w:tcW w:type="dxa" w:w="2556"/>
+          </w:tcPr>
+          <w:p>
+            <w:r>
+              <w:t>Not yet</w:t>
+            </w:r>
+          </w:p>
+        </w:tc>
+        <w:tc>
+          <w:tcPr>
+            <w:tcW w:type="dxa" w:w="2556"/>
+          </w:tcPr>
+          <w:p>
+            <w:r>
+              <w:t>With support</w:t>
+            </w:r>
+          </w:p>
+        </w:tc>
+        <w:tc>
+          <w:tcPr>
+            <w:tcW w:type="dxa" w:w="2556"/>
+          </w:tcPr>
+          <w:p>
+            <w:r>
+              <w:t>Independent</w:t>
+            </w:r>
+          </w:p>
+        </w:tc>
+      </w:tr>
+      <w:tr>
+        <w:tc>
+          <w:tcPr>
+            <w:tcW w:type="dxa" w:w="2556"/>
+          </w:tcPr>
+          <w:p>
+            <w:r>
+              <w:t>Explanation</w:t>
+            </w:r>
+          </w:p>
+        </w:tc>
+        <w:tc>
+          <w:tcPr>
+            <w:tcW w:type="dxa" w:w="2556"/>
+          </w:tcPr>
+          <w:p>
+            <w:r>
+              <w:t>Names an answer without a deciding fact</w:t>
+            </w:r>
+          </w:p>
+        </w:tc>
+        <w:tc>
+          <w:tcPr>
+            <w:tcW w:type="dxa" w:w="2556"/>
+          </w:tcPr>
+          <w:p>
+            <w:r>
+              <w:t>Uses a hint to link fact and decision</w:t>
+            </w:r>
+          </w:p>
+        </w:tc>
+        <w:tc>
+          <w:tcPr>
+            <w:tcW w:type="dxa" w:w="2556"/>
+          </w:tcPr>
+          <w:p>
+            <w:r>
+              <w:t>Explains the deciding fact in own words</w:t>
+            </w:r>
+          </w:p>
+        </w:tc>
+      </w:tr>
+      <w:tr>
+        <w:tc>
+          <w:tcPr>
+            <w:tcW w:type="dxa" w:w="2556"/>
+          </w:tcPr>
+          <w:p>
+            <w:r>
+              <w:t>Trace or test</w:t>
+            </w:r>
+          </w:p>
+        </w:tc>
+        <w:tc>
+          <w:tcPr>
+            <w:tcW w:type="dxa" w:w="2556"/>
+          </w:tcPr>
+          <w:p>
+            <w:r>
+              <w:t>Cannot connect input and result</w:t>
+            </w:r>
+          </w:p>
+        </w:tc>
+        <w:tc>
+          <w:tcPr>
+            <w:tcW w:type="dxa" w:w="2556"/>
+          </w:tcPr>
+          <w:p>
+            <w:r>
+              <w:t>Completes steps with prompts</w:t>
+            </w:r>
+          </w:p>
+        </w:tc>
+        <w:tc>
+          <w:tcPr>
+            <w:tcW w:type="dxa" w:w="2556"/>
+          </w:tcPr>
+          <w:p>
+            <w:r>
+              <w:t>Traces or tests a changed case accurately</w:t>
+            </w:r>
+          </w:p>
+        </w:tc>
+      </w:tr>
+      <w:tr>
+        <w:tc>
+          <w:tcPr>
+            <w:tcW w:type="dxa" w:w="2556"/>
+          </w:tcPr>
+          <w:p>
+            <w:r>
+              <w:t>Limits and revision</w:t>
+            </w:r>
+          </w:p>
+        </w:tc>
+        <w:tc>
+          <w:tcPr>
+            <w:tcW w:type="dxa" w:w="2556"/>
+          </w:tcPr>
+          <w:p>
+            <w:r>
+              <w:t>Claims more than evidence supports</w:t>
+            </w:r>
+          </w:p>
+        </w:tc>
+        <w:tc>
+          <w:tcPr>
+            <w:tcW w:type="dxa" w:w="2556"/>
+          </w:tcPr>
+          <w:p>
+            <w:r>
+              <w:t>Names a limit after a prompt</w:t>
+            </w:r>
+          </w:p>
+        </w:tc>
+        <w:tc>
+          <w:tcPr>
+            <w:tcW w:type="dxa" w:w="2556"/>
+          </w:tcPr>
+          <w:p>
+            <w:r>
+              <w:t>States a defensible limit and useful next test</w:t>
+            </w:r>
+          </w:p>
+        </w:tc>
+      </w:tr>
+    </w:tbl>
+    <w:p>
+      <w:r>
+        <w:t>Project checkpoint: Make a transparent first version. Keep a trace of how one input becomes an output; explain the rule or learned component.</w:t>
+      </w:r>
+    </w:p>
+    <w:p>
+      <w:r>
+        <w:t>Use the weekly teacher answer for topic-specific reasoning. A saved progress tick is an activity record; judge mastery from the learner’s explanation and evidence.</w:t>
+      </w:r>
+    </w:p>
     <w:sectPr>
       <w:pgSz w:w="12240" w:h="15840"/>
       <w:pgMar w:top="936" w:right="1008" w:bottom="936" w:left="1008" w:header="720" w:footer="720" w:gutter="0"/>

--- a/downloads/teacher/ai-5-week-12.docx
+++ b/downloads/teacher/ai-5-week-12.docx
@@ -2593,6 +2593,39 @@
         <w:t>Use the weekly teacher answer for topic-specific reasoning. A saved progress tick is an activity record; judge mastery from the learner’s explanation and evidence.</w:t>
       </w:r>
     </w:p>
+    <w:p>
+      <w:pPr>
+        <w:pStyle w:val="Heading1"/>
+      </w:pPr>
+      <w:r>
+        <w:t>08. Use feedback, labs and repair paths</w:t>
+      </w:r>
+    </w:p>
+    <w:p>
+      <w:r>
+        <w:t>Use the two formative questions as supported practice, not as independent mastery scores. Discuss the deciding evidence rather than accepting a guessed selection.</w:t>
+      </w:r>
+    </w:p>
+    <w:p>
+      <w:r>
+        <w:t>The feedback comes from the reviewed public worked case. Do not reveal the separately reserved independent teacher answer until the learner has attempted that case.</w:t>
+      </w:r>
+    </w:p>
+    <w:p>
+      <w:r>
+        <w:t>Ask students to predict before running code. Preserve errors and actual outputs; collect a changed test and an explanation. The branch-boundary and indexing lessons deliberately include failure cases.</w:t>
+      </w:r>
+    </w:p>
+    <w:p>
+      <w:r>
+        <w:t>Use the earlier worked-explanation links to address a specific missing building block, then return to the current question. Adapt this suggestion after observing the learner; it is not an automatic diagnosis.</w:t>
+      </w:r>
+    </w:p>
+    <w:p>
+      <w:r>
+        <w:t>Collect the completed-work portfolio as evidence. Record support separately from correctness, and assess explanation, trace/test and limitations. Progress ticks and quiz selections alone do not establish mastery.</w:t>
+      </w:r>
+    </w:p>
     <w:sectPr>
       <w:pgSz w:w="12240" w:h="15840"/>
       <w:pgMar w:top="936" w:right="1008" w:bottom="936" w:left="1008" w:header="720" w:footer="720" w:gutter="0"/>

--- a/downloads/teacher/ai-5-week-12.docx
+++ b/downloads/teacher/ai-5-week-12.docx
@@ -29,15 +29,26 @@
       </w:r>
     </w:p>
     <w:p>
-      <w:pPr>
-        <w:pStyle w:val="Heading3"/>
-      </w:pPr>
-      <w:r>
-        <w:t>Teach the learning cycle</w:t>
+      <w:r>
+        <w:t>Prepare Training a small network: check the target, prerequisites, resources and adaptable teaching schedule.</w:t>
       </w:r>
     </w:p>
     <w:p>
-      <w:r>
+      <w:pPr>
+        <w:pStyle w:val="Heading3"/>
+      </w:pPr>
+      <w:r>
+        <w:t>Teach the learning cycle</w:t>
+      </w:r>
+    </w:p>
+    <w:p>
+      <w:pPr>
+        <w:spacing w:line="336" w:lineRule="auto" w:after="180"/>
+      </w:pPr>
+      <w:r>
+        <w:rPr>
+          <w:b w:val="0"/>
+        </w:rPr>
         <w:t>Primary target: Trace repeated forward loss gradient and update steps</w:t>
       </w:r>
     </w:p>
@@ -185,16 +196,37 @@
       </w:tr>
     </w:tbl>
     <w:p>
-      <w:r>
-        <w:t>This is a starting allocation of 135 minutes, not a validated duration. Preserve all named topics. Schedule extra time for connected examples, the full investigation, independent cases and project building. Repeated copies of a case share one recorded attempt; they are not new evidence.</w:t>
+      <w:pPr>
+        <w:spacing w:line="336" w:lineRule="auto" w:after="180"/>
+      </w:pPr>
+      <w:r>
+        <w:rPr>
+          <w:b w:val="0"/>
+        </w:rPr>
+        <w:t>This is a starting allocation of 135 minutes, not a validated duration. Preserve all named topics. Schedule extra time for connected examples, the full investigation, independent cases and project building.</w:t>
       </w:r>
     </w:p>
     <w:p>
       <w:pPr>
-        <w:pStyle w:val="Heading3"/>
-      </w:pPr>
-      <w:r>
-        <w:t>Retrieval answer guidance</w:t>
+        <w:spacing w:line="336" w:lineRule="auto" w:after="180"/>
+      </w:pPr>
+      <w:r>
+        <w:rPr>
+          <w:b w:val="0"/>
+        </w:rPr>
+        <w:t xml:space="preserve">Repeated copies of a case share one recorded attempt; they are not new </w:t>
+      </w:r>
+      <w:r>
+        <w:rPr>
+          <w:b/>
+        </w:rPr>
+        <w:t>evidence</w:t>
+      </w:r>
+      <w:r>
+        <w:rPr>
+          <w:b w:val="0"/>
+        </w:rPr>
+        <w:t>.</w:t>
       </w:r>
     </w:p>
     <w:p>
@@ -202,132 +234,294 @@
         <w:pStyle w:val="Heading3"/>
       </w:pPr>
       <w:r>
-        <w:t>Updating parameters</w:t>
+        <w:t>Retrieval answer guidance</w:t>
       </w:r>
     </w:p>
     <w:p>
-      <w:r>
-        <w:t>Without opening the old lesson, explain one key idea from Updating parameters. Give an example and a mistake that the idea helps you avoid.</w:t>
+      <w:pPr>
+        <w:pStyle w:val="Heading3"/>
+      </w:pPr>
+      <w:r>
+        <w:t>Updating parameters</w:t>
       </w:r>
     </w:p>
     <w:p>
-      <w:r>
-        <w:t>Look for: Apply a learning rate to an ordered gradient</w:t>
+      <w:pPr>
+        <w:spacing w:line="336" w:lineRule="auto" w:after="180"/>
+      </w:pPr>
+      <w:r>
+        <w:rPr>
+          <w:b w:val="0"/>
+        </w:rPr>
+        <w:t>Without opening the old lesson, explain one key idea from Updating parameters. Give an example and a mistake that the idea helps you avoid.</w:t>
       </w:r>
     </w:p>
     <w:p>
-      <w:r>
-        <w:t>Reference example, not the only acceptable wording: Teacher explanation: New a = 2 - 0.2 times -3 = 2.6.</w:t>
+      <w:pPr>
+        <w:spacing w:line="336" w:lineRule="auto" w:after="180"/>
+      </w:pPr>
+      <w:r>
+        <w:rPr>
+          <w:b w:val="0"/>
+        </w:rPr>
+        <w:t>Look for: Apply a learning rate to an ordered gradient</w:t>
       </w:r>
     </w:p>
     <w:p>
       <w:pPr>
-        <w:pStyle w:val="Heading3"/>
-      </w:pPr>
-      <w:r>
-        <w:t>Slopes and local change</w:t>
+        <w:spacing w:line="336" w:lineRule="auto" w:after="180"/>
+      </w:pPr>
+      <w:r>
+        <w:rPr>
+          <w:b w:val="0"/>
+        </w:rPr>
+        <w:t>Reference example, not the only acceptable wording: Teacher explanation: New a = 2 - 0.2 times -3 = 2.6.</w:t>
       </w:r>
     </w:p>
     <w:p>
-      <w:r>
-        <w:t>Without opening the old lesson, explain one key idea from Slopes and local change. Give an example and a mistake that the idea helps you avoid.</w:t>
+      <w:pPr>
+        <w:pStyle w:val="Heading3"/>
+      </w:pPr>
+      <w:r>
+        <w:t>Slopes and local change</w:t>
       </w:r>
     </w:p>
     <w:p>
-      <w:r>
-        <w:t>Look for: Calculate an average rate of change over a stated interval</w:t>
+      <w:pPr>
+        <w:spacing w:line="336" w:lineRule="auto" w:after="180"/>
+      </w:pPr>
+      <w:r>
+        <w:rPr>
+          <w:b w:val="0"/>
+        </w:rPr>
+        <w:t>Without opening the old lesson, explain one key idea from Slopes and local change. Give an example and a mistake that the idea helps you avoid.</w:t>
       </w:r>
     </w:p>
     <w:p>
-      <w:r>
-        <w:t>Reference example, not the only acceptable wording: Teacher explanation: Average slope is (0 - 4) / 2 = -2. The local slope at 2 is zero. They describe different locations or intervals.</w:t>
+      <w:pPr>
+        <w:spacing w:line="336" w:lineRule="auto" w:after="180"/>
+      </w:pPr>
+      <w:r>
+        <w:rPr>
+          <w:b w:val="0"/>
+        </w:rPr>
+        <w:t>Look for: Calculate an average rate of change over a stated interval</w:t>
       </w:r>
     </w:p>
     <w:p>
       <w:pPr>
-        <w:pStyle w:val="Heading3"/>
-      </w:pPr>
-      <w:r>
-        <w:t>Forward passes by hand</w:t>
+        <w:spacing w:line="336" w:lineRule="auto" w:after="180"/>
+      </w:pPr>
+      <w:r>
+        <w:rPr>
+          <w:b w:val="0"/>
+        </w:rPr>
+        <w:t>Reference example, not the only acceptable wording: Teacher explanation: Average slope is (0 - 4) / 2 = -2. The local slope at 2 is zero. They describe different locations or intervals.</w:t>
       </w:r>
     </w:p>
     <w:p>
-      <w:r>
-        <w:t>Without opening the old lesson, explain one key idea from Forward passes by hand. Give an example and a mistake that the idea helps you avoid.</w:t>
+      <w:pPr>
+        <w:pStyle w:val="Heading3"/>
+      </w:pPr>
+      <w:r>
+        <w:t>Forward passes by hand</w:t>
       </w:r>
     </w:p>
     <w:p>
-      <w:r>
-        <w:t>Look for: Record scores and activations in dependency order</w:t>
+      <w:pPr>
+        <w:spacing w:line="336" w:lineRule="auto" w:after="180"/>
+      </w:pPr>
+      <w:r>
+        <w:rPr>
+          <w:b w:val="0"/>
+        </w:rPr>
+        <w:t>Without opening the old lesson, explain one key idea from Forward passes by hand. Give an example and a mistake that the idea helps you avoid.</w:t>
       </w:r>
     </w:p>
     <w:p>
-      <w:r>
-        <w:t>Reference example, not the only acceptable wording: Teacher explanation: z = [-3, 3], h = [0, 3], y = -5.</w:t>
+      <w:pPr>
+        <w:spacing w:line="336" w:lineRule="auto" w:after="180"/>
+      </w:pPr>
+      <w:r>
+        <w:rPr>
+          <w:b w:val="0"/>
+        </w:rPr>
+        <w:t>Look for: Record scores and activations in dependency order</w:t>
       </w:r>
     </w:p>
     <w:p>
-      <w:r>
-        <w:t>Use two 45-minute sessions to connect earlier ideas into one reproducible training loop. Be explicit that only the output weight is trained; backpropagation through all hidden parameters is not implemented here. Keep the reserved pair outside training and do not oversell its evidential value.</w:t>
+      <w:pPr>
+        <w:spacing w:line="336" w:lineRule="auto" w:after="180"/>
+      </w:pPr>
+      <w:r>
+        <w:rPr>
+          <w:b w:val="0"/>
+        </w:rPr>
+        <w:t>Reference example, not the only acceptable wording: Teacher explanation: z = [-3, 3], h = [0, 3], y = -5.</w:t>
       </w:r>
     </w:p>
     <w:p>
       <w:pPr>
-        <w:pStyle w:val="Heading3"/>
-      </w:pPr>
-      <w:r>
-        <w:t>Outcomes</w:t>
+        <w:spacing w:line="336" w:lineRule="auto" w:after="180"/>
+      </w:pPr>
+      <w:r>
+        <w:rPr>
+          <w:b w:val="0"/>
+        </w:rPr>
+        <w:t xml:space="preserve">Use two 45-minute sessions to connect earlier ideas into one reproducible </w:t>
+      </w:r>
+      <w:r>
+        <w:rPr>
+          <w:b/>
+        </w:rPr>
+        <w:t>training loop</w:t>
+      </w:r>
+      <w:r>
+        <w:rPr>
+          <w:b w:val="0"/>
+        </w:rPr>
+        <w:t xml:space="preserve">. Be explicit that only the </w:t>
+      </w:r>
+      <w:r>
+        <w:rPr>
+          <w:b/>
+        </w:rPr>
+        <w:t>output</w:t>
+      </w:r>
+      <w:r>
+        <w:rPr>
+          <w:b w:val="0"/>
+        </w:rPr>
+        <w:t xml:space="preserve"> weight is trained; backpropagation through all hidden parameters is not implemented here.</w:t>
       </w:r>
     </w:p>
     <w:p>
-      <w:r>
-        <w:t>Trace repeated forward loss gradient and update steps</w:t>
+      <w:pPr>
+        <w:spacing w:line="336" w:lineRule="auto" w:after="180"/>
+      </w:pPr>
+      <w:r>
+        <w:rPr>
+          <w:b w:val="0"/>
+        </w:rPr>
+        <w:t xml:space="preserve">Keep the reserved pair outside </w:t>
+      </w:r>
+      <w:r>
+        <w:rPr>
+          <w:b/>
+        </w:rPr>
+        <w:t>training</w:t>
+      </w:r>
+      <w:r>
+        <w:rPr>
+          <w:b w:val="0"/>
+        </w:rPr>
+        <w:t xml:space="preserve"> and do not oversell its evidential value.</w:t>
       </w:r>
     </w:p>
     <w:p>
-      <w:r>
-        <w:t>Keep frozen parameters distinct from the trained parameter</w:t>
+      <w:pPr>
+        <w:pStyle w:val="Heading3"/>
+      </w:pPr>
+      <w:r>
+        <w:t>Outcomes</w:t>
       </w:r>
     </w:p>
     <w:p>
-      <w:r>
-        <w:t>Report training results with their evaluation limits</w:t>
+      <w:pPr>
+        <w:spacing w:line="336" w:lineRule="auto" w:after="180"/>
+      </w:pPr>
+      <w:r>
+        <w:rPr>
+          <w:b w:val="0"/>
+        </w:rPr>
+        <w:t>Trace repeated forward loss gradient and update steps</w:t>
       </w:r>
     </w:p>
     <w:p>
       <w:pPr>
-        <w:pStyle w:val="Heading3"/>
-      </w:pPr>
-      <w:r>
-        <w:t>Preparation</w:t>
+        <w:spacing w:line="336" w:lineRule="auto" w:after="180"/>
+      </w:pPr>
+      <w:r>
+        <w:rPr>
+          <w:b w:val="0"/>
+        </w:rPr>
+        <w:t xml:space="preserve">Keep </w:t>
+      </w:r>
+      <w:r>
+        <w:rPr>
+          <w:b/>
+        </w:rPr>
+        <w:t>frozen parameter</w:t>
+      </w:r>
+      <w:r>
+        <w:rPr>
+          <w:b w:val="0"/>
+        </w:rPr>
+        <w:t>s distinct from the trained parameter</w:t>
       </w:r>
     </w:p>
     <w:p>
-      <w:r>
-        <w:t>Printed lesson and workbook; paper and pencil</w:t>
+      <w:pPr>
+        <w:spacing w:line="336" w:lineRule="auto" w:after="180"/>
+      </w:pPr>
+      <w:r>
+        <w:rPr>
+          <w:b w:val="0"/>
+        </w:rPr>
+        <w:t xml:space="preserve">Report </w:t>
+      </w:r>
+      <w:r>
+        <w:rPr>
+          <w:b/>
+        </w:rPr>
+        <w:t>training</w:t>
+      </w:r>
+      <w:r>
+        <w:rPr>
+          <w:b w:val="0"/>
+        </w:rPr>
+        <w:t xml:space="preserve"> results with their evaluation limits</w:t>
       </w:r>
     </w:p>
     <w:p>
-      <w:r>
-        <w:t>Calculator and optional local Python 3 editor; no packages or AI accounts needed</w:t>
+      <w:pPr>
+        <w:pStyle w:val="Heading3"/>
+      </w:pPr>
+      <w:r>
+        <w:t>Preparation</w:t>
       </w:r>
     </w:p>
     <w:p>
-      <w:r>
-        <w:t>Use the fictional examples supplied; prepare the fresh retry before class</w:t>
+      <w:pPr>
+        <w:spacing w:line="336" w:lineRule="auto" w:after="180"/>
+      </w:pPr>
+      <w:r>
+        <w:rPr>
+          <w:b w:val="0"/>
+        </w:rPr>
+        <w:t>Printed lesson and workbook; paper and pencil</w:t>
       </w:r>
     </w:p>
     <w:p>
       <w:pPr>
-        <w:pStyle w:val="Heading3"/>
-      </w:pPr>
-      <w:r>
-        <w:t>Prerequisite answer</w:t>
+        <w:spacing w:line="336" w:lineRule="auto" w:after="180"/>
+      </w:pPr>
+      <w:r>
+        <w:rPr>
+          <w:b w:val="0"/>
+        </w:rPr>
+        <w:t>Calculator and optional local Python 3 editor; no packages or AI accounts needed</w:t>
       </w:r>
     </w:p>
     <w:p>
-      <w:r>
-        <w:t>The gradient describes one parameter snapshot. Mixing snapshots changes the stated update procedure.</w:t>
+      <w:pPr>
+        <w:spacing w:line="336" w:lineRule="auto" w:after="180"/>
+      </w:pPr>
+      <w:r>
+        <w:rPr>
+          <w:b w:val="0"/>
+        </w:rPr>
+        <w:t>Use the fictional examples supplied; prepare the fresh retry before class</w:t>
       </w:r>
     </w:p>
     <w:p>
@@ -335,50 +529,258 @@
         <w:pStyle w:val="Heading3"/>
       </w:pPr>
       <w:r>
-        <w:t>End goal for the pictorial case</w:t>
+        <w:t>Prerequisite answer</w:t>
       </w:r>
     </w:p>
     <w:p>
-      <w:r>
-        <w:t>By the end, I can explain training a small network using a traced example and a stated limitation.</w:t>
+      <w:pPr>
+        <w:spacing w:line="336" w:lineRule="auto" w:after="180"/>
+      </w:pPr>
+      <w:r>
+        <w:rPr>
+          <w:b w:val="0"/>
+        </w:rPr>
+        <w:t>The gradient describes one parameter snapshot. Mixing snapshots changes the stated update procedure.</w:t>
       </w:r>
     </w:p>
     <w:p>
-      <w:r>
-        <w:t>This added worked case illustrates the week’s main idea. Retain all original and connected topics; schedule its practice within the teaching cycle.</w:t>
+      <w:pPr>
+        <w:pStyle w:val="Heading3"/>
+      </w:pPr>
+      <w:r>
+        <w:t>End goal for the pictorial case</w:t>
       </w:r>
     </w:p>
     <w:p>
       <w:pPr>
-        <w:pStyle w:val="Heading1"/>
-      </w:pPr>
-      <w:r>
-        <w:t>02. Explain and model the mechanism</w:t>
+        <w:spacing w:line="336" w:lineRule="auto" w:after="180"/>
+      </w:pPr>
+      <w:r>
+        <w:rPr>
+          <w:b w:val="0"/>
+        </w:rPr>
+        <w:t xml:space="preserve">By the end, I can explain </w:t>
+      </w:r>
+      <w:r>
+        <w:rPr>
+          <w:b/>
+        </w:rPr>
+        <w:t>training</w:t>
+      </w:r>
+      <w:r>
+        <w:rPr>
+          <w:b w:val="0"/>
+        </w:rPr>
+        <w:t xml:space="preserve"> a small network using a traced example and a stated limitation.</w:t>
       </w:r>
     </w:p>
     <w:p>
-      <w:r>
-        <w:t>Use one hidden ReLU unit h = ReLU(x) and an output y = vh. The hidden input weight is fixed at 1, its bias is fixed at 0, and the output bias is fixed at 0. Only output weight v is trained. This is a restricted two-layer network, not training every parameter of a general network.</w:t>
+      <w:pPr>
+        <w:spacing w:line="336" w:lineRule="auto" w:after="180"/>
+      </w:pPr>
+      <w:r>
+        <w:rPr>
+          <w:b w:val="0"/>
+        </w:rPr>
+        <w:t>This added worked case illustrates the week’s main idea. Retain all original and connected topics; schedule its practice within the teaching cycle.</w:t>
       </w:r>
     </w:p>
     <w:p>
-      <w:r>
-        <w:t>Training pairs are (x, target) = (1, 2) and (2, 4). Both x values are positive, so hidden activations are 1 and 2. Define ordinary MSE over both rows. Start at v = 0 and use learning rate 0.1 for exactly four full-data updates. The declared budget prevents stopping only when a preferred result appears.</w:t>
+      <w:pPr>
+        <w:pStyle w:val="Heading1"/>
+      </w:pPr>
+      <w:r>
+        <w:t>02. Explain and model the mechanism</w:t>
       </w:r>
     </w:p>
     <w:p>
       <w:r>
-        <w:t>Each row evaluates the parameter value after that many updates. Row zero records the starting model. The loss decreases in this specific experiment; that pattern is not a promise for all networks or rates.</w:t>
+        <w:t>Model Training a small network using the supplied case, labelled mechanism and reasoning. Make the scope of each conclusion explicit.</w:t>
       </w:r>
     </w:p>
     <w:p>
-      <w:r>
-        <w:t>Let errors be v - 2 and 2v - 4. MSE is their squared sum divided by 2, which simplifies to 2.5 times (v - 2) squared. Its gradient with respect to v is 5 times (v - 2). At v = 0 the gradient is -10, so the first update gives v = 0 - 0.1 times -10 = 1.</w:t>
+      <w:pPr>
+        <w:spacing w:line="336" w:lineRule="auto" w:after="180"/>
+      </w:pPr>
+      <w:r>
+        <w:rPr>
+          <w:b w:val="0"/>
+        </w:rPr>
+        <w:t xml:space="preserve">Use one hidden ReLU unit h = ReLU(x) and an </w:t>
+      </w:r>
+      <w:r>
+        <w:rPr>
+          <w:b/>
+        </w:rPr>
+        <w:t>output</w:t>
+      </w:r>
+      <w:r>
+        <w:rPr>
+          <w:b w:val="0"/>
+        </w:rPr>
+        <w:t xml:space="preserve"> y = vh. The hidden </w:t>
+      </w:r>
+      <w:r>
+        <w:rPr>
+          <w:b/>
+        </w:rPr>
+        <w:t>input</w:t>
+      </w:r>
+      <w:r>
+        <w:rPr>
+          <w:b w:val="0"/>
+        </w:rPr>
+        <w:t xml:space="preserve"> weight is fixed at 1, its bias is fixed at 0, and the </w:t>
+      </w:r>
+      <w:r>
+        <w:rPr>
+          <w:b/>
+        </w:rPr>
+        <w:t>output</w:t>
+      </w:r>
+      <w:r>
+        <w:rPr>
+          <w:b w:val="0"/>
+        </w:rPr>
+        <w:t xml:space="preserve"> bias is fixed at 0. Only </w:t>
+      </w:r>
+      <w:r>
+        <w:rPr>
+          <w:b/>
+        </w:rPr>
+        <w:t>output</w:t>
+      </w:r>
+      <w:r>
+        <w:rPr>
+          <w:b w:val="0"/>
+        </w:rPr>
+        <w:t xml:space="preserve"> weight v is trained.</w:t>
       </w:r>
     </w:p>
     <w:p>
-      <w:r>
-        <w:t>The factor 2 comes from squared error; division by the number of rows makes this the gradient of the mean, not the sum. The code uses every training row for each update. It prints five states but performs only four updates. All data are supplied fictional numbers.</w:t>
+      <w:pPr>
+        <w:spacing w:line="336" w:lineRule="auto" w:after="180"/>
+      </w:pPr>
+      <w:r>
+        <w:rPr>
+          <w:b w:val="0"/>
+        </w:rPr>
+        <w:t xml:space="preserve">This is a restricted two-layer network, not </w:t>
+      </w:r>
+      <w:r>
+        <w:rPr>
+          <w:b/>
+        </w:rPr>
+        <w:t>training</w:t>
+      </w:r>
+      <w:r>
+        <w:rPr>
+          <w:b w:val="0"/>
+        </w:rPr>
+        <w:t xml:space="preserve"> every parameter of a general network.</w:t>
+      </w:r>
+    </w:p>
+    <w:p>
+      <w:pPr>
+        <w:pStyle w:val="Heading3"/>
+      </w:pPr>
+      <w:r>
+        <w:t>Explain Training a small network · 1</w:t>
+      </w:r>
+    </w:p>
+    <w:p>
+      <w:pPr>
+        <w:spacing w:line="336" w:lineRule="auto" w:after="180"/>
+      </w:pPr>
+      <w:r>
+        <w:rPr>
+          <w:b/>
+        </w:rPr>
+        <w:t>Training</w:t>
+      </w:r>
+      <w:r>
+        <w:rPr>
+          <w:b w:val="0"/>
+        </w:rPr>
+        <w:t xml:space="preserve"> pairs are (x, target) = (1, 2) and (2, 4). Both x values are positive, so hidden activations are 1 and 2. Define ordinary MSE over both rows.</w:t>
+      </w:r>
+    </w:p>
+    <w:p>
+      <w:pPr>
+        <w:spacing w:line="336" w:lineRule="auto" w:after="180"/>
+      </w:pPr>
+      <w:r>
+        <w:rPr>
+          <w:b w:val="0"/>
+        </w:rPr>
+        <w:t>Start at v = 0 and use learning rate 0.1 for exactly four full-data updates. The declared budget prevents stopping only when a preferred result appears.</w:t>
+      </w:r>
+    </w:p>
+    <w:p>
+      <w:pPr>
+        <w:spacing w:line="336" w:lineRule="auto" w:after="180"/>
+      </w:pPr>
+      <w:r>
+        <w:rPr>
+          <w:b w:val="0"/>
+        </w:rPr>
+        <w:t>Each row evaluates the parameter value after that many updates. Row zero records the starting model. The loss decreases in this specific experiment; that pattern is not a promise for all networks or rates.</w:t>
+      </w:r>
+    </w:p>
+    <w:p>
+      <w:pPr>
+        <w:spacing w:line="336" w:lineRule="auto" w:after="180"/>
+      </w:pPr>
+      <w:r>
+        <w:rPr>
+          <w:b w:val="0"/>
+        </w:rPr>
+        <w:t>Let errors be v - 2 and 2v - 4. MSE is their squared sum divided by 2, which simplifies to 2.5 times (v - 2) squared. Its gradient with respect to v is 5 times (v - 2).</w:t>
+      </w:r>
+    </w:p>
+    <w:p>
+      <w:pPr>
+        <w:spacing w:line="336" w:lineRule="auto" w:after="180"/>
+      </w:pPr>
+      <w:r>
+        <w:rPr>
+          <w:b w:val="0"/>
+        </w:rPr>
+        <w:t>At v = 0 the gradient is -10, so the first update gives v = 0 - 0.1 times -10 = 1.</w:t>
+      </w:r>
+    </w:p>
+    <w:p>
+      <w:pPr>
+        <w:spacing w:line="336" w:lineRule="auto" w:after="180"/>
+      </w:pPr>
+      <w:r>
+        <w:rPr>
+          <w:b w:val="0"/>
+        </w:rPr>
+        <w:t xml:space="preserve">The factor 2 comes from squared error; division by the number of rows makes this the gradient of the mean, not the sum. The code uses every </w:t>
+      </w:r>
+      <w:r>
+        <w:rPr>
+          <w:b/>
+        </w:rPr>
+        <w:t>training</w:t>
+      </w:r>
+      <w:r>
+        <w:rPr>
+          <w:b w:val="0"/>
+        </w:rPr>
+        <w:t xml:space="preserve"> row for each update. It prints five states but performs only four updates.</w:t>
+      </w:r>
+    </w:p>
+    <w:p>
+      <w:pPr>
+        <w:spacing w:line="336" w:lineRule="auto" w:after="180"/>
+      </w:pPr>
+      <w:r>
+        <w:rPr>
+          <w:b w:val="0"/>
+        </w:rPr>
+        <w:t>All data are supplied fictional numbers.</w:t>
       </w:r>
     </w:p>
     <w:tbl>
@@ -662,21 +1064,103 @@
       </w:r>
     </w:p>
     <w:p>
-      <w:r>
-        <w:t>Guided: predictions [1.5, 3], errors [-0.5, -1], MSE 0.625, gradient -2.5, next v = 1.75. Exit: x = -1 produces 0 rather than -2 for every v. The recorded training loss fell on two positive synthetic pairs; the model did not establish the rule over all real inputs.</w:t>
+      <w:pPr>
+        <w:spacing w:line="336" w:lineRule="auto" w:after="180"/>
+      </w:pPr>
+      <w:r>
+        <w:rPr>
+          <w:b w:val="0"/>
+        </w:rPr>
+        <w:t xml:space="preserve">Guided: </w:t>
+      </w:r>
+      <w:r>
+        <w:rPr>
+          <w:b/>
+        </w:rPr>
+        <w:t>prediction</w:t>
+      </w:r>
+      <w:r>
+        <w:rPr>
+          <w:b w:val="0"/>
+        </w:rPr>
+        <w:t>s [1.5, 3], errors [-0.5, -1], MSE 0.625, gradient -2.5, next v = 1.75. Exit: x = -1 produces 0 rather than -2 for every v.</w:t>
       </w:r>
     </w:p>
     <w:p>
       <w:pPr>
-        <w:pStyle w:val="Heading3"/>
-      </w:pPr>
-      <w:r>
-        <w:t>Model the reasoning aloud</w:t>
+        <w:spacing w:line="336" w:lineRule="auto" w:after="180"/>
+      </w:pPr>
+      <w:r>
+        <w:rPr>
+          <w:b w:val="0"/>
+        </w:rPr>
+        <w:t xml:space="preserve">The recorded </w:t>
+      </w:r>
+      <w:r>
+        <w:rPr>
+          <w:b/>
+        </w:rPr>
+        <w:t>training</w:t>
+      </w:r>
+      <w:r>
+        <w:rPr>
+          <w:b w:val="0"/>
+        </w:rPr>
+        <w:t xml:space="preserve"> loss fell on two positive synthetic pairs; the model did not establish the rule over all real </w:t>
+      </w:r>
+      <w:r>
+        <w:rPr>
+          <w:b/>
+        </w:rPr>
+        <w:t>input</w:t>
+      </w:r>
+      <w:r>
+        <w:rPr>
+          <w:b w:val="0"/>
+        </w:rPr>
+        <w:t>s.</w:t>
       </w:r>
     </w:p>
     <w:p>
-      <w:r>
-        <w:t>Use the complete worked example below before asking learners to complete W2. Reveal a small part, invite a prediction, then explain the deciding step. These teacher notes contain solutions; do not reveal the independent case answer during modelling.</w:t>
+      <w:pPr>
+        <w:pStyle w:val="Heading3"/>
+      </w:pPr>
+      <w:r>
+        <w:t>Model the reasoning aloud</w:t>
+      </w:r>
+    </w:p>
+    <w:p>
+      <w:pPr>
+        <w:spacing w:line="336" w:lineRule="auto" w:after="180"/>
+      </w:pPr>
+      <w:r>
+        <w:rPr>
+          <w:b w:val="0"/>
+        </w:rPr>
+        <w:t xml:space="preserve">Use the complete worked example below before asking learners to complete W2. Reveal a small part, invite a </w:t>
+      </w:r>
+      <w:r>
+        <w:rPr>
+          <w:b/>
+        </w:rPr>
+        <w:t>prediction</w:t>
+      </w:r>
+      <w:r>
+        <w:rPr>
+          <w:b w:val="0"/>
+        </w:rPr>
+        <w:t>, then explain the deciding step.</w:t>
+      </w:r>
+    </w:p>
+    <w:p>
+      <w:pPr>
+        <w:spacing w:line="336" w:lineRule="auto" w:after="180"/>
+      </w:pPr>
+      <w:r>
+        <w:rPr>
+          <w:b w:val="0"/>
+        </w:rPr>
+        <w:t>These teacher notes contain solutions; do not reveal the independent case answer during modelling.</w:t>
       </w:r>
     </w:p>
     <w:p>
@@ -966,7 +1450,13 @@
       </w:tr>
     </w:tbl>
     <w:p>
-      <w:r>
+      <w:pPr>
+        <w:spacing w:line="336" w:lineRule="auto" w:after="180"/>
+      </w:pPr>
+      <w:r>
+        <w:rPr>
+          <w:b w:val="0"/>
+        </w:rPr>
         <w:t>Use the diagram and verbal explanation together. Ask learners to match a sentence to a specific visual step; do not assign learners fixed visual or auditory learning styles.</w:t>
       </w:r>
     </w:p>
@@ -979,8 +1469,26 @@
       </w:r>
     </w:p>
     <w:p>
-      <w:r>
-        <w:t>Train a single output weight while clearly marking the frozen hidden computation.</w:t>
+      <w:pPr>
+        <w:spacing w:line="336" w:lineRule="auto" w:after="180"/>
+      </w:pPr>
+      <w:r>
+        <w:rPr>
+          <w:b w:val="0"/>
+        </w:rPr>
+        <w:t xml:space="preserve">Train a single </w:t>
+      </w:r>
+      <w:r>
+        <w:rPr>
+          <w:b/>
+        </w:rPr>
+        <w:t>output</w:t>
+      </w:r>
+      <w:r>
+        <w:rPr>
+          <w:b w:val="0"/>
+        </w:rPr>
+        <w:t xml:space="preserve"> weight while clearly marking the frozen hidden computation.</w:t>
       </w:r>
     </w:p>
     <w:p>
@@ -992,13 +1500,67 @@
       </w:r>
     </w:p>
     <w:p>
-      <w:r>
-        <w:t>Toy h=ReLU(x), y=vh. One training pair x = 3, target 3; start v = 0; squared loss; rate 1/18.</w:t>
+      <w:pPr>
+        <w:pStyle w:val="Heading3"/>
+      </w:pPr>
+      <w:r>
+        <w:t>Supplied facts</w:t>
       </w:r>
     </w:p>
     <w:p>
-      <w:r>
-        <w:t>All inputs and outcomes in this worked example are invented classroom data; no real model run is claimed.</w:t>
+      <w:pPr>
+        <w:spacing w:line="336" w:lineRule="auto" w:after="180"/>
+        <w:shd w:fill="F1F6FC"/>
+      </w:pPr>
+      <w:r>
+        <w:rPr>
+          <w:b w:val="0"/>
+        </w:rPr>
+        <w:t xml:space="preserve">Toy h=ReLU(x), y=vh. One </w:t>
+      </w:r>
+      <w:r>
+        <w:rPr>
+          <w:b/>
+        </w:rPr>
+        <w:t>training</w:t>
+      </w:r>
+      <w:r>
+        <w:rPr>
+          <w:b w:val="0"/>
+        </w:rPr>
+        <w:t xml:space="preserve"> pair x = 3, target 3; start v = 0; squared loss; rate 1/18.</w:t>
+      </w:r>
+    </w:p>
+    <w:p>
+      <w:pPr>
+        <w:pStyle w:val="Heading3"/>
+      </w:pPr>
+      <w:r>
+        <w:t>Supplied facts</w:t>
+      </w:r>
+    </w:p>
+    <w:p>
+      <w:pPr>
+        <w:spacing w:line="336" w:lineRule="auto" w:after="180"/>
+        <w:shd w:fill="F1F6FC"/>
+      </w:pPr>
+      <w:r>
+        <w:rPr>
+          <w:b w:val="0"/>
+        </w:rPr>
+        <w:t xml:space="preserve">All </w:t>
+      </w:r>
+      <w:r>
+        <w:rPr>
+          <w:b/>
+        </w:rPr>
+        <w:t>input</w:t>
+      </w:r>
+      <w:r>
+        <w:rPr>
+          <w:b w:val="0"/>
+        </w:rPr>
+        <w:t>s and outcomes in this worked example are invented classroom data; no real model run is claimed.</w:t>
       </w:r>
     </w:p>
     <w:p>
@@ -1161,21 +1723,119 @@
       </w:r>
     </w:p>
     <w:p>
-      <w:r>
-        <w:t>Only the output weight v is being fitted in this toy network; the hidden ReLU is fixed. The training input gives hidden value three. Squared-error slope points v from zero towards one, and this specially chosen rate reaches one in a single update. Zero loss on one training pair is exact fitting of that pair, not evidence about other inputs.</w:t>
+      <w:pPr>
+        <w:pStyle w:val="Heading3"/>
+      </w:pPr>
+      <w:r>
+        <w:t>Why the result follows</w:t>
       </w:r>
     </w:p>
     <w:p>
       <w:pPr>
-        <w:pStyle w:val="Heading3"/>
-      </w:pPr>
-      <w:r>
-        <w:t>What this example does not establish</w:t>
+        <w:spacing w:line="336" w:lineRule="auto" w:after="180"/>
+        <w:shd w:fill="F1F6FC"/>
+      </w:pPr>
+      <w:r>
+        <w:rPr>
+          <w:b w:val="0"/>
+        </w:rPr>
+        <w:t xml:space="preserve">Only the </w:t>
+      </w:r>
+      <w:r>
+        <w:rPr>
+          <w:b/>
+        </w:rPr>
+        <w:t>output</w:t>
+      </w:r>
+      <w:r>
+        <w:rPr>
+          <w:b w:val="0"/>
+        </w:rPr>
+        <w:t xml:space="preserve"> weight v is being fitted in this toy network; the hidden ReLU is fixed. The </w:t>
+      </w:r>
+      <w:r>
+        <w:rPr>
+          <w:b/>
+        </w:rPr>
+        <w:t>training</w:t>
+      </w:r>
+      <w:r>
+        <w:rPr>
+          <w:b w:val="0"/>
+        </w:rPr>
+        <w:t xml:space="preserve"> </w:t>
+      </w:r>
+      <w:r>
+        <w:rPr>
+          <w:b/>
+        </w:rPr>
+        <w:t>input</w:t>
+      </w:r>
+      <w:r>
+        <w:rPr>
+          <w:b w:val="0"/>
+        </w:rPr>
+        <w:t xml:space="preserve"> gives hidden value three.</w:t>
       </w:r>
     </w:p>
     <w:p>
-      <w:r>
-        <w:t>A zero loss on one example is memorised fit to that example, not proof of a generally useful image classifier.</w:t>
+      <w:pPr>
+        <w:spacing w:line="336" w:lineRule="auto" w:after="180"/>
+        <w:shd w:fill="F1F6FC"/>
+      </w:pPr>
+      <w:r>
+        <w:rPr>
+          <w:b w:val="0"/>
+        </w:rPr>
+        <w:t xml:space="preserve">Squared-error slope points v from zero towards one, and this specially chosen rate reaches one in a single update. Zero loss on one </w:t>
+      </w:r>
+      <w:r>
+        <w:rPr>
+          <w:b/>
+        </w:rPr>
+        <w:t>training</w:t>
+      </w:r>
+      <w:r>
+        <w:rPr>
+          <w:b w:val="0"/>
+        </w:rPr>
+        <w:t xml:space="preserve"> pair is exact </w:t>
+      </w:r>
+      <w:r>
+        <w:rPr>
+          <w:b/>
+        </w:rPr>
+        <w:t>fitting</w:t>
+      </w:r>
+      <w:r>
+        <w:rPr>
+          <w:b w:val="0"/>
+        </w:rPr>
+        <w:t xml:space="preserve"> of that pair, not </w:t>
+      </w:r>
+      <w:r>
+        <w:rPr>
+          <w:b/>
+        </w:rPr>
+        <w:t>evidence</w:t>
+      </w:r>
+      <w:r>
+        <w:rPr>
+          <w:b w:val="0"/>
+        </w:rPr>
+        <w:t xml:space="preserve"> about other </w:t>
+      </w:r>
+      <w:r>
+        <w:rPr>
+          <w:b/>
+        </w:rPr>
+        <w:t>input</w:t>
+      </w:r>
+      <w:r>
+        <w:rPr>
+          <w:b w:val="0"/>
+        </w:rPr>
+        <w:t>s.</w:t>
       </w:r>
     </w:p>
     <w:p>
@@ -1183,22 +1843,35 @@
         <w:pStyle w:val="Heading3"/>
       </w:pPr>
       <w:r>
-        <w:t>Change one thing in the pictured case</w:t>
+        <w:t>What this example does not establish</w:t>
       </w:r>
     </w:p>
     <w:p>
-      <w:r>
-        <w:t>Change: Change target from 3 to6 and restart v = 0 with the same rate.</w:t>
+      <w:pPr>
+        <w:pStyle w:val="Heading3"/>
+      </w:pPr>
+      <w:r>
+        <w:t>Keep the stated limit</w:t>
       </w:r>
     </w:p>
     <w:p>
-      <w:r>
-        <w:t>Prediction: First gradient=-36; v becomes2; prediction 6 and loss 0.</w:t>
+      <w:pPr>
+        <w:spacing w:line="336" w:lineRule="auto" w:after="180"/>
+        <w:shd w:fill="FFF5E6"/>
+      </w:pPr>
+      <w:r>
+        <w:rPr>
+          <w:b w:val="0"/>
+        </w:rPr>
+        <w:t>A zero loss on one example is memorised fit to that example, not proof of a generally useful image classifier.</w:t>
       </w:r>
     </w:p>
     <w:p>
-      <w:r>
-        <w:t>Reason: The hidden value remains3, but the target residual and required output weight double.</w:t>
+      <w:pPr>
+        <w:pStyle w:val="Heading3"/>
+      </w:pPr>
+      <w:r>
+        <w:t>Change one thing in the pictured case</w:t>
       </w:r>
     </w:p>
     <w:p>
@@ -1206,20 +1879,164 @@
         <w:pStyle w:val="Heading3"/>
       </w:pPr>
       <w:r>
-        <w:t>Ask while showing the picture</w:t>
+        <w:t>Change one thing</w:t>
       </w:r>
     </w:p>
     <w:p>
-      <w:r>
-        <w:t>Cover the result. Ask learners to name the inputs and predict the next step. Uncover one step, connect the icon to the actual procedure, and explain its evidence. Then change the supplied condition and compare. The picture is a representation; it does not document execution of a real AI model.</w:t>
+      <w:pPr>
+        <w:spacing w:line="336" w:lineRule="auto" w:after="180"/>
+        <w:shd w:fill="F5F1FB"/>
+      </w:pPr>
+      <w:r>
+        <w:rPr>
+          <w:b w:val="0"/>
+        </w:rPr>
+        <w:t>Change: Change target from 3 to6 and restart v = 0 with the same rate.</w:t>
       </w:r>
     </w:p>
     <w:p>
       <w:pPr>
+        <w:pStyle w:val="Heading3"/>
+      </w:pPr>
+      <w:r>
+        <w:t>Predicted result</w:t>
+      </w:r>
+    </w:p>
+    <w:p>
+      <w:pPr>
+        <w:spacing w:line="336" w:lineRule="auto" w:after="180"/>
+        <w:shd w:fill="F1F6FC"/>
+      </w:pPr>
+      <w:r>
+        <w:rPr>
+          <w:b/>
+        </w:rPr>
+        <w:t>Prediction</w:t>
+      </w:r>
+      <w:r>
+        <w:rPr>
+          <w:b w:val="0"/>
+        </w:rPr>
+        <w:t xml:space="preserve">: First gradient=-36; v becomes2; </w:t>
+      </w:r>
+      <w:r>
+        <w:rPr>
+          <w:b/>
+        </w:rPr>
+        <w:t>prediction</w:t>
+      </w:r>
+      <w:r>
+        <w:rPr>
+          <w:b w:val="0"/>
+        </w:rPr>
+        <w:t xml:space="preserve"> 6 and loss 0.</w:t>
+      </w:r>
+    </w:p>
+    <w:p>
+      <w:pPr>
+        <w:pStyle w:val="Heading3"/>
+      </w:pPr>
+      <w:r>
+        <w:t>Why the result follows</w:t>
+      </w:r>
+    </w:p>
+    <w:p>
+      <w:pPr>
+        <w:spacing w:line="336" w:lineRule="auto" w:after="180"/>
+        <w:shd w:fill="F1F6FC"/>
+      </w:pPr>
+      <w:r>
+        <w:rPr>
+          <w:b w:val="0"/>
+        </w:rPr>
+        <w:t xml:space="preserve">Reason: The hidden value remains3, but the target residual and required </w:t>
+      </w:r>
+      <w:r>
+        <w:rPr>
+          <w:b/>
+        </w:rPr>
+        <w:t>output</w:t>
+      </w:r>
+      <w:r>
+        <w:rPr>
+          <w:b w:val="0"/>
+        </w:rPr>
+        <w:t xml:space="preserve"> weight double.</w:t>
+      </w:r>
+    </w:p>
+    <w:p>
+      <w:pPr>
+        <w:pStyle w:val="Heading3"/>
+      </w:pPr>
+      <w:r>
+        <w:t>Ask while showing the picture</w:t>
+      </w:r>
+    </w:p>
+    <w:p>
+      <w:pPr>
+        <w:pStyle w:val="Heading3"/>
+      </w:pPr>
+      <w:r>
+        <w:t>Ask while showing the picture · 2</w:t>
+      </w:r>
+    </w:p>
+    <w:p>
+      <w:pPr>
+        <w:spacing w:line="336" w:lineRule="auto" w:after="180"/>
+      </w:pPr>
+      <w:r>
+        <w:rPr>
+          <w:b w:val="0"/>
+        </w:rPr>
+        <w:t xml:space="preserve">Cover the result. Ask learners to name the </w:t>
+      </w:r>
+      <w:r>
+        <w:rPr>
+          <w:b/>
+        </w:rPr>
+        <w:t>input</w:t>
+      </w:r>
+      <w:r>
+        <w:rPr>
+          <w:b w:val="0"/>
+        </w:rPr>
+        <w:t xml:space="preserve">s and predict the next step. Uncover one step, connect the icon to the actual procedure, and explain its </w:t>
+      </w:r>
+      <w:r>
+        <w:rPr>
+          <w:b/>
+        </w:rPr>
+        <w:t>evidence</w:t>
+      </w:r>
+      <w:r>
+        <w:rPr>
+          <w:b w:val="0"/>
+        </w:rPr>
+        <w:t>. Then change the supplied condition and compare.</w:t>
+      </w:r>
+    </w:p>
+    <w:p>
+      <w:pPr>
+        <w:spacing w:line="336" w:lineRule="auto" w:after="180"/>
+      </w:pPr>
+      <w:r>
+        <w:rPr>
+          <w:b w:val="0"/>
+        </w:rPr>
+        <w:t>The picture is a representation; it does not document execution of a real AI model.</w:t>
+      </w:r>
+    </w:p>
+    <w:p>
+      <w:pPr>
         <w:pStyle w:val="Heading1"/>
       </w:pPr>
       <w:r>
         <w:t>03. Demonstrate and guide practice</w:t>
+      </w:r>
+    </w:p>
+    <w:p>
+      <w:r>
+        <w:t>Demonstrate Training a small network, reduce support deliberately and check individual reasoning before discussing answers.</w:t>
       </w:r>
     </w:p>
     <w:tbl>
@@ -1435,36 +2252,88 @@
       </w:tr>
     </w:tbl>
     <w:p>
-      <w:r>
-        <w:t>Use the worked example in Sections 3 and 6. Collect a prediction before revealing its result; ask the learner to point to each intermediate fact.</w:t>
+      <w:pPr>
+        <w:spacing w:line="336" w:lineRule="auto" w:after="180"/>
+      </w:pPr>
+      <w:r>
+        <w:rPr>
+          <w:b w:val="0"/>
+        </w:rPr>
+        <w:t xml:space="preserve">Use the worked example in Sections 3 and 6. Collect a </w:t>
+      </w:r>
+      <w:r>
+        <w:rPr>
+          <w:b/>
+        </w:rPr>
+        <w:t>prediction</w:t>
+      </w:r>
+      <w:r>
+        <w:rPr>
+          <w:b w:val="0"/>
+        </w:rPr>
+        <w:t xml:space="preserve"> before revealing its result; ask the learner to point to each intermediate fact.</w:t>
       </w:r>
     </w:p>
     <w:p>
-      <w:r>
-        <w:t>Provide the hidden activations so students can focus on errors and updates; allow a calculator for decimals. Extension: show that v - 2 is halved each step at rate 0.1, so MSE is quartered. Explain why this is a property of this particular quadratic training problem.</w:t>
+      <w:pPr>
+        <w:spacing w:line="336" w:lineRule="auto" w:after="180"/>
+      </w:pPr>
+      <w:r>
+        <w:rPr>
+          <w:b w:val="0"/>
+        </w:rPr>
+        <w:t>Provide the hidden activations so students can focus on errors and updates; allow a calculator for decimals. Extension: show that v - 2 is halved each step at rate 0.1, so MSE is quartered.</w:t>
       </w:r>
     </w:p>
     <w:p>
       <w:pPr>
-        <w:pStyle w:val="Heading3"/>
-      </w:pPr>
-      <w:r>
-        <w:t>Reduce help deliberately</w:t>
+        <w:spacing w:line="336" w:lineRule="auto" w:after="180"/>
+      </w:pPr>
+      <w:r>
+        <w:rPr>
+          <w:b w:val="0"/>
+        </w:rPr>
+        <w:t xml:space="preserve">Explain why this is a property of this particular quadratic </w:t>
+      </w:r>
+      <w:r>
+        <w:rPr>
+          <w:b/>
+        </w:rPr>
+        <w:t>training</w:t>
+      </w:r>
+      <w:r>
+        <w:rPr>
+          <w:b w:val="0"/>
+        </w:rPr>
+        <w:t xml:space="preserve"> problem.</w:t>
       </w:r>
     </w:p>
     <w:p>
-      <w:r>
-        <w:t>Completion task: At v = 1, the sum of squared errors is 5. A learner uses gradient -10 with rate 0.1. Explain the mismatch with this lesson and give the next v under MSE.</w:t>
+      <w:pPr>
+        <w:pStyle w:val="Heading3"/>
+      </w:pPr>
+      <w:r>
+        <w:t>Reduce help deliberately</w:t>
       </w:r>
     </w:p>
     <w:p>
-      <w:r>
-        <w:t>Teacher check: Teacher explanation: The stated objective averages two rows. Its gradient is -5, giving v = 1.5. Gradient -10 corresponds to the sum objective and changes the effective update size.</w:t>
+      <w:pPr>
+        <w:pStyle w:val="Heading3"/>
+      </w:pPr>
+      <w:r>
+        <w:t>Completion practice</w:t>
       </w:r>
     </w:p>
     <w:p>
-      <w:r>
-        <w:t>Start by identifying the given inputs together. Leave the intermediate steps blank. If needed, model one step, then withdraw that help on the next step. Move to a full trace only when the partial trace is understood. For partners, alternate explainer and checker; collect a response from every learner before discussion.</w:t>
+      <w:pPr>
+        <w:spacing w:line="336" w:lineRule="auto" w:after="180"/>
+        <w:shd w:fill="F5F1FB"/>
+      </w:pPr>
+      <w:r>
+        <w:rPr>
+          <w:b w:val="0"/>
+        </w:rPr>
+        <w:t>Completion task: At v = 1, the sum of squared errors is 5. A learner uses gradient -10 with rate 0.1. Explain the mismatch with this lesson and give the next v under MSE.</w:t>
       </w:r>
     </w:p>
     <w:p>
@@ -1472,22 +2341,53 @@
         <w:pStyle w:val="Heading3"/>
       </w:pPr>
       <w:r>
-        <w:t>Individual reasoning check</w:t>
+        <w:t>Reasoning to listen for</w:t>
       </w:r>
     </w:p>
     <w:p>
-      <w:r>
-        <w:t>Use the worked case for Training a small network. Proposed explanation: “Every parameter was trained”. Decide whether this explanation is supported. Point to the step or supplied fact that decides; explain your repair if needed.</w:t>
+      <w:pPr>
+        <w:spacing w:line="336" w:lineRule="auto" w:after="180"/>
+        <w:shd w:fill="F1F6FC"/>
+      </w:pPr>
+      <w:r>
+        <w:rPr>
+          <w:b w:val="0"/>
+        </w:rPr>
+        <w:t>Teacher check: Teacher explanation: The stated objective averages two rows. Its gradient is -5, giving v = 1.5. Gradient -10 corresponds to the sum objective and changes the effective update size.</w:t>
       </w:r>
     </w:p>
     <w:p>
-      <w:r>
-        <w:t>Expected correction: Only v changes. Hidden weight, hidden bias and output bias were explicitly frozen.</w:t>
+      <w:pPr>
+        <w:spacing w:line="336" w:lineRule="auto" w:after="180"/>
+      </w:pPr>
+      <w:r>
+        <w:rPr>
+          <w:b w:val="0"/>
+        </w:rPr>
+        <w:t xml:space="preserve">Start by identifying the given </w:t>
+      </w:r>
+      <w:r>
+        <w:rPr>
+          <w:b/>
+        </w:rPr>
+        <w:t>input</w:t>
+      </w:r>
+      <w:r>
+        <w:rPr>
+          <w:b w:val="0"/>
+        </w:rPr>
+        <w:t>s together. Leave the intermediate steps blank. If needed, model one step, then withdraw that help on the next step. Move to a full trace only when the partial trace is understood.</w:t>
       </w:r>
     </w:p>
     <w:p>
-      <w:r>
-        <w:t>Collect explanations, not only yes/no votes. If a misunderstanding is common, re-model the relevant step for the class. If it affects a few learners, give a short targeted group explanation while others solve a more demanding variation.</w:t>
+      <w:pPr>
+        <w:spacing w:line="336" w:lineRule="auto" w:after="180"/>
+      </w:pPr>
+      <w:r>
+        <w:rPr>
+          <w:b w:val="0"/>
+        </w:rPr>
+        <w:t>For partners, alternate explainer and checker; collect a response from every learner before discussion.</w:t>
       </w:r>
     </w:p>
     <w:p>
@@ -1495,63 +2395,379 @@
         <w:pStyle w:val="Heading3"/>
       </w:pPr>
       <w:r>
-        <w:t>Pictorial practice question</w:t>
+        <w:t>Individual reasoning check</w:t>
       </w:r>
     </w:p>
     <w:p>
-      <w:r>
-        <w:t>Which parameter changed, and which part was not trained? Point to the relevant step in the picture, then write the changed result and the rule or evidence that supports it.</w:t>
+      <w:pPr>
+        <w:spacing w:line="336" w:lineRule="auto" w:after="180"/>
+      </w:pPr>
+      <w:r>
+        <w:rPr>
+          <w:b w:val="0"/>
+        </w:rPr>
+        <w:t xml:space="preserve">Use the worked case for </w:t>
+      </w:r>
+      <w:r>
+        <w:rPr>
+          <w:b/>
+        </w:rPr>
+        <w:t>Training</w:t>
+      </w:r>
+      <w:r>
+        <w:rPr>
+          <w:b w:val="0"/>
+        </w:rPr>
+        <w:t xml:space="preserve"> a small network. Proposed explanation: “Every parameter was trained”. Decide whether this explanation is supported.</w:t>
       </w:r>
     </w:p>
     <w:p>
       <w:pPr>
-        <w:pStyle w:val="Heading3"/>
-      </w:pPr>
-      <w:r>
-        <w:t>Reasoned teacher answer</w:t>
+        <w:spacing w:line="336" w:lineRule="auto" w:after="180"/>
+      </w:pPr>
+      <w:r>
+        <w:rPr>
+          <w:b w:val="0"/>
+        </w:rPr>
+        <w:t>Point to the step or supplied fact that decides; explain your repair if needed.</w:t>
       </w:r>
     </w:p>
     <w:p>
-      <w:r>
-        <w:t>Only output weight v changed. The fixed ReLU hidden function h=ReLU(x) retained its declared computation. Changed-case check: First gradient=-36; v becomes2; prediction 6 and loss 0. The hidden value remains3, but the target residual and required output weight double.</w:t>
+      <w:pPr>
+        <w:pStyle w:val="Heading3"/>
+      </w:pPr>
+      <w:r>
+        <w:t>Expected repair</w:t>
       </w:r>
     </w:p>
     <w:p>
-      <w:r>
-        <w:t>Changed-case reasoning: First gradient=-36; v becomes2; prediction 6 and loss 0. The hidden value remains3, but the target residual and required output weight double.</w:t>
+      <w:pPr>
+        <w:spacing w:line="336" w:lineRule="auto" w:after="180"/>
+        <w:shd w:fill="F1F6FC"/>
+      </w:pPr>
+      <w:r>
+        <w:rPr>
+          <w:b w:val="0"/>
+        </w:rPr>
+        <w:t xml:space="preserve">Expected correction: Only v changes. Hidden weight, hidden bias and </w:t>
+      </w:r>
+      <w:r>
+        <w:rPr>
+          <w:b/>
+        </w:rPr>
+        <w:t>output</w:t>
+      </w:r>
+      <w:r>
+        <w:rPr>
+          <w:b w:val="0"/>
+        </w:rPr>
+        <w:t xml:space="preserve"> bias were explicitly frozen.</w:t>
       </w:r>
     </w:p>
     <w:p>
-      <w:r>
-        <w:t>Collect each learner’s explanation before discussion. Use the first missing connection between input, deciding step and result to choose support. This question is worked-case practice, not fresh mastery evidence.</w:t>
+      <w:pPr>
+        <w:spacing w:line="336" w:lineRule="auto" w:after="180"/>
+      </w:pPr>
+      <w:r>
+        <w:rPr>
+          <w:b w:val="0"/>
+        </w:rPr>
+        <w:t>Collect explanations, not only yes/no votes. If a misunderstanding is common, re-model the relevant step for the class.</w:t>
       </w:r>
     </w:p>
     <w:p>
       <w:pPr>
-        <w:pStyle w:val="Heading1"/>
-      </w:pPr>
-      <w:r>
-        <w:t>04. Run the investigation and diagnose misconceptions</w:t>
+        <w:spacing w:line="336" w:lineRule="auto" w:after="180"/>
+      </w:pPr>
+      <w:r>
+        <w:rPr>
+          <w:b w:val="0"/>
+        </w:rPr>
+        <w:t>If it affects a few learners, give a short targeted group explanation while others solve a more demanding variation.</w:t>
       </w:r>
     </w:p>
     <w:p>
-      <w:r>
-        <w:t>Every parameter was trained: Only v changes. Hidden weight, hidden bias and output bias were explicitly frozen.</w:t>
+      <w:pPr>
+        <w:pStyle w:val="Heading3"/>
+      </w:pPr>
+      <w:r>
+        <w:t>Pictorial practice question</w:t>
       </w:r>
     </w:p>
     <w:p>
-      <w:r>
-        <w:t>Five printed rows mean five updates: The initial state is row zero; the loop performs four updates.</w:t>
+      <w:pPr>
+        <w:spacing w:line="336" w:lineRule="auto" w:after="180"/>
+      </w:pPr>
+      <w:r>
+        <w:rPr>
+          <w:b w:val="0"/>
+        </w:rPr>
+        <w:t xml:space="preserve">Which parameter changed, and which part was not trained? Point to the relevant step in the picture, then write the changed result and the rule or </w:t>
+      </w:r>
+      <w:r>
+        <w:rPr>
+          <w:b/>
+        </w:rPr>
+        <w:t>evidence</w:t>
+      </w:r>
+      <w:r>
+        <w:rPr>
+          <w:b w:val="0"/>
+        </w:rPr>
+        <w:t xml:space="preserve"> that supports it.</w:t>
       </w:r>
     </w:p>
     <w:p>
-      <w:r>
-        <w:t>Falling training loss proves generalisation: Report reserved evidence and representation limits separately.</w:t>
+      <w:pPr>
+        <w:pStyle w:val="Heading3"/>
+      </w:pPr>
+      <w:r>
+        <w:t>Reasoned teacher answer</w:t>
       </w:r>
     </w:p>
     <w:p>
-      <w:r>
-        <w:t>Use Section 9 for the evidence ledger. Add a boundary or missing-input case and record the expected response before checking. More successful repeats of one case do not establish wider coverage.</w:t>
+      <w:pPr>
+        <w:spacing w:line="336" w:lineRule="auto" w:after="180"/>
+      </w:pPr>
+      <w:r>
+        <w:rPr>
+          <w:b w:val="0"/>
+        </w:rPr>
+        <w:t xml:space="preserve">Only </w:t>
+      </w:r>
+      <w:r>
+        <w:rPr>
+          <w:b/>
+        </w:rPr>
+        <w:t>output</w:t>
+      </w:r>
+      <w:r>
+        <w:rPr>
+          <w:b w:val="0"/>
+        </w:rPr>
+        <w:t xml:space="preserve"> weight v changed. The fixed ReLU hidden function h=ReLU(x) retained its declared computation. Changed-case check: First gradient=-36; v becomes2; </w:t>
+      </w:r>
+      <w:r>
+        <w:rPr>
+          <w:b/>
+        </w:rPr>
+        <w:t>prediction</w:t>
+      </w:r>
+      <w:r>
+        <w:rPr>
+          <w:b w:val="0"/>
+        </w:rPr>
+        <w:t xml:space="preserve"> 6 and loss 0.</w:t>
+      </w:r>
+    </w:p>
+    <w:p>
+      <w:pPr>
+        <w:spacing w:line="336" w:lineRule="auto" w:after="180"/>
+      </w:pPr>
+      <w:r>
+        <w:rPr>
+          <w:b w:val="0"/>
+        </w:rPr>
+        <w:t xml:space="preserve">The hidden value remains3, but the target residual and required </w:t>
+      </w:r>
+      <w:r>
+        <w:rPr>
+          <w:b/>
+        </w:rPr>
+        <w:t>output</w:t>
+      </w:r>
+      <w:r>
+        <w:rPr>
+          <w:b w:val="0"/>
+        </w:rPr>
+        <w:t xml:space="preserve"> weight double.</w:t>
+      </w:r>
+    </w:p>
+    <w:p>
+      <w:pPr>
+        <w:spacing w:line="336" w:lineRule="auto" w:after="180"/>
+      </w:pPr>
+      <w:r>
+        <w:rPr>
+          <w:b w:val="0"/>
+        </w:rPr>
+        <w:t xml:space="preserve">Changed-case reasoning: First gradient=-36; v becomes2; </w:t>
+      </w:r>
+      <w:r>
+        <w:rPr>
+          <w:b/>
+        </w:rPr>
+        <w:t>prediction</w:t>
+      </w:r>
+      <w:r>
+        <w:rPr>
+          <w:b w:val="0"/>
+        </w:rPr>
+        <w:t xml:space="preserve"> 6 and loss 0. The hidden value remains3, but the target residual and required </w:t>
+      </w:r>
+      <w:r>
+        <w:rPr>
+          <w:b/>
+        </w:rPr>
+        <w:t>output</w:t>
+      </w:r>
+      <w:r>
+        <w:rPr>
+          <w:b w:val="0"/>
+        </w:rPr>
+        <w:t xml:space="preserve"> weight double.</w:t>
+      </w:r>
+    </w:p>
+    <w:p>
+      <w:pPr>
+        <w:spacing w:line="336" w:lineRule="auto" w:after="180"/>
+      </w:pPr>
+      <w:r>
+        <w:rPr>
+          <w:b w:val="0"/>
+        </w:rPr>
+        <w:t xml:space="preserve">Collect each learner’s explanation before discussion. Use the first missing connection between </w:t>
+      </w:r>
+      <w:r>
+        <w:rPr>
+          <w:b/>
+        </w:rPr>
+        <w:t>input</w:t>
+      </w:r>
+      <w:r>
+        <w:rPr>
+          <w:b w:val="0"/>
+        </w:rPr>
+        <w:t xml:space="preserve">, deciding step and result to choose support. This question is worked-case practice, not fresh mastery </w:t>
+      </w:r>
+      <w:r>
+        <w:rPr>
+          <w:b/>
+        </w:rPr>
+        <w:t>evidence</w:t>
+      </w:r>
+      <w:r>
+        <w:rPr>
+          <w:b w:val="0"/>
+        </w:rPr>
+        <w:t>.</w:t>
+      </w:r>
+    </w:p>
+    <w:p>
+      <w:pPr>
+        <w:pStyle w:val="Heading1"/>
+      </w:pPr>
+      <w:r>
+        <w:t>04. Run the investigation and diagnose misconceptions</w:t>
+      </w:r>
+    </w:p>
+    <w:p>
+      <w:r>
+        <w:t>Run the Training a small network investigation and use the first unsupported step to choose a teaching response.</w:t>
+      </w:r>
+    </w:p>
+    <w:p>
+      <w:pPr>
+        <w:spacing w:line="336" w:lineRule="auto" w:after="180"/>
+      </w:pPr>
+      <w:r>
+        <w:rPr>
+          <w:b w:val="0"/>
+        </w:rPr>
+        <w:t xml:space="preserve">Every parameter was trained: Only v changes. Hidden weight, hidden bias and </w:t>
+      </w:r>
+      <w:r>
+        <w:rPr>
+          <w:b/>
+        </w:rPr>
+        <w:t>output</w:t>
+      </w:r>
+      <w:r>
+        <w:rPr>
+          <w:b w:val="0"/>
+        </w:rPr>
+        <w:t xml:space="preserve"> bias were explicitly frozen.</w:t>
+      </w:r>
+    </w:p>
+    <w:p>
+      <w:pPr>
+        <w:spacing w:line="336" w:lineRule="auto" w:after="180"/>
+      </w:pPr>
+      <w:r>
+        <w:rPr>
+          <w:b w:val="0"/>
+        </w:rPr>
+        <w:t>Five printed rows mean five updates: The initial state is row zero; the loop performs four updates.</w:t>
+      </w:r>
+    </w:p>
+    <w:p>
+      <w:pPr>
+        <w:spacing w:line="336" w:lineRule="auto" w:after="180"/>
+      </w:pPr>
+      <w:r>
+        <w:rPr>
+          <w:b w:val="0"/>
+        </w:rPr>
+        <w:t xml:space="preserve">Falling </w:t>
+      </w:r>
+      <w:r>
+        <w:rPr>
+          <w:b/>
+        </w:rPr>
+        <w:t>training</w:t>
+      </w:r>
+      <w:r>
+        <w:rPr>
+          <w:b w:val="0"/>
+        </w:rPr>
+        <w:t xml:space="preserve"> loss proves generalisation: Report reserved </w:t>
+      </w:r>
+      <w:r>
+        <w:rPr>
+          <w:b/>
+        </w:rPr>
+        <w:t>evidence</w:t>
+      </w:r>
+      <w:r>
+        <w:rPr>
+          <w:b w:val="0"/>
+        </w:rPr>
+        <w:t xml:space="preserve"> and representation limits separately.</w:t>
+      </w:r>
+    </w:p>
+    <w:p>
+      <w:pPr>
+        <w:spacing w:line="336" w:lineRule="auto" w:after="180"/>
+      </w:pPr>
+      <w:r>
+        <w:rPr>
+          <w:b w:val="0"/>
+        </w:rPr>
+        <w:t xml:space="preserve">Use Section 9 for the </w:t>
+      </w:r>
+      <w:r>
+        <w:rPr>
+          <w:b/>
+        </w:rPr>
+        <w:t>evidence</w:t>
+      </w:r>
+      <w:r>
+        <w:rPr>
+          <w:b w:val="0"/>
+        </w:rPr>
+        <w:t xml:space="preserve"> ledger. Add a boundary or missing-</w:t>
+      </w:r>
+      <w:r>
+        <w:rPr>
+          <w:b/>
+        </w:rPr>
+        <w:t>input</w:t>
+      </w:r>
+      <w:r>
+        <w:rPr>
+          <w:b w:val="0"/>
+        </w:rPr>
+        <w:t xml:space="preserve"> case and record the expected response before checking. More successful repeats of one case do not establish wider coverage.</w:t>
       </w:r>
     </w:p>
     <w:p>
@@ -1709,29 +2925,38 @@
       </w:tr>
     </w:tbl>
     <w:p>
-      <w:r>
-        <w:t>Offer an oral explanation, drawing, enlarged visual or fewer examples when that removes a reading/writing barrier. Keep the same reasoning goal. Stretch secure learners by changing a boundary or assumption and asking them to defend the effect, not simply by assigning more of the same questions.</w:t>
+      <w:pPr>
+        <w:spacing w:line="336" w:lineRule="auto" w:after="180"/>
+      </w:pPr>
+      <w:r>
+        <w:rPr>
+          <w:b w:val="0"/>
+        </w:rPr>
+        <w:t>Offer an oral explanation, drawing, enlarged visual or fewer examples when that removes a reading/writing barrier. Keep the same reasoning goal.</w:t>
       </w:r>
     </w:p>
     <w:p>
       <w:pPr>
-        <w:pStyle w:val="Heading1"/>
-      </w:pPr>
-      <w:r>
-        <w:t>05. Assess and explain the answers</w:t>
+        <w:spacing w:line="336" w:lineRule="auto" w:after="180"/>
+      </w:pPr>
+      <w:r>
+        <w:rPr>
+          <w:b w:val="0"/>
+        </w:rPr>
+        <w:t>Stretch secure learners by changing a boundary or assumption and asking them to defend the effect, not simply by assigning more of the same questions.</w:t>
       </w:r>
     </w:p>
     <w:p>
       <w:pPr>
-        <w:pStyle w:val="Heading3"/>
-      </w:pPr>
-      <w:r>
-        <w:t>Guided and exit questions</w:t>
+        <w:pStyle w:val="Heading1"/>
+      </w:pPr>
+      <w:r>
+        <w:t>05. Assess and explain the answers</w:t>
       </w:r>
     </w:p>
     <w:p>
       <w:r>
-        <w:t>Guided: predictions [1.5, 3], errors [-0.5, -1], MSE 0.625, gradient -2.5, next v = 1.75. Exit: x = -1 produces 0 rather than -2 for every v. The recorded training loss fell on two positive synthetic pairs; the model did not establish the rule over all real inputs.</w:t>
+        <w:t>Use the Training a small network questions, teacher keys and criteria after the relevant attempts. Previously discussed cases are practice; protect the separately selected independent task.</w:t>
       </w:r>
     </w:p>
     <w:p>
@@ -1739,17 +2964,65 @@
         <w:pStyle w:val="Heading3"/>
       </w:pPr>
       <w:r>
-        <w:t>W1 Trace the first update</w:t>
+        <w:t>Guided and exit questions</w:t>
       </w:r>
     </w:p>
     <w:p>
-      <w:r>
-        <w:t>At v = 0, calculate both predictions, errors, MSE and gradient, then update at rate 0.1.</w:t>
+      <w:pPr>
+        <w:spacing w:line="336" w:lineRule="auto" w:after="180"/>
+      </w:pPr>
+      <w:r>
+        <w:rPr>
+          <w:b w:val="0"/>
+        </w:rPr>
+        <w:t xml:space="preserve">Guided: </w:t>
+      </w:r>
+      <w:r>
+        <w:rPr>
+          <w:b/>
+        </w:rPr>
+        <w:t>prediction</w:t>
+      </w:r>
+      <w:r>
+        <w:rPr>
+          <w:b w:val="0"/>
+        </w:rPr>
+        <w:t>s [1.5, 3], errors [-0.5, -1], MSE 0.625, gradient -2.5, next v = 1.75. Exit: x = -1 produces 0 rather than -2 for every v.</w:t>
       </w:r>
     </w:p>
     <w:p>
-      <w:r>
-        <w:t>Teacher explanation: Predictions [0, 0], errors [-2, -4], MSE 10, gradient -10 and new v = 1.</w:t>
+      <w:pPr>
+        <w:spacing w:line="336" w:lineRule="auto" w:after="180"/>
+      </w:pPr>
+      <w:r>
+        <w:rPr>
+          <w:b w:val="0"/>
+        </w:rPr>
+        <w:t xml:space="preserve">The recorded </w:t>
+      </w:r>
+      <w:r>
+        <w:rPr>
+          <w:b/>
+        </w:rPr>
+        <w:t>training</w:t>
+      </w:r>
+      <w:r>
+        <w:rPr>
+          <w:b w:val="0"/>
+        </w:rPr>
+        <w:t xml:space="preserve"> loss fell on two positive synthetic pairs; the model did not establish the rule over all real </w:t>
+      </w:r>
+      <w:r>
+        <w:rPr>
+          <w:b/>
+        </w:rPr>
+        <w:t>input</w:t>
+      </w:r>
+      <w:r>
+        <w:rPr>
+          <w:b w:val="0"/>
+        </w:rPr>
+        <w:t>s.</w:t>
       </w:r>
     </w:p>
     <w:p>
@@ -1757,17 +3030,39 @@
         <w:pStyle w:val="Heading3"/>
       </w:pPr>
       <w:r>
-        <w:t>W2 Check the mean convention</w:t>
+        <w:t>W1 Trace the first update</w:t>
       </w:r>
     </w:p>
     <w:p>
-      <w:r>
-        <w:t>At v = 1, the sum of squared errors is 5. A learner uses gradient -10 with rate 0.1. Explain the mismatch with this lesson and give the next v under MSE.</w:t>
+      <w:pPr>
+        <w:pStyle w:val="Heading3"/>
+      </w:pPr>
+      <w:r>
+        <w:t>Workbook question · W1</w:t>
       </w:r>
     </w:p>
     <w:p>
-      <w:r>
-        <w:t>Teacher explanation: The stated objective averages two rows. Its gradient is -5, giving v = 1.5. Gradient -10 corresponds to the sum objective and changes the effective update size.</w:t>
+      <w:pPr>
+        <w:spacing w:line="336" w:lineRule="auto" w:after="180"/>
+        <w:shd w:fill="F5F1FB"/>
+      </w:pPr>
+      <w:r>
+        <w:rPr>
+          <w:b w:val="0"/>
+        </w:rPr>
+        <w:t xml:space="preserve">At v = 0, calculate both </w:t>
+      </w:r>
+      <w:r>
+        <w:rPr>
+          <w:b/>
+        </w:rPr>
+        <w:t>prediction</w:t>
+      </w:r>
+      <w:r>
+        <w:rPr>
+          <w:b w:val="0"/>
+        </w:rPr>
+        <w:t>s, errors, MSE and gradient, then update at rate 0.1.</w:t>
       </w:r>
     </w:p>
     <w:p>
@@ -1775,17 +3070,39 @@
         <w:pStyle w:val="Heading3"/>
       </w:pPr>
       <w:r>
-        <w:t>W3 Freeze before checking</w:t>
+        <w:t>Teacher reasoning · W1</w:t>
       </w:r>
     </w:p>
     <w:p>
-      <w:r>
-        <w:t>At final v = 1.875, calculate the prediction and squared error on reserved pair (3, 6). May its target be included in the four reported training updates?</w:t>
+      <w:pPr>
+        <w:spacing w:line="336" w:lineRule="auto" w:after="180"/>
+        <w:shd w:fill="F1F6FC"/>
+      </w:pPr>
+      <w:r>
+        <w:rPr>
+          <w:b w:val="0"/>
+        </w:rPr>
+        <w:t xml:space="preserve">Teacher explanation: </w:t>
+      </w:r>
+      <w:r>
+        <w:rPr>
+          <w:b/>
+        </w:rPr>
+        <w:t>Prediction</w:t>
+      </w:r>
+      <w:r>
+        <w:rPr>
+          <w:b w:val="0"/>
+        </w:rPr>
+        <w:t>s [0, 0], errors [-2, -4], MSE 10, gradient -10 and new v = 1.</w:t>
       </w:r>
     </w:p>
     <w:p>
-      <w:r>
-        <w:t>Teacher explanation: Prediction 5.625, residual -0.375, squared error 0.140625. Its target must stay outside those updates if the pair is described as reserved evaluation.</w:t>
+      <w:pPr>
+        <w:pStyle w:val="Heading3"/>
+      </w:pPr>
+      <w:r>
+        <w:t>W2 Check the mean convention</w:t>
       </w:r>
     </w:p>
     <w:p>
@@ -1793,61 +3110,131 @@
         <w:pStyle w:val="Heading3"/>
       </w:pPr>
       <w:r>
-        <w:t>W4 Run a new training case independently</w:t>
+        <w:t>Workbook question · W2</w:t>
       </w:r>
     </w:p>
     <w:p>
-      <w:r>
-        <w:t>Keep h = ReLU(x), train only v, and use one pair (2, 2), v = 0 and rate 0.125. Use squared error and gradient 2 times (2v - 2) times 2. Perform two updates, reporting each new v and loss. Explain why the second update changes nothing.</w:t>
+      <w:pPr>
+        <w:spacing w:line="336" w:lineRule="auto" w:after="180"/>
+        <w:shd w:fill="F5F1FB"/>
+      </w:pPr>
+      <w:r>
+        <w:rPr>
+          <w:b w:val="0"/>
+        </w:rPr>
+        <w:t>At v = 1, the sum of squared errors is 5. A learner uses gradient -10 with rate 0.1. Explain the mismatch with this lesson and give the next v under MSE.</w:t>
       </w:r>
     </w:p>
     <w:p>
-      <w:r>
-        <w:t>Teacher explanation: At start loss 4 and gradient -8. First update gives v = 1 and loss 0. The next gradient is 0, so second update keeps v = 1 with loss 0. This is an exact fit on the one training pair, not proof for every input.</w:t>
+      <w:pPr>
+        <w:pStyle w:val="Heading3"/>
+      </w:pPr>
+      <w:r>
+        <w:t>Teacher reasoning · W2</w:t>
       </w:r>
     </w:p>
     <w:p>
       <w:pPr>
-        <w:pStyle w:val="Heading3"/>
-      </w:pPr>
-      <w:r>
-        <w:t>W5 Expose a frozen representation limit</w:t>
+        <w:spacing w:line="336" w:lineRule="auto" w:after="180"/>
+        <w:shd w:fill="F1F6FC"/>
+      </w:pPr>
+      <w:r>
+        <w:rPr>
+          <w:b w:val="0"/>
+        </w:rPr>
+        <w:t>Teacher explanation: The stated objective averages two rows. Its gradient is -5, giving v = 1.5. Gradient -10 corresponds to the sum objective and changes the effective update size.</w:t>
       </w:r>
     </w:p>
     <w:p>
-      <w:r>
-        <w:t>For the lesson architecture at x = -1, give h and prediction for any finite v. If target is -2, calculate squared error and explain why changing v cannot fix it.</w:t>
+      <w:pPr>
+        <w:pStyle w:val="Heading3"/>
+      </w:pPr>
+      <w:r>
+        <w:t>W3 Freeze before checking</w:t>
       </w:r>
     </w:p>
     <w:p>
-      <w:r>
-        <w:t>Teacher explanation: h = 0, prediction 0, squared error 4. Every v is multiplied by zero. A representation or architecture change is needed for that target at this input.</w:t>
+      <w:pPr>
+        <w:pStyle w:val="Heading3"/>
+      </w:pPr>
+      <w:r>
+        <w:t>Workbook question · W3</w:t>
       </w:r>
     </w:p>
     <w:p>
       <w:pPr>
-        <w:pStyle w:val="Heading3"/>
-      </w:pPr>
-      <w:r>
-        <w:t>Independent assessment and fresh retry</w:t>
+        <w:spacing w:line="336" w:lineRule="auto" w:after="180"/>
+        <w:shd w:fill="F5F1FB"/>
+      </w:pPr>
+      <w:r>
+        <w:rPr>
+          <w:b w:val="0"/>
+        </w:rPr>
+        <w:t xml:space="preserve">At final v = 1.875, calculate the </w:t>
+      </w:r>
+      <w:r>
+        <w:rPr>
+          <w:b/>
+        </w:rPr>
+        <w:t>prediction</w:t>
+      </w:r>
+      <w:r>
+        <w:rPr>
+          <w:b w:val="0"/>
+        </w:rPr>
+        <w:t xml:space="preserve"> and squared error on reserved pair (3, 6). May its target be included in the four reported </w:t>
+      </w:r>
+      <w:r>
+        <w:rPr>
+          <w:b/>
+        </w:rPr>
+        <w:t>training</w:t>
+      </w:r>
+      <w:r>
+        <w:rPr>
+          <w:b w:val="0"/>
+        </w:rPr>
+        <w:t xml:space="preserve"> updates?</w:t>
       </w:r>
     </w:p>
     <w:p>
-      <w:r>
-        <w:t>W4 requires v values 1 and 1, both losses 0, and a zero second gradient. Fresh retry: one pair (1, 3), v = 1, rate 0.25. First residual -2 and gradient -4 give v = 2 with loss 1. Next gradient -2 gives v = 2.5 with loss 0.25. Require a recomputed gradient on the second step.</w:t>
+      <w:pPr>
+        <w:pStyle w:val="Heading3"/>
+      </w:pPr>
+      <w:r>
+        <w:t>Teacher reasoning · W3</w:t>
       </w:r>
     </w:p>
     <w:p>
       <w:pPr>
-        <w:pStyle w:val="Heading3"/>
-      </w:pPr>
-      <w:r>
-        <w:t>Assess independent transfer</w:t>
+        <w:spacing w:line="336" w:lineRule="auto" w:after="180"/>
+        <w:shd w:fill="F1F6FC"/>
+      </w:pPr>
+      <w:r>
+        <w:rPr>
+          <w:b w:val="0"/>
+        </w:rPr>
+        <w:t xml:space="preserve">Teacher explanation: </w:t>
+      </w:r>
+      <w:r>
+        <w:rPr>
+          <w:b/>
+        </w:rPr>
+        <w:t>Prediction</w:t>
+      </w:r>
+      <w:r>
+        <w:rPr>
+          <w:b w:val="0"/>
+        </w:rPr>
+        <w:t xml:space="preserve"> 5.625, residual -0.375, squared error 0.140625. Its target must stay outside those updates if the pair is described as reserved evaluation.</w:t>
       </w:r>
     </w:p>
     <w:p>
-      <w:r>
-        <w:t>Selected case: Keep h = ReLU(x), train only v, and use one pair (2, 2), v = 0 and rate 0.125. Use squared error and gradient 2 times (2v - 2) times 2. Perform two updates, reporting each new v and loss. Explain why the second update changes nothing.</w:t>
+      <w:pPr>
+        <w:pStyle w:val="Heading3"/>
+      </w:pPr>
+      <w:r>
+        <w:t>W4 Run a new training case independently</w:t>
       </w:r>
     </w:p>
     <w:p>
@@ -1855,12 +3242,315 @@
         <w:pStyle w:val="Heading3"/>
       </w:pPr>
       <w:r>
-        <w:t>Selected case answer</w:t>
+        <w:t>Workbook question · W4</w:t>
       </w:r>
     </w:p>
     <w:p>
-      <w:r>
-        <w:t>Teacher explanation: At start loss 4 and gradient -8. First update gives v = 1 and loss 0. The next gradient is 0, so second update keeps v = 1 with loss 0. This is an exact fit on the one training pair, not proof for every input.</w:t>
+      <w:pPr>
+        <w:spacing w:line="336" w:lineRule="auto" w:after="180"/>
+        <w:shd w:fill="F5F1FB"/>
+      </w:pPr>
+      <w:r>
+        <w:rPr>
+          <w:b w:val="0"/>
+        </w:rPr>
+        <w:t>Keep h = ReLU(x), train only v, and use one pair (2, 2), v = 0 and rate 0.125. Use squared error and gradient 2 times (2v - 2) times 2. Perform two updates, reporting each new v and loss.</w:t>
+      </w:r>
+    </w:p>
+    <w:p>
+      <w:pPr>
+        <w:spacing w:line="336" w:lineRule="auto" w:after="180"/>
+        <w:shd w:fill="F5F1FB"/>
+      </w:pPr>
+      <w:r>
+        <w:rPr>
+          <w:b w:val="0"/>
+        </w:rPr>
+        <w:t>Explain why the second update changes nothing.</w:t>
+      </w:r>
+    </w:p>
+    <w:p>
+      <w:pPr>
+        <w:pStyle w:val="Heading3"/>
+      </w:pPr>
+      <w:r>
+        <w:t>Teacher reasoning · W4</w:t>
+      </w:r>
+    </w:p>
+    <w:p>
+      <w:pPr>
+        <w:spacing w:line="336" w:lineRule="auto" w:after="180"/>
+        <w:shd w:fill="F1F6FC"/>
+      </w:pPr>
+      <w:r>
+        <w:rPr>
+          <w:b w:val="0"/>
+        </w:rPr>
+        <w:t>Teacher explanation: At start loss 4 and gradient -8. First update gives v = 1 and loss 0. The next gradient is 0, so second update keeps v = 1 with loss 0.</w:t>
+      </w:r>
+    </w:p>
+    <w:p>
+      <w:pPr>
+        <w:spacing w:line="336" w:lineRule="auto" w:after="180"/>
+        <w:shd w:fill="F1F6FC"/>
+      </w:pPr>
+      <w:r>
+        <w:rPr>
+          <w:b w:val="0"/>
+        </w:rPr>
+        <w:t xml:space="preserve">This is an exact fit on the one </w:t>
+      </w:r>
+      <w:r>
+        <w:rPr>
+          <w:b/>
+        </w:rPr>
+        <w:t>training</w:t>
+      </w:r>
+      <w:r>
+        <w:rPr>
+          <w:b w:val="0"/>
+        </w:rPr>
+        <w:t xml:space="preserve"> pair, not proof for every </w:t>
+      </w:r>
+      <w:r>
+        <w:rPr>
+          <w:b/>
+        </w:rPr>
+        <w:t>input</w:t>
+      </w:r>
+      <w:r>
+        <w:rPr>
+          <w:b w:val="0"/>
+        </w:rPr>
+        <w:t>.</w:t>
+      </w:r>
+    </w:p>
+    <w:p>
+      <w:pPr>
+        <w:pStyle w:val="Heading3"/>
+      </w:pPr>
+      <w:r>
+        <w:t>W5 Expose a frozen representation limit</w:t>
+      </w:r>
+    </w:p>
+    <w:p>
+      <w:pPr>
+        <w:pStyle w:val="Heading3"/>
+      </w:pPr>
+      <w:r>
+        <w:t>Workbook question · W5</w:t>
+      </w:r>
+    </w:p>
+    <w:p>
+      <w:pPr>
+        <w:spacing w:line="336" w:lineRule="auto" w:after="180"/>
+        <w:shd w:fill="F5F1FB"/>
+      </w:pPr>
+      <w:r>
+        <w:rPr>
+          <w:b w:val="0"/>
+        </w:rPr>
+        <w:t xml:space="preserve">For the lesson architecture at x = -1, give h and </w:t>
+      </w:r>
+      <w:r>
+        <w:rPr>
+          <w:b/>
+        </w:rPr>
+        <w:t>prediction</w:t>
+      </w:r>
+      <w:r>
+        <w:rPr>
+          <w:b w:val="0"/>
+        </w:rPr>
+        <w:t xml:space="preserve"> for any finite v. If target is -2, calculate squared error and explain why changing v cannot fix it.</w:t>
+      </w:r>
+    </w:p>
+    <w:p>
+      <w:pPr>
+        <w:pStyle w:val="Heading3"/>
+      </w:pPr>
+      <w:r>
+        <w:t>Teacher reasoning · W5</w:t>
+      </w:r>
+    </w:p>
+    <w:p>
+      <w:pPr>
+        <w:spacing w:line="336" w:lineRule="auto" w:after="180"/>
+        <w:shd w:fill="F1F6FC"/>
+      </w:pPr>
+      <w:r>
+        <w:rPr>
+          <w:b w:val="0"/>
+        </w:rPr>
+        <w:t xml:space="preserve">Teacher explanation: h = 0, </w:t>
+      </w:r>
+      <w:r>
+        <w:rPr>
+          <w:b/>
+        </w:rPr>
+        <w:t>prediction</w:t>
+      </w:r>
+      <w:r>
+        <w:rPr>
+          <w:b w:val="0"/>
+        </w:rPr>
+        <w:t xml:space="preserve"> 0, squared error 4. Every v is multiplied by zero. A representation or architecture change is needed for that target at this </w:t>
+      </w:r>
+      <w:r>
+        <w:rPr>
+          <w:b/>
+        </w:rPr>
+        <w:t>input</w:t>
+      </w:r>
+      <w:r>
+        <w:rPr>
+          <w:b w:val="0"/>
+        </w:rPr>
+        <w:t>.</w:t>
+      </w:r>
+    </w:p>
+    <w:p>
+      <w:pPr>
+        <w:pStyle w:val="Heading3"/>
+      </w:pPr>
+      <w:r>
+        <w:t>Independent assessment and fresh retry</w:t>
+      </w:r>
+    </w:p>
+    <w:p>
+      <w:pPr>
+        <w:pStyle w:val="Heading3"/>
+      </w:pPr>
+      <w:r>
+        <w:t>Teacher key · Independent assessment and fresh retry</w:t>
+      </w:r>
+    </w:p>
+    <w:p>
+      <w:pPr>
+        <w:spacing w:line="336" w:lineRule="auto" w:after="180"/>
+        <w:shd w:fill="F1F6FC"/>
+      </w:pPr>
+      <w:r>
+        <w:rPr>
+          <w:b w:val="0"/>
+        </w:rPr>
+        <w:t>W4 requires v values 1 and 1, both losses 0, and a zero second gradient. Fresh retry: one pair (1, 3), v = 1, rate 0.25. First residual -2 and gradient -4 give v = 2 with loss 1. Next gradient -2 gives v = 2.5 with loss 0.25.</w:t>
+      </w:r>
+    </w:p>
+    <w:p>
+      <w:pPr>
+        <w:spacing w:line="336" w:lineRule="auto" w:after="180"/>
+        <w:shd w:fill="F1F6FC"/>
+      </w:pPr>
+      <w:r>
+        <w:rPr>
+          <w:b w:val="0"/>
+        </w:rPr>
+        <w:t>Require a recomputed gradient on the second step.</w:t>
+      </w:r>
+    </w:p>
+    <w:p>
+      <w:pPr>
+        <w:pStyle w:val="Heading3"/>
+      </w:pPr>
+      <w:r>
+        <w:t>Assess independent transfer</w:t>
+      </w:r>
+    </w:p>
+    <w:p>
+      <w:pPr>
+        <w:pStyle w:val="Heading3"/>
+      </w:pPr>
+      <w:r>
+        <w:t>Independent question · withhold the key</w:t>
+      </w:r>
+    </w:p>
+    <w:p>
+      <w:pPr>
+        <w:spacing w:line="336" w:lineRule="auto" w:after="180"/>
+        <w:shd w:fill="F5F1FB"/>
+      </w:pPr>
+      <w:r>
+        <w:rPr>
+          <w:b w:val="0"/>
+        </w:rPr>
+        <w:t>Selected case: Keep h = ReLU(x), train only v, and use one pair (2, 2), v = 0 and rate 0.125. Use squared error and gradient 2 times (2v - 2) times 2. Perform two updates, reporting each new v and loss.</w:t>
+      </w:r>
+    </w:p>
+    <w:p>
+      <w:pPr>
+        <w:spacing w:line="336" w:lineRule="auto" w:after="180"/>
+        <w:shd w:fill="F5F1FB"/>
+      </w:pPr>
+      <w:r>
+        <w:rPr>
+          <w:b w:val="0"/>
+        </w:rPr>
+        <w:t>Explain why the second update changes nothing.</w:t>
+      </w:r>
+    </w:p>
+    <w:p>
+      <w:pPr>
+        <w:pStyle w:val="Heading3"/>
+      </w:pPr>
+      <w:r>
+        <w:t>Selected case answer</w:t>
+      </w:r>
+    </w:p>
+    <w:p>
+      <w:pPr>
+        <w:pStyle w:val="Heading3"/>
+      </w:pPr>
+      <w:r>
+        <w:t>Teacher key · Selected case answer</w:t>
+      </w:r>
+    </w:p>
+    <w:p>
+      <w:pPr>
+        <w:spacing w:line="336" w:lineRule="auto" w:after="180"/>
+        <w:shd w:fill="F1F6FC"/>
+      </w:pPr>
+      <w:r>
+        <w:rPr>
+          <w:b w:val="0"/>
+        </w:rPr>
+        <w:t>Teacher explanation: At start loss 4 and gradient -8. First update gives v = 1 and loss 0. The next gradient is 0, so second update keeps v = 1 with loss 0.</w:t>
+      </w:r>
+    </w:p>
+    <w:p>
+      <w:pPr>
+        <w:spacing w:line="336" w:lineRule="auto" w:after="180"/>
+        <w:shd w:fill="F1F6FC"/>
+      </w:pPr>
+      <w:r>
+        <w:rPr>
+          <w:b w:val="0"/>
+        </w:rPr>
+        <w:t xml:space="preserve">This is an exact fit on the one </w:t>
+      </w:r>
+      <w:r>
+        <w:rPr>
+          <w:b/>
+        </w:rPr>
+        <w:t>training</w:t>
+      </w:r>
+      <w:r>
+        <w:rPr>
+          <w:b w:val="0"/>
+        </w:rPr>
+        <w:t xml:space="preserve"> pair, not proof for every </w:t>
+      </w:r>
+      <w:r>
+        <w:rPr>
+          <w:b/>
+        </w:rPr>
+        <w:t>input</w:t>
+      </w:r>
+      <w:r>
+        <w:rPr>
+          <w:b w:val="0"/>
+        </w:rPr>
+        <w:t>.</w:t>
       </w:r>
     </w:p>
     <w:tbl>
@@ -1966,67 +3656,257 @@
       </w:tr>
     </w:tbl>
     <w:p>
-      <w:r>
-        <w:t>Record each dimension as not yet, with support, or independent. Accept a valid alternative procedure with a defensible trace. Do not penalise an honestly recorded model failure if the learner correctly explains its evidence and limits.</w:t>
+      <w:pPr>
+        <w:pStyle w:val="Heading3"/>
+      </w:pPr>
+      <w:r>
+        <w:t>Teacher key · Selected case answer</w:t>
       </w:r>
     </w:p>
     <w:p>
       <w:pPr>
-        <w:pStyle w:val="Heading3"/>
-      </w:pPr>
-      <w:r>
-        <w:t>Feedback that the learner uses</w:t>
+        <w:spacing w:line="336" w:lineRule="auto" w:after="180"/>
+        <w:shd w:fill="F1F6FC"/>
+      </w:pPr>
+      <w:r>
+        <w:rPr>
+          <w:b w:val="0"/>
+        </w:rPr>
+        <w:t>Record each dimension as not yet, with support, or independent. Accept a valid alternative procedure with a defensible trace.</w:t>
       </w:r>
     </w:p>
     <w:p>
-      <w:r>
-        <w:t>Name the earliest unsupported step and give one action to repair it. Have the learner make that repair now and explain why. Then assess the relevant skill on a fresh, fully specified case. Confirm it was not previously practised with feedback; solve and check the new case before assigning it. A follow-up design prompt is a starting brief, not automatically an equivalent test.</w:t>
+      <w:pPr>
+        <w:spacing w:line="336" w:lineRule="auto" w:after="180"/>
+        <w:shd w:fill="F1F6FC"/>
+      </w:pPr>
+      <w:r>
+        <w:rPr>
+          <w:b w:val="0"/>
+        </w:rPr>
+        <w:t xml:space="preserve">Do not penalise an honestly recorded model failure if the learner correctly explains its </w:t>
+      </w:r>
+      <w:r>
+        <w:rPr>
+          <w:b/>
+        </w:rPr>
+        <w:t>evidence</w:t>
+      </w:r>
+      <w:r>
+        <w:rPr>
+          <w:b w:val="0"/>
+        </w:rPr>
+        <w:t xml:space="preserve"> and limits.</w:t>
       </w:r>
     </w:p>
     <w:p>
       <w:pPr>
-        <w:pStyle w:val="Heading1"/>
-      </w:pPr>
-      <w:r>
-        <w:t>06. Connect the project, support and next lesson</w:t>
+        <w:pStyle w:val="Heading3"/>
+      </w:pPr>
+      <w:r>
+        <w:t>Feedback that the learner uses</w:t>
       </w:r>
     </w:p>
     <w:p>
-      <w:r>
-        <w:t>Add a labelled training a small network evidence sheet to Image-pattern Network Investigation. Show how you can trace repeated forward loss gradient and update steps. Use the supplied fictional case and keep its inputs, intermediate steps, calculation or prediction, and limitation. Connect this record to last week’s record; a matching answer without a trace is insufficient.</w:t>
+      <w:pPr>
+        <w:spacing w:line="336" w:lineRule="auto" w:after="180"/>
+      </w:pPr>
+      <w:r>
+        <w:rPr>
+          <w:b w:val="0"/>
+        </w:rPr>
+        <w:t>Name the earliest unsupported step and give one action to repair it. Have the learner make that repair now and explain why. Then assess the relevant skill on a fresh, fully specified case.</w:t>
       </w:r>
     </w:p>
     <w:p>
-      <w:r>
-        <w:t>Provide the hidden activations so students can focus on errors and updates; allow a calculator for decimals. Extension: show that v - 2 is halved each step at rate 0.1, so MSE is quartered. Explain why this is a property of this particular quadratic training problem.</w:t>
+      <w:pPr>
+        <w:spacing w:line="336" w:lineRule="auto" w:after="180"/>
+      </w:pPr>
+      <w:r>
+        <w:rPr>
+          <w:b w:val="0"/>
+        </w:rPr>
+        <w:t>Confirm it was not previously practised with feedback; solve and check the new case before assigning it. A follow-up design prompt is a starting brief, not automatically an equivalent test.</w:t>
       </w:r>
     </w:p>
     <w:p>
-      <w:r>
-        <w:t>Week 13 introduces batching and epochs with explicit update counts.</w:t>
+      <w:pPr>
+        <w:pStyle w:val="Heading1"/>
+      </w:pPr>
+      <w:r>
+        <w:t>06. Connect the project, support and next lesson</w:t>
       </w:r>
     </w:p>
     <w:p>
       <w:r>
-        <w:t>Retain the project ledger and assess a changed case after support. Check the relevant prerequisite before carrying this component forward.</w:t>
+        <w:t>Connect Training a small network to Image-pattern Network Investigation, adapt support and plan a later changed-case check.</w:t>
       </w:r>
     </w:p>
     <w:p>
       <w:pPr>
-        <w:pStyle w:val="Heading3"/>
-      </w:pPr>
-      <w:r>
-        <w:t>Plan the delayed return</w:t>
+        <w:spacing w:line="336" w:lineRule="auto" w:after="180"/>
+      </w:pPr>
+      <w:r>
+        <w:rPr>
+          <w:b w:val="0"/>
+        </w:rPr>
+        <w:t xml:space="preserve">Add a labelled </w:t>
+      </w:r>
+      <w:r>
+        <w:rPr>
+          <w:b/>
+        </w:rPr>
+        <w:t>training</w:t>
+      </w:r>
+      <w:r>
+        <w:rPr>
+          <w:b w:val="0"/>
+        </w:rPr>
+        <w:t xml:space="preserve"> a small network </w:t>
+      </w:r>
+      <w:r>
+        <w:rPr>
+          <w:b/>
+        </w:rPr>
+        <w:t>evidence</w:t>
+      </w:r>
+      <w:r>
+        <w:rPr>
+          <w:b w:val="0"/>
+        </w:rPr>
+        <w:t xml:space="preserve"> sheet to Image-pattern Network Investigation. Show how you can trace repeated forward loss gradient and update steps.</w:t>
       </w:r>
     </w:p>
     <w:p>
-      <w:r>
-        <w:t>Suggested return points in this level: ai-5/13, ai-5/15, ai-5/18. Use actual classroom dates, adjusting for holidays and gaps. One, three and six teaching weeks are scheduling choices, not a claimed optimal spacing.</w:t>
+      <w:pPr>
+        <w:spacing w:line="336" w:lineRule="auto" w:after="180"/>
+      </w:pPr>
+      <w:r>
+        <w:rPr>
+          <w:b w:val="0"/>
+        </w:rPr>
+        <w:t xml:space="preserve">Use the supplied fictional case and keep its </w:t>
+      </w:r>
+      <w:r>
+        <w:rPr>
+          <w:b/>
+        </w:rPr>
+        <w:t>input</w:t>
+      </w:r>
+      <w:r>
+        <w:rPr>
+          <w:b w:val="0"/>
+        </w:rPr>
+        <w:t xml:space="preserve">s, intermediate steps, calculation or </w:t>
+      </w:r>
+      <w:r>
+        <w:rPr>
+          <w:b/>
+        </w:rPr>
+        <w:t>prediction</w:t>
+      </w:r>
+      <w:r>
+        <w:rPr>
+          <w:b w:val="0"/>
+        </w:rPr>
+        <w:t>, and limitation. Connect this record to last week’s record; a matching answer without a trace is insufficient.</w:t>
       </w:r>
     </w:p>
     <w:p>
-      <w:r>
-        <w:t>At a delayed check, ask for the idea from memory and a changed application. Compare with the earlier independent response and record support used. For a new level, revisit the previous capstone before checking the new prerequisites.</w:t>
+      <w:pPr>
+        <w:spacing w:line="336" w:lineRule="auto" w:after="180"/>
+      </w:pPr>
+      <w:r>
+        <w:rPr>
+          <w:b w:val="0"/>
+        </w:rPr>
+        <w:t>Provide the hidden activations so students can focus on errors and updates; allow a calculator for decimals. Extension: show that v - 2 is halved each step at rate 0.1, so MSE is quartered.</w:t>
+      </w:r>
+    </w:p>
+    <w:p>
+      <w:pPr>
+        <w:spacing w:line="336" w:lineRule="auto" w:after="180"/>
+      </w:pPr>
+      <w:r>
+        <w:rPr>
+          <w:b w:val="0"/>
+        </w:rPr>
+        <w:t xml:space="preserve">Explain why this is a property of this particular quadratic </w:t>
+      </w:r>
+      <w:r>
+        <w:rPr>
+          <w:b/>
+        </w:rPr>
+        <w:t>training</w:t>
+      </w:r>
+      <w:r>
+        <w:rPr>
+          <w:b w:val="0"/>
+        </w:rPr>
+        <w:t xml:space="preserve"> problem.</w:t>
+      </w:r>
+    </w:p>
+    <w:p>
+      <w:pPr>
+        <w:spacing w:line="336" w:lineRule="auto" w:after="180"/>
+      </w:pPr>
+      <w:r>
+        <w:rPr>
+          <w:b w:val="0"/>
+        </w:rPr>
+        <w:t>Week 13 introduces batching and epochs with explicit update counts.</w:t>
+      </w:r>
+    </w:p>
+    <w:p>
+      <w:pPr>
+        <w:spacing w:line="336" w:lineRule="auto" w:after="180"/>
+      </w:pPr>
+      <w:r>
+        <w:rPr>
+          <w:b w:val="0"/>
+        </w:rPr>
+        <w:t>Retain the project ledger and assess a changed case after support. Check the relevant prerequisite before carrying this component forward.</w:t>
+      </w:r>
+    </w:p>
+    <w:p>
+      <w:pPr>
+        <w:pStyle w:val="Heading3"/>
+      </w:pPr>
+      <w:r>
+        <w:t>Plan the delayed return</w:t>
+      </w:r>
+    </w:p>
+    <w:p>
+      <w:pPr>
+        <w:spacing w:line="336" w:lineRule="auto" w:after="180"/>
+      </w:pPr>
+      <w:r>
+        <w:rPr>
+          <w:b w:val="0"/>
+        </w:rPr>
+        <w:t>Suggested return points in this level: ai-5/13, ai-5/15, ai-5/18. Use actual classroom dates, adjusting for holidays and gaps. One, three and six teaching weeks are scheduling choices, not a claimed optimal spacing.</w:t>
+      </w:r>
+    </w:p>
+    <w:p>
+      <w:pPr>
+        <w:spacing w:line="336" w:lineRule="auto" w:after="180"/>
+      </w:pPr>
+      <w:r>
+        <w:rPr>
+          <w:b w:val="0"/>
+        </w:rPr>
+        <w:t>At a delayed check, ask for the idea from memory and a changed application. Compare with the earlier independent response and record support used.</w:t>
+      </w:r>
+    </w:p>
+    <w:p>
+      <w:pPr>
+        <w:spacing w:line="336" w:lineRule="auto" w:after="180"/>
+      </w:pPr>
+      <w:r>
+        <w:rPr>
+          <w:b w:val="0"/>
+        </w:rPr>
+        <w:t>For a new level, revisit the previous capstone before checking the new prerequisites.</w:t>
       </w:r>
     </w:p>
     <w:tbl>
@@ -2186,8 +4066,26 @@
       </w:tr>
     </w:tbl>
     <w:p>
-      <w:r>
-        <w:t>Use the evidence to choose reteaching or the next step. A completed page, confidence rating or attractive project does not by itself demonstrate understanding.</w:t>
+      <w:pPr>
+        <w:spacing w:line="336" w:lineRule="auto" w:after="180"/>
+      </w:pPr>
+      <w:r>
+        <w:rPr>
+          <w:b w:val="0"/>
+        </w:rPr>
+        <w:t xml:space="preserve">Use the </w:t>
+      </w:r>
+      <w:r>
+        <w:rPr>
+          <w:b/>
+        </w:rPr>
+        <w:t>evidence</w:t>
+      </w:r>
+      <w:r>
+        <w:rPr>
+          <w:b w:val="0"/>
+        </w:rPr>
+        <w:t xml:space="preserve"> to choose reteaching or the next step. A completed page, confidence rating or attractive project does not by itself demonstrate understanding.</w:t>
       </w:r>
     </w:p>
     <w:p>
@@ -2199,26 +4097,93 @@
       </w:r>
     </w:p>
     <w:p>
-      <w:r>
-        <w:t>For your Image-pattern Network Investigation, save the input, procedure, observed result and limitation of this check. Label this worked example as practice; use a different, previously unreviewed case when checking independent understanding.</w:t>
+      <w:pPr>
+        <w:spacing w:line="336" w:lineRule="auto" w:after="180"/>
+      </w:pPr>
+      <w:r>
+        <w:rPr>
+          <w:b w:val="0"/>
+        </w:rPr>
+        <w:t xml:space="preserve">For your Image-pattern Network Investigation, save the </w:t>
+      </w:r>
+      <w:r>
+        <w:rPr>
+          <w:b/>
+        </w:rPr>
+        <w:t>input</w:t>
+      </w:r>
+      <w:r>
+        <w:rPr>
+          <w:b w:val="0"/>
+        </w:rPr>
+        <w:t>, procedure, observed result and limitation of this check.</w:t>
       </w:r>
     </w:p>
     <w:p>
       <w:pPr>
-        <w:pStyle w:val="Heading1"/>
-      </w:pPr>
-      <w:r>
-        <w:t>07. Prepare, teach and assess</w:t>
+        <w:spacing w:line="336" w:lineRule="auto" w:after="180"/>
+      </w:pPr>
+      <w:r>
+        <w:rPr>
+          <w:b w:val="0"/>
+        </w:rPr>
+        <w:t>Label this worked example as practice; use a different, previously unreviewed case when checking independent understanding.</w:t>
       </w:r>
     </w:p>
     <w:p>
-      <w:r>
-        <w:t>Teaching target: Trace repeated forward loss gradient and update steps</w:t>
+      <w:pPr>
+        <w:pStyle w:val="Heading1"/>
+      </w:pPr>
+      <w:r>
+        <w:t>07. Prepare, teach and assess</w:t>
       </w:r>
     </w:p>
     <w:p>
       <w:r>
-        <w:t>Prepare the labelled worked-case picture, the matching workbook, fictional input cards and a place for individual responses. Check a local Python 3 environment before class; have a paper-trace version ready.</w:t>
+        <w:t>Use this preparation summary alongside the detailed Training a small network lesson; it is a checklist rather than a replacement for the full sequence.</w:t>
+      </w:r>
+    </w:p>
+    <w:p>
+      <w:pPr>
+        <w:pStyle w:val="Heading3"/>
+      </w:pPr>
+      <w:r>
+        <w:t>Teaching target</w:t>
+      </w:r>
+    </w:p>
+    <w:p>
+      <w:pPr>
+        <w:spacing w:line="336" w:lineRule="auto" w:after="180"/>
+        <w:shd w:fill="EDF7F3"/>
+      </w:pPr>
+      <w:r>
+        <w:rPr>
+          <w:b w:val="0"/>
+        </w:rPr>
+        <w:t>Teaching target: Trace repeated forward loss gradient and update steps</w:t>
+      </w:r>
+    </w:p>
+    <w:p>
+      <w:pPr>
+        <w:spacing w:line="336" w:lineRule="auto" w:after="180"/>
+      </w:pPr>
+      <w:r>
+        <w:rPr>
+          <w:b w:val="0"/>
+        </w:rPr>
+        <w:t xml:space="preserve">Prepare the labelled worked-case picture, the matching workbook, fictional </w:t>
+      </w:r>
+      <w:r>
+        <w:rPr>
+          <w:b/>
+        </w:rPr>
+        <w:t>input</w:t>
+      </w:r>
+      <w:r>
+        <w:rPr>
+          <w:b w:val="0"/>
+        </w:rPr>
+        <w:t xml:space="preserve"> cards and a place for individual responses. Check a local Python 3 environment before class; have a paper-trace version ready.</w:t>
       </w:r>
     </w:p>
     <w:tbl>
@@ -2365,37 +4330,219 @@
       </w:tr>
     </w:tbl>
     <w:p>
-      <w:r>
+      <w:pPr>
+        <w:spacing w:line="336" w:lineRule="auto" w:after="180"/>
+      </w:pPr>
+      <w:r>
+        <w:rPr>
+          <w:b w:val="0"/>
+        </w:rPr>
         <w:t>Before class, solve the supported practice: At v = 1, the sum of squared errors is 5. A learner uses gradient -10 with rate 0.1. Explain the mismatch with this lesson and give the next v under MSE.</w:t>
       </w:r>
     </w:p>
     <w:p>
-      <w:r>
-        <w:t>Reasoned practice answer: Teacher explanation: The stated objective averages two rows. Its gradient is -5, giving v = 1.5. Gradient -10 corresponds to the sum objective and changes the effective update size.</w:t>
+      <w:pPr>
+        <w:pStyle w:val="Heading3"/>
+      </w:pPr>
+      <w:r>
+        <w:t>Supported practice answer</w:t>
       </w:r>
     </w:p>
     <w:p>
-      <w:r>
-        <w:t>Check every learner before discussion: Use the worked case for Training a small network. Proposed explanation: “Every parameter was trained”. Decide whether this explanation is supported. Point to the step or supplied fact that decides; explain your repair if needed.</w:t>
+      <w:pPr>
+        <w:spacing w:line="336" w:lineRule="auto" w:after="180"/>
+        <w:shd w:fill="F1F6FC"/>
+      </w:pPr>
+      <w:r>
+        <w:rPr>
+          <w:b w:val="0"/>
+        </w:rPr>
+        <w:t>Reasoned practice answer: Teacher explanation: The stated objective averages two rows. Its gradient is -5, giving v = 1.5. Gradient -10 corresponds to the sum objective and changes the effective update size.</w:t>
       </w:r>
     </w:p>
     <w:p>
-      <w:r>
-        <w:t>Misconception repair: Only v changes. Hidden weight, hidden bias and output bias were explicitly frozen.</w:t>
+      <w:pPr>
+        <w:spacing w:line="336" w:lineRule="auto" w:after="180"/>
+      </w:pPr>
+      <w:r>
+        <w:rPr>
+          <w:b w:val="0"/>
+        </w:rPr>
+        <w:t xml:space="preserve">Check every learner before discussion: Use the worked case for </w:t>
+      </w:r>
+      <w:r>
+        <w:rPr>
+          <w:b/>
+        </w:rPr>
+        <w:t>Training</w:t>
+      </w:r>
+      <w:r>
+        <w:rPr>
+          <w:b w:val="0"/>
+        </w:rPr>
+        <w:t xml:space="preserve"> a small network. Proposed explanation: “Every parameter was trained”. Decide whether this explanation is supported.</w:t>
       </w:r>
     </w:p>
     <w:p>
-      <w:r>
-        <w:t>Support: read the exact case aloud, enlarge the labelled picture, supply input cards and model only the first deciding step. Accept a spoken explanation or drawing; retain the reasoning goal.</w:t>
+      <w:pPr>
+        <w:spacing w:line="336" w:lineRule="auto" w:after="180"/>
+      </w:pPr>
+      <w:r>
+        <w:rPr>
+          <w:b w:val="0"/>
+        </w:rPr>
+        <w:t>Point to the step or supplied fact that decides; explain your repair if needed.</w:t>
       </w:r>
     </w:p>
     <w:p>
-      <w:r>
-        <w:t>Extension: Change target from 3 to6 and restart v = 0 with the same rate. Require a prediction and a reason before comparing. Expected result: First gradient=-36; v becomes2; prediction 6 and loss 0. Reason: The hidden value remains3, but the target residual and required output weight double.</w:t>
+      <w:pPr>
+        <w:pStyle w:val="Heading3"/>
+      </w:pPr>
+      <w:r>
+        <w:t>Repair the misconception</w:t>
       </w:r>
     </w:p>
     <w:p>
-      <w:r>
+      <w:pPr>
+        <w:spacing w:line="336" w:lineRule="auto" w:after="180"/>
+        <w:shd w:fill="FFF5E6"/>
+      </w:pPr>
+      <w:r>
+        <w:rPr>
+          <w:b w:val="0"/>
+        </w:rPr>
+        <w:t xml:space="preserve">Misconception repair: Only v changes. Hidden weight, hidden bias and </w:t>
+      </w:r>
+      <w:r>
+        <w:rPr>
+          <w:b/>
+        </w:rPr>
+        <w:t>output</w:t>
+      </w:r>
+      <w:r>
+        <w:rPr>
+          <w:b w:val="0"/>
+        </w:rPr>
+        <w:t xml:space="preserve"> bias were explicitly frozen.</w:t>
+      </w:r>
+    </w:p>
+    <w:p>
+      <w:pPr>
+        <w:pStyle w:val="Heading3"/>
+      </w:pPr>
+      <w:r>
+        <w:t>Support without giving away the answer</w:t>
+      </w:r>
+    </w:p>
+    <w:p>
+      <w:pPr>
+        <w:spacing w:line="336" w:lineRule="auto" w:after="180"/>
+        <w:shd w:fill="F1F6F8"/>
+      </w:pPr>
+      <w:r>
+        <w:rPr>
+          <w:b w:val="0"/>
+        </w:rPr>
+        <w:t xml:space="preserve">Support: read the exact case aloud, enlarge the labelled picture, supply </w:t>
+      </w:r>
+      <w:r>
+        <w:rPr>
+          <w:b/>
+        </w:rPr>
+        <w:t>input</w:t>
+      </w:r>
+      <w:r>
+        <w:rPr>
+          <w:b w:val="0"/>
+        </w:rPr>
+        <w:t xml:space="preserve"> cards and model only the first deciding step. Accept a spoken explanation or drawing; retain the reasoning goal.</w:t>
+      </w:r>
+    </w:p>
+    <w:p>
+      <w:pPr>
+        <w:pStyle w:val="Heading3"/>
+      </w:pPr>
+      <w:r>
+        <w:t>Extend the reasoning</w:t>
+      </w:r>
+    </w:p>
+    <w:p>
+      <w:pPr>
+        <w:spacing w:line="336" w:lineRule="auto" w:after="180"/>
+        <w:shd w:fill="F5F1FB"/>
+      </w:pPr>
+      <w:r>
+        <w:rPr>
+          <w:b w:val="0"/>
+        </w:rPr>
+        <w:t xml:space="preserve">Extension: Change target from 3 to6 and restart v = 0 with the same rate. Require a </w:t>
+      </w:r>
+      <w:r>
+        <w:rPr>
+          <w:b/>
+        </w:rPr>
+        <w:t>prediction</w:t>
+      </w:r>
+      <w:r>
+        <w:rPr>
+          <w:b w:val="0"/>
+        </w:rPr>
+        <w:t xml:space="preserve"> and a reason before comparing. Expected result: First gradient=-36; v becomes2; </w:t>
+      </w:r>
+      <w:r>
+        <w:rPr>
+          <w:b/>
+        </w:rPr>
+        <w:t>prediction</w:t>
+      </w:r>
+      <w:r>
+        <w:rPr>
+          <w:b w:val="0"/>
+        </w:rPr>
+        <w:t xml:space="preserve"> 6 and loss 0.</w:t>
+      </w:r>
+    </w:p>
+    <w:p>
+      <w:pPr>
+        <w:spacing w:line="336" w:lineRule="auto" w:after="180"/>
+        <w:shd w:fill="F5F1FB"/>
+      </w:pPr>
+      <w:r>
+        <w:rPr>
+          <w:b w:val="0"/>
+        </w:rPr>
+        <w:t xml:space="preserve">Reason: The hidden value remains3, but the target residual and required </w:t>
+      </w:r>
+      <w:r>
+        <w:rPr>
+          <w:b/>
+        </w:rPr>
+        <w:t>output</w:t>
+      </w:r>
+      <w:r>
+        <w:rPr>
+          <w:b w:val="0"/>
+        </w:rPr>
+        <w:t xml:space="preserve"> weight double.</w:t>
+      </w:r>
+    </w:p>
+    <w:p>
+      <w:pPr>
+        <w:pStyle w:val="Heading3"/>
+      </w:pPr>
+      <w:r>
+        <w:t>Protect the independent attempt</w:t>
+      </w:r>
+    </w:p>
+    <w:p>
+      <w:pPr>
+        <w:spacing w:line="336" w:lineRule="auto" w:after="180"/>
+        <w:shd w:fill="FFF5E6"/>
+      </w:pPr>
+      <w:r>
+        <w:rPr>
+          <w:b w:val="0"/>
+        </w:rPr>
         <w:t>Independent assessment: withhold the reserved answer until the learner has attempted the new case. Record support separately from correctness.</w:t>
       </w:r>
     </w:p>
@@ -2584,46 +4731,1169 @@
       </w:tr>
     </w:tbl>
     <w:p>
-      <w:r>
-        <w:t>Project checkpoint: Make a transparent first version. Keep a trace of how one input becomes an output; explain the rule or learned component.</w:t>
+      <w:pPr>
+        <w:pStyle w:val="Heading3"/>
+      </w:pPr>
+      <w:r>
+        <w:t>Project checkpoint</w:t>
       </w:r>
     </w:p>
     <w:p>
-      <w:r>
-        <w:t>Use the weekly teacher answer for topic-specific reasoning. A saved progress tick is an activity record; judge mastery from the learner’s explanation and evidence.</w:t>
+      <w:pPr>
+        <w:spacing w:line="336" w:lineRule="auto" w:after="180"/>
+        <w:shd w:fill="EDF7F3"/>
+      </w:pPr>
+      <w:r>
+        <w:rPr>
+          <w:b w:val="0"/>
+        </w:rPr>
+        <w:t xml:space="preserve">Project checkpoint: Make a transparent first version. Keep a trace of how one </w:t>
+      </w:r>
+      <w:r>
+        <w:rPr>
+          <w:b/>
+        </w:rPr>
+        <w:t>input</w:t>
+      </w:r>
+      <w:r>
+        <w:rPr>
+          <w:b w:val="0"/>
+        </w:rPr>
+        <w:t xml:space="preserve"> becomes an </w:t>
+      </w:r>
+      <w:r>
+        <w:rPr>
+          <w:b/>
+        </w:rPr>
+        <w:t>output</w:t>
+      </w:r>
+      <w:r>
+        <w:rPr>
+          <w:b w:val="0"/>
+        </w:rPr>
+        <w:t>; explain the rule or learned component.</w:t>
       </w:r>
     </w:p>
     <w:p>
       <w:pPr>
-        <w:pStyle w:val="Heading1"/>
-      </w:pPr>
-      <w:r>
-        <w:t>08. Use feedback, labs and repair paths</w:t>
+        <w:spacing w:line="336" w:lineRule="auto" w:after="180"/>
+      </w:pPr>
+      <w:r>
+        <w:rPr>
+          <w:b w:val="0"/>
+        </w:rPr>
+        <w:t xml:space="preserve">Use the weekly teacher answer for topic-specific reasoning. A saved progress tick is an activity record; judge mastery from the learner’s explanation and </w:t>
+      </w:r>
+      <w:r>
+        <w:rPr>
+          <w:b/>
+        </w:rPr>
+        <w:t>evidence</w:t>
+      </w:r>
+      <w:r>
+        <w:rPr>
+          <w:b w:val="0"/>
+        </w:rPr>
+        <w:t>.</w:t>
       </w:r>
     </w:p>
     <w:p>
-      <w:r>
-        <w:t>Use the two formative questions as supported practice, not as independent mastery scores. Discuss the deciding evidence rather than accepting a guessed selection.</w:t>
+      <w:pPr>
+        <w:pStyle w:val="Heading1"/>
+      </w:pPr>
+      <w:r>
+        <w:t>08. Use feedback, labs and repair paths</w:t>
       </w:r>
     </w:p>
     <w:p>
       <w:r>
-        <w:t>The feedback comes from the reviewed public worked case. Do not reveal the separately reserved independent teacher answer until the learner has attempted that case.</w:t>
+        <w:t>Use feedback, earlier review and portfolios purposefully. Apply the coding routine only when this lesson has an executable lab.</w:t>
       </w:r>
     </w:p>
     <w:p>
-      <w:r>
-        <w:t>Ask students to predict before running code. Preserve errors and actual outputs; collect a changed test and an explanation. The branch-boundary and indexing lessons deliberately include failure cases.</w:t>
+      <w:pPr>
+        <w:spacing w:line="336" w:lineRule="auto" w:after="180"/>
+      </w:pPr>
+      <w:r>
+        <w:rPr>
+          <w:b w:val="0"/>
+        </w:rPr>
+        <w:t xml:space="preserve">Use the two formative questions as supported practice, not as independent mastery scores. Discuss the deciding </w:t>
+      </w:r>
+      <w:r>
+        <w:rPr>
+          <w:b/>
+        </w:rPr>
+        <w:t>evidence</w:t>
+      </w:r>
+      <w:r>
+        <w:rPr>
+          <w:b w:val="0"/>
+        </w:rPr>
+        <w:t xml:space="preserve"> rather than accepting a guessed selection.</w:t>
       </w:r>
     </w:p>
     <w:p>
-      <w:r>
-        <w:t>Use the earlier worked-explanation links to address a specific missing building block, then return to the current question. Adapt this suggestion after observing the learner; it is not an automatic diagnosis.</w:t>
+      <w:pPr>
+        <w:spacing w:line="336" w:lineRule="auto" w:after="180"/>
+      </w:pPr>
+      <w:r>
+        <w:rPr>
+          <w:b w:val="0"/>
+        </w:rPr>
+        <w:t>The feedback comes from the reviewed public worked case. Do not reveal the separately reserved independent teacher answer until the learner has attempted that case.</w:t>
       </w:r>
     </w:p>
     <w:p>
-      <w:r>
-        <w:t>Collect the completed-work portfolio as evidence. Record support separately from correctness, and assess explanation, trace/test and limitations. Progress ticks and quiz selections alone do not establish mastery.</w:t>
+      <w:pPr>
+        <w:spacing w:line="336" w:lineRule="auto" w:after="180"/>
+      </w:pPr>
+      <w:r>
+        <w:rPr>
+          <w:b w:val="0"/>
+        </w:rPr>
+        <w:t xml:space="preserve">Ask students to predict before running code. Preserve errors and actual </w:t>
+      </w:r>
+      <w:r>
+        <w:rPr>
+          <w:b/>
+        </w:rPr>
+        <w:t>output</w:t>
+      </w:r>
+      <w:r>
+        <w:rPr>
+          <w:b w:val="0"/>
+        </w:rPr>
+        <w:t>s; collect a changed test and an explanation. The branch-boundary and indexing lessons deliberately include failure cases.</w:t>
+      </w:r>
+    </w:p>
+    <w:p>
+      <w:pPr>
+        <w:spacing w:line="336" w:lineRule="auto" w:after="180"/>
+      </w:pPr>
+      <w:r>
+        <w:rPr>
+          <w:b w:val="0"/>
+        </w:rPr>
+        <w:t>Use the earlier worked-explanation links to address a specific missing building block, then return to the current question. Adapt this suggestion after observing the learner; it is not an automatic diagnosis.</w:t>
+      </w:r>
+    </w:p>
+    <w:p>
+      <w:pPr>
+        <w:spacing w:line="336" w:lineRule="auto" w:after="180"/>
+      </w:pPr>
+      <w:r>
+        <w:rPr>
+          <w:b w:val="0"/>
+        </w:rPr>
+        <w:t xml:space="preserve">Collect the completed-work portfolio as </w:t>
+      </w:r>
+      <w:r>
+        <w:rPr>
+          <w:b/>
+        </w:rPr>
+        <w:t>evidence</w:t>
+      </w:r>
+      <w:r>
+        <w:rPr>
+          <w:b w:val="0"/>
+        </w:rPr>
+        <w:t>. Record support separately from correctness, and assess explanation, trace/test and limitations. Progress ticks and quiz selections alone do not establish mastery.</w:t>
+      </w:r>
+    </w:p>
+    <w:p>
+      <w:pPr>
+        <w:pStyle w:val="Heading1"/>
+      </w:pPr>
+      <w:r>
+        <w:t>09. Visual concept journey</w:t>
+      </w:r>
+    </w:p>
+    <w:p>
+      <w:r>
+        <w:t>Show one Training a small network graphic at a time, request a prediction and discuss its trace before the independent assessment.</w:t>
+      </w:r>
+    </w:p>
+    <w:p>
+      <w:pPr>
+        <w:spacing w:line="336" w:lineRule="auto" w:after="180"/>
+      </w:pPr>
+      <w:r>
+        <w:rPr>
+          <w:b w:val="0"/>
+        </w:rPr>
+        <w:t xml:space="preserve">Use one picture at a time. Hide a worked result before asking for a </w:t>
+      </w:r>
+      <w:r>
+        <w:rPr>
+          <w:b/>
+        </w:rPr>
+        <w:t>prediction</w:t>
+      </w:r>
+      <w:r>
+        <w:rPr>
+          <w:b w:val="0"/>
+        </w:rPr>
+        <w:t>, then reveal it for feedback. These are supported teaching cases; retain the separate independent assessment for a fresh first attempt.</w:t>
+      </w:r>
+    </w:p>
+    <w:p>
+      <w:pPr>
+        <w:pStyle w:val="Heading3"/>
+      </w:pPr>
+      <w:r>
+        <w:t>01. Training a small network: the case</w:t>
+      </w:r>
+    </w:p>
+    <w:p>
+      <w:r>
+        <w:drawing>
+          <wp:inline xmlns:a="http://schemas.openxmlformats.org/drawingml/2006/main" xmlns:pic="http://schemas.openxmlformats.org/drawingml/2006/picture">
+            <wp:extent cx="5486400" cy="2990088"/>
+            <wp:docPr id="2" name="Picture 2" descr="Train a single output weight while clearly marking the frozen hidden computation. Supplied facts: Toy h=ReLU(x), y=vh. One training pair x = 3, target 3; start v = 0; squared loss; rate 1/18. All inputs and outcomes in this worked example are invented classroom data; no real model run is claimed."/>
+            <wp:cNvGraphicFramePr>
+              <a:graphicFrameLocks noChangeAspect="1"/>
+            </wp:cNvGraphicFramePr>
+            <a:graphic>
+              <a:graphicData uri="http://schemas.openxmlformats.org/drawingml/2006/picture">
+                <pic:pic>
+                  <pic:nvPicPr>
+                    <pic:cNvPr id="0" name="academy-story-ai-5-12-01.png"/>
+                    <pic:cNvPicPr/>
+                  </pic:nvPicPr>
+                  <pic:blipFill>
+                    <a:blip r:embed="rId10"/>
+                    <a:stretch>
+                      <a:fillRect/>
+                    </a:stretch>
+                  </pic:blipFill>
+                  <pic:spPr>
+                    <a:xfrm>
+                      <a:off x="0" y="0"/>
+                      <a:ext cx="5486400" cy="2990088"/>
+                    </a:xfrm>
+                    <a:prstGeom prst="rect"/>
+                  </pic:spPr>
+                </pic:pic>
+              </a:graphicData>
+            </a:graphic>
+          </wp:inline>
+        </w:drawing>
+      </w:r>
+    </w:p>
+    <w:p>
+      <w:pPr>
+        <w:spacing w:line="336" w:lineRule="auto" w:after="180"/>
+      </w:pPr>
+      <w:r>
+        <w:rPr>
+          <w:b w:val="0"/>
+        </w:rPr>
+        <w:t xml:space="preserve">Train a single </w:t>
+      </w:r>
+      <w:r>
+        <w:rPr>
+          <w:b/>
+        </w:rPr>
+        <w:t>output</w:t>
+      </w:r>
+      <w:r>
+        <w:rPr>
+          <w:b w:val="0"/>
+        </w:rPr>
+        <w:t xml:space="preserve"> weight while clearly marking the frozen hidden computation. Supplied facts: Toy h=ReLU(x), y=vh. One </w:t>
+      </w:r>
+      <w:r>
+        <w:rPr>
+          <w:b/>
+        </w:rPr>
+        <w:t>training</w:t>
+      </w:r>
+      <w:r>
+        <w:rPr>
+          <w:b w:val="0"/>
+        </w:rPr>
+        <w:t xml:space="preserve"> pair x = 3, target 3; start v = 0; squared loss; rate 1/18.</w:t>
+      </w:r>
+    </w:p>
+    <w:p>
+      <w:pPr>
+        <w:spacing w:line="336" w:lineRule="auto" w:after="180"/>
+      </w:pPr>
+      <w:r>
+        <w:rPr>
+          <w:b w:val="0"/>
+        </w:rPr>
+        <w:t xml:space="preserve">All </w:t>
+      </w:r>
+      <w:r>
+        <w:rPr>
+          <w:b/>
+        </w:rPr>
+        <w:t>input</w:t>
+      </w:r>
+      <w:r>
+        <w:rPr>
+          <w:b w:val="0"/>
+        </w:rPr>
+        <w:t>s and outcomes in this worked example are invented classroom data; no real model run is claimed.</w:t>
+      </w:r>
+    </w:p>
+    <w:p>
+      <w:pPr>
+        <w:spacing w:line="336" w:lineRule="auto" w:after="180"/>
+        <w:shd w:fill="F5F1FB"/>
+      </w:pPr>
+      <w:r>
+        <w:rPr>
+          <w:b w:val="0"/>
+        </w:rPr>
+        <w:t>Point to the given fact that matters most. Explain why it matters.</w:t>
+      </w:r>
+    </w:p>
+    <w:p>
+      <w:pPr>
+        <w:pStyle w:val="Heading3"/>
+      </w:pPr>
+      <w:r>
+        <w:t>Discuss while showing the picture</w:t>
+      </w:r>
+    </w:p>
+    <w:p>
+      <w:pPr>
+        <w:spacing w:line="336" w:lineRule="auto" w:after="180"/>
+        <w:shd w:fill="F1F6F8"/>
+      </w:pPr>
+      <w:r>
+        <w:rPr>
+          <w:b w:val="0"/>
+        </w:rPr>
+        <w:t>Teacher prompt: Point to the given fact that matters most. Explain why it matters. Ask learners to describe one label or arrow in ordinary words. Use the adjacent transcript if the image is difficult to see.</w:t>
+      </w:r>
+    </w:p>
+    <w:p>
+      <w:pPr>
+        <w:pStyle w:val="Heading3"/>
+      </w:pPr>
+      <w:r>
+        <w:t>02. Follow the deciding steps</w:t>
+      </w:r>
+    </w:p>
+    <w:p>
+      <w:r>
+        <w:drawing>
+          <wp:inline xmlns:a="http://schemas.openxmlformats.org/drawingml/2006/main" xmlns:pic="http://schemas.openxmlformats.org/drawingml/2006/picture">
+            <wp:extent cx="5486400" cy="3182112"/>
+            <wp:docPr id="3" name="Picture 3" descr="Freeze hidden step: h=3 for this pair; only v is trainable. → Compute initial gradient: Loss9; gradient 2(3v-3)×3=-18 at v=0. → Update and verify: v becomes1; prediction 3 and loss 0. Next gradient is 0."/>
+            <wp:cNvGraphicFramePr>
+              <a:graphicFrameLocks noChangeAspect="1"/>
+            </wp:cNvGraphicFramePr>
+            <a:graphic>
+              <a:graphicData uri="http://schemas.openxmlformats.org/drawingml/2006/picture">
+                <pic:pic>
+                  <pic:nvPicPr>
+                    <pic:cNvPr id="0" name="academy-story-ai-5-12-02.png"/>
+                    <pic:cNvPicPr/>
+                  </pic:nvPicPr>
+                  <pic:blipFill>
+                    <a:blip r:embed="rId11"/>
+                    <a:stretch>
+                      <a:fillRect/>
+                    </a:stretch>
+                  </pic:blipFill>
+                  <pic:spPr>
+                    <a:xfrm>
+                      <a:off x="0" y="0"/>
+                      <a:ext cx="5486400" cy="3182112"/>
+                    </a:xfrm>
+                    <a:prstGeom prst="rect"/>
+                  </pic:spPr>
+                </pic:pic>
+              </a:graphicData>
+            </a:graphic>
+          </wp:inline>
+        </w:drawing>
+      </w:r>
+    </w:p>
+    <w:p>
+      <w:pPr>
+        <w:spacing w:line="336" w:lineRule="auto" w:after="180"/>
+      </w:pPr>
+      <w:r>
+        <w:rPr>
+          <w:b w:val="0"/>
+        </w:rPr>
+        <w:t xml:space="preserve">Freeze hidden step: h=3 for this pair; only v is trainable. → Compute initial gradient: Loss9; gradient 2(3v-3)×3=-18 at v=0. → Update and verify: v becomes1; </w:t>
+      </w:r>
+      <w:r>
+        <w:rPr>
+          <w:b/>
+        </w:rPr>
+        <w:t>prediction</w:t>
+      </w:r>
+      <w:r>
+        <w:rPr>
+          <w:b w:val="0"/>
+        </w:rPr>
+        <w:t xml:space="preserve"> 3 and loss 0. Next gradient is 0.</w:t>
+      </w:r>
+    </w:p>
+    <w:p>
+      <w:pPr>
+        <w:spacing w:line="336" w:lineRule="auto" w:after="180"/>
+        <w:shd w:fill="F5F1FB"/>
+      </w:pPr>
+      <w:r>
+        <w:rPr>
+          <w:b w:val="0"/>
+        </w:rPr>
+        <w:t xml:space="preserve">Point to each numbered stage and explain which recorded </w:t>
+      </w:r>
+      <w:r>
+        <w:rPr>
+          <w:b/>
+        </w:rPr>
+        <w:t>input</w:t>
+      </w:r>
+      <w:r>
+        <w:rPr>
+          <w:b w:val="0"/>
+        </w:rPr>
+        <w:t xml:space="preserve"> it uses.</w:t>
+      </w:r>
+    </w:p>
+    <w:p>
+      <w:pPr>
+        <w:pStyle w:val="Heading3"/>
+      </w:pPr>
+      <w:r>
+        <w:t>Discuss while showing the picture</w:t>
+      </w:r>
+    </w:p>
+    <w:p>
+      <w:pPr>
+        <w:spacing w:line="336" w:lineRule="auto" w:after="180"/>
+        <w:shd w:fill="F1F6F8"/>
+      </w:pPr>
+      <w:r>
+        <w:rPr>
+          <w:b w:val="0"/>
+        </w:rPr>
+        <w:t xml:space="preserve">Teacher prompt: Point to each numbered stage and explain which recorded </w:t>
+      </w:r>
+      <w:r>
+        <w:rPr>
+          <w:b/>
+        </w:rPr>
+        <w:t>input</w:t>
+      </w:r>
+      <w:r>
+        <w:rPr>
+          <w:b w:val="0"/>
+        </w:rPr>
+        <w:t xml:space="preserve"> it uses. Ask learners to describe one label or arrow in ordinary words. Use the adjacent transcript if the image is difficult to see.</w:t>
+      </w:r>
+    </w:p>
+    <w:p>
+      <w:pPr>
+        <w:pStyle w:val="Heading3"/>
+      </w:pPr>
+      <w:r>
+        <w:t>03. One full-data update from v is 1</w:t>
+      </w:r>
+    </w:p>
+    <w:p>
+      <w:r>
+        <w:drawing>
+          <wp:inline xmlns:a="http://schemas.openxmlformats.org/drawingml/2006/main" xmlns:pic="http://schemas.openxmlformats.org/drawingml/2006/picture">
+            <wp:extent cx="5486400" cy="2898648"/>
+            <wp:docPr id="4" name="Picture 4" descr="One full-data update from v is 1. Forward and loss | Predictions [1, 2] for targets [2, 4] | Errors [-1, -2], MSE 2.5. Gradient | 2 times (-1 times 1 - 2 times 2) / 2 | Gradient -5. Update with rate 0.1 | 1 - 0.1 times -5 | Next v is 1.5"/>
+            <wp:cNvGraphicFramePr>
+              <a:graphicFrameLocks noChangeAspect="1"/>
+            </wp:cNvGraphicFramePr>
+            <a:graphic>
+              <a:graphicData uri="http://schemas.openxmlformats.org/drawingml/2006/picture">
+                <pic:pic>
+                  <pic:nvPicPr>
+                    <pic:cNvPr id="0" name="academy-story-ai-5-12-03.png"/>
+                    <pic:cNvPicPr/>
+                  </pic:nvPicPr>
+                  <pic:blipFill>
+                    <a:blip r:embed="rId12"/>
+                    <a:stretch>
+                      <a:fillRect/>
+                    </a:stretch>
+                  </pic:blipFill>
+                  <pic:spPr>
+                    <a:xfrm>
+                      <a:off x="0" y="0"/>
+                      <a:ext cx="5486400" cy="2898648"/>
+                    </a:xfrm>
+                    <a:prstGeom prst="rect"/>
+                  </pic:spPr>
+                </pic:pic>
+              </a:graphicData>
+            </a:graphic>
+          </wp:inline>
+        </w:drawing>
+      </w:r>
+    </w:p>
+    <w:p>
+      <w:pPr>
+        <w:spacing w:line="336" w:lineRule="auto" w:after="180"/>
+      </w:pPr>
+      <w:r>
+        <w:rPr>
+          <w:b w:val="0"/>
+        </w:rPr>
+        <w:t xml:space="preserve">One full-data update from v is 1. Forward and loss | </w:t>
+      </w:r>
+      <w:r>
+        <w:rPr>
+          <w:b/>
+        </w:rPr>
+        <w:t>Prediction</w:t>
+      </w:r>
+      <w:r>
+        <w:rPr>
+          <w:b w:val="0"/>
+        </w:rPr>
+        <w:t>s [1, 2] for targets [2, 4] | Errors [-1, -2], MSE 2.5. Gradient | 2 times (-1 times 1 - 2 times 2) / 2 | Gradient -5.</w:t>
+      </w:r>
+    </w:p>
+    <w:p>
+      <w:pPr>
+        <w:spacing w:line="336" w:lineRule="auto" w:after="180"/>
+      </w:pPr>
+      <w:r>
+        <w:rPr>
+          <w:b w:val="0"/>
+        </w:rPr>
+        <w:t>Update with rate 0.1 | 1 - 0.1 times -5 | Next v is 1.5</w:t>
+      </w:r>
+    </w:p>
+    <w:p>
+      <w:pPr>
+        <w:spacing w:line="336" w:lineRule="auto" w:after="180"/>
+        <w:shd w:fill="F5F1FB"/>
+      </w:pPr>
+      <w:r>
+        <w:rPr>
+          <w:b w:val="0"/>
+        </w:rPr>
+        <w:t>Read the labels and values. Explain the relationship the model shows.</w:t>
+      </w:r>
+    </w:p>
+    <w:p>
+      <w:pPr>
+        <w:pStyle w:val="Heading3"/>
+      </w:pPr>
+      <w:r>
+        <w:t>Discuss while showing the picture</w:t>
+      </w:r>
+    </w:p>
+    <w:p>
+      <w:pPr>
+        <w:spacing w:line="336" w:lineRule="auto" w:after="180"/>
+        <w:shd w:fill="F1F6F8"/>
+      </w:pPr>
+      <w:r>
+        <w:rPr>
+          <w:b w:val="0"/>
+        </w:rPr>
+        <w:t>Teacher prompt: Read the labels and values. Explain the relationship the model shows. Ask learners to describe one label or arrow in ordinary words. Use the adjacent transcript if the image is difficult to see.</w:t>
+      </w:r>
+    </w:p>
+    <w:p>
+      <w:pPr>
+        <w:pStyle w:val="Heading3"/>
+      </w:pPr>
+      <w:r>
+        <w:t>04. Change one thing. Trace what follows.</w:t>
+      </w:r>
+    </w:p>
+    <w:p>
+      <w:r>
+        <w:drawing>
+          <wp:inline xmlns:a="http://schemas.openxmlformats.org/drawingml/2006/main" xmlns:pic="http://schemas.openxmlformats.org/drawingml/2006/picture">
+            <wp:extent cx="5486400" cy="3026664"/>
+            <wp:docPr id="5" name="Picture 5" descr="Original case: v becomes1; prediction 3 and loss 0. Next gradient is 0. Changed condition: Change target from 3 to6 and restart v = 0 with the same rate. Expected result: First gradient=-36; v becomes2; prediction 6 and loss 0. Reason: The hidden value remains3, but the target residual and required output weight double."/>
+            <wp:cNvGraphicFramePr>
+              <a:graphicFrameLocks noChangeAspect="1"/>
+            </wp:cNvGraphicFramePr>
+            <a:graphic>
+              <a:graphicData uri="http://schemas.openxmlformats.org/drawingml/2006/picture">
+                <pic:pic>
+                  <pic:nvPicPr>
+                    <pic:cNvPr id="0" name="academy-story-ai-5-12-04.png"/>
+                    <pic:cNvPicPr/>
+                  </pic:nvPicPr>
+                  <pic:blipFill>
+                    <a:blip r:embed="rId13"/>
+                    <a:stretch>
+                      <a:fillRect/>
+                    </a:stretch>
+                  </pic:blipFill>
+                  <pic:spPr>
+                    <a:xfrm>
+                      <a:off x="0" y="0"/>
+                      <a:ext cx="5486400" cy="3026664"/>
+                    </a:xfrm>
+                    <a:prstGeom prst="rect"/>
+                  </pic:spPr>
+                </pic:pic>
+              </a:graphicData>
+            </a:graphic>
+          </wp:inline>
+        </w:drawing>
+      </w:r>
+    </w:p>
+    <w:p>
+      <w:pPr>
+        <w:spacing w:line="336" w:lineRule="auto" w:after="180"/>
+      </w:pPr>
+      <w:r>
+        <w:rPr>
+          <w:b w:val="0"/>
+        </w:rPr>
+        <w:t xml:space="preserve">Original case: v becomes1; </w:t>
+      </w:r>
+      <w:r>
+        <w:rPr>
+          <w:b/>
+        </w:rPr>
+        <w:t>prediction</w:t>
+      </w:r>
+      <w:r>
+        <w:rPr>
+          <w:b w:val="0"/>
+        </w:rPr>
+        <w:t xml:space="preserve"> 3 and loss 0. Next gradient is 0. Changed condition: Change target from 3 to6 and restart v = 0 with the same rate.</w:t>
+      </w:r>
+    </w:p>
+    <w:p>
+      <w:pPr>
+        <w:spacing w:line="336" w:lineRule="auto" w:after="180"/>
+      </w:pPr>
+      <w:r>
+        <w:rPr>
+          <w:b w:val="0"/>
+        </w:rPr>
+        <w:t xml:space="preserve">Expected result: First gradient=-36; v becomes2; </w:t>
+      </w:r>
+      <w:r>
+        <w:rPr>
+          <w:b/>
+        </w:rPr>
+        <w:t>prediction</w:t>
+      </w:r>
+      <w:r>
+        <w:rPr>
+          <w:b w:val="0"/>
+        </w:rPr>
+        <w:t xml:space="preserve"> 6 and loss 0. Reason: The hidden value remains3, but the target residual and required </w:t>
+      </w:r>
+      <w:r>
+        <w:rPr>
+          <w:b/>
+        </w:rPr>
+        <w:t>output</w:t>
+      </w:r>
+      <w:r>
+        <w:rPr>
+          <w:b w:val="0"/>
+        </w:rPr>
+        <w:t xml:space="preserve"> weight double.</w:t>
+      </w:r>
+    </w:p>
+    <w:p>
+      <w:pPr>
+        <w:spacing w:line="336" w:lineRule="auto" w:after="180"/>
+        <w:shd w:fill="F5F1FB"/>
+      </w:pPr>
+      <w:r>
+        <w:rPr>
+          <w:b w:val="0"/>
+        </w:rPr>
+        <w:t>Predict before checking the worked changed-case result. Name what changed and what the supplied facts allow you to conclude.</w:t>
+      </w:r>
+    </w:p>
+    <w:p>
+      <w:pPr>
+        <w:pStyle w:val="Heading3"/>
+      </w:pPr>
+      <w:r>
+        <w:t>Discuss while showing the picture</w:t>
+      </w:r>
+    </w:p>
+    <w:p>
+      <w:pPr>
+        <w:spacing w:line="336" w:lineRule="auto" w:after="180"/>
+        <w:shd w:fill="F1F6F8"/>
+      </w:pPr>
+      <w:r>
+        <w:rPr>
+          <w:b w:val="0"/>
+        </w:rPr>
+        <w:t>Teacher prompt: Predict before checking the worked changed-case result. Name what changed and what the supplied facts allow you to conclude. Ask learners to describe one label or arrow in ordinary words.</w:t>
+      </w:r>
+    </w:p>
+    <w:p>
+      <w:pPr>
+        <w:spacing w:line="336" w:lineRule="auto" w:after="180"/>
+        <w:shd w:fill="F1F6F8"/>
+      </w:pPr>
+      <w:r>
+        <w:rPr>
+          <w:b w:val="0"/>
+        </w:rPr>
+        <w:t xml:space="preserve">Use the adjacent transcript if the image is difficult to see. Changed-case reasoning: The hidden value remains3, but the target residual and required </w:t>
+      </w:r>
+      <w:r>
+        <w:rPr>
+          <w:b/>
+        </w:rPr>
+        <w:t>output</w:t>
+      </w:r>
+      <w:r>
+        <w:rPr>
+          <w:b w:val="0"/>
+        </w:rPr>
+        <w:t xml:space="preserve"> weight double.</w:t>
+      </w:r>
+    </w:p>
+    <w:p>
+      <w:pPr>
+        <w:pStyle w:val="Heading3"/>
+      </w:pPr>
+      <w:r>
+        <w:t>05. Connect the explanation to its limit</w:t>
+      </w:r>
+    </w:p>
+    <w:p>
+      <w:r>
+        <w:drawing>
+          <wp:inline xmlns:a="http://schemas.openxmlformats.org/drawingml/2006/main" xmlns:pic="http://schemas.openxmlformats.org/drawingml/2006/picture">
+            <wp:extent cx="5486400" cy="2834640"/>
+            <wp:docPr id="6" name="Picture 6" descr="Only the output weight v is being fitted in this toy network; the hidden ReLU is fixed. The training input gives hidden value three. Squared-error slope points v from zero towards one, and this specially chosen rate reaches one in a single update. Zero loss on one training pair is exact fitting of that pair, not evidence about other inputs. Limit: A zero loss on one example is memorised fit to that example, not proof of a generally useful image classifier."/>
+            <wp:cNvGraphicFramePr>
+              <a:graphicFrameLocks noChangeAspect="1"/>
+            </wp:cNvGraphicFramePr>
+            <a:graphic>
+              <a:graphicData uri="http://schemas.openxmlformats.org/drawingml/2006/picture">
+                <pic:pic>
+                  <pic:nvPicPr>
+                    <pic:cNvPr id="0" name="academy-story-ai-5-12-05.png"/>
+                    <pic:cNvPicPr/>
+                  </pic:nvPicPr>
+                  <pic:blipFill>
+                    <a:blip r:embed="rId14"/>
+                    <a:stretch>
+                      <a:fillRect/>
+                    </a:stretch>
+                  </pic:blipFill>
+                  <pic:spPr>
+                    <a:xfrm>
+                      <a:off x="0" y="0"/>
+                      <a:ext cx="5486400" cy="2834640"/>
+                    </a:xfrm>
+                    <a:prstGeom prst="rect"/>
+                  </pic:spPr>
+                </pic:pic>
+              </a:graphicData>
+            </a:graphic>
+          </wp:inline>
+        </w:drawing>
+      </w:r>
+    </w:p>
+    <w:p>
+      <w:pPr>
+        <w:spacing w:line="336" w:lineRule="auto" w:after="180"/>
+      </w:pPr>
+      <w:r>
+        <w:rPr>
+          <w:b w:val="0"/>
+        </w:rPr>
+        <w:t xml:space="preserve">Only the </w:t>
+      </w:r>
+      <w:r>
+        <w:rPr>
+          <w:b/>
+        </w:rPr>
+        <w:t>output</w:t>
+      </w:r>
+      <w:r>
+        <w:rPr>
+          <w:b w:val="0"/>
+        </w:rPr>
+        <w:t xml:space="preserve"> weight v is being fitted in this toy network; the hidden ReLU is fixed. The </w:t>
+      </w:r>
+      <w:r>
+        <w:rPr>
+          <w:b/>
+        </w:rPr>
+        <w:t>training</w:t>
+      </w:r>
+      <w:r>
+        <w:rPr>
+          <w:b w:val="0"/>
+        </w:rPr>
+        <w:t xml:space="preserve"> </w:t>
+      </w:r>
+      <w:r>
+        <w:rPr>
+          <w:b/>
+        </w:rPr>
+        <w:t>input</w:t>
+      </w:r>
+      <w:r>
+        <w:rPr>
+          <w:b w:val="0"/>
+        </w:rPr>
+        <w:t xml:space="preserve"> gives hidden value three.</w:t>
+      </w:r>
+    </w:p>
+    <w:p>
+      <w:pPr>
+        <w:spacing w:line="336" w:lineRule="auto" w:after="180"/>
+      </w:pPr>
+      <w:r>
+        <w:rPr>
+          <w:b w:val="0"/>
+        </w:rPr>
+        <w:t xml:space="preserve">Squared-error slope points v from zero towards one, and this specially chosen rate reaches one in a single update. Zero loss on one </w:t>
+      </w:r>
+      <w:r>
+        <w:rPr>
+          <w:b/>
+        </w:rPr>
+        <w:t>training</w:t>
+      </w:r>
+      <w:r>
+        <w:rPr>
+          <w:b w:val="0"/>
+        </w:rPr>
+        <w:t xml:space="preserve"> pair is exact </w:t>
+      </w:r>
+      <w:r>
+        <w:rPr>
+          <w:b/>
+        </w:rPr>
+        <w:t>fitting</w:t>
+      </w:r>
+      <w:r>
+        <w:rPr>
+          <w:b w:val="0"/>
+        </w:rPr>
+        <w:t xml:space="preserve"> of that pair, not </w:t>
+      </w:r>
+      <w:r>
+        <w:rPr>
+          <w:b/>
+        </w:rPr>
+        <w:t>evidence</w:t>
+      </w:r>
+      <w:r>
+        <w:rPr>
+          <w:b w:val="0"/>
+        </w:rPr>
+        <w:t xml:space="preserve"> about other </w:t>
+      </w:r>
+      <w:r>
+        <w:rPr>
+          <w:b/>
+        </w:rPr>
+        <w:t>input</w:t>
+      </w:r>
+      <w:r>
+        <w:rPr>
+          <w:b w:val="0"/>
+        </w:rPr>
+        <w:t>s.</w:t>
+      </w:r>
+    </w:p>
+    <w:p>
+      <w:pPr>
+        <w:spacing w:line="336" w:lineRule="auto" w:after="180"/>
+      </w:pPr>
+      <w:r>
+        <w:rPr>
+          <w:b w:val="0"/>
+        </w:rPr>
+        <w:t>Limit: A zero loss on one example is memorised fit to that example, not proof of a generally useful image classifier.</w:t>
+      </w:r>
+    </w:p>
+    <w:p>
+      <w:pPr>
+        <w:spacing w:line="336" w:lineRule="auto" w:after="180"/>
+        <w:shd w:fill="F5F1FB"/>
+      </w:pPr>
+      <w:r>
+        <w:rPr>
+          <w:b w:val="0"/>
+        </w:rPr>
+        <w:t>Explain the case, then point to a limit on the claim.</w:t>
+      </w:r>
+    </w:p>
+    <w:p>
+      <w:pPr>
+        <w:pStyle w:val="Heading3"/>
+      </w:pPr>
+      <w:r>
+        <w:t>Discuss while showing the picture</w:t>
+      </w:r>
+    </w:p>
+    <w:p>
+      <w:pPr>
+        <w:spacing w:line="336" w:lineRule="auto" w:after="180"/>
+        <w:shd w:fill="F1F6F8"/>
+      </w:pPr>
+      <w:r>
+        <w:rPr>
+          <w:b w:val="0"/>
+        </w:rPr>
+        <w:t>Teacher prompt: Explain the case, then point to a limit on the claim. Ask learners to describe one label or arrow in ordinary words. Use the adjacent transcript if the image is difficult to see.</w:t>
+      </w:r>
+    </w:p>
+    <w:p>
+      <w:pPr>
+        <w:spacing w:line="336" w:lineRule="auto" w:after="180"/>
+        <w:shd w:fill="F1F6F8"/>
+      </w:pPr>
+      <w:r>
+        <w:rPr>
+          <w:b w:val="0"/>
+        </w:rPr>
+        <w:t>Keep the stated scope: A zero loss on one example is memorised fit to that example, not proof of a generally useful image classifier.</w:t>
+      </w:r>
+    </w:p>
+    <w:p>
+      <w:pPr>
+        <w:pStyle w:val="Heading3"/>
+      </w:pPr>
+      <w:r>
+        <w:t>06. Make the idea visible in your project</w:t>
+      </w:r>
+    </w:p>
+    <w:p>
+      <w:r>
+        <w:drawing>
+          <wp:inline xmlns:a="http://schemas.openxmlformats.org/drawingml/2006/main" xmlns:pic="http://schemas.openxmlformats.org/drawingml/2006/picture">
+            <wp:extent cx="5486400" cy="3681984"/>
+            <wp:docPr id="7" name="Picture 7" descr="For your Image-pattern Network Investigation, save the input, procedure, observed result and limitation of this check. Label this worked example as practice; use a different, previously unreviewed case when checking independent understanding. Draw your input, deciding step, result and limit. Supported question: Which parameter changed, and which part was not trained? Point to the relevant step in the picture, then write the changed result and the rule or evidence that supports it."/>
+            <wp:cNvGraphicFramePr>
+              <a:graphicFrameLocks noChangeAspect="1"/>
+            </wp:cNvGraphicFramePr>
+            <a:graphic>
+              <a:graphicData uri="http://schemas.openxmlformats.org/drawingml/2006/picture">
+                <pic:pic>
+                  <pic:nvPicPr>
+                    <pic:cNvPr id="0" name="academy-story-ai-5-12-06.png"/>
+                    <pic:cNvPicPr/>
+                  </pic:nvPicPr>
+                  <pic:blipFill>
+                    <a:blip r:embed="rId15"/>
+                    <a:stretch>
+                      <a:fillRect/>
+                    </a:stretch>
+                  </pic:blipFill>
+                  <pic:spPr>
+                    <a:xfrm>
+                      <a:off x="0" y="0"/>
+                      <a:ext cx="5486400" cy="3681984"/>
+                    </a:xfrm>
+                    <a:prstGeom prst="rect"/>
+                  </pic:spPr>
+                </pic:pic>
+              </a:graphicData>
+            </a:graphic>
+          </wp:inline>
+        </w:drawing>
+      </w:r>
+    </w:p>
+    <w:p>
+      <w:pPr>
+        <w:spacing w:line="336" w:lineRule="auto" w:after="180"/>
+      </w:pPr>
+      <w:r>
+        <w:rPr>
+          <w:b w:val="0"/>
+        </w:rPr>
+        <w:t xml:space="preserve">For your Image-pattern Network Investigation, save the </w:t>
+      </w:r>
+      <w:r>
+        <w:rPr>
+          <w:b/>
+        </w:rPr>
+        <w:t>input</w:t>
+      </w:r>
+      <w:r>
+        <w:rPr>
+          <w:b w:val="0"/>
+        </w:rPr>
+        <w:t>, procedure, observed result and limitation of this check.</w:t>
+      </w:r>
+    </w:p>
+    <w:p>
+      <w:pPr>
+        <w:spacing w:line="336" w:lineRule="auto" w:after="180"/>
+      </w:pPr>
+      <w:r>
+        <w:rPr>
+          <w:b w:val="0"/>
+        </w:rPr>
+        <w:t xml:space="preserve">Label this worked example as practice; use a different, previously unreviewed case when checking independent understanding. Draw your </w:t>
+      </w:r>
+      <w:r>
+        <w:rPr>
+          <w:b/>
+        </w:rPr>
+        <w:t>input</w:t>
+      </w:r>
+      <w:r>
+        <w:rPr>
+          <w:b w:val="0"/>
+        </w:rPr>
+        <w:t>, deciding step, result and limit.</w:t>
+      </w:r>
+    </w:p>
+    <w:p>
+      <w:pPr>
+        <w:spacing w:line="336" w:lineRule="auto" w:after="180"/>
+      </w:pPr>
+      <w:r>
+        <w:rPr>
+          <w:b w:val="0"/>
+        </w:rPr>
+        <w:t xml:space="preserve">Supported question: Which parameter changed, and which part was not trained? Point to the relevant step in the picture, then write the changed result and the rule or </w:t>
+      </w:r>
+      <w:r>
+        <w:rPr>
+          <w:b/>
+        </w:rPr>
+        <w:t>evidence</w:t>
+      </w:r>
+      <w:r>
+        <w:rPr>
+          <w:b w:val="0"/>
+        </w:rPr>
+        <w:t xml:space="preserve"> that supports it.</w:t>
+      </w:r>
+    </w:p>
+    <w:p>
+      <w:pPr>
+        <w:spacing w:line="336" w:lineRule="auto" w:after="180"/>
+        <w:shd w:fill="F5F1FB"/>
+      </w:pPr>
+      <w:r>
+        <w:rPr>
+          <w:b w:val="0"/>
+        </w:rPr>
+        <w:t xml:space="preserve">Draw your project trace and justify the deciding step using </w:t>
+      </w:r>
+      <w:r>
+        <w:rPr>
+          <w:b/>
+        </w:rPr>
+        <w:t>evidence</w:t>
+      </w:r>
+      <w:r>
+        <w:rPr>
+          <w:b w:val="0"/>
+        </w:rPr>
+        <w:t>.</w:t>
+      </w:r>
+    </w:p>
+    <w:p>
+      <w:pPr>
+        <w:pStyle w:val="Heading3"/>
+      </w:pPr>
+      <w:r>
+        <w:t>Discuss while showing the picture</w:t>
+      </w:r>
+    </w:p>
+    <w:p>
+      <w:pPr>
+        <w:spacing w:line="336" w:lineRule="auto" w:after="180"/>
+        <w:shd w:fill="F1F6F8"/>
+      </w:pPr>
+      <w:r>
+        <w:rPr>
+          <w:b w:val="0"/>
+        </w:rPr>
+        <w:t xml:space="preserve">Teacher prompt: Draw your project trace and justify the deciding step using </w:t>
+      </w:r>
+      <w:r>
+        <w:rPr>
+          <w:b/>
+        </w:rPr>
+        <w:t>evidence</w:t>
+      </w:r>
+      <w:r>
+        <w:rPr>
+          <w:b w:val="0"/>
+        </w:rPr>
+        <w:t>. Ask learners to describe one label or arrow in ordinary words. Use the adjacent transcript if the image is difficult to see.</w:t>
+      </w:r>
+    </w:p>
+    <w:p>
+      <w:pPr>
+        <w:spacing w:line="336" w:lineRule="auto" w:after="180"/>
+        <w:shd w:fill="F1F6F8"/>
+      </w:pPr>
+      <w:r>
+        <w:rPr>
+          <w:b w:val="0"/>
+        </w:rPr>
+        <w:t xml:space="preserve">Supported practice key: Only </w:t>
+      </w:r>
+      <w:r>
+        <w:rPr>
+          <w:b/>
+        </w:rPr>
+        <w:t>output</w:t>
+      </w:r>
+      <w:r>
+        <w:rPr>
+          <w:b w:val="0"/>
+        </w:rPr>
+        <w:t xml:space="preserve"> weight v changed. The fixed ReLU hidden function h=ReLU(x) retained its declared computation. Changed-case check: First gradient=-36; v becomes2; </w:t>
+      </w:r>
+      <w:r>
+        <w:rPr>
+          <w:b/>
+        </w:rPr>
+        <w:t>prediction</w:t>
+      </w:r>
+      <w:r>
+        <w:rPr>
+          <w:b w:val="0"/>
+        </w:rPr>
+        <w:t xml:space="preserve"> 6 and loss 0.</w:t>
+      </w:r>
+    </w:p>
+    <w:p>
+      <w:pPr>
+        <w:spacing w:line="336" w:lineRule="auto" w:after="180"/>
+        <w:shd w:fill="F1F6F8"/>
+      </w:pPr>
+      <w:r>
+        <w:rPr>
+          <w:b w:val="0"/>
+        </w:rPr>
+        <w:t xml:space="preserve">The hidden value remains3, but the target residual and required </w:t>
+      </w:r>
+      <w:r>
+        <w:rPr>
+          <w:b/>
+        </w:rPr>
+        <w:t>output</w:t>
+      </w:r>
+      <w:r>
+        <w:rPr>
+          <w:b w:val="0"/>
+        </w:rPr>
+        <w:t xml:space="preserve"> weight double.</w:t>
       </w:r>
     </w:p>
     <w:sectPr>

--- a/downloads/teacher/ai-5-week-12.docx
+++ b/downloads/teacher/ai-5-week-12.docx
@@ -125,7 +125,7 @@
           </w:tcPr>
           <w:p>
             <w:r>
-              <w:t>Sections 1–6; record the brief recall in the workbook.</w:t>
+              <w:t>Use Your mission, Notice the evidence, See how it works, Words that unlock the idea and Follow a worked example; record recall in the workbook.</w:t>
             </w:r>
           </w:p>
         </w:tc>
@@ -157,7 +157,7 @@
           </w:tcPr>
           <w:p>
             <w:r>
-              <w:t>Sections 7–10; use the matching workbook W2 and misconception check.</w:t>
+              <w:t>Use Find and repair a mistake, Practise together and Build your understanding; use the matching workbook W2 and Individual reasoning check.</w:t>
             </w:r>
           </w:p>
         </w:tc>
@@ -189,7 +189,7 @@
           </w:tcPr>
           <w:p>
             <w:r>
-              <w:t>Sections 9 and 11–14. Give extra time to finish the full task set; use Section 15 when the week includes a coding lab.</w:t>
+              <w:t>Use Run the investigation, Connect your project and Try a new case independently. Allow extra time for the full task set. When code is supplied, use the examples in See how it works or Follow a worked example and the browser lab in Supported practice, repair and portfolio.</w:t>
             </w:r>
           </w:p>
         </w:tc>
@@ -368,7 +368,7 @@
         <w:rPr>
           <w:b w:val="0"/>
         </w:rPr>
-        <w:t xml:space="preserve">Use two 45-minute sessions to connect earlier ideas into one reproducible </w:t>
+        <w:t xml:space="preserve">For the compact alternative schedule, use two 45-minute sessions to connect earlier ideas into one reproducible </w:t>
       </w:r>
       <w:r>
         <w:rPr>
@@ -1568,7 +1568,7 @@
         <w:drawing>
           <wp:inline xmlns:a="http://schemas.openxmlformats.org/drawingml/2006/main" xmlns:pic="http://schemas.openxmlformats.org/drawingml/2006/picture">
             <wp:extent cx="5486400" cy="5145314"/>
-            <wp:docPr id="1" name="Picture 1" descr="Training a small network. Freeze hidden step: h=3 for this pair; only v is trainable.. Compute initial gradient: Loss9; gradient 2(3v-3)×3=-18 at v=0.. Update and verify: v becomes1; prediction 3 and loss 0. Next gradient is 0."/>
+            <wp:docPr id="1" name="Picture 1" descr="Training a small network. Freeze hidden step: h=3 for this pair; only v is trainable.. Compute initial gradient: Loss 9; gradient 2(3v-3)×3=-18 at v=0.. Update and verify: v becomes 1; prediction 3 and loss 0. Next gradient is 0."/>
             <wp:cNvGraphicFramePr>
               <a:graphicFrameLocks noChangeAspect="1"/>
             </wp:cNvGraphicFramePr>
@@ -1681,7 +1681,7 @@
           </w:tcPr>
           <w:p>
             <w:r>
-              <w:t>Loss9; gradient 2(3v-3)×3=-18 at v=0.</w:t>
+              <w:t>Loss 9; gradient 2(3v-3)×3=-18 at v=0.</w:t>
             </w:r>
           </w:p>
         </w:tc>
@@ -1703,7 +1703,7 @@
           </w:tcPr>
           <w:p>
             <w:r>
-              <w:t>v becomes1; prediction 3 and loss 0. Next gradient is 0.</w:t>
+              <w:t>v becomes 1; prediction 3 and loss 0. Next gradient is 0.</w:t>
             </w:r>
           </w:p>
         </w:tc>
@@ -1917,7 +1917,7 @@
         <w:rPr>
           <w:b w:val="0"/>
         </w:rPr>
-        <w:t xml:space="preserve">: First gradient=-36; v becomes2; </w:t>
+        <w:t xml:space="preserve">: First gradient=-36; v becomes 2; </w:t>
       </w:r>
       <w:r>
         <w:rPr>
@@ -1949,7 +1949,7 @@
         <w:rPr>
           <w:b w:val="0"/>
         </w:rPr>
-        <w:t xml:space="preserve">Reason: The hidden value remains3, but the target residual and required </w:t>
+        <w:t xml:space="preserve">Reason: The hidden value remains 3, but the target residual and required </w:t>
       </w:r>
       <w:r>
         <w:rPr>
@@ -2259,7 +2259,7 @@
         <w:rPr>
           <w:b w:val="0"/>
         </w:rPr>
-        <w:t xml:space="preserve">Use the worked example in Sections 3 and 6. Collect a </w:t>
+        <w:t xml:space="preserve">Use See how it works and Follow a worked example. Collect a </w:t>
       </w:r>
       <w:r>
         <w:rPr>
@@ -2545,7 +2545,7 @@
         <w:rPr>
           <w:b w:val="0"/>
         </w:rPr>
-        <w:t xml:space="preserve"> weight v changed. The fixed ReLU hidden function h=ReLU(x) retained its declared computation. Changed-case check: First gradient=-36; v becomes2; </w:t>
+        <w:t xml:space="preserve"> weight v changed. The fixed ReLU hidden function h=ReLU(x) retained its declared computation. Changed-case check: First gradient=-36; v becomes 2; </w:t>
       </w:r>
       <w:r>
         <w:rPr>
@@ -2568,7 +2568,7 @@
         <w:rPr>
           <w:b w:val="0"/>
         </w:rPr>
-        <w:t xml:space="preserve">The hidden value remains3, but the target residual and required </w:t>
+        <w:t xml:space="preserve">The hidden value remains 3, but the target residual and required </w:t>
       </w:r>
       <w:r>
         <w:rPr>
@@ -2591,7 +2591,7 @@
         <w:rPr>
           <w:b w:val="0"/>
         </w:rPr>
-        <w:t xml:space="preserve">Changed-case reasoning: First gradient=-36; v becomes2; </w:t>
+        <w:t xml:space="preserve">Changed-case reasoning: First gradient=-36; v becomes 2; </w:t>
       </w:r>
       <w:r>
         <w:rPr>
@@ -2603,7 +2603,7 @@
         <w:rPr>
           <w:b w:val="0"/>
         </w:rPr>
-        <w:t xml:space="preserve"> 6 and loss 0. The hidden value remains3, but the target residual and required </w:t>
+        <w:t xml:space="preserve"> 6 and loss 0. The hidden value remains 3, but the target residual and required </w:t>
       </w:r>
       <w:r>
         <w:rPr>
@@ -2743,7 +2743,7 @@
         <w:rPr>
           <w:b w:val="0"/>
         </w:rPr>
-        <w:t xml:space="preserve">Use Section 9 for the </w:t>
+        <w:t xml:space="preserve">Use Run the investigation for the </w:t>
       </w:r>
       <w:r>
         <w:rPr>
@@ -4259,7 +4259,7 @@
           </w:tcPr>
           <w:p>
             <w:r>
-              <w:t>Sections 1–6; record the brief recall in the workbook.</w:t>
+              <w:t>Use Your mission, Notice the evidence, See how it works, Words that unlock the idea and Follow a worked example; record recall in the workbook.</w:t>
             </w:r>
           </w:p>
         </w:tc>
@@ -4291,7 +4291,7 @@
           </w:tcPr>
           <w:p>
             <w:r>
-              <w:t>Sections 7–10; use the matching workbook W2 and misconception check.</w:t>
+              <w:t>Use Find and repair a mistake, Practise together and Build your understanding; use the matching workbook W2 and Individual reasoning check.</w:t>
             </w:r>
           </w:p>
         </w:tc>
@@ -4323,7 +4323,7 @@
           </w:tcPr>
           <w:p>
             <w:r>
-              <w:t>Sections 9 and 11–14. Give extra time to finish the full task set; use Section 15 when the week includes a coding lab.</w:t>
+              <w:t>Use Run the investigation, Connect your project and Try a new case independently. Allow extra time for the full task set. When code is supplied, use the examples in See how it works or Follow a worked example and the browser lab in Supported practice, repair and portfolio.</w:t>
             </w:r>
           </w:p>
         </w:tc>
@@ -4487,7 +4487,7 @@
         <w:rPr>
           <w:b w:val="0"/>
         </w:rPr>
-        <w:t xml:space="preserve"> and a reason before comparing. Expected result: First gradient=-36; v becomes2; </w:t>
+        <w:t xml:space="preserve"> and a reason before comparing. Expected result: First gradient=-36; v becomes 2; </w:t>
       </w:r>
       <w:r>
         <w:rPr>
@@ -4511,7 +4511,7 @@
         <w:rPr>
           <w:b w:val="0"/>
         </w:rPr>
-        <w:t xml:space="preserve">Reason: The hidden value remains3, but the target residual and required </w:t>
+        <w:t xml:space="preserve">Reason: The hidden value remains 3, but the target residual and required </w:t>
       </w:r>
       <w:r>
         <w:rPr>
@@ -5084,7 +5084,7 @@
         <w:drawing>
           <wp:inline xmlns:a="http://schemas.openxmlformats.org/drawingml/2006/main" xmlns:pic="http://schemas.openxmlformats.org/drawingml/2006/picture">
             <wp:extent cx="5486400" cy="3182112"/>
-            <wp:docPr id="3" name="Picture 3" descr="Freeze hidden step: h=3 for this pair; only v is trainable. → Compute initial gradient: Loss9; gradient 2(3v-3)×3=-18 at v=0. → Update and verify: v becomes1; prediction 3 and loss 0. Next gradient is 0."/>
+            <wp:docPr id="3" name="Picture 3" descr="Freeze hidden step: h=3 for this pair; only v is trainable. → Compute initial gradient: Loss 9; gradient 2(3v-3)×3=-18 at v=0. → Update and verify: v becomes 1; prediction 3 and loss 0. Next gradient is 0."/>
             <wp:cNvGraphicFramePr>
               <a:graphicFrameLocks noChangeAspect="1"/>
             </wp:cNvGraphicFramePr>
@@ -5123,7 +5123,7 @@
         <w:rPr>
           <w:b w:val="0"/>
         </w:rPr>
-        <w:t xml:space="preserve">Freeze hidden step: h=3 for this pair; only v is trainable. → Compute initial gradient: Loss9; gradient 2(3v-3)×3=-18 at v=0. → Update and verify: v becomes1; </w:t>
+        <w:t xml:space="preserve">Freeze hidden step: h=3 for this pair; only v is trainable. → Compute initial gradient: Loss 9; gradient 2(3v-3)×3=-18 at v=0. → Update and verify: v becomes 1; </w:t>
       </w:r>
       <w:r>
         <w:rPr>
@@ -5317,7 +5317,7 @@
         <w:drawing>
           <wp:inline xmlns:a="http://schemas.openxmlformats.org/drawingml/2006/main" xmlns:pic="http://schemas.openxmlformats.org/drawingml/2006/picture">
             <wp:extent cx="5486400" cy="3026664"/>
-            <wp:docPr id="5" name="Picture 5" descr="Original case: v becomes1; prediction 3 and loss 0. Next gradient is 0. Changed condition: Change target from 3 to6 and restart v = 0 with the same rate. Expected result: First gradient=-36; v becomes2; prediction 6 and loss 0. Reason: The hidden value remains3, but the target residual and required output weight double."/>
+            <wp:docPr id="5" name="Picture 5" descr="Original case: v becomes 1; prediction 3 and loss 0. Next gradient is 0. Changed condition: Change target from 3 to6 and restart v = 0 with the same rate. Expected result: First gradient=-36; v becomes 2; prediction 6 and loss 0. Reason: The hidden value remains 3, but the target residual and required output weight double."/>
             <wp:cNvGraphicFramePr>
               <a:graphicFrameLocks noChangeAspect="1"/>
             </wp:cNvGraphicFramePr>
@@ -5356,7 +5356,7 @@
         <w:rPr>
           <w:b w:val="0"/>
         </w:rPr>
-        <w:t xml:space="preserve">Original case: v becomes1; </w:t>
+        <w:t xml:space="preserve">Original case: v becomes 1; </w:t>
       </w:r>
       <w:r>
         <w:rPr>
@@ -5379,7 +5379,7 @@
         <w:rPr>
           <w:b w:val="0"/>
         </w:rPr>
-        <w:t xml:space="preserve">Expected result: First gradient=-36; v becomes2; </w:t>
+        <w:t xml:space="preserve">Expected result: First gradient=-36; v becomes 2; </w:t>
       </w:r>
       <w:r>
         <w:rPr>
@@ -5391,7 +5391,7 @@
         <w:rPr>
           <w:b w:val="0"/>
         </w:rPr>
-        <w:t xml:space="preserve"> 6 and loss 0. Reason: The hidden value remains3, but the target residual and required </w:t>
+        <w:t xml:space="preserve"> 6 and loss 0. Reason: The hidden value remains 3, but the target residual and required </w:t>
       </w:r>
       <w:r>
         <w:rPr>
@@ -5447,7 +5447,7 @@
         <w:rPr>
           <w:b w:val="0"/>
         </w:rPr>
-        <w:t xml:space="preserve">Use the adjacent transcript if the image is difficult to see. Changed-case reasoning: The hidden value remains3, but the target residual and required </w:t>
+        <w:t xml:space="preserve">Use the adjacent transcript if the image is difficult to see. Changed-case reasoning: The hidden value remains 3, but the target residual and required </w:t>
       </w:r>
       <w:r>
         <w:rPr>
@@ -5857,7 +5857,7 @@
         <w:rPr>
           <w:b w:val="0"/>
         </w:rPr>
-        <w:t xml:space="preserve"> weight v changed. The fixed ReLU hidden function h=ReLU(x) retained its declared computation. Changed-case check: First gradient=-36; v becomes2; </w:t>
+        <w:t xml:space="preserve"> weight v changed. The fixed ReLU hidden function h=ReLU(x) retained its declared computation. Changed-case check: First gradient=-36; v becomes 2; </w:t>
       </w:r>
       <w:r>
         <w:rPr>
@@ -5881,7 +5881,7 @@
         <w:rPr>
           <w:b w:val="0"/>
         </w:rPr>
-        <w:t xml:space="preserve">The hidden value remains3, but the target residual and required </w:t>
+        <w:t xml:space="preserve">The hidden value remains 3, but the target residual and required </w:t>
       </w:r>
       <w:r>
         <w:rPr>

--- a/downloads/teacher/ai-5-week-12.docx
+++ b/downloads/teacher/ai-5-week-12.docx
@@ -25,20 +25,38 @@
         <w:pStyle w:val="Heading1"/>
       </w:pPr>
       <w:r>
-        <w:t>01. Prepare the purpose, prerequisites and materials</w:t>
+        <w:t>Make the trainable subset and mean objective explicit.</w:t>
       </w:r>
     </w:p>
     <w:p>
       <w:r>
-        <w:t>Prepare Training a small network: check the target, prerequisites, resources and adaptable teaching schedule.</w:t>
+        <w:t>Model all intermediate values,retain the fixed budget,and separate reserved evaluation from structural probes and fitting.</w:t>
       </w:r>
     </w:p>
     <w:p>
-      <w:pPr>
-        <w:pStyle w:val="Heading3"/>
-      </w:pPr>
-      <w:r>
-        <w:t>Teach the learning cycle</w:t>
+      <w:r>
+        <w:t>Assess the independent two-update trace using checked keys;avoid unsupported memorization or generalization labels.</w:t>
+      </w:r>
+    </w:p>
+    <w:p>
+      <w:pPr>
+        <w:pStyle w:val="Heading1"/>
+      </w:pPr>
+      <w:r>
+        <w:t>01. Prepare the connected mathematical investigation</w:t>
+      </w:r>
+    </w:p>
+    <w:p>
+      <w:r>
+        <w:t>Keep explanation,shared practice and independent evidence distinct.</w:t>
+      </w:r>
+    </w:p>
+    <w:p>
+      <w:pPr>
+        <w:pStyle w:val="Heading2"/>
+      </w:pPr>
+      <w:r>
+        <w:t>Target and main teaching plan</w:t>
       </w:r>
     </w:p>
     <w:p>
@@ -231,18 +249,21 @@
     </w:p>
     <w:p>
       <w:pPr>
-        <w:pStyle w:val="Heading3"/>
-      </w:pPr>
-      <w:r>
-        <w:t>Retrieval answer guidance</w:t>
+        <w:pStyle w:val="Heading2"/>
+      </w:pPr>
+      <w:r>
+        <w:t>Preparation and prerequisite</w:t>
       </w:r>
     </w:p>
     <w:p>
       <w:pPr>
-        <w:pStyle w:val="Heading3"/>
-      </w:pPr>
-      <w:r>
-        <w:t>Updating parameters</w:t>
+        <w:spacing w:line="336" w:lineRule="auto" w:after="180"/>
+      </w:pPr>
+      <w:r>
+        <w:rPr>
+          <w:b w:val="0"/>
+        </w:rPr>
+        <w:t>Printed lesson and workbook; paper and pencil</w:t>
       </w:r>
     </w:p>
     <w:p>
@@ -253,7 +274,7 @@
         <w:rPr>
           <w:b w:val="0"/>
         </w:rPr>
-        <w:t>Without opening the old lesson, explain one key idea from Updating parameters. Give an example and a mistake that the idea helps you avoid.</w:t>
+        <w:t>Calculator and optional local Python 3 editor; no packages or AI accounts needed</w:t>
       </w:r>
     </w:p>
     <w:p>
@@ -264,7 +285,7 @@
         <w:rPr>
           <w:b w:val="0"/>
         </w:rPr>
-        <w:t>Look for: Apply a learning rate to an ordered gradient</w:t>
+        <w:t>Use the fictional examples supplied; prepare the fresh retry before class</w:t>
       </w:r>
     </w:p>
     <w:p>
@@ -275,15 +296,15 @@
         <w:rPr>
           <w:b w:val="0"/>
         </w:rPr>
-        <w:t>Reference example, not the only acceptable wording: Teacher explanation: New a = 2 - 0.2 times -3 = 2.6.</w:t>
+        <w:t>The gradient describes one parameter snapshot. Mixing snapshots changes the stated update procedure.</w:t>
       </w:r>
     </w:p>
     <w:p>
       <w:pPr>
-        <w:pStyle w:val="Heading3"/>
-      </w:pPr>
-      <w:r>
-        <w:t>Slopes and local change</w:t>
+        <w:pStyle w:val="Heading2"/>
+      </w:pPr>
+      <w:r>
+        <w:t>Opening retrieval</w:t>
       </w:r>
     </w:p>
     <w:p>
@@ -294,7 +315,7 @@
         <w:rPr>
           <w:b w:val="0"/>
         </w:rPr>
-        <w:t>Without opening the old lesson, explain one key idea from Slopes and local change. Give an example and a mistake that the idea helps you avoid.</w:t>
+        <w:t>Without opening the old lesson, explain one key idea from Updating parameters. Give an example and a mistake that the idea helps you avoid.</w:t>
       </w:r>
     </w:p>
     <w:p>
@@ -305,7 +326,7 @@
         <w:rPr>
           <w:b w:val="0"/>
         </w:rPr>
-        <w:t>Look for: Calculate an average rate of change over a stated interval</w:t>
+        <w:t>Look for: Apply a learning rate to an ordered gradient</w:t>
       </w:r>
     </w:p>
     <w:p>
@@ -316,15 +337,18 @@
         <w:rPr>
           <w:b w:val="0"/>
         </w:rPr>
-        <w:t>Reference example, not the only acceptable wording: Teacher explanation: Average slope is (0 - 4) / 2 = -2. The local slope at 2 is zero. They describe different locations or intervals.</w:t>
+        <w:t>Reference example, not the only acceptable wording: Teacher explanation: New a = 2 - 0.2 times -3 = 2.6.</w:t>
       </w:r>
     </w:p>
     <w:p>
       <w:pPr>
-        <w:pStyle w:val="Heading3"/>
-      </w:pPr>
-      <w:r>
-        <w:t>Forward passes by hand</w:t>
+        <w:spacing w:line="336" w:lineRule="auto" w:after="180"/>
+      </w:pPr>
+      <w:r>
+        <w:rPr>
+          <w:b w:val="0"/>
+        </w:rPr>
+        <w:t>Without opening the old lesson, explain one key idea from Slopes and local change. Give an example and a mistake that the idea helps you avoid.</w:t>
       </w:r>
     </w:p>
     <w:p>
@@ -335,7 +359,7 @@
         <w:rPr>
           <w:b w:val="0"/>
         </w:rPr>
-        <w:t>Without opening the old lesson, explain one key idea from Forward passes by hand. Give an example and a mistake that the idea helps you avoid.</w:t>
+        <w:t>Look for: Calculate an average rate of change over a stated interval</w:t>
       </w:r>
     </w:p>
     <w:p>
@@ -346,7 +370,7 @@
         <w:rPr>
           <w:b w:val="0"/>
         </w:rPr>
-        <w:t>Look for: Record scores and activations in dependency order</w:t>
+        <w:t>Reference example, not the only acceptable wording: Teacher explanation: Average slope is (0 - 4) / 2 = -2. The local slope at 2 is zero. They describe different locations or intervals.</w:t>
       </w:r>
     </w:p>
     <w:p>
@@ -357,7 +381,7 @@
         <w:rPr>
           <w:b w:val="0"/>
         </w:rPr>
-        <w:t>Reference example, not the only acceptable wording: Teacher explanation: z = [-3, 3], h = [0, 3], y = -5.</w:t>
+        <w:t>Without opening the old lesson, explain one key idea from Forward passes by hand. Give an example and a mistake that the idea helps you avoid.</w:t>
       </w:r>
     </w:p>
     <w:p>
@@ -368,31 +392,7 @@
         <w:rPr>
           <w:b w:val="0"/>
         </w:rPr>
-        <w:t xml:space="preserve">For the compact alternative schedule, use two 45-minute sessions to connect earlier ideas into one reproducible </w:t>
-      </w:r>
-      <w:r>
-        <w:rPr>
-          <w:b/>
-        </w:rPr>
-        <w:t>training loop</w:t>
-      </w:r>
-      <w:r>
-        <w:rPr>
-          <w:b w:val="0"/>
-        </w:rPr>
-        <w:t xml:space="preserve">. Be explicit that only the </w:t>
-      </w:r>
-      <w:r>
-        <w:rPr>
-          <w:b/>
-        </w:rPr>
-        <w:t>output</w:t>
-      </w:r>
-      <w:r>
-        <w:rPr>
-          <w:b w:val="0"/>
-        </w:rPr>
-        <w:t xml:space="preserve"> weight is trained; backpropagation through all hidden parameters is not implemented here.</w:t>
+        <w:t>Look for: Record scores and activations in dependency order</w:t>
       </w:r>
     </w:p>
     <w:p>
@@ -403,27 +403,15 @@
         <w:rPr>
           <w:b w:val="0"/>
         </w:rPr>
-        <w:t xml:space="preserve">Keep the reserved pair outside </w:t>
-      </w:r>
-      <w:r>
-        <w:rPr>
-          <w:b/>
-        </w:rPr>
-        <w:t>training</w:t>
-      </w:r>
-      <w:r>
-        <w:rPr>
-          <w:b w:val="0"/>
-        </w:rPr>
-        <w:t xml:space="preserve"> and do not oversell its evidential value.</w:t>
+        <w:t>Reference example, not the only acceptable wording: Teacher explanation: z = [-3, 3], h = [0, 3], y = -5.</w:t>
       </w:r>
     </w:p>
     <w:p>
       <w:pPr>
-        <w:pStyle w:val="Heading3"/>
-      </w:pPr>
-      <w:r>
-        <w:t>Outcomes</w:t>
+        <w:pStyle w:val="Heading2"/>
+      </w:pPr>
+      <w:r>
+        <w:t>Pictured end goal</w:t>
       </w:r>
     </w:p>
     <w:p>
@@ -434,53 +422,35 @@
         <w:rPr>
           <w:b w:val="0"/>
         </w:rPr>
-        <w:t>Trace repeated forward loss gradient and update steps</w:t>
+        <w:t xml:space="preserve">By the end, I can explain </w:t>
+      </w:r>
+      <w:r>
+        <w:rPr>
+          <w:b/>
+        </w:rPr>
+        <w:t>training</w:t>
+      </w:r>
+      <w:r>
+        <w:rPr>
+          <w:b w:val="0"/>
+        </w:rPr>
+        <w:t xml:space="preserve"> a small network using a traced example and a stated limitation.</w:t>
       </w:r>
     </w:p>
     <w:p>
       <w:pPr>
-        <w:spacing w:line="336" w:lineRule="auto" w:after="180"/>
-      </w:pPr>
-      <w:r>
-        <w:rPr>
-          <w:b w:val="0"/>
-        </w:rPr>
-        <w:t xml:space="preserve">Keep </w:t>
-      </w:r>
-      <w:r>
-        <w:rPr>
-          <w:b/>
-        </w:rPr>
-        <w:t>frozen parameter</w:t>
-      </w:r>
-      <w:r>
-        <w:rPr>
-          <w:b w:val="0"/>
-        </w:rPr>
-        <w:t>s distinct from the trained parameter</w:t>
+        <w:pStyle w:val="Heading2"/>
+      </w:pPr>
+      <w:r>
+        <w:t>Earlier wording, alternatives and picture transcripts · reference / check after trying</w:t>
       </w:r>
     </w:p>
     <w:p>
       <w:pPr>
-        <w:spacing w:line="336" w:lineRule="auto" w:after="180"/>
-      </w:pPr>
-      <w:r>
-        <w:rPr>
-          <w:b w:val="0"/>
-        </w:rPr>
-        <w:t xml:space="preserve">Report </w:t>
-      </w:r>
-      <w:r>
-        <w:rPr>
-          <w:b/>
-        </w:rPr>
-        <w:t>training</w:t>
-      </w:r>
-      <w:r>
-        <w:rPr>
-          <w:b w:val="0"/>
-        </w:rPr>
-        <w:t xml:space="preserve"> results with their evaluation limits</w:t>
+        <w:pStyle w:val="Heading3"/>
+      </w:pPr>
+      <w:r>
+        <w:t>Teach the learning cycle</w:t>
       </w:r>
     </w:p>
     <w:p>
@@ -488,48 +458,66 @@
         <w:pStyle w:val="Heading3"/>
       </w:pPr>
       <w:r>
-        <w:t>Preparation</w:t>
+        <w:t>Retrieval answer guidance</w:t>
       </w:r>
     </w:p>
     <w:p>
       <w:pPr>
-        <w:spacing w:line="336" w:lineRule="auto" w:after="180"/>
-      </w:pPr>
-      <w:r>
-        <w:rPr>
-          <w:b w:val="0"/>
-        </w:rPr>
-        <w:t>Printed lesson and workbook; paper and pencil</w:t>
+        <w:pStyle w:val="Heading3"/>
+      </w:pPr>
+      <w:r>
+        <w:t>Updating parameters</w:t>
       </w:r>
     </w:p>
     <w:p>
       <w:pPr>
-        <w:spacing w:line="336" w:lineRule="auto" w:after="180"/>
-      </w:pPr>
-      <w:r>
-        <w:rPr>
-          <w:b w:val="0"/>
-        </w:rPr>
-        <w:t>Calculator and optional local Python 3 editor; no packages or AI accounts needed</w:t>
+        <w:pStyle w:val="Heading3"/>
+      </w:pPr>
+      <w:r>
+        <w:t>Slopes and local change</w:t>
       </w:r>
     </w:p>
     <w:p>
       <w:pPr>
-        <w:spacing w:line="336" w:lineRule="auto" w:after="180"/>
-      </w:pPr>
-      <w:r>
-        <w:rPr>
-          <w:b w:val="0"/>
-        </w:rPr>
-        <w:t>Use the fictional examples supplied; prepare the fresh retry before class</w:t>
+        <w:pStyle w:val="Heading3"/>
+      </w:pPr>
+      <w:r>
+        <w:t>Forward passes by hand</w:t>
       </w:r>
     </w:p>
     <w:p>
       <w:pPr>
-        <w:pStyle w:val="Heading3"/>
-      </w:pPr>
-      <w:r>
-        <w:t>Prerequisite answer</w:t>
+        <w:spacing w:line="336" w:lineRule="auto" w:after="180"/>
+      </w:pPr>
+      <w:r>
+        <w:rPr>
+          <w:b w:val="0"/>
+        </w:rPr>
+        <w:t xml:space="preserve">For the compact alternative schedule, use two 45-minute sessions to connect earlier ideas into one reproducible </w:t>
+      </w:r>
+      <w:r>
+        <w:rPr>
+          <w:b/>
+        </w:rPr>
+        <w:t>training loop</w:t>
+      </w:r>
+      <w:r>
+        <w:rPr>
+          <w:b w:val="0"/>
+        </w:rPr>
+        <w:t xml:space="preserve">. Be explicit that only the </w:t>
+      </w:r>
+      <w:r>
+        <w:rPr>
+          <w:b/>
+        </w:rPr>
+        <w:t>output</w:t>
+      </w:r>
+      <w:r>
+        <w:rPr>
+          <w:b w:val="0"/>
+        </w:rPr>
+        <w:t xml:space="preserve"> weight is trained; backpropagation through all hidden parameters is not implemented here.</w:t>
       </w:r>
     </w:p>
     <w:p>
@@ -540,7 +528,19 @@
         <w:rPr>
           <w:b w:val="0"/>
         </w:rPr>
-        <w:t>The gradient describes one parameter snapshot. Mixing snapshots changes the stated update procedure.</w:t>
+        <w:t xml:space="preserve">Keep the reserved pair outside </w:t>
+      </w:r>
+      <w:r>
+        <w:rPr>
+          <w:b/>
+        </w:rPr>
+        <w:t>training</w:t>
+      </w:r>
+      <w:r>
+        <w:rPr>
+          <w:b w:val="0"/>
+        </w:rPr>
+        <w:t xml:space="preserve"> and do not oversell its evidential value.</w:t>
       </w:r>
     </w:p>
     <w:p>
@@ -548,7 +548,7 @@
         <w:pStyle w:val="Heading3"/>
       </w:pPr>
       <w:r>
-        <w:t>End goal for the pictorial case</w:t>
+        <w:t>Outcomes</w:t>
       </w:r>
     </w:p>
     <w:p>
@@ -559,19 +559,7 @@
         <w:rPr>
           <w:b w:val="0"/>
         </w:rPr>
-        <w:t xml:space="preserve">By the end, I can explain </w:t>
-      </w:r>
-      <w:r>
-        <w:rPr>
-          <w:b/>
-        </w:rPr>
-        <w:t>training</w:t>
-      </w:r>
-      <w:r>
-        <w:rPr>
-          <w:b w:val="0"/>
-        </w:rPr>
-        <w:t xml:space="preserve"> a small network using a traced example and a stated limitation.</w:t>
+        <w:t>Trace repeated forward loss gradient and update steps</w:t>
       </w:r>
     </w:p>
     <w:p>
@@ -582,149 +570,98 @@
         <w:rPr>
           <w:b w:val="0"/>
         </w:rPr>
-        <w:t>This added worked case illustrates the week’s main idea. Retain all original and connected topics; schedule its practice within the teaching cycle.</w:t>
+        <w:t xml:space="preserve">Keep </w:t>
+      </w:r>
+      <w:r>
+        <w:rPr>
+          <w:b/>
+        </w:rPr>
+        <w:t>frozen parameter</w:t>
+      </w:r>
+      <w:r>
+        <w:rPr>
+          <w:b w:val="0"/>
+        </w:rPr>
+        <w:t>s distinct from the trained parameter</w:t>
       </w:r>
     </w:p>
     <w:p>
       <w:pPr>
-        <w:pStyle w:val="Heading1"/>
-      </w:pPr>
-      <w:r>
-        <w:t>02. Explain and model the mechanism</w:t>
+        <w:spacing w:line="336" w:lineRule="auto" w:after="180"/>
+      </w:pPr>
+      <w:r>
+        <w:rPr>
+          <w:b w:val="0"/>
+        </w:rPr>
+        <w:t xml:space="preserve">Report </w:t>
+      </w:r>
+      <w:r>
+        <w:rPr>
+          <w:b/>
+        </w:rPr>
+        <w:t>training</w:t>
+      </w:r>
+      <w:r>
+        <w:rPr>
+          <w:b w:val="0"/>
+        </w:rPr>
+        <w:t xml:space="preserve"> results with their evaluation limits</w:t>
       </w:r>
     </w:p>
     <w:p>
-      <w:r>
-        <w:t>Model Training a small network using the supplied case, labelled mechanism and reasoning. Make the scope of each conclusion explicit.</w:t>
+      <w:pPr>
+        <w:pStyle w:val="Heading3"/>
+      </w:pPr>
+      <w:r>
+        <w:t>Preparation</w:t>
       </w:r>
     </w:p>
     <w:p>
       <w:pPr>
-        <w:spacing w:line="336" w:lineRule="auto" w:after="180"/>
-      </w:pPr>
-      <w:r>
-        <w:rPr>
-          <w:b w:val="0"/>
-        </w:rPr>
-        <w:t xml:space="preserve">Use one hidden ReLU unit h = ReLU(x) and an </w:t>
-      </w:r>
-      <w:r>
-        <w:rPr>
-          <w:b/>
-        </w:rPr>
-        <w:t>output</w:t>
-      </w:r>
-      <w:r>
-        <w:rPr>
-          <w:b w:val="0"/>
-        </w:rPr>
-        <w:t xml:space="preserve"> y = vh. The hidden </w:t>
-      </w:r>
-      <w:r>
-        <w:rPr>
-          <w:b/>
-        </w:rPr>
-        <w:t>input</w:t>
-      </w:r>
-      <w:r>
-        <w:rPr>
-          <w:b w:val="0"/>
-        </w:rPr>
-        <w:t xml:space="preserve"> weight is fixed at 1, its bias is fixed at 0, and the </w:t>
-      </w:r>
-      <w:r>
-        <w:rPr>
-          <w:b/>
-        </w:rPr>
-        <w:t>output</w:t>
-      </w:r>
-      <w:r>
-        <w:rPr>
-          <w:b w:val="0"/>
-        </w:rPr>
-        <w:t xml:space="preserve"> bias is fixed at 0. Only </w:t>
-      </w:r>
-      <w:r>
-        <w:rPr>
-          <w:b/>
-        </w:rPr>
-        <w:t>output</w:t>
-      </w:r>
-      <w:r>
-        <w:rPr>
-          <w:b w:val="0"/>
-        </w:rPr>
-        <w:t xml:space="preserve"> weight v is trained.</w:t>
+        <w:pStyle w:val="Heading3"/>
+      </w:pPr>
+      <w:r>
+        <w:t>Prerequisite answer</w:t>
       </w:r>
     </w:p>
     <w:p>
       <w:pPr>
-        <w:spacing w:line="336" w:lineRule="auto" w:after="180"/>
-      </w:pPr>
-      <w:r>
-        <w:rPr>
-          <w:b w:val="0"/>
-        </w:rPr>
-        <w:t xml:space="preserve">This is a restricted two-layer network, not </w:t>
-      </w:r>
-      <w:r>
-        <w:rPr>
-          <w:b/>
-        </w:rPr>
-        <w:t>training</w:t>
-      </w:r>
-      <w:r>
-        <w:rPr>
-          <w:b w:val="0"/>
-        </w:rPr>
-        <w:t xml:space="preserve"> every parameter of a general network.</w:t>
+        <w:pStyle w:val="Heading3"/>
+      </w:pPr>
+      <w:r>
+        <w:t>End goal for the pictorial case</w:t>
       </w:r>
     </w:p>
     <w:p>
       <w:pPr>
-        <w:pStyle w:val="Heading3"/>
-      </w:pPr>
-      <w:r>
-        <w:t>Explain Training a small network · 1</w:t>
+        <w:spacing w:line="336" w:lineRule="auto" w:after="180"/>
+      </w:pPr>
+      <w:r>
+        <w:rPr>
+          <w:b w:val="0"/>
+        </w:rPr>
+        <w:t>This added worked case illustrates the week’s main idea. Retain all original and connected topics; schedule its practice within the teaching cycle.</w:t>
       </w:r>
     </w:p>
     <w:p>
       <w:pPr>
-        <w:spacing w:line="336" w:lineRule="auto" w:after="180"/>
-      </w:pPr>
-      <w:r>
-        <w:rPr>
-          <w:b/>
-        </w:rPr>
-        <w:t>Training</w:t>
-      </w:r>
-      <w:r>
-        <w:rPr>
-          <w:b w:val="0"/>
-        </w:rPr>
-        <w:t xml:space="preserve"> pairs are (x, target) = (1, 2) and (2, 4). Both x values are positive, so hidden activations are 1 and 2. Define ordinary MSE over both rows.</w:t>
+        <w:pStyle w:val="Heading1"/>
+      </w:pPr>
+      <w:r>
+        <w:t>02. Teach the whole loop with a declared trainable subset</w:t>
       </w:r>
     </w:p>
     <w:p>
-      <w:pPr>
-        <w:spacing w:line="336" w:lineRule="auto" w:after="180"/>
-      </w:pPr>
-      <w:r>
-        <w:rPr>
-          <w:b w:val="0"/>
-        </w:rPr>
-        <w:t>Start at v = 0 and use learning rate 0.1 for exactly four full-data updates. The declared budget prevents stopping only when a preferred result appears.</w:t>
+      <w:r>
+        <w:t>Keep the two-row main experiment,one-pair picture and independent pair distinct.</w:t>
       </w:r>
     </w:p>
     <w:p>
       <w:pPr>
-        <w:spacing w:line="336" w:lineRule="auto" w:after="180"/>
-      </w:pPr>
-      <w:r>
-        <w:rPr>
-          <w:b w:val="0"/>
-        </w:rPr>
-        <w:t>Each row evaluates the parameter value after that many updates. Row zero records the starting model. The loss decreases in this specific experiment; that pattern is not a promise for all networks or rates.</w:t>
+        <w:pStyle w:val="Heading2"/>
+      </w:pPr>
+      <w:r>
+        <w:t>Main configuration,complete states and frozen register</w:t>
       </w:r>
     </w:p>
     <w:p>
@@ -735,7 +672,55 @@
         <w:rPr>
           <w:b w:val="0"/>
         </w:rPr>
-        <w:t>Let errors be v - 2 and 2v - 4. MSE is their squared sum divided by 2, which simplifies to 2.5 times (v - 2) squared. Its gradient with respect to v is 5 times (v - 2).</w:t>
+        <w:t xml:space="preserve">Use one hidden ReLU unit h = ReLU(x) and an </w:t>
+      </w:r>
+      <w:r>
+        <w:rPr>
+          <w:b/>
+        </w:rPr>
+        <w:t>output</w:t>
+      </w:r>
+      <w:r>
+        <w:rPr>
+          <w:b w:val="0"/>
+        </w:rPr>
+        <w:t xml:space="preserve"> y = vh. The hidden </w:t>
+      </w:r>
+      <w:r>
+        <w:rPr>
+          <w:b/>
+        </w:rPr>
+        <w:t>input</w:t>
+      </w:r>
+      <w:r>
+        <w:rPr>
+          <w:b w:val="0"/>
+        </w:rPr>
+        <w:t xml:space="preserve"> weight is fixed at 1, its bias is fixed at 0, and the </w:t>
+      </w:r>
+      <w:r>
+        <w:rPr>
+          <w:b/>
+        </w:rPr>
+        <w:t>output</w:t>
+      </w:r>
+      <w:r>
+        <w:rPr>
+          <w:b w:val="0"/>
+        </w:rPr>
+        <w:t xml:space="preserve"> bias is fixed at 0. Only </w:t>
+      </w:r>
+      <w:r>
+        <w:rPr>
+          <w:b/>
+        </w:rPr>
+        <w:t>output</w:t>
+      </w:r>
+      <w:r>
+        <w:rPr>
+          <w:b w:val="0"/>
+        </w:rPr>
+        <w:t xml:space="preserve"> weight v is trained.</w:t>
       </w:r>
     </w:p>
     <w:p>
@@ -746,7 +731,19 @@
         <w:rPr>
           <w:b w:val="0"/>
         </w:rPr>
-        <w:t>At v = 0 the gradient is -10, so the first update gives v = 0 - 0.1 times -10 = 1.</w:t>
+        <w:t xml:space="preserve">This is a restricted two-layer network, not </w:t>
+      </w:r>
+      <w:r>
+        <w:rPr>
+          <w:b/>
+        </w:rPr>
+        <w:t>training</w:t>
+      </w:r>
+      <w:r>
+        <w:rPr>
+          <w:b w:val="0"/>
+        </w:rPr>
+        <w:t xml:space="preserve"> every parameter of a general network.</w:t>
       </w:r>
     </w:p>
     <w:p>
@@ -755,21 +752,15 @@
       </w:pPr>
       <w:r>
         <w:rPr>
+          <w:b/>
+        </w:rPr>
+        <w:t>Training</w:t>
+      </w:r>
+      <w:r>
+        <w:rPr>
           <w:b w:val="0"/>
         </w:rPr>
-        <w:t xml:space="preserve">The factor 2 comes from squared error; division by the number of rows makes this the gradient of the mean, not the sum. The code uses every </w:t>
-      </w:r>
-      <w:r>
-        <w:rPr>
-          <w:b/>
-        </w:rPr>
-        <w:t>training</w:t>
-      </w:r>
-      <w:r>
-        <w:rPr>
-          <w:b w:val="0"/>
-        </w:rPr>
-        <w:t xml:space="preserve"> row for each update. It prints five states but performs only four updates.</w:t>
+        <w:t xml:space="preserve"> pairs are (x, target) = (1, 2) and (2, 4). Both x values are positive, so hidden activations are 1 and 2. Define ordinary MSE over both rows.</w:t>
       </w:r>
     </w:p>
     <w:p>
@@ -780,7 +771,1482 @@
         <w:rPr>
           <w:b w:val="0"/>
         </w:rPr>
+        <w:t>Start at v = 0 and use learning rate 0.1 for exactly four full-data updates. The declared budget prevents stopping only when a preferred result appears.</w:t>
+      </w:r>
+    </w:p>
+    <w:p>
+      <w:pPr>
+        <w:spacing w:line="336" w:lineRule="auto" w:after="180"/>
+      </w:pPr>
+      <w:r>
+        <w:rPr>
+          <w:b w:val="0"/>
+        </w:rPr>
+        <w:t>Each row evaluates the parameter value after that many updates. Row zero records the starting model. The loss decreases in this specific experiment; that pattern is not a promise for all networks or rates.</w:t>
+      </w:r>
+    </w:p>
+    <w:p>
+      <w:pPr>
+        <w:spacing w:line="336" w:lineRule="auto" w:after="180"/>
+      </w:pPr>
+      <w:r>
+        <w:rPr>
+          <w:b w:val="0"/>
+        </w:rPr>
+        <w:t>Let errors be v - 2 and 2v - 4. MSE is their squared sum divided by 2, which simplifies to 2.5 times (v - 2) squared. Its gradient with respect to v is 5 times (v - 2).</w:t>
+      </w:r>
+    </w:p>
+    <w:p>
+      <w:pPr>
+        <w:spacing w:line="336" w:lineRule="auto" w:after="180"/>
+      </w:pPr>
+      <w:r>
+        <w:rPr>
+          <w:b w:val="0"/>
+        </w:rPr>
+        <w:t>At v = 0 the gradient is -10, so the first update gives v = 0 - 0.1 times -10 = 1.</w:t>
+      </w:r>
+    </w:p>
+    <w:p>
+      <w:pPr>
+        <w:spacing w:line="336" w:lineRule="auto" w:after="180"/>
+      </w:pPr>
+      <w:r>
+        <w:rPr>
+          <w:b w:val="0"/>
+        </w:rPr>
+        <w:t xml:space="preserve">The factor 2 comes from squared error; division by the number of rows makes this the gradient of the mean, not the sum. The code uses every </w:t>
+      </w:r>
+      <w:r>
+        <w:rPr>
+          <w:b/>
+        </w:rPr>
+        <w:t>training</w:t>
+      </w:r>
+      <w:r>
+        <w:rPr>
+          <w:b w:val="0"/>
+        </w:rPr>
+        <w:t xml:space="preserve"> row for each update. It prints five states but performs only four updates.</w:t>
+      </w:r>
+    </w:p>
+    <w:p>
+      <w:pPr>
+        <w:spacing w:line="336" w:lineRule="auto" w:after="180"/>
+      </w:pPr>
+      <w:r>
+        <w:rPr>
+          <w:b w:val="0"/>
+        </w:rPr>
         <w:t>All data are supplied fictional numbers.</w:t>
+      </w:r>
+    </w:p>
+    <w:tbl>
+      <w:tblPr>
+        <w:tblStyle w:val="LightShading-Accent1"/>
+        <w:tblW w:type="auto" w:w="0"/>
+        <w:tblLook w:firstColumn="1" w:firstRow="1" w:lastColumn="0" w:lastRow="0" w:noHBand="0" w:noVBand="1" w:val="04A0"/>
+      </w:tblPr>
+      <w:tblGrid>
+        <w:gridCol w:w="1461"/>
+        <w:gridCol w:w="1461"/>
+        <w:gridCol w:w="1461"/>
+        <w:gridCol w:w="1461"/>
+        <w:gridCol w:w="1461"/>
+        <w:gridCol w:w="1461"/>
+        <w:gridCol w:w="1461"/>
+      </w:tblGrid>
+      <w:tr>
+        <w:trPr>
+          <w:tblHeader/>
+        </w:trPr>
+        <w:tc>
+          <w:tcPr>
+            <w:tcW w:type="dxa" w:w="1461"/>
+          </w:tcPr>
+          <w:p>
+            <w:r>
+              <w:t>State after this many updates</w:t>
+            </w:r>
+          </w:p>
+        </w:tc>
+        <w:tc>
+          <w:tcPr>
+            <w:tcW w:type="dxa" w:w="1461"/>
+          </w:tcPr>
+          <w:p>
+            <w:r>
+              <w:t>v</w:t>
+            </w:r>
+          </w:p>
+        </w:tc>
+        <w:tc>
+          <w:tcPr>
+            <w:tcW w:type="dxa" w:w="1461"/>
+          </w:tcPr>
+          <w:p>
+            <w:r>
+              <w:t>Predictions on fixed h[1, 2]</w:t>
+            </w:r>
+          </w:p>
+        </w:tc>
+        <w:tc>
+          <w:tcPr>
+            <w:tcW w:type="dxa" w:w="1461"/>
+          </w:tcPr>
+          <w:p>
+            <w:r>
+              <w:t>Errors against[2, 4]</w:t>
+            </w:r>
+          </w:p>
+        </w:tc>
+        <w:tc>
+          <w:tcPr>
+            <w:tcW w:type="dxa" w:w="1461"/>
+          </w:tcPr>
+          <w:p>
+            <w:r>
+              <w:t>Training MSE</w:t>
+            </w:r>
+          </w:p>
+        </w:tc>
+        <w:tc>
+          <w:tcPr>
+            <w:tcW w:type="dxa" w:w="1461"/>
+          </w:tcPr>
+          <w:p>
+            <w:r>
+              <w:t>Gradient for next update</w:t>
+            </w:r>
+          </w:p>
+        </w:tc>
+        <w:tc>
+          <w:tcPr>
+            <w:tcW w:type="dxa" w:w="1461"/>
+          </w:tcPr>
+          <w:p>
+            <w:r>
+              <w:t>Next v</w:t>
+            </w:r>
+          </w:p>
+        </w:tc>
+      </w:tr>
+      <w:tr>
+        <w:tc>
+          <w:tcPr>
+            <w:tcW w:type="dxa" w:w="1461"/>
+          </w:tcPr>
+          <w:p>
+            <w:r>
+              <w:t>0</w:t>
+            </w:r>
+          </w:p>
+        </w:tc>
+        <w:tc>
+          <w:tcPr>
+            <w:tcW w:type="dxa" w:w="1461"/>
+          </w:tcPr>
+          <w:p>
+            <w:r>
+              <w:t>0</w:t>
+            </w:r>
+          </w:p>
+        </w:tc>
+        <w:tc>
+          <w:tcPr>
+            <w:tcW w:type="dxa" w:w="1461"/>
+          </w:tcPr>
+          <w:p>
+            <w:r>
+              <w:t>[0, 0]</w:t>
+            </w:r>
+          </w:p>
+        </w:tc>
+        <w:tc>
+          <w:tcPr>
+            <w:tcW w:type="dxa" w:w="1461"/>
+          </w:tcPr>
+          <w:p>
+            <w:r>
+              <w:t>[−2, −4]</w:t>
+            </w:r>
+          </w:p>
+        </w:tc>
+        <w:tc>
+          <w:tcPr>
+            <w:tcW w:type="dxa" w:w="1461"/>
+          </w:tcPr>
+          <w:p>
+            <w:r>
+              <w:t>10</w:t>
+            </w:r>
+          </w:p>
+        </w:tc>
+        <w:tc>
+          <w:tcPr>
+            <w:tcW w:type="dxa" w:w="1461"/>
+          </w:tcPr>
+          <w:p>
+            <w:r>
+              <w:t>-10</w:t>
+            </w:r>
+          </w:p>
+        </w:tc>
+        <w:tc>
+          <w:tcPr>
+            <w:tcW w:type="dxa" w:w="1461"/>
+          </w:tcPr>
+          <w:p>
+            <w:r>
+              <w:t>1</w:t>
+            </w:r>
+          </w:p>
+        </w:tc>
+      </w:tr>
+      <w:tr>
+        <w:tc>
+          <w:tcPr>
+            <w:tcW w:type="dxa" w:w="1461"/>
+          </w:tcPr>
+          <w:p>
+            <w:r>
+              <w:t>1</w:t>
+            </w:r>
+          </w:p>
+        </w:tc>
+        <w:tc>
+          <w:tcPr>
+            <w:tcW w:type="dxa" w:w="1461"/>
+          </w:tcPr>
+          <w:p>
+            <w:r>
+              <w:t>1</w:t>
+            </w:r>
+          </w:p>
+        </w:tc>
+        <w:tc>
+          <w:tcPr>
+            <w:tcW w:type="dxa" w:w="1461"/>
+          </w:tcPr>
+          <w:p>
+            <w:r>
+              <w:t>[1, 2]</w:t>
+            </w:r>
+          </w:p>
+        </w:tc>
+        <w:tc>
+          <w:tcPr>
+            <w:tcW w:type="dxa" w:w="1461"/>
+          </w:tcPr>
+          <w:p>
+            <w:r>
+              <w:t>[−1, −2]</w:t>
+            </w:r>
+          </w:p>
+        </w:tc>
+        <w:tc>
+          <w:tcPr>
+            <w:tcW w:type="dxa" w:w="1461"/>
+          </w:tcPr>
+          <w:p>
+            <w:r>
+              <w:t>2.5</w:t>
+            </w:r>
+          </w:p>
+        </w:tc>
+        <w:tc>
+          <w:tcPr>
+            <w:tcW w:type="dxa" w:w="1461"/>
+          </w:tcPr>
+          <w:p>
+            <w:r>
+              <w:t>-5</w:t>
+            </w:r>
+          </w:p>
+        </w:tc>
+        <w:tc>
+          <w:tcPr>
+            <w:tcW w:type="dxa" w:w="1461"/>
+          </w:tcPr>
+          <w:p>
+            <w:r>
+              <w:t>1.5</w:t>
+            </w:r>
+          </w:p>
+        </w:tc>
+      </w:tr>
+      <w:tr>
+        <w:tc>
+          <w:tcPr>
+            <w:tcW w:type="dxa" w:w="1461"/>
+          </w:tcPr>
+          <w:p>
+            <w:r>
+              <w:t>2</w:t>
+            </w:r>
+          </w:p>
+        </w:tc>
+        <w:tc>
+          <w:tcPr>
+            <w:tcW w:type="dxa" w:w="1461"/>
+          </w:tcPr>
+          <w:p>
+            <w:r>
+              <w:t>1.5</w:t>
+            </w:r>
+          </w:p>
+        </w:tc>
+        <w:tc>
+          <w:tcPr>
+            <w:tcW w:type="dxa" w:w="1461"/>
+          </w:tcPr>
+          <w:p>
+            <w:r>
+              <w:t>[1.5, 3]</w:t>
+            </w:r>
+          </w:p>
+        </w:tc>
+        <w:tc>
+          <w:tcPr>
+            <w:tcW w:type="dxa" w:w="1461"/>
+          </w:tcPr>
+          <w:p>
+            <w:r>
+              <w:t>[−.5, −1]</w:t>
+            </w:r>
+          </w:p>
+        </w:tc>
+        <w:tc>
+          <w:tcPr>
+            <w:tcW w:type="dxa" w:w="1461"/>
+          </w:tcPr>
+          <w:p>
+            <w:r>
+              <w:t>0.625</w:t>
+            </w:r>
+          </w:p>
+        </w:tc>
+        <w:tc>
+          <w:tcPr>
+            <w:tcW w:type="dxa" w:w="1461"/>
+          </w:tcPr>
+          <w:p>
+            <w:r>
+              <w:t>-2.5</w:t>
+            </w:r>
+          </w:p>
+        </w:tc>
+        <w:tc>
+          <w:tcPr>
+            <w:tcW w:type="dxa" w:w="1461"/>
+          </w:tcPr>
+          <w:p>
+            <w:r>
+              <w:t>1.75</w:t>
+            </w:r>
+          </w:p>
+        </w:tc>
+      </w:tr>
+      <w:tr>
+        <w:tc>
+          <w:tcPr>
+            <w:tcW w:type="dxa" w:w="1461"/>
+          </w:tcPr>
+          <w:p>
+            <w:r>
+              <w:t>3</w:t>
+            </w:r>
+          </w:p>
+        </w:tc>
+        <w:tc>
+          <w:tcPr>
+            <w:tcW w:type="dxa" w:w="1461"/>
+          </w:tcPr>
+          <w:p>
+            <w:r>
+              <w:t>1.75</w:t>
+            </w:r>
+          </w:p>
+        </w:tc>
+        <w:tc>
+          <w:tcPr>
+            <w:tcW w:type="dxa" w:w="1461"/>
+          </w:tcPr>
+          <w:p>
+            <w:r>
+              <w:t>[1.75, 3.5]</w:t>
+            </w:r>
+          </w:p>
+        </w:tc>
+        <w:tc>
+          <w:tcPr>
+            <w:tcW w:type="dxa" w:w="1461"/>
+          </w:tcPr>
+          <w:p>
+            <w:r>
+              <w:t>[−.25, −.5]</w:t>
+            </w:r>
+          </w:p>
+        </w:tc>
+        <w:tc>
+          <w:tcPr>
+            <w:tcW w:type="dxa" w:w="1461"/>
+          </w:tcPr>
+          <w:p>
+            <w:r>
+              <w:t>0.15625</w:t>
+            </w:r>
+          </w:p>
+        </w:tc>
+        <w:tc>
+          <w:tcPr>
+            <w:tcW w:type="dxa" w:w="1461"/>
+          </w:tcPr>
+          <w:p>
+            <w:r>
+              <w:t>-1.25</w:t>
+            </w:r>
+          </w:p>
+        </w:tc>
+        <w:tc>
+          <w:tcPr>
+            <w:tcW w:type="dxa" w:w="1461"/>
+          </w:tcPr>
+          <w:p>
+            <w:r>
+              <w:t>1.875</w:t>
+            </w:r>
+          </w:p>
+        </w:tc>
+      </w:tr>
+      <w:tr>
+        <w:tc>
+          <w:tcPr>
+            <w:tcW w:type="dxa" w:w="1461"/>
+          </w:tcPr>
+          <w:p>
+            <w:r>
+              <w:t>4</w:t>
+            </w:r>
+          </w:p>
+        </w:tc>
+        <w:tc>
+          <w:tcPr>
+            <w:tcW w:type="dxa" w:w="1461"/>
+          </w:tcPr>
+          <w:p>
+            <w:r>
+              <w:t>1.875</w:t>
+            </w:r>
+          </w:p>
+        </w:tc>
+        <w:tc>
+          <w:tcPr>
+            <w:tcW w:type="dxa" w:w="1461"/>
+          </w:tcPr>
+          <w:p>
+            <w:r>
+              <w:t>[1.875, 3.75]</w:t>
+            </w:r>
+          </w:p>
+        </w:tc>
+        <w:tc>
+          <w:tcPr>
+            <w:tcW w:type="dxa" w:w="1461"/>
+          </w:tcPr>
+          <w:p>
+            <w:r>
+              <w:t>[−.125, −.25]</w:t>
+            </w:r>
+          </w:p>
+        </w:tc>
+        <w:tc>
+          <w:tcPr>
+            <w:tcW w:type="dxa" w:w="1461"/>
+          </w:tcPr>
+          <w:p>
+            <w:r>
+              <w:t>0.0390625</w:t>
+            </w:r>
+          </w:p>
+        </w:tc>
+        <w:tc>
+          <w:tcPr>
+            <w:tcW w:type="dxa" w:w="1461"/>
+          </w:tcPr>
+          <w:p>
+            <w:r>
+              <w:t>Stop:four-update budget</w:t>
+            </w:r>
+          </w:p>
+        </w:tc>
+        <w:tc>
+          <w:tcPr>
+            <w:tcW w:type="dxa" w:w="1461"/>
+          </w:tcPr>
+          <w:p>
+            <w:r>
+              <w:t>No further update</w:t>
+            </w:r>
+          </w:p>
+        </w:tc>
+      </w:tr>
+    </w:tbl>
+    <w:tbl>
+      <w:tblPr>
+        <w:tblStyle w:val="LightShading-Accent1"/>
+        <w:tblW w:type="auto" w:w="0"/>
+        <w:tblLook w:firstColumn="1" w:firstRow="1" w:lastColumn="0" w:lastRow="0" w:noHBand="0" w:noVBand="1" w:val="04A0"/>
+      </w:tblPr>
+      <w:tblGrid>
+        <w:gridCol w:w="5112"/>
+        <w:gridCol w:w="5112"/>
+      </w:tblGrid>
+      <w:tr>
+        <w:trPr>
+          <w:tblHeader/>
+        </w:trPr>
+        <w:tc>
+          <w:tcPr>
+            <w:tcW w:type="dxa" w:w="5112"/>
+          </w:tcPr>
+          <w:p>
+            <w:r>
+              <w:t>Value in this restricted network</w:t>
+            </w:r>
+          </w:p>
+        </w:tc>
+        <w:tc>
+          <w:tcPr>
+            <w:tcW w:type="dxa" w:w="5112"/>
+          </w:tcPr>
+          <w:p>
+            <w:r>
+              <w:t>Training status</w:t>
+            </w:r>
+          </w:p>
+        </w:tc>
+      </w:tr>
+      <w:tr>
+        <w:tc>
+          <w:tcPr>
+            <w:tcW w:type="dxa" w:w="5112"/>
+          </w:tcPr>
+          <w:p>
+            <w:r>
+              <w:t>Hidden input weight 1</w:t>
+            </w:r>
+          </w:p>
+        </w:tc>
+        <w:tc>
+          <w:tcPr>
+            <w:tcW w:type="dxa" w:w="5112"/>
+          </w:tcPr>
+          <w:p>
+            <w:r>
+              <w:t>Frozen</w:t>
+            </w:r>
+          </w:p>
+        </w:tc>
+      </w:tr>
+      <w:tr>
+        <w:tc>
+          <w:tcPr>
+            <w:tcW w:type="dxa" w:w="5112"/>
+          </w:tcPr>
+          <w:p>
+            <w:r>
+              <w:t>Hidden bias 0</w:t>
+            </w:r>
+          </w:p>
+        </w:tc>
+        <w:tc>
+          <w:tcPr>
+            <w:tcW w:type="dxa" w:w="5112"/>
+          </w:tcPr>
+          <w:p>
+            <w:r>
+              <w:t>Frozen</w:t>
+            </w:r>
+          </w:p>
+        </w:tc>
+      </w:tr>
+      <w:tr>
+        <w:tc>
+          <w:tcPr>
+            <w:tcW w:type="dxa" w:w="5112"/>
+          </w:tcPr>
+          <w:p>
+            <w:r>
+              <w:t>ReLU function</w:t>
+            </w:r>
+          </w:p>
+        </w:tc>
+        <w:tc>
+          <w:tcPr>
+            <w:tcW w:type="dxa" w:w="5112"/>
+          </w:tcPr>
+          <w:p>
+            <w:r>
+              <w:t>Fixed function, no fitted numerical parameter here</w:t>
+            </w:r>
+          </w:p>
+        </w:tc>
+      </w:tr>
+      <w:tr>
+        <w:tc>
+          <w:tcPr>
+            <w:tcW w:type="dxa" w:w="5112"/>
+          </w:tcPr>
+          <w:p>
+            <w:r>
+              <w:t>Output weight v</w:t>
+            </w:r>
+          </w:p>
+        </w:tc>
+        <w:tc>
+          <w:tcPr>
+            <w:tcW w:type="dxa" w:w="5112"/>
+          </w:tcPr>
+          <w:p>
+            <w:r>
+              <w:t>Only trainable value; start 0, end 1.875 after four updates</w:t>
+            </w:r>
+          </w:p>
+        </w:tc>
+      </w:tr>
+      <w:tr>
+        <w:tc>
+          <w:tcPr>
+            <w:tcW w:type="dxa" w:w="5112"/>
+          </w:tcPr>
+          <w:p>
+            <w:r>
+              <w:t>Output bias 0</w:t>
+            </w:r>
+          </w:p>
+        </w:tc>
+        <w:tc>
+          <w:tcPr>
+            <w:tcW w:type="dxa" w:w="5112"/>
+          </w:tcPr>
+          <w:p>
+            <w:r>
+              <w:t>Frozen</w:t>
+            </w:r>
+          </w:p>
+        </w:tc>
+      </w:tr>
+      <w:tr>
+        <w:tc>
+          <w:tcPr>
+            <w:tcW w:type="dxa" w:w="5112"/>
+          </w:tcPr>
+          <w:p>
+            <w:r>
+              <w:t>Data, rate.1, mean objective, four-update budget</w:t>
+            </w:r>
+          </w:p>
+        </w:tc>
+        <w:tc>
+          <w:tcPr>
+            <w:tcW w:type="dxa" w:w="5112"/>
+          </w:tcPr>
+          <w:p>
+            <w:r>
+              <w:t>Declared experiment configuration, not extra model parameters</w:t>
+            </w:r>
+          </w:p>
+        </w:tc>
+      </w:tr>
+    </w:tbl>
+    <w:p>
+      <w:pPr>
+        <w:spacing w:line="336" w:lineRule="auto" w:after="180"/>
+      </w:pPr>
+      <w:r>
+        <w:rPr>
+          <w:b w:val="0"/>
+        </w:rPr>
+        <w:t xml:space="preserve">Guided: </w:t>
+      </w:r>
+      <w:r>
+        <w:rPr>
+          <w:b/>
+        </w:rPr>
+        <w:t>prediction</w:t>
+      </w:r>
+      <w:r>
+        <w:rPr>
+          <w:b w:val="0"/>
+        </w:rPr>
+        <w:t>s [1.5, 3], errors [-0.5, -1], MSE 0.625, gradient -2.5, next v = 1.75. Exit: x = -1 produces 0 rather than -2 for every v.</w:t>
+      </w:r>
+    </w:p>
+    <w:p>
+      <w:pPr>
+        <w:spacing w:line="336" w:lineRule="auto" w:after="180"/>
+      </w:pPr>
+      <w:r>
+        <w:rPr>
+          <w:b w:val="0"/>
+        </w:rPr>
+        <w:t xml:space="preserve">The recorded </w:t>
+      </w:r>
+      <w:r>
+        <w:rPr>
+          <w:b/>
+        </w:rPr>
+        <w:t>training</w:t>
+      </w:r>
+      <w:r>
+        <w:rPr>
+          <w:b w:val="0"/>
+        </w:rPr>
+        <w:t xml:space="preserve"> loss fell on two positive synthetic pairs; the model did not establish the rule over all real </w:t>
+      </w:r>
+      <w:r>
+        <w:rPr>
+          <w:b/>
+        </w:rPr>
+        <w:t>input</w:t>
+      </w:r>
+      <w:r>
+        <w:rPr>
+          <w:b w:val="0"/>
+        </w:rPr>
+        <w:t>s.</w:t>
+      </w:r>
+    </w:p>
+    <w:p>
+      <w:pPr>
+        <w:pStyle w:val="Heading2"/>
+      </w:pPr>
+      <w:r>
+        <w:t>Complete post-freeze evaluation and structural limit</w:t>
+      </w:r>
+    </w:p>
+    <w:tbl>
+      <w:tblPr>
+        <w:tblStyle w:val="LightShading-Accent1"/>
+        <w:tblW w:type="auto" w:w="0"/>
+        <w:tblLook w:firstColumn="1" w:firstRow="1" w:lastColumn="0" w:lastRow="0" w:noHBand="0" w:noVBand="1" w:val="04A0"/>
+      </w:tblPr>
+      <w:tblGrid>
+        <w:gridCol w:w="2045"/>
+        <w:gridCol w:w="2045"/>
+        <w:gridCol w:w="2045"/>
+        <w:gridCol w:w="2045"/>
+        <w:gridCol w:w="2045"/>
+      </w:tblGrid>
+      <w:tr>
+        <w:trPr>
+          <w:tblHeader/>
+        </w:trPr>
+        <w:tc>
+          <w:tcPr>
+            <w:tcW w:type="dxa" w:w="2045"/>
+          </w:tcPr>
+          <w:p>
+            <w:r>
+              <w:t>After freezing main v1.875</w:t>
+            </w:r>
+          </w:p>
+        </w:tc>
+        <w:tc>
+          <w:tcPr>
+            <w:tcW w:type="dxa" w:w="2045"/>
+          </w:tcPr>
+          <w:p>
+            <w:r>
+              <w:t>h</w:t>
+            </w:r>
+          </w:p>
+        </w:tc>
+        <w:tc>
+          <w:tcPr>
+            <w:tcW w:type="dxa" w:w="2045"/>
+          </w:tcPr>
+          <w:p>
+            <w:r>
+              <w:t>Prediction</w:t>
+            </w:r>
+          </w:p>
+        </w:tc>
+        <w:tc>
+          <w:tcPr>
+            <w:tcW w:type="dxa" w:w="2045"/>
+          </w:tcPr>
+          <w:p>
+            <w:r>
+              <w:t>Target</w:t>
+            </w:r>
+          </w:p>
+        </w:tc>
+        <w:tc>
+          <w:tcPr>
+            <w:tcW w:type="dxa" w:w="2045"/>
+          </w:tcPr>
+          <w:p>
+            <w:r>
+              <w:t>Squared error / status</w:t>
+            </w:r>
+          </w:p>
+        </w:tc>
+      </w:tr>
+      <w:tr>
+        <w:tc>
+          <w:tcPr>
+            <w:tcW w:type="dxa" w:w="2045"/>
+          </w:tcPr>
+          <w:p>
+            <w:r>
+              <w:t>Training row x1</w:t>
+            </w:r>
+          </w:p>
+        </w:tc>
+        <w:tc>
+          <w:tcPr>
+            <w:tcW w:type="dxa" w:w="2045"/>
+          </w:tcPr>
+          <w:p>
+            <w:r>
+              <w:t>1</w:t>
+            </w:r>
+          </w:p>
+        </w:tc>
+        <w:tc>
+          <w:tcPr>
+            <w:tcW w:type="dxa" w:w="2045"/>
+          </w:tcPr>
+          <w:p>
+            <w:r>
+              <w:t>1.875</w:t>
+            </w:r>
+          </w:p>
+        </w:tc>
+        <w:tc>
+          <w:tcPr>
+            <w:tcW w:type="dxa" w:w="2045"/>
+          </w:tcPr>
+          <w:p>
+            <w:r>
+              <w:t>2</w:t>
+            </w:r>
+          </w:p>
+        </w:tc>
+        <w:tc>
+          <w:tcPr>
+            <w:tcW w:type="dxa" w:w="2045"/>
+          </w:tcPr>
+          <w:p>
+            <w:r>
+              <w:t>0.015625</w:t>
+            </w:r>
+          </w:p>
+        </w:tc>
+      </w:tr>
+      <w:tr>
+        <w:tc>
+          <w:tcPr>
+            <w:tcW w:type="dxa" w:w="2045"/>
+          </w:tcPr>
+          <w:p>
+            <w:r>
+              <w:t>Training row x2</w:t>
+            </w:r>
+          </w:p>
+        </w:tc>
+        <w:tc>
+          <w:tcPr>
+            <w:tcW w:type="dxa" w:w="2045"/>
+          </w:tcPr>
+          <w:p>
+            <w:r>
+              <w:t>2</w:t>
+            </w:r>
+          </w:p>
+        </w:tc>
+        <w:tc>
+          <w:tcPr>
+            <w:tcW w:type="dxa" w:w="2045"/>
+          </w:tcPr>
+          <w:p>
+            <w:r>
+              <w:t>3.75</w:t>
+            </w:r>
+          </w:p>
+        </w:tc>
+        <w:tc>
+          <w:tcPr>
+            <w:tcW w:type="dxa" w:w="2045"/>
+          </w:tcPr>
+          <w:p>
+            <w:r>
+              <w:t>4</w:t>
+            </w:r>
+          </w:p>
+        </w:tc>
+        <w:tc>
+          <w:tcPr>
+            <w:tcW w:type="dxa" w:w="2045"/>
+          </w:tcPr>
+          <w:p>
+            <w:r>
+              <w:t>0.0625</w:t>
+            </w:r>
+          </w:p>
+        </w:tc>
+      </w:tr>
+      <w:tr>
+        <w:tc>
+          <w:tcPr>
+            <w:tcW w:type="dxa" w:w="2045"/>
+          </w:tcPr>
+          <w:p>
+            <w:r>
+              <w:t>Reserved demonstration x3</w:t>
+            </w:r>
+          </w:p>
+        </w:tc>
+        <w:tc>
+          <w:tcPr>
+            <w:tcW w:type="dxa" w:w="2045"/>
+          </w:tcPr>
+          <w:p>
+            <w:r>
+              <w:t>3</w:t>
+            </w:r>
+          </w:p>
+        </w:tc>
+        <w:tc>
+          <w:tcPr>
+            <w:tcW w:type="dxa" w:w="2045"/>
+          </w:tcPr>
+          <w:p>
+            <w:r>
+              <w:t>5.625</w:t>
+            </w:r>
+          </w:p>
+        </w:tc>
+        <w:tc>
+          <w:tcPr>
+            <w:tcW w:type="dxa" w:w="2045"/>
+          </w:tcPr>
+          <w:p>
+            <w:r>
+              <w:t>6</w:t>
+            </w:r>
+          </w:p>
+        </w:tc>
+        <w:tc>
+          <w:tcPr>
+            <w:tcW w:type="dxa" w:w="2045"/>
+          </w:tcPr>
+          <w:p>
+            <w:r>
+              <w:t>.140625; not used in the four updates</w:t>
+            </w:r>
+          </w:p>
+        </w:tc>
+      </w:tr>
+      <w:tr>
+        <w:tc>
+          <w:tcPr>
+            <w:tcW w:type="dxa" w:w="2045"/>
+          </w:tcPr>
+          <w:p>
+            <w:r>
+              <w:t>Representation probe x−1 under proposed y2 xrule</w:t>
+            </w:r>
+          </w:p>
+        </w:tc>
+        <w:tc>
+          <w:tcPr>
+            <w:tcW w:type="dxa" w:w="2045"/>
+          </w:tcPr>
+          <w:p>
+            <w:r>
+              <w:t>0</w:t>
+            </w:r>
+          </w:p>
+        </w:tc>
+        <w:tc>
+          <w:tcPr>
+            <w:tcW w:type="dxa" w:w="2045"/>
+          </w:tcPr>
+          <w:p>
+            <w:r>
+              <w:t>0</w:t>
+            </w:r>
+          </w:p>
+        </w:tc>
+        <w:tc>
+          <w:tcPr>
+            <w:tcW w:type="dxa" w:w="2045"/>
+          </w:tcPr>
+          <w:p>
+            <w:r>
+              <w:t>-2</w:t>
+            </w:r>
+          </w:p>
+        </w:tc>
+        <w:tc>
+          <w:tcPr>
+            <w:tcW w:type="dxa" w:w="2045"/>
+          </w:tcPr>
+          <w:p>
+            <w:r>
+              <w:t>4 for any v; structural counterexample, not another training row</w:t>
+            </w:r>
+          </w:p>
+        </w:tc>
+      </w:tr>
+    </w:tbl>
+    <w:p>
+      <w:pPr>
+        <w:pStyle w:val="Heading2"/>
+      </w:pPr>
+      <w:r>
+        <w:t>Separate pictured one-pair facts and scope</w:t>
+      </w:r>
+    </w:p>
+    <w:p>
+      <w:pPr>
+        <w:spacing w:line="336" w:lineRule="auto" w:after="180"/>
+      </w:pPr>
+      <w:r>
+        <w:rPr>
+          <w:b w:val="0"/>
+        </w:rPr>
+        <w:t xml:space="preserve">Train a single </w:t>
+      </w:r>
+      <w:r>
+        <w:rPr>
+          <w:b/>
+        </w:rPr>
+        <w:t>output</w:t>
+      </w:r>
+      <w:r>
+        <w:rPr>
+          <w:b w:val="0"/>
+        </w:rPr>
+        <w:t xml:space="preserve"> weight while clearly marking the frozen hidden computation.</w:t>
+      </w:r>
+    </w:p>
+    <w:p>
+      <w:pPr>
+        <w:spacing w:line="336" w:lineRule="auto" w:after="180"/>
+      </w:pPr>
+      <w:r>
+        <w:rPr>
+          <w:b w:val="0"/>
+        </w:rPr>
+        <w:t xml:space="preserve">Toy h=ReLU(x), y=vh. One </w:t>
+      </w:r>
+      <w:r>
+        <w:rPr>
+          <w:b/>
+        </w:rPr>
+        <w:t>training</w:t>
+      </w:r>
+      <w:r>
+        <w:rPr>
+          <w:b w:val="0"/>
+        </w:rPr>
+        <w:t xml:space="preserve"> pair x = 3, target 3; start v = 0; squared loss; rate 1/18.</w:t>
+      </w:r>
+    </w:p>
+    <w:p>
+      <w:pPr>
+        <w:spacing w:line="336" w:lineRule="auto" w:after="180"/>
+      </w:pPr>
+      <w:r>
+        <w:rPr>
+          <w:b w:val="0"/>
+        </w:rPr>
+        <w:t xml:space="preserve">All </w:t>
+      </w:r>
+      <w:r>
+        <w:rPr>
+          <w:b/>
+        </w:rPr>
+        <w:t>input</w:t>
+      </w:r>
+      <w:r>
+        <w:rPr>
+          <w:b w:val="0"/>
+        </w:rPr>
+        <w:t>s and outcomes in this worked example are invented classroom data; no real model run is claimed.</w:t>
+      </w:r>
+    </w:p>
+    <w:p>
+      <w:pPr>
+        <w:spacing w:line="336" w:lineRule="auto" w:after="180"/>
+      </w:pPr>
+      <w:r>
+        <w:rPr>
+          <w:b w:val="0"/>
+        </w:rPr>
+        <w:t>The picture is a separate one-pair experiment:x3, target 3, h3, start v0, squared error, rate 1/18. Initial gradient−18 gives v1, prediction 3, loss 0; the next gradient is0. Changing only its target to6 and restarting v0 gives initial gradient−36, v2, prediction 6, loss 0. This specially chosen rate and one pair differ from the main two-row MSE experiment.</w:t>
+      </w:r>
+    </w:p>
+    <w:p>
+      <w:pPr>
+        <w:spacing w:line="336" w:lineRule="auto" w:after="180"/>
+      </w:pPr>
+      <w:r>
+        <w:rPr>
+          <w:b w:val="0"/>
+        </w:rPr>
+        <w:t>Exact fit here does not establish memorization, learned hidden features or general image-classifier performance.</w:t>
+      </w:r>
+    </w:p>
+    <w:p>
+      <w:pPr>
+        <w:pStyle w:val="Heading2"/>
+      </w:pPr>
+      <w:r>
+        <w:t>Trace fitted v and the doubled-target restart</w:t>
+      </w:r>
+    </w:p>
+    <w:p>
+      <w:r>
+        <w:drawing>
+          <wp:inline xmlns:a="http://schemas.openxmlformats.org/drawingml/2006/main" xmlns:pic="http://schemas.openxmlformats.org/drawingml/2006/picture">
+            <wp:extent cx="5486400" cy="3182112"/>
+            <wp:docPr id="1" name="Picture 1" descr="Freeze hidden step: h=3 for this pair; only v is trainable. → Compute initial gradient: Loss 9; gradient 2(3v-3)×3=-18 at v=0. → Update and verify: v becomes 1; prediction 3 and loss 0. Next gradient is 0."/>
+            <wp:cNvGraphicFramePr>
+              <a:graphicFrameLocks noChangeAspect="1"/>
+            </wp:cNvGraphicFramePr>
+            <a:graphic>
+              <a:graphicData uri="http://schemas.openxmlformats.org/drawingml/2006/picture">
+                <pic:pic>
+                  <pic:nvPicPr>
+                    <pic:cNvPr id="0" name="academy-story-ai-5-12-02.png"/>
+                    <pic:cNvPicPr/>
+                  </pic:nvPicPr>
+                  <pic:blipFill>
+                    <a:blip r:embed="rId9"/>
+                    <a:stretch>
+                      <a:fillRect/>
+                    </a:stretch>
+                  </pic:blipFill>
+                  <pic:spPr>
+                    <a:xfrm>
+                      <a:off x="0" y="0"/>
+                      <a:ext cx="5486400" cy="3182112"/>
+                    </a:xfrm>
+                    <a:prstGeom prst="rect"/>
+                  </pic:spPr>
+                </pic:pic>
+              </a:graphicData>
+            </a:graphic>
+          </wp:inline>
+        </w:drawing>
+      </w:r>
+    </w:p>
+    <w:p>
+      <w:pPr>
+        <w:pStyle w:val="Heading3"/>
+      </w:pPr>
+      <w:r>
+        <w:t>Read the picture one step at a time</w:t>
+      </w:r>
+    </w:p>
+    <w:tbl>
+      <w:tblPr>
+        <w:tblStyle w:val="LightShading-Accent1"/>
+        <w:tblW w:type="auto" w:w="0"/>
+        <w:tblLook w:firstColumn="1" w:firstRow="1" w:lastColumn="0" w:lastRow="0" w:noHBand="0" w:noVBand="1" w:val="04A0"/>
+      </w:tblPr>
+      <w:tblGrid>
+        <w:gridCol w:w="5112"/>
+        <w:gridCol w:w="5112"/>
+      </w:tblGrid>
+      <w:tr>
+        <w:trPr>
+          <w:tblHeader/>
+        </w:trPr>
+        <w:tc>
+          <w:tcPr>
+            <w:tcW w:type="dxa" w:w="5112"/>
+          </w:tcPr>
+          <w:p>
+            <w:r>
+              <w:t>Step</w:t>
+            </w:r>
+          </w:p>
+        </w:tc>
+        <w:tc>
+          <w:tcPr>
+            <w:tcW w:type="dxa" w:w="5112"/>
+          </w:tcPr>
+          <w:p>
+            <w:r>
+              <w:t>What happens and why</w:t>
+            </w:r>
+          </w:p>
+        </w:tc>
+      </w:tr>
+      <w:tr>
+        <w:tc>
+          <w:tcPr>
+            <w:tcW w:type="dxa" w:w="5112"/>
+          </w:tcPr>
+          <w:p>
+            <w:r>
+              <w:t>1. Freeze hidden step</w:t>
+            </w:r>
+          </w:p>
+        </w:tc>
+        <w:tc>
+          <w:tcPr>
+            <w:tcW w:type="dxa" w:w="5112"/>
+          </w:tcPr>
+          <w:p>
+            <w:r>
+              <w:t>h=3 for this pair; only v is trainable.</w:t>
+            </w:r>
+          </w:p>
+        </w:tc>
+      </w:tr>
+      <w:tr>
+        <w:tc>
+          <w:tcPr>
+            <w:tcW w:type="dxa" w:w="5112"/>
+          </w:tcPr>
+          <w:p>
+            <w:r>
+              <w:t>2. Compute initial gradient</w:t>
+            </w:r>
+          </w:p>
+        </w:tc>
+        <w:tc>
+          <w:tcPr>
+            <w:tcW w:type="dxa" w:w="5112"/>
+          </w:tcPr>
+          <w:p>
+            <w:r>
+              <w:t>Loss 9; gradient 2(3v-3)×3=-18 at v=0.</w:t>
+            </w:r>
+          </w:p>
+        </w:tc>
+      </w:tr>
+      <w:tr>
+        <w:tc>
+          <w:tcPr>
+            <w:tcW w:type="dxa" w:w="5112"/>
+          </w:tcPr>
+          <w:p>
+            <w:r>
+              <w:t>3. Update and verify</w:t>
+            </w:r>
+          </w:p>
+        </w:tc>
+        <w:tc>
+          <w:tcPr>
+            <w:tcW w:type="dxa" w:w="5112"/>
+          </w:tcPr>
+          <w:p>
+            <w:r>
+              <w:t>v becomes 1; prediction 3 and loss 0. Next gradient is 0.</w:t>
+            </w:r>
+          </w:p>
+        </w:tc>
+      </w:tr>
+    </w:tbl>
+    <w:p>
+      <w:r>
+        <w:t>Match each pictured step to the supplied facts. This is a worked teaching case, not an independent assessment.</w:t>
+      </w:r>
+    </w:p>
+    <w:p>
+      <w:pPr>
+        <w:spacing w:line="336" w:lineRule="auto" w:after="180"/>
+      </w:pPr>
+      <w:r>
+        <w:rPr>
+          <w:b w:val="0"/>
+        </w:rPr>
+        <w:t xml:space="preserve">Only the </w:t>
+      </w:r>
+      <w:r>
+        <w:rPr>
+          <w:b/>
+        </w:rPr>
+        <w:t>output</w:t>
+      </w:r>
+      <w:r>
+        <w:rPr>
+          <w:b w:val="0"/>
+        </w:rPr>
+        <w:t xml:space="preserve"> weight v is being fitted in this toy network; the hidden ReLU is fixed. The </w:t>
+      </w:r>
+      <w:r>
+        <w:rPr>
+          <w:b/>
+        </w:rPr>
+        <w:t>training</w:t>
+      </w:r>
+      <w:r>
+        <w:rPr>
+          <w:b w:val="0"/>
+        </w:rPr>
+        <w:t xml:space="preserve"> </w:t>
+      </w:r>
+      <w:r>
+        <w:rPr>
+          <w:b/>
+        </w:rPr>
+        <w:t>input</w:t>
+      </w:r>
+      <w:r>
+        <w:rPr>
+          <w:b w:val="0"/>
+        </w:rPr>
+        <w:t xml:space="preserve"> gives hidden value three.</w:t>
+      </w:r>
+    </w:p>
+    <w:p>
+      <w:pPr>
+        <w:spacing w:line="336" w:lineRule="auto" w:after="180"/>
+      </w:pPr>
+      <w:r>
+        <w:rPr>
+          <w:b w:val="0"/>
+        </w:rPr>
+        <w:t xml:space="preserve">Squared-error slope points v from zero towards one, and this specially chosen rate reaches one in a single update. Zero loss on one </w:t>
+      </w:r>
+      <w:r>
+        <w:rPr>
+          <w:b/>
+        </w:rPr>
+        <w:t>training</w:t>
+      </w:r>
+      <w:r>
+        <w:rPr>
+          <w:b w:val="0"/>
+        </w:rPr>
+        <w:t xml:space="preserve"> pair is exact </w:t>
+      </w:r>
+      <w:r>
+        <w:rPr>
+          <w:b/>
+        </w:rPr>
+        <w:t>fitting</w:t>
+      </w:r>
+      <w:r>
+        <w:rPr>
+          <w:b w:val="0"/>
+        </w:rPr>
+        <w:t xml:space="preserve"> of that pair, not </w:t>
+      </w:r>
+      <w:r>
+        <w:rPr>
+          <w:b/>
+        </w:rPr>
+        <w:t>evidence</w:t>
+      </w:r>
+      <w:r>
+        <w:rPr>
+          <w:b w:val="0"/>
+        </w:rPr>
+        <w:t xml:space="preserve"> about other </w:t>
+      </w:r>
+      <w:r>
+        <w:rPr>
+          <w:b/>
+        </w:rPr>
+        <w:t>input</w:t>
+      </w:r>
+      <w:r>
+        <w:rPr>
+          <w:b w:val="0"/>
+        </w:rPr>
+        <w:t>s.</w:t>
+      </w:r>
+    </w:p>
+    <w:p>
+      <w:pPr>
+        <w:spacing w:line="336" w:lineRule="auto" w:after="180"/>
+      </w:pPr>
+      <w:r>
+        <w:rPr>
+          <w:b w:val="0"/>
+        </w:rPr>
+        <w:t>Zero loss on one example is an exact fit to that recorded example. It does not by itself establish memorisation or a generally useful image classifier.</w:t>
+      </w:r>
+    </w:p>
+    <w:p>
+      <w:pPr>
+        <w:spacing w:line="336" w:lineRule="auto" w:after="180"/>
+      </w:pPr>
+      <w:r>
+        <w:rPr>
+          <w:b w:val="0"/>
+        </w:rPr>
+        <w:t>Change: Change target from 3 to6 and restart v = 0 with the same rate.</w:t>
+      </w:r>
+    </w:p>
+    <w:p>
+      <w:pPr>
+        <w:spacing w:line="336" w:lineRule="auto" w:after="180"/>
+      </w:pPr>
+      <w:r>
+        <w:rPr>
+          <w:b/>
+        </w:rPr>
+        <w:t>Prediction</w:t>
+      </w:r>
+      <w:r>
+        <w:rPr>
+          <w:b w:val="0"/>
+        </w:rPr>
+        <w:t xml:space="preserve">: First gradient=-36; v becomes 2; </w:t>
+      </w:r>
+      <w:r>
+        <w:rPr>
+          <w:b/>
+        </w:rPr>
+        <w:t>prediction</w:t>
+      </w:r>
+      <w:r>
+        <w:rPr>
+          <w:b w:val="0"/>
+        </w:rPr>
+        <w:t xml:space="preserve"> 6 and loss 0.</w:t>
+      </w:r>
+    </w:p>
+    <w:p>
+      <w:pPr>
+        <w:spacing w:line="336" w:lineRule="auto" w:after="180"/>
+      </w:pPr>
+      <w:r>
+        <w:rPr>
+          <w:b w:val="0"/>
+        </w:rPr>
+        <w:t xml:space="preserve">Reason: The hidden value remains 3, but the target residual and required </w:t>
+      </w:r>
+      <w:r>
+        <w:rPr>
+          <w:b/>
+        </w:rPr>
+        <w:t>output</w:t>
+      </w:r>
+      <w:r>
+        <w:rPr>
+          <w:b w:val="0"/>
+        </w:rPr>
+        <w:t xml:space="preserve"> weight double.</w:t>
+      </w:r>
+    </w:p>
+    <w:p>
+      <w:pPr>
+        <w:pStyle w:val="Heading2"/>
+      </w:pPr>
+      <w:r>
+        <w:t>Earlier wording, alternatives and picture transcripts · reference / check after trying</w:t>
       </w:r>
     </w:p>
     <w:tbl>
@@ -1065,64 +2531,6 @@
     </w:p>
     <w:p>
       <w:pPr>
-        <w:spacing w:line="336" w:lineRule="auto" w:after="180"/>
-      </w:pPr>
-      <w:r>
-        <w:rPr>
-          <w:b w:val="0"/>
-        </w:rPr>
-        <w:t xml:space="preserve">Guided: </w:t>
-      </w:r>
-      <w:r>
-        <w:rPr>
-          <w:b/>
-        </w:rPr>
-        <w:t>prediction</w:t>
-      </w:r>
-      <w:r>
-        <w:rPr>
-          <w:b w:val="0"/>
-        </w:rPr>
-        <w:t>s [1.5, 3], errors [-0.5, -1], MSE 0.625, gradient -2.5, next v = 1.75. Exit: x = -1 produces 0 rather than -2 for every v.</w:t>
-      </w:r>
-    </w:p>
-    <w:p>
-      <w:pPr>
-        <w:spacing w:line="336" w:lineRule="auto" w:after="180"/>
-      </w:pPr>
-      <w:r>
-        <w:rPr>
-          <w:b w:val="0"/>
-        </w:rPr>
-        <w:t xml:space="preserve">The recorded </w:t>
-      </w:r>
-      <w:r>
-        <w:rPr>
-          <w:b/>
-        </w:rPr>
-        <w:t>training</w:t>
-      </w:r>
-      <w:r>
-        <w:rPr>
-          <w:b w:val="0"/>
-        </w:rPr>
-        <w:t xml:space="preserve"> loss fell on two positive synthetic pairs; the model did not establish the rule over all real </w:t>
-      </w:r>
-      <w:r>
-        <w:rPr>
-          <w:b/>
-        </w:rPr>
-        <w:t>input</w:t>
-      </w:r>
-      <w:r>
-        <w:rPr>
-          <w:b w:val="0"/>
-        </w:rPr>
-        <w:t>s.</w:t>
-      </w:r>
-    </w:p>
-    <w:p>
-      <w:pPr>
         <w:pStyle w:val="Heading3"/>
       </w:pPr>
       <w:r>
@@ -1470,97 +2878,10 @@
     </w:p>
     <w:p>
       <w:pPr>
-        <w:spacing w:line="336" w:lineRule="auto" w:after="180"/>
-      </w:pPr>
-      <w:r>
-        <w:rPr>
-          <w:b w:val="0"/>
-        </w:rPr>
-        <w:t xml:space="preserve">Train a single </w:t>
-      </w:r>
-      <w:r>
-        <w:rPr>
-          <w:b/>
-        </w:rPr>
-        <w:t>output</w:t>
-      </w:r>
-      <w:r>
-        <w:rPr>
-          <w:b w:val="0"/>
-        </w:rPr>
-        <w:t xml:space="preserve"> weight while clearly marking the frozen hidden computation.</w:t>
-      </w:r>
-    </w:p>
-    <w:p>
-      <w:pPr>
         <w:pStyle w:val="Heading3"/>
       </w:pPr>
       <w:r>
         <w:t>The facts we will use</w:t>
-      </w:r>
-    </w:p>
-    <w:p>
-      <w:pPr>
-        <w:pStyle w:val="Heading3"/>
-      </w:pPr>
-      <w:r>
-        <w:t>Supplied facts</w:t>
-      </w:r>
-    </w:p>
-    <w:p>
-      <w:pPr>
-        <w:spacing w:line="336" w:lineRule="auto" w:after="180"/>
-        <w:shd w:fill="F1F6FC"/>
-      </w:pPr>
-      <w:r>
-        <w:rPr>
-          <w:b w:val="0"/>
-        </w:rPr>
-        <w:t xml:space="preserve">Toy h=ReLU(x), y=vh. One </w:t>
-      </w:r>
-      <w:r>
-        <w:rPr>
-          <w:b/>
-        </w:rPr>
-        <w:t>training</w:t>
-      </w:r>
-      <w:r>
-        <w:rPr>
-          <w:b w:val="0"/>
-        </w:rPr>
-        <w:t xml:space="preserve"> pair x = 3, target 3; start v = 0; squared loss; rate 1/18.</w:t>
-      </w:r>
-    </w:p>
-    <w:p>
-      <w:pPr>
-        <w:pStyle w:val="Heading3"/>
-      </w:pPr>
-      <w:r>
-        <w:t>Supplied facts</w:t>
-      </w:r>
-    </w:p>
-    <w:p>
-      <w:pPr>
-        <w:spacing w:line="336" w:lineRule="auto" w:after="180"/>
-        <w:shd w:fill="F1F6FC"/>
-      </w:pPr>
-      <w:r>
-        <w:rPr>
-          <w:b w:val="0"/>
-        </w:rPr>
-        <w:t xml:space="preserve">All </w:t>
-      </w:r>
-      <w:r>
-        <w:rPr>
-          <w:b/>
-        </w:rPr>
-        <w:t>input</w:t>
-      </w:r>
-      <w:r>
-        <w:rPr>
-          <w:b w:val="0"/>
-        </w:rPr>
-        <w:t>s and outcomes in this worked example are invented classroom data; no real model run is claimed.</w:t>
       </w:r>
     </w:p>
     <w:p>
@@ -1568,7 +2889,7 @@
         <w:drawing>
           <wp:inline xmlns:a="http://schemas.openxmlformats.org/drawingml/2006/main" xmlns:pic="http://schemas.openxmlformats.org/drawingml/2006/picture">
             <wp:extent cx="5486400" cy="5145314"/>
-            <wp:docPr id="1" name="Picture 1" descr="Training a small network. Freeze hidden step: h=3 for this pair; only v is trainable.. Compute initial gradient: Loss 9; gradient 2(3v-3)×3=-18 at v=0.. Update and verify: v becomes 1; prediction 3 and loss 0. Next gradient is 0."/>
+            <wp:docPr id="2" name="Picture 2" descr="Training a small network. Freeze hidden step: h=3 for this pair; only v is trainable.. Compute initial gradient: Loss 9; gradient 2(3v-3)×3=-18 at v=0.. Update and verify: v becomes 1; prediction 3 and loss 0. Next gradient is 0."/>
             <wp:cNvGraphicFramePr>
               <a:graphicFrameLocks noChangeAspect="1"/>
             </wp:cNvGraphicFramePr>
@@ -1580,7 +2901,7 @@
                     <pic:cNvPicPr/>
                   </pic:nvPicPr>
                   <pic:blipFill>
-                    <a:blip r:embed="rId9"/>
+                    <a:blip r:embed="rId10"/>
                     <a:stretch>
                       <a:fillRect/>
                     </a:stretch>
@@ -1604,114 +2925,7 @@
         <w:pStyle w:val="Heading3"/>
       </w:pPr>
       <w:r>
-        <w:t>Read the picture one step at a time</w:t>
-      </w:r>
-    </w:p>
-    <w:tbl>
-      <w:tblPr>
-        <w:tblStyle w:val="LightShading-Accent1"/>
-        <w:tblW w:type="auto" w:w="0"/>
-        <w:tblLook w:firstColumn="1" w:firstRow="1" w:lastColumn="0" w:lastRow="0" w:noHBand="0" w:noVBand="1" w:val="04A0"/>
-      </w:tblPr>
-      <w:tblGrid>
-        <w:gridCol w:w="5112"/>
-        <w:gridCol w:w="5112"/>
-      </w:tblGrid>
-      <w:tr>
-        <w:trPr>
-          <w:tblHeader/>
-        </w:trPr>
-        <w:tc>
-          <w:tcPr>
-            <w:tcW w:type="dxa" w:w="5112"/>
-          </w:tcPr>
-          <w:p>
-            <w:r>
-              <w:t>Step</w:t>
-            </w:r>
-          </w:p>
-        </w:tc>
-        <w:tc>
-          <w:tcPr>
-            <w:tcW w:type="dxa" w:w="5112"/>
-          </w:tcPr>
-          <w:p>
-            <w:r>
-              <w:t>What happens and why</w:t>
-            </w:r>
-          </w:p>
-        </w:tc>
-      </w:tr>
-      <w:tr>
-        <w:tc>
-          <w:tcPr>
-            <w:tcW w:type="dxa" w:w="5112"/>
-          </w:tcPr>
-          <w:p>
-            <w:r>
-              <w:t>1. Freeze hidden step</w:t>
-            </w:r>
-          </w:p>
-        </w:tc>
-        <w:tc>
-          <w:tcPr>
-            <w:tcW w:type="dxa" w:w="5112"/>
-          </w:tcPr>
-          <w:p>
-            <w:r>
-              <w:t>h=3 for this pair; only v is trainable.</w:t>
-            </w:r>
-          </w:p>
-        </w:tc>
-      </w:tr>
-      <w:tr>
-        <w:tc>
-          <w:tcPr>
-            <w:tcW w:type="dxa" w:w="5112"/>
-          </w:tcPr>
-          <w:p>
-            <w:r>
-              <w:t>2. Compute initial gradient</w:t>
-            </w:r>
-          </w:p>
-        </w:tc>
-        <w:tc>
-          <w:tcPr>
-            <w:tcW w:type="dxa" w:w="5112"/>
-          </w:tcPr>
-          <w:p>
-            <w:r>
-              <w:t>Loss 9; gradient 2(3v-3)×3=-18 at v=0.</w:t>
-            </w:r>
-          </w:p>
-        </w:tc>
-      </w:tr>
-      <w:tr>
-        <w:tc>
-          <w:tcPr>
-            <w:tcW w:type="dxa" w:w="5112"/>
-          </w:tcPr>
-          <w:p>
-            <w:r>
-              <w:t>3. Update and verify</w:t>
-            </w:r>
-          </w:p>
-        </w:tc>
-        <w:tc>
-          <w:tcPr>
-            <w:tcW w:type="dxa" w:w="5112"/>
-          </w:tcPr>
-          <w:p>
-            <w:r>
-              <w:t>v becomes 1; prediction 3 and loss 0. Next gradient is 0.</w:t>
-            </w:r>
-          </w:p>
-        </w:tc>
-      </w:tr>
-    </w:tbl>
-    <w:p>
-      <w:r>
-        <w:t>Match each pictured step to the supplied facts. This is a worked teaching case, not an independent assessment.</w:t>
+        <w:t>Why this result follows</w:t>
       </w:r>
     </w:p>
     <w:p>
@@ -1719,7 +2933,7 @@
         <w:pStyle w:val="Heading3"/>
       </w:pPr>
       <w:r>
-        <w:t>Why this result follows</w:t>
+        <w:t>What this example does not establish</w:t>
       </w:r>
     </w:p>
     <w:p>
@@ -1727,257 +2941,203 @@
         <w:pStyle w:val="Heading3"/>
       </w:pPr>
       <w:r>
-        <w:t>Why the result follows</w:t>
+        <w:t>Change one thing in the pictured case</w:t>
       </w:r>
     </w:p>
     <w:p>
       <w:pPr>
-        <w:spacing w:line="336" w:lineRule="auto" w:after="180"/>
-        <w:shd w:fill="F1F6FC"/>
-      </w:pPr>
-      <w:r>
-        <w:rPr>
-          <w:b w:val="0"/>
-        </w:rPr>
-        <w:t xml:space="preserve">Only the </w:t>
-      </w:r>
-      <w:r>
-        <w:rPr>
-          <w:b/>
-        </w:rPr>
-        <w:t>output</w:t>
-      </w:r>
-      <w:r>
-        <w:rPr>
-          <w:b w:val="0"/>
-        </w:rPr>
-        <w:t xml:space="preserve"> weight v is being fitted in this toy network; the hidden ReLU is fixed. The </w:t>
-      </w:r>
-      <w:r>
-        <w:rPr>
-          <w:b/>
-        </w:rPr>
-        <w:t>training</w:t>
-      </w:r>
-      <w:r>
-        <w:rPr>
-          <w:b w:val="0"/>
-        </w:rPr>
-        <w:t xml:space="preserve"> </w:t>
-      </w:r>
-      <w:r>
-        <w:rPr>
-          <w:b/>
-        </w:rPr>
-        <w:t>input</w:t>
-      </w:r>
-      <w:r>
-        <w:rPr>
-          <w:b w:val="0"/>
-        </w:rPr>
-        <w:t xml:space="preserve"> gives hidden value three.</w:t>
+        <w:pStyle w:val="Heading3"/>
+      </w:pPr>
+      <w:r>
+        <w:t>Ask while showing the picture</w:t>
       </w:r>
     </w:p>
     <w:p>
       <w:pPr>
         <w:spacing w:line="336" w:lineRule="auto" w:after="180"/>
-        <w:shd w:fill="F1F6FC"/>
       </w:pPr>
       <w:r>
         <w:rPr>
           <w:b w:val="0"/>
         </w:rPr>
-        <w:t xml:space="preserve">Squared-error slope points v from zero towards one, and this specially chosen rate reaches one in a single update. Zero loss on one </w:t>
+        <w:t xml:space="preserve">Cover the result. Ask learners to name the </w:t>
       </w:r>
       <w:r>
         <w:rPr>
           <w:b/>
         </w:rPr>
-        <w:t>training</w:t>
+        <w:t>input</w:t>
       </w:r>
       <w:r>
         <w:rPr>
           <w:b w:val="0"/>
         </w:rPr>
-        <w:t xml:space="preserve"> pair is exact </w:t>
+        <w:t xml:space="preserve">s and predict the next step. Uncover one step, connect the icon to the actual procedure, and explain its </w:t>
       </w:r>
       <w:r>
         <w:rPr>
           <w:b/>
         </w:rPr>
-        <w:t>fitting</w:t>
+        <w:t>evidence</w:t>
       </w:r>
       <w:r>
         <w:rPr>
           <w:b w:val="0"/>
         </w:rPr>
-        <w:t xml:space="preserve"> of that pair, not </w:t>
-      </w:r>
-      <w:r>
-        <w:rPr>
-          <w:b/>
-        </w:rPr>
-        <w:t>evidence</w:t>
-      </w:r>
-      <w:r>
-        <w:rPr>
-          <w:b w:val="0"/>
-        </w:rPr>
-        <w:t xml:space="preserve"> about other </w:t>
-      </w:r>
-      <w:r>
-        <w:rPr>
-          <w:b/>
-        </w:rPr>
-        <w:t>input</w:t>
-      </w:r>
-      <w:r>
-        <w:rPr>
-          <w:b w:val="0"/>
-        </w:rPr>
-        <w:t>s.</w:t>
+        <w:t>. Then change the supplied condition and compare.</w:t>
       </w:r>
     </w:p>
     <w:p>
       <w:pPr>
-        <w:pStyle w:val="Heading3"/>
-      </w:pPr>
-      <w:r>
-        <w:t>What this example does not establish</w:t>
+        <w:spacing w:line="336" w:lineRule="auto" w:after="180"/>
+      </w:pPr>
+      <w:r>
+        <w:rPr>
+          <w:b w:val="0"/>
+        </w:rPr>
+        <w:t>The picture is a representation; it does not document execution of a real AI model.</w:t>
       </w:r>
     </w:p>
     <w:p>
       <w:pPr>
-        <w:pStyle w:val="Heading3"/>
-      </w:pPr>
-      <w:r>
-        <w:t>Keep the stated limit</w:t>
+        <w:pStyle w:val="Heading1"/>
+      </w:pPr>
+      <w:r>
+        <w:t>03. Model a step,then remove help</w:t>
       </w:r>
     </w:p>
     <w:p>
-      <w:pPr>
-        <w:spacing w:line="336" w:lineRule="auto" w:after="180"/>
-        <w:shd w:fill="FFF5E6"/>
-      </w:pPr>
-      <w:r>
-        <w:rPr>
-          <w:b w:val="0"/>
-        </w:rPr>
-        <w:t>A zero loss on one example is memorised fit to that example, not proof of a generally useful image classifier.</w:t>
+      <w:r>
+        <w:t>Collect each learner’s reasoning before showing a key.</w:t>
       </w:r>
     </w:p>
     <w:p>
       <w:pPr>
-        <w:pStyle w:val="Heading3"/>
-      </w:pPr>
-      <w:r>
-        <w:t>Change one thing in the pictured case</w:t>
+        <w:pStyle w:val="Heading2"/>
+      </w:pPr>
+      <w:r>
+        <w:t>Current completion task and checked reasoning</w:t>
       </w:r>
     </w:p>
     <w:p>
       <w:pPr>
-        <w:pStyle w:val="Heading3"/>
-      </w:pPr>
-      <w:r>
-        <w:t>Change one thing</w:t>
+        <w:spacing w:line="336" w:lineRule="auto" w:after="180"/>
+      </w:pPr>
+      <w:r>
+        <w:rPr>
+          <w:b w:val="0"/>
+        </w:rPr>
+        <w:t>Completion task: At v = 1, the sum of squared errors is 5. A learner uses gradient -10 with rate 0.1. Explain the mismatch with this lesson and give the next v under MSE.</w:t>
       </w:r>
     </w:p>
     <w:p>
       <w:pPr>
         <w:spacing w:line="336" w:lineRule="auto" w:after="180"/>
-        <w:shd w:fill="F5F1FB"/>
       </w:pPr>
       <w:r>
         <w:rPr>
           <w:b w:val="0"/>
         </w:rPr>
-        <w:t>Change: Change target from 3 to6 and restart v = 0 with the same rate.</w:t>
+        <w:t>Teacher check: Teacher explanation: The stated objective averages two rows. Its gradient is -5, giving v = 1.5. Gradient -10 corresponds to the sum objective and changes the effective update size.</w:t>
       </w:r>
     </w:p>
     <w:p>
       <w:pPr>
-        <w:pStyle w:val="Heading3"/>
-      </w:pPr>
-      <w:r>
-        <w:t>Predicted result</w:t>
+        <w:spacing w:line="336" w:lineRule="auto" w:after="180"/>
+      </w:pPr>
+      <w:r>
+        <w:rPr>
+          <w:b w:val="0"/>
+        </w:rPr>
+        <w:t xml:space="preserve">Start by identifying the given </w:t>
+      </w:r>
+      <w:r>
+        <w:rPr>
+          <w:b/>
+        </w:rPr>
+        <w:t>input</w:t>
+      </w:r>
+      <w:r>
+        <w:rPr>
+          <w:b w:val="0"/>
+        </w:rPr>
+        <w:t>s together. Leave the intermediate steps blank. If needed, model one step, then withdraw that help on the next step. Move to a full trace only when the partial trace is understood.</w:t>
       </w:r>
     </w:p>
     <w:p>
       <w:pPr>
         <w:spacing w:line="336" w:lineRule="auto" w:after="180"/>
-        <w:shd w:fill="F1F6FC"/>
-      </w:pPr>
-      <w:r>
-        <w:rPr>
-          <w:b/>
-        </w:rPr>
-        <w:t>Prediction</w:t>
-      </w:r>
+      </w:pPr>
       <w:r>
         <w:rPr>
           <w:b w:val="0"/>
         </w:rPr>
-        <w:t xml:space="preserve">: First gradient=-36; v becomes 2; </w:t>
-      </w:r>
-      <w:r>
-        <w:rPr>
-          <w:b/>
-        </w:rPr>
-        <w:t>prediction</w:t>
-      </w:r>
-      <w:r>
-        <w:rPr>
-          <w:b w:val="0"/>
-        </w:rPr>
-        <w:t xml:space="preserve"> 6 and loss 0.</w:t>
+        <w:t>For partners, alternate explainer and checker; collect a response from every learner before discussion.</w:t>
       </w:r>
     </w:p>
     <w:p>
       <w:pPr>
-        <w:pStyle w:val="Heading3"/>
-      </w:pPr>
-      <w:r>
-        <w:t>Why the result follows</w:t>
+        <w:pStyle w:val="Heading2"/>
+      </w:pPr>
+      <w:r>
+        <w:t>Individual misconception check</w:t>
       </w:r>
     </w:p>
     <w:p>
       <w:pPr>
         <w:spacing w:line="336" w:lineRule="auto" w:after="180"/>
-        <w:shd w:fill="F1F6FC"/>
       </w:pPr>
       <w:r>
         <w:rPr>
           <w:b w:val="0"/>
         </w:rPr>
-        <w:t xml:space="preserve">Reason: The hidden value remains 3, but the target residual and required </w:t>
+        <w:t xml:space="preserve">Use the worked case for </w:t>
       </w:r>
       <w:r>
         <w:rPr>
           <w:b/>
         </w:rPr>
-        <w:t>output</w:t>
+        <w:t>Training</w:t>
       </w:r>
       <w:r>
         <w:rPr>
           <w:b w:val="0"/>
         </w:rPr>
-        <w:t xml:space="preserve"> weight double.</w:t>
+        <w:t xml:space="preserve"> a small network. Proposed explanation: “Every parameter was trained”. Decide whether this explanation is supported.</w:t>
       </w:r>
     </w:p>
     <w:p>
       <w:pPr>
-        <w:pStyle w:val="Heading3"/>
-      </w:pPr>
-      <w:r>
-        <w:t>Ask while showing the picture</w:t>
+        <w:spacing w:line="336" w:lineRule="auto" w:after="180"/>
+      </w:pPr>
+      <w:r>
+        <w:rPr>
+          <w:b w:val="0"/>
+        </w:rPr>
+        <w:t>Point to the step or supplied fact that decides; explain your repair if needed.</w:t>
       </w:r>
     </w:p>
     <w:p>
       <w:pPr>
-        <w:pStyle w:val="Heading3"/>
-      </w:pPr>
-      <w:r>
-        <w:t>Ask while showing the picture · 2</w:t>
+        <w:spacing w:line="336" w:lineRule="auto" w:after="180"/>
+      </w:pPr>
+      <w:r>
+        <w:rPr>
+          <w:b w:val="0"/>
+        </w:rPr>
+        <w:t xml:space="preserve">Expected correction: Only v changes. Hidden weight, hidden bias and </w:t>
+      </w:r>
+      <w:r>
+        <w:rPr>
+          <w:b/>
+        </w:rPr>
+        <w:t>output</w:t>
+      </w:r>
+      <w:r>
+        <w:rPr>
+          <w:b w:val="0"/>
+        </w:rPr>
+        <w:t xml:space="preserve"> bias were explicitly frozen.</w:t>
       </w:r>
     </w:p>
     <w:p>
@@ -1988,31 +3148,7 @@
         <w:rPr>
           <w:b w:val="0"/>
         </w:rPr>
-        <w:t xml:space="preserve">Cover the result. Ask learners to name the </w:t>
-      </w:r>
-      <w:r>
-        <w:rPr>
-          <w:b/>
-        </w:rPr>
-        <w:t>input</w:t>
-      </w:r>
-      <w:r>
-        <w:rPr>
-          <w:b w:val="0"/>
-        </w:rPr>
-        <w:t xml:space="preserve">s and predict the next step. Uncover one step, connect the icon to the actual procedure, and explain its </w:t>
-      </w:r>
-      <w:r>
-        <w:rPr>
-          <w:b/>
-        </w:rPr>
-        <w:t>evidence</w:t>
-      </w:r>
-      <w:r>
-        <w:rPr>
-          <w:b w:val="0"/>
-        </w:rPr>
-        <w:t>. Then change the supplied condition and compare.</w:t>
+        <w:t>Collect explanations, not only yes/no votes. If a misunderstanding is common, re-model the relevant step for the class.</w:t>
       </w:r>
     </w:p>
     <w:p>
@@ -2023,20 +3159,239 @@
         <w:rPr>
           <w:b w:val="0"/>
         </w:rPr>
-        <w:t>The picture is a representation; it does not document execution of a real AI model.</w:t>
+        <w:t>If it affects a few learners, give a short targeted group explanation while others solve a more demanding variation.</w:t>
       </w:r>
     </w:p>
     <w:p>
       <w:pPr>
-        <w:pStyle w:val="Heading1"/>
-      </w:pPr>
-      <w:r>
-        <w:t>03. Demonstrate and guide practice</w:t>
+        <w:pStyle w:val="Heading2"/>
+      </w:pPr>
+      <w:r>
+        <w:t>Pictured reasoning and changed case</w:t>
       </w:r>
     </w:p>
     <w:p>
-      <w:r>
-        <w:t>Demonstrate Training a small network, reduce support deliberately and check individual reasoning before discussing answers.</w:t>
+      <w:pPr>
+        <w:spacing w:line="336" w:lineRule="auto" w:after="180"/>
+      </w:pPr>
+      <w:r>
+        <w:rPr>
+          <w:b w:val="0"/>
+        </w:rPr>
+        <w:t xml:space="preserve">Which parameter changed, and which part was not trained? Point to the relevant step in the picture, then write the changed result and the rule or </w:t>
+      </w:r>
+      <w:r>
+        <w:rPr>
+          <w:b/>
+        </w:rPr>
+        <w:t>evidence</w:t>
+      </w:r>
+      <w:r>
+        <w:rPr>
+          <w:b w:val="0"/>
+        </w:rPr>
+        <w:t xml:space="preserve"> that supports it.</w:t>
+      </w:r>
+    </w:p>
+    <w:p>
+      <w:pPr>
+        <w:spacing w:line="336" w:lineRule="auto" w:after="180"/>
+      </w:pPr>
+      <w:r>
+        <w:rPr>
+          <w:b w:val="0"/>
+        </w:rPr>
+        <w:t xml:space="preserve">Only </w:t>
+      </w:r>
+      <w:r>
+        <w:rPr>
+          <w:b/>
+        </w:rPr>
+        <w:t>output</w:t>
+      </w:r>
+      <w:r>
+        <w:rPr>
+          <w:b w:val="0"/>
+        </w:rPr>
+        <w:t xml:space="preserve"> weight v changed. The fixed ReLU hidden function h=ReLU(x) retained its declared computation. Changed-case check: First gradient=-36; v becomes 2; </w:t>
+      </w:r>
+      <w:r>
+        <w:rPr>
+          <w:b/>
+        </w:rPr>
+        <w:t>prediction</w:t>
+      </w:r>
+      <w:r>
+        <w:rPr>
+          <w:b w:val="0"/>
+        </w:rPr>
+        <w:t xml:space="preserve"> 6 and loss 0.</w:t>
+      </w:r>
+    </w:p>
+    <w:p>
+      <w:pPr>
+        <w:spacing w:line="336" w:lineRule="auto" w:after="180"/>
+      </w:pPr>
+      <w:r>
+        <w:rPr>
+          <w:b w:val="0"/>
+        </w:rPr>
+        <w:t xml:space="preserve">The hidden value remains 3, but the target residual and required </w:t>
+      </w:r>
+      <w:r>
+        <w:rPr>
+          <w:b/>
+        </w:rPr>
+        <w:t>output</w:t>
+      </w:r>
+      <w:r>
+        <w:rPr>
+          <w:b w:val="0"/>
+        </w:rPr>
+        <w:t xml:space="preserve"> weight double.</w:t>
+      </w:r>
+    </w:p>
+    <w:p>
+      <w:pPr>
+        <w:spacing w:line="336" w:lineRule="auto" w:after="180"/>
+      </w:pPr>
+      <w:r>
+        <w:rPr>
+          <w:b w:val="0"/>
+        </w:rPr>
+        <w:t xml:space="preserve">Changed-case reasoning: First gradient=-36; v becomes 2; </w:t>
+      </w:r>
+      <w:r>
+        <w:rPr>
+          <w:b/>
+        </w:rPr>
+        <w:t>prediction</w:t>
+      </w:r>
+      <w:r>
+        <w:rPr>
+          <w:b w:val="0"/>
+        </w:rPr>
+        <w:t xml:space="preserve"> 6 and loss 0. The hidden value remains 3, but the target residual and required </w:t>
+      </w:r>
+      <w:r>
+        <w:rPr>
+          <w:b/>
+        </w:rPr>
+        <w:t>output</w:t>
+      </w:r>
+      <w:r>
+        <w:rPr>
+          <w:b w:val="0"/>
+        </w:rPr>
+        <w:t xml:space="preserve"> weight double.</w:t>
+      </w:r>
+    </w:p>
+    <w:p>
+      <w:pPr>
+        <w:spacing w:line="336" w:lineRule="auto" w:after="180"/>
+      </w:pPr>
+      <w:r>
+        <w:rPr>
+          <w:b w:val="0"/>
+        </w:rPr>
+        <w:t xml:space="preserve">Collect each learner’s explanation before discussion. Use the first missing connection between </w:t>
+      </w:r>
+      <w:r>
+        <w:rPr>
+          <w:b/>
+        </w:rPr>
+        <w:t>input</w:t>
+      </w:r>
+      <w:r>
+        <w:rPr>
+          <w:b w:val="0"/>
+        </w:rPr>
+        <w:t xml:space="preserve">, deciding step and result to choose support. This question is worked-case practice, not fresh mastery </w:t>
+      </w:r>
+      <w:r>
+        <w:rPr>
+          <w:b/>
+        </w:rPr>
+        <w:t>evidence</w:t>
+      </w:r>
+      <w:r>
+        <w:rPr>
+          <w:b w:val="0"/>
+        </w:rPr>
+        <w:t>.</w:t>
+      </w:r>
+    </w:p>
+    <w:p>
+      <w:pPr>
+        <w:pStyle w:val="Heading2"/>
+      </w:pPr>
+      <w:r>
+        <w:t>Accessible support and extension</w:t>
+      </w:r>
+    </w:p>
+    <w:p>
+      <w:pPr>
+        <w:spacing w:line="336" w:lineRule="auto" w:after="180"/>
+      </w:pPr>
+      <w:r>
+        <w:rPr>
+          <w:b w:val="0"/>
+        </w:rPr>
+        <w:t xml:space="preserve">Use See how it works and Follow a worked example. Collect a </w:t>
+      </w:r>
+      <w:r>
+        <w:rPr>
+          <w:b/>
+        </w:rPr>
+        <w:t>prediction</w:t>
+      </w:r>
+      <w:r>
+        <w:rPr>
+          <w:b w:val="0"/>
+        </w:rPr>
+        <w:t xml:space="preserve"> before revealing its result; ask the learner to point to each intermediate fact.</w:t>
+      </w:r>
+    </w:p>
+    <w:p>
+      <w:pPr>
+        <w:spacing w:line="336" w:lineRule="auto" w:after="180"/>
+      </w:pPr>
+      <w:r>
+        <w:rPr>
+          <w:b w:val="0"/>
+        </w:rPr>
+        <w:t>Provide the hidden activations so students can focus on errors and updates; allow a calculator for decimals. Extension: show that v - 2 is halved each step at rate 0.1, so MSE is quartered.</w:t>
+      </w:r>
+    </w:p>
+    <w:p>
+      <w:pPr>
+        <w:spacing w:line="336" w:lineRule="auto" w:after="180"/>
+      </w:pPr>
+      <w:r>
+        <w:rPr>
+          <w:b w:val="0"/>
+        </w:rPr>
+        <w:t xml:space="preserve">Explain why this is a property of this particular quadratic </w:t>
+      </w:r>
+      <w:r>
+        <w:rPr>
+          <w:b/>
+        </w:rPr>
+        <w:t>training</w:t>
+      </w:r>
+      <w:r>
+        <w:rPr>
+          <w:b w:val="0"/>
+        </w:rPr>
+        <w:t xml:space="preserve"> problem.</w:t>
+      </w:r>
+    </w:p>
+    <w:p>
+      <w:pPr>
+        <w:pStyle w:val="Heading2"/>
+      </w:pPr>
+      <w:r>
+        <w:t>Earlier wording, alternatives and picture transcripts · reference / check after trying</w:t>
       </w:r>
     </w:p>
     <w:tbl>
@@ -2253,59 +3608,26 @@
     </w:tbl>
     <w:p>
       <w:pPr>
-        <w:spacing w:line="336" w:lineRule="auto" w:after="180"/>
-      </w:pPr>
-      <w:r>
-        <w:rPr>
-          <w:b w:val="0"/>
-        </w:rPr>
-        <w:t xml:space="preserve">Use See how it works and Follow a worked example. Collect a </w:t>
-      </w:r>
-      <w:r>
-        <w:rPr>
-          <w:b/>
-        </w:rPr>
-        <w:t>prediction</w:t>
-      </w:r>
-      <w:r>
-        <w:rPr>
-          <w:b w:val="0"/>
-        </w:rPr>
-        <w:t xml:space="preserve"> before revealing its result; ask the learner to point to each intermediate fact.</w:t>
+        <w:pStyle w:val="Heading3"/>
+      </w:pPr>
+      <w:r>
+        <w:t>Reduce help deliberately</w:t>
       </w:r>
     </w:p>
     <w:p>
       <w:pPr>
-        <w:spacing w:line="336" w:lineRule="auto" w:after="180"/>
-      </w:pPr>
-      <w:r>
-        <w:rPr>
-          <w:b w:val="0"/>
-        </w:rPr>
-        <w:t>Provide the hidden activations so students can focus on errors and updates; allow a calculator for decimals. Extension: show that v - 2 is halved each step at rate 0.1, so MSE is quartered.</w:t>
+        <w:pStyle w:val="Heading3"/>
+      </w:pPr>
+      <w:r>
+        <w:t>Individual reasoning check</w:t>
       </w:r>
     </w:p>
     <w:p>
       <w:pPr>
-        <w:spacing w:line="336" w:lineRule="auto" w:after="180"/>
-      </w:pPr>
-      <w:r>
-        <w:rPr>
-          <w:b w:val="0"/>
-        </w:rPr>
-        <w:t xml:space="preserve">Explain why this is a property of this particular quadratic </w:t>
-      </w:r>
-      <w:r>
-        <w:rPr>
-          <w:b/>
-        </w:rPr>
-        <w:t>training</w:t>
-      </w:r>
-      <w:r>
-        <w:rPr>
-          <w:b w:val="0"/>
-        </w:rPr>
-        <w:t xml:space="preserve"> problem.</w:t>
+        <w:pStyle w:val="Heading3"/>
+      </w:pPr>
+      <w:r>
+        <w:t>Pictorial practice question</w:t>
       </w:r>
     </w:p>
     <w:p>
@@ -2313,47 +3635,39 @@
         <w:pStyle w:val="Heading3"/>
       </w:pPr>
       <w:r>
-        <w:t>Reduce help deliberately</w:t>
+        <w:t>Reasoned teacher answer</w:t>
       </w:r>
     </w:p>
     <w:p>
       <w:pPr>
-        <w:pStyle w:val="Heading3"/>
-      </w:pPr>
-      <w:r>
-        <w:t>Completion practice</w:t>
+        <w:pStyle w:val="Heading1"/>
+      </w:pPr>
+      <w:r>
+        <w:t>04. Run the complete supplied investigation</w:t>
       </w:r>
     </w:p>
     <w:p>
-      <w:pPr>
-        <w:spacing w:line="336" w:lineRule="auto" w:after="180"/>
-        <w:shd w:fill="F5F1FB"/>
-      </w:pPr>
-      <w:r>
-        <w:rPr>
-          <w:b w:val="0"/>
-        </w:rPr>
-        <w:t>Completion task: At v = 1, the sum of squared errors is 5. A learner uses gradient -10 with rate 0.1. Explain the mismatch with this lesson and give the next v under MSE.</w:t>
+      <w:r>
+        <w:t>Separate predictions,actual runs and paper traces.</w:t>
       </w:r>
     </w:p>
     <w:p>
       <w:pPr>
-        <w:pStyle w:val="Heading3"/>
-      </w:pPr>
-      <w:r>
-        <w:t>Reasoning to listen for</w:t>
+        <w:pStyle w:val="Heading2"/>
+      </w:pPr>
+      <w:r>
+        <w:t>Complete inputs,expected results and limits</w:t>
       </w:r>
     </w:p>
     <w:p>
       <w:pPr>
         <w:spacing w:line="336" w:lineRule="auto" w:after="180"/>
-        <w:shd w:fill="F1F6FC"/>
       </w:pPr>
       <w:r>
         <w:rPr>
           <w:b w:val="0"/>
         </w:rPr>
-        <w:t>Teacher check: Teacher explanation: The stated objective averages two rows. Its gradient is -5, giving v = 1.5. Gradient -10 corresponds to the sum objective and changes the effective update size.</w:t>
+        <w:t>Main ledger and objective scaling supplied. W2 mean-gradient−5 givesv1.5; sum−10 would change effective step. Supportedv1.5 predictions1.5/3, errors−.5/−1, MSE.625, gradient−2.5, next 1.75. Independent(2, 2), v0, rate.125:initialloss 4, gradient−8; firstv 1/loss 0, nextgradient 0so secondv 1/loss 0. Frozenhidden computation still not trained. Zero loss on one pair alone is not a memorization diagnosis.</w:t>
       </w:r>
     </w:p>
     <w:p>
@@ -2364,38 +3678,38 @@
         <w:rPr>
           <w:b w:val="0"/>
         </w:rPr>
-        <w:t xml:space="preserve">Start by identifying the given </w:t>
-      </w:r>
-      <w:r>
-        <w:rPr>
-          <w:b/>
-        </w:rPr>
-        <w:t>input</w:t>
-      </w:r>
-      <w:r>
-        <w:rPr>
-          <w:b w:val="0"/>
-        </w:rPr>
-        <w:t>s together. Leave the intermediate steps blank. If needed, model one step, then withdraw that help on the next step. Move to a full trace only when the partial trace is understood.</w:t>
+        <w:t>Reserved outcomes never enter the reported fitting steps.</w:t>
       </w:r>
     </w:p>
     <w:p>
       <w:pPr>
-        <w:spacing w:line="336" w:lineRule="auto" w:after="180"/>
-      </w:pPr>
-      <w:r>
-        <w:rPr>
-          <w:b w:val="0"/>
-        </w:rPr>
-        <w:t>For partners, alternate explainer and checker; collect a response from every learner before discussion.</w:t>
+        <w:pStyle w:val="Heading2"/>
+      </w:pPr>
+      <w:r>
+        <w:t>Diagnose the current misconceptions</w:t>
       </w:r>
     </w:p>
     <w:p>
       <w:pPr>
-        <w:pStyle w:val="Heading3"/>
-      </w:pPr>
-      <w:r>
-        <w:t>Individual reasoning check</w:t>
+        <w:spacing w:line="336" w:lineRule="auto" w:after="180"/>
+      </w:pPr>
+      <w:r>
+        <w:rPr>
+          <w:b w:val="0"/>
+        </w:rPr>
+        <w:t xml:space="preserve">Every parameter was trained: Only v changes. Hidden weight, hidden bias and </w:t>
+      </w:r>
+      <w:r>
+        <w:rPr>
+          <w:b/>
+        </w:rPr>
+        <w:t>output</w:t>
+      </w:r>
+      <w:r>
+        <w:rPr>
+          <w:b w:val="0"/>
+        </w:rPr>
+        <w:t xml:space="preserve"> bias were explicitly frozen.</w:t>
       </w:r>
     </w:p>
     <w:p>
@@ -2406,19 +3720,7 @@
         <w:rPr>
           <w:b w:val="0"/>
         </w:rPr>
-        <w:t xml:space="preserve">Use the worked case for </w:t>
-      </w:r>
-      <w:r>
-        <w:rPr>
-          <w:b/>
-        </w:rPr>
-        <w:t>Training</w:t>
-      </w:r>
-      <w:r>
-        <w:rPr>
-          <w:b w:val="0"/>
-        </w:rPr>
-        <w:t xml:space="preserve"> a small network. Proposed explanation: “Every parameter was trained”. Decide whether this explanation is supported.</w:t>
+        <w:t>Five printed rows mean five updates: The initial state is row zero; the loop performs four updates.</w:t>
       </w:r>
     </w:p>
     <w:p>
@@ -2429,353 +3731,74 @@
         <w:rPr>
           <w:b w:val="0"/>
         </w:rPr>
-        <w:t>Point to the step or supplied fact that decides; explain your repair if needed.</w:t>
+        <w:t xml:space="preserve">Falling </w:t>
+      </w:r>
+      <w:r>
+        <w:rPr>
+          <w:b/>
+        </w:rPr>
+        <w:t>training</w:t>
+      </w:r>
+      <w:r>
+        <w:rPr>
+          <w:b w:val="0"/>
+        </w:rPr>
+        <w:t xml:space="preserve"> loss proves generalisation: Report reserved </w:t>
+      </w:r>
+      <w:r>
+        <w:rPr>
+          <w:b/>
+        </w:rPr>
+        <w:t>evidence</w:t>
+      </w:r>
+      <w:r>
+        <w:rPr>
+          <w:b w:val="0"/>
+        </w:rPr>
+        <w:t xml:space="preserve"> and representation limits separately.</w:t>
       </w:r>
     </w:p>
     <w:p>
       <w:pPr>
-        <w:pStyle w:val="Heading3"/>
-      </w:pPr>
-      <w:r>
-        <w:t>Expected repair</w:t>
+        <w:spacing w:line="336" w:lineRule="auto" w:after="180"/>
+      </w:pPr>
+      <w:r>
+        <w:rPr>
+          <w:b w:val="0"/>
+        </w:rPr>
+        <w:t xml:space="preserve">Use Run the investigation for the </w:t>
+      </w:r>
+      <w:r>
+        <w:rPr>
+          <w:b/>
+        </w:rPr>
+        <w:t>evidence</w:t>
+      </w:r>
+      <w:r>
+        <w:rPr>
+          <w:b w:val="0"/>
+        </w:rPr>
+        <w:t xml:space="preserve"> ledger. Add a boundary or missing-</w:t>
+      </w:r>
+      <w:r>
+        <w:rPr>
+          <w:b/>
+        </w:rPr>
+        <w:t>input</w:t>
+      </w:r>
+      <w:r>
+        <w:rPr>
+          <w:b w:val="0"/>
+        </w:rPr>
+        <w:t xml:space="preserve"> case and record the expected response before checking. More successful repeats of one case do not establish wider coverage.</w:t>
       </w:r>
     </w:p>
     <w:p>
       <w:pPr>
-        <w:spacing w:line="336" w:lineRule="auto" w:after="180"/>
-        <w:shd w:fill="F1F6FC"/>
-      </w:pPr>
-      <w:r>
-        <w:rPr>
-          <w:b w:val="0"/>
-        </w:rPr>
-        <w:t xml:space="preserve">Expected correction: Only v changes. Hidden weight, hidden bias and </w:t>
-      </w:r>
-      <w:r>
-        <w:rPr>
-          <w:b/>
-        </w:rPr>
-        <w:t>output</w:t>
-      </w:r>
-      <w:r>
-        <w:rPr>
-          <w:b w:val="0"/>
-        </w:rPr>
-        <w:t xml:space="preserve"> bias were explicitly frozen.</w:t>
-      </w:r>
-    </w:p>
-    <w:p>
-      <w:pPr>
-        <w:spacing w:line="336" w:lineRule="auto" w:after="180"/>
-      </w:pPr>
-      <w:r>
-        <w:rPr>
-          <w:b w:val="0"/>
-        </w:rPr>
-        <w:t>Collect explanations, not only yes/no votes. If a misunderstanding is common, re-model the relevant step for the class.</w:t>
-      </w:r>
-    </w:p>
-    <w:p>
-      <w:pPr>
-        <w:spacing w:line="336" w:lineRule="auto" w:after="180"/>
-      </w:pPr>
-      <w:r>
-        <w:rPr>
-          <w:b w:val="0"/>
-        </w:rPr>
-        <w:t>If it affects a few learners, give a short targeted group explanation while others solve a more demanding variation.</w:t>
-      </w:r>
-    </w:p>
-    <w:p>
-      <w:pPr>
-        <w:pStyle w:val="Heading3"/>
-      </w:pPr>
-      <w:r>
-        <w:t>Pictorial practice question</w:t>
-      </w:r>
-    </w:p>
-    <w:p>
-      <w:pPr>
-        <w:spacing w:line="336" w:lineRule="auto" w:after="180"/>
-      </w:pPr>
-      <w:r>
-        <w:rPr>
-          <w:b w:val="0"/>
-        </w:rPr>
-        <w:t xml:space="preserve">Which parameter changed, and which part was not trained? Point to the relevant step in the picture, then write the changed result and the rule or </w:t>
-      </w:r>
-      <w:r>
-        <w:rPr>
-          <w:b/>
-        </w:rPr>
-        <w:t>evidence</w:t>
-      </w:r>
-      <w:r>
-        <w:rPr>
-          <w:b w:val="0"/>
-        </w:rPr>
-        <w:t xml:space="preserve"> that supports it.</w:t>
-      </w:r>
-    </w:p>
-    <w:p>
-      <w:pPr>
-        <w:pStyle w:val="Heading3"/>
-      </w:pPr>
-      <w:r>
-        <w:t>Reasoned teacher answer</w:t>
-      </w:r>
-    </w:p>
-    <w:p>
-      <w:pPr>
-        <w:spacing w:line="336" w:lineRule="auto" w:after="180"/>
-      </w:pPr>
-      <w:r>
-        <w:rPr>
-          <w:b w:val="0"/>
-        </w:rPr>
-        <w:t xml:space="preserve">Only </w:t>
-      </w:r>
-      <w:r>
-        <w:rPr>
-          <w:b/>
-        </w:rPr>
-        <w:t>output</w:t>
-      </w:r>
-      <w:r>
-        <w:rPr>
-          <w:b w:val="0"/>
-        </w:rPr>
-        <w:t xml:space="preserve"> weight v changed. The fixed ReLU hidden function h=ReLU(x) retained its declared computation. Changed-case check: First gradient=-36; v becomes 2; </w:t>
-      </w:r>
-      <w:r>
-        <w:rPr>
-          <w:b/>
-        </w:rPr>
-        <w:t>prediction</w:t>
-      </w:r>
-      <w:r>
-        <w:rPr>
-          <w:b w:val="0"/>
-        </w:rPr>
-        <w:t xml:space="preserve"> 6 and loss 0.</w:t>
-      </w:r>
-    </w:p>
-    <w:p>
-      <w:pPr>
-        <w:spacing w:line="336" w:lineRule="auto" w:after="180"/>
-      </w:pPr>
-      <w:r>
-        <w:rPr>
-          <w:b w:val="0"/>
-        </w:rPr>
-        <w:t xml:space="preserve">The hidden value remains 3, but the target residual and required </w:t>
-      </w:r>
-      <w:r>
-        <w:rPr>
-          <w:b/>
-        </w:rPr>
-        <w:t>output</w:t>
-      </w:r>
-      <w:r>
-        <w:rPr>
-          <w:b w:val="0"/>
-        </w:rPr>
-        <w:t xml:space="preserve"> weight double.</w:t>
-      </w:r>
-    </w:p>
-    <w:p>
-      <w:pPr>
-        <w:spacing w:line="336" w:lineRule="auto" w:after="180"/>
-      </w:pPr>
-      <w:r>
-        <w:rPr>
-          <w:b w:val="0"/>
-        </w:rPr>
-        <w:t xml:space="preserve">Changed-case reasoning: First gradient=-36; v becomes 2; </w:t>
-      </w:r>
-      <w:r>
-        <w:rPr>
-          <w:b/>
-        </w:rPr>
-        <w:t>prediction</w:t>
-      </w:r>
-      <w:r>
-        <w:rPr>
-          <w:b w:val="0"/>
-        </w:rPr>
-        <w:t xml:space="preserve"> 6 and loss 0. The hidden value remains 3, but the target residual and required </w:t>
-      </w:r>
-      <w:r>
-        <w:rPr>
-          <w:b/>
-        </w:rPr>
-        <w:t>output</w:t>
-      </w:r>
-      <w:r>
-        <w:rPr>
-          <w:b w:val="0"/>
-        </w:rPr>
-        <w:t xml:space="preserve"> weight double.</w:t>
-      </w:r>
-    </w:p>
-    <w:p>
-      <w:pPr>
-        <w:spacing w:line="336" w:lineRule="auto" w:after="180"/>
-      </w:pPr>
-      <w:r>
-        <w:rPr>
-          <w:b w:val="0"/>
-        </w:rPr>
-        <w:t xml:space="preserve">Collect each learner’s explanation before discussion. Use the first missing connection between </w:t>
-      </w:r>
-      <w:r>
-        <w:rPr>
-          <w:b/>
-        </w:rPr>
-        <w:t>input</w:t>
-      </w:r>
-      <w:r>
-        <w:rPr>
-          <w:b w:val="0"/>
-        </w:rPr>
-        <w:t xml:space="preserve">, deciding step and result to choose support. This question is worked-case practice, not fresh mastery </w:t>
-      </w:r>
-      <w:r>
-        <w:rPr>
-          <w:b/>
-        </w:rPr>
-        <w:t>evidence</w:t>
-      </w:r>
-      <w:r>
-        <w:rPr>
-          <w:b w:val="0"/>
-        </w:rPr>
-        <w:t>.</w:t>
-      </w:r>
-    </w:p>
-    <w:p>
-      <w:pPr>
-        <w:pStyle w:val="Heading1"/>
-      </w:pPr>
-      <w:r>
-        <w:t>04. Run the investigation and diagnose misconceptions</w:t>
-      </w:r>
-    </w:p>
-    <w:p>
-      <w:r>
-        <w:t>Run the Training a small network investigation and use the first unsupported step to choose a teaching response.</w:t>
-      </w:r>
-    </w:p>
-    <w:p>
-      <w:pPr>
-        <w:spacing w:line="336" w:lineRule="auto" w:after="180"/>
-      </w:pPr>
-      <w:r>
-        <w:rPr>
-          <w:b w:val="0"/>
-        </w:rPr>
-        <w:t xml:space="preserve">Every parameter was trained: Only v changes. Hidden weight, hidden bias and </w:t>
-      </w:r>
-      <w:r>
-        <w:rPr>
-          <w:b/>
-        </w:rPr>
-        <w:t>output</w:t>
-      </w:r>
-      <w:r>
-        <w:rPr>
-          <w:b w:val="0"/>
-        </w:rPr>
-        <w:t xml:space="preserve"> bias were explicitly frozen.</w:t>
-      </w:r>
-    </w:p>
-    <w:p>
-      <w:pPr>
-        <w:spacing w:line="336" w:lineRule="auto" w:after="180"/>
-      </w:pPr>
-      <w:r>
-        <w:rPr>
-          <w:b w:val="0"/>
-        </w:rPr>
-        <w:t>Five printed rows mean five updates: The initial state is row zero; the loop performs four updates.</w:t>
-      </w:r>
-    </w:p>
-    <w:p>
-      <w:pPr>
-        <w:spacing w:line="336" w:lineRule="auto" w:after="180"/>
-      </w:pPr>
-      <w:r>
-        <w:rPr>
-          <w:b w:val="0"/>
-        </w:rPr>
-        <w:t xml:space="preserve">Falling </w:t>
-      </w:r>
-      <w:r>
-        <w:rPr>
-          <w:b/>
-        </w:rPr>
-        <w:t>training</w:t>
-      </w:r>
-      <w:r>
-        <w:rPr>
-          <w:b w:val="0"/>
-        </w:rPr>
-        <w:t xml:space="preserve"> loss proves generalisation: Report reserved </w:t>
-      </w:r>
-      <w:r>
-        <w:rPr>
-          <w:b/>
-        </w:rPr>
-        <w:t>evidence</w:t>
-      </w:r>
-      <w:r>
-        <w:rPr>
-          <w:b w:val="0"/>
-        </w:rPr>
-        <w:t xml:space="preserve"> and representation limits separately.</w:t>
-      </w:r>
-    </w:p>
-    <w:p>
-      <w:pPr>
-        <w:spacing w:line="336" w:lineRule="auto" w:after="180"/>
-      </w:pPr>
-      <w:r>
-        <w:rPr>
-          <w:b w:val="0"/>
-        </w:rPr>
-        <w:t xml:space="preserve">Use Run the investigation for the </w:t>
-      </w:r>
-      <w:r>
-        <w:rPr>
-          <w:b/>
-        </w:rPr>
-        <w:t>evidence</w:t>
-      </w:r>
-      <w:r>
-        <w:rPr>
-          <w:b w:val="0"/>
-        </w:rPr>
-        <w:t xml:space="preserve"> ledger. Add a boundary or missing-</w:t>
-      </w:r>
-      <w:r>
-        <w:rPr>
-          <w:b/>
-        </w:rPr>
-        <w:t>input</w:t>
-      </w:r>
-      <w:r>
-        <w:rPr>
-          <w:b w:val="0"/>
-        </w:rPr>
-        <w:t xml:space="preserve"> case and record the expected response before checking. More successful repeats of one case do not establish wider coverage.</w:t>
-      </w:r>
-    </w:p>
-    <w:p>
-      <w:pPr>
-        <w:pStyle w:val="Heading3"/>
-      </w:pPr>
-      <w:r>
-        <w:t>Match the support to the first error</w:t>
+        <w:pStyle w:val="Heading2"/>
+      </w:pPr>
+      <w:r>
+        <w:t>Choose accessible support</w:t>
       </w:r>
     </w:p>
     <w:tbl>
@@ -2948,609 +3971,115 @@
     </w:p>
     <w:p>
       <w:pPr>
-        <w:pStyle w:val="Heading1"/>
-      </w:pPr>
-      <w:r>
-        <w:t>05. Assess and explain the answers</w:t>
+        <w:pStyle w:val="Heading2"/>
+      </w:pPr>
+      <w:r>
+        <w:t>Earlier wording, alternatives and picture transcripts · reference / check after trying</w:t>
       </w:r>
     </w:p>
     <w:p>
-      <w:r>
-        <w:t>Use the Training a small network questions, teacher keys and criteria after the relevant attempts. Previously discussed cases are practice; protect the separately selected independent task.</w:t>
+      <w:pPr>
+        <w:pStyle w:val="Heading3"/>
+      </w:pPr>
+      <w:r>
+        <w:t>Match the support to the first error</w:t>
       </w:r>
     </w:p>
     <w:p>
       <w:pPr>
-        <w:pStyle w:val="Heading3"/>
-      </w:pPr>
-      <w:r>
-        <w:t>Guided and exit questions</w:t>
+        <w:pStyle w:val="Heading1"/>
+      </w:pPr>
+      <w:r>
+        <w:t>05. Assess the new schema or calculation transfer</w:t>
       </w:r>
     </w:p>
     <w:p>
-      <w:pPr>
-        <w:spacing w:line="336" w:lineRule="auto" w:after="180"/>
-      </w:pPr>
-      <w:r>
-        <w:rPr>
-          <w:b w:val="0"/>
-        </w:rPr>
-        <w:t xml:space="preserve">Guided: </w:t>
-      </w:r>
-      <w:r>
-        <w:rPr>
-          <w:b/>
-        </w:rPr>
-        <w:t>prediction</w:t>
-      </w:r>
-      <w:r>
-        <w:rPr>
-          <w:b w:val="0"/>
-        </w:rPr>
-        <w:t>s [1.5, 3], errors [-0.5, -1], MSE 0.625, gradient -2.5, next v = 1.75. Exit: x = -1 produces 0 rather than -2 for every v.</w:t>
+      <w:r>
+        <w:t>Keep the selected answer private until after a first attempt.</w:t>
       </w:r>
     </w:p>
     <w:p>
       <w:pPr>
-        <w:spacing w:line="336" w:lineRule="auto" w:after="180"/>
-      </w:pPr>
-      <w:r>
-        <w:rPr>
-          <w:b w:val="0"/>
-        </w:rPr>
-        <w:t xml:space="preserve">The recorded </w:t>
-      </w:r>
-      <w:r>
-        <w:rPr>
-          <w:b/>
-        </w:rPr>
-        <w:t>training</w:t>
-      </w:r>
-      <w:r>
-        <w:rPr>
-          <w:b w:val="0"/>
-        </w:rPr>
-        <w:t xml:space="preserve"> loss fell on two positive synthetic pairs; the model did not establish the rule over all real </w:t>
-      </w:r>
-      <w:r>
-        <w:rPr>
-          <w:b/>
-        </w:rPr>
-        <w:t>input</w:t>
-      </w:r>
-      <w:r>
-        <w:rPr>
-          <w:b w:val="0"/>
-        </w:rPr>
-        <w:t>s.</w:t>
+        <w:pStyle w:val="Heading2"/>
+      </w:pPr>
+      <w:r>
+        <w:t>Selected independent task and checked answer</w:t>
       </w:r>
     </w:p>
     <w:p>
       <w:pPr>
-        <w:pStyle w:val="Heading3"/>
-      </w:pPr>
-      <w:r>
-        <w:t>W1 Trace the first update</w:t>
+        <w:spacing w:line="336" w:lineRule="auto" w:after="180"/>
+      </w:pPr>
+      <w:r>
+        <w:rPr>
+          <w:b w:val="0"/>
+        </w:rPr>
+        <w:t>Selected case: Keep h = ReLU(x), train only v, and use one pair (2, 2), v = 0 and rate 0.125. Use squared error and gradient 2 times (2v - 2) times 2. Perform two updates, reporting each new v and loss.</w:t>
       </w:r>
     </w:p>
     <w:p>
       <w:pPr>
-        <w:pStyle w:val="Heading3"/>
-      </w:pPr>
-      <w:r>
-        <w:t>Workbook question · W1</w:t>
+        <w:spacing w:line="336" w:lineRule="auto" w:after="180"/>
+      </w:pPr>
+      <w:r>
+        <w:rPr>
+          <w:b w:val="0"/>
+        </w:rPr>
+        <w:t>Explain why the second update changes nothing.</w:t>
       </w:r>
     </w:p>
     <w:p>
       <w:pPr>
         <w:spacing w:line="336" w:lineRule="auto" w:after="180"/>
-        <w:shd w:fill="F5F1FB"/>
       </w:pPr>
       <w:r>
         <w:rPr>
           <w:b w:val="0"/>
         </w:rPr>
-        <w:t xml:space="preserve">At v = 0, calculate both </w:t>
-      </w:r>
-      <w:r>
-        <w:rPr>
-          <w:b/>
-        </w:rPr>
-        <w:t>prediction</w:t>
-      </w:r>
-      <w:r>
-        <w:rPr>
-          <w:b w:val="0"/>
-        </w:rPr>
-        <w:t>s, errors, MSE and gradient, then update at rate 0.1.</w:t>
+        <w:t>Teacher explanation: At start loss 4 and gradient -8. First update gives v = 1 and loss 0. The next gradient is 0, so second update keeps v = 1 with loss 0.</w:t>
       </w:r>
     </w:p>
     <w:p>
       <w:pPr>
-        <w:pStyle w:val="Heading3"/>
-      </w:pPr>
-      <w:r>
-        <w:t>Teacher reasoning · W1</w:t>
+        <w:spacing w:line="336" w:lineRule="auto" w:after="180"/>
+      </w:pPr>
+      <w:r>
+        <w:rPr>
+          <w:b w:val="0"/>
+        </w:rPr>
+        <w:t xml:space="preserve">This is an exact fit on the one </w:t>
+      </w:r>
+      <w:r>
+        <w:rPr>
+          <w:b/>
+        </w:rPr>
+        <w:t>training</w:t>
+      </w:r>
+      <w:r>
+        <w:rPr>
+          <w:b w:val="0"/>
+        </w:rPr>
+        <w:t xml:space="preserve"> pair, not proof for every </w:t>
+      </w:r>
+      <w:r>
+        <w:rPr>
+          <w:b/>
+        </w:rPr>
+        <w:t>input</w:t>
+      </w:r>
+      <w:r>
+        <w:rPr>
+          <w:b w:val="0"/>
+        </w:rPr>
+        <w:t>.</w:t>
       </w:r>
     </w:p>
     <w:p>
       <w:pPr>
-        <w:spacing w:line="336" w:lineRule="auto" w:after="180"/>
-        <w:shd w:fill="F1F6FC"/>
-      </w:pPr>
-      <w:r>
-        <w:rPr>
-          <w:b w:val="0"/>
-        </w:rPr>
-        <w:t xml:space="preserve">Teacher explanation: </w:t>
-      </w:r>
-      <w:r>
-        <w:rPr>
-          <w:b/>
-        </w:rPr>
-        <w:t>Prediction</w:t>
-      </w:r>
-      <w:r>
-        <w:rPr>
-          <w:b w:val="0"/>
-        </w:rPr>
-        <w:t>s [0, 0], errors [-2, -4], MSE 10, gradient -10 and new v = 1.</w:t>
-      </w:r>
-    </w:p>
-    <w:p>
-      <w:pPr>
-        <w:pStyle w:val="Heading3"/>
-      </w:pPr>
-      <w:r>
-        <w:t>W2 Check the mean convention</w:t>
-      </w:r>
-    </w:p>
-    <w:p>
-      <w:pPr>
-        <w:pStyle w:val="Heading3"/>
-      </w:pPr>
-      <w:r>
-        <w:t>Workbook question · W2</w:t>
-      </w:r>
-    </w:p>
-    <w:p>
-      <w:pPr>
-        <w:spacing w:line="336" w:lineRule="auto" w:after="180"/>
-        <w:shd w:fill="F5F1FB"/>
-      </w:pPr>
-      <w:r>
-        <w:rPr>
-          <w:b w:val="0"/>
-        </w:rPr>
-        <w:t>At v = 1, the sum of squared errors is 5. A learner uses gradient -10 with rate 0.1. Explain the mismatch with this lesson and give the next v under MSE.</w:t>
-      </w:r>
-    </w:p>
-    <w:p>
-      <w:pPr>
-        <w:pStyle w:val="Heading3"/>
-      </w:pPr>
-      <w:r>
-        <w:t>Teacher reasoning · W2</w:t>
-      </w:r>
-    </w:p>
-    <w:p>
-      <w:pPr>
-        <w:spacing w:line="336" w:lineRule="auto" w:after="180"/>
-        <w:shd w:fill="F1F6FC"/>
-      </w:pPr>
-      <w:r>
-        <w:rPr>
-          <w:b w:val="0"/>
-        </w:rPr>
-        <w:t>Teacher explanation: The stated objective averages two rows. Its gradient is -5, giving v = 1.5. Gradient -10 corresponds to the sum objective and changes the effective update size.</w:t>
-      </w:r>
-    </w:p>
-    <w:p>
-      <w:pPr>
-        <w:pStyle w:val="Heading3"/>
-      </w:pPr>
-      <w:r>
-        <w:t>W3 Freeze before checking</w:t>
-      </w:r>
-    </w:p>
-    <w:p>
-      <w:pPr>
-        <w:pStyle w:val="Heading3"/>
-      </w:pPr>
-      <w:r>
-        <w:t>Workbook question · W3</w:t>
-      </w:r>
-    </w:p>
-    <w:p>
-      <w:pPr>
-        <w:spacing w:line="336" w:lineRule="auto" w:after="180"/>
-        <w:shd w:fill="F5F1FB"/>
-      </w:pPr>
-      <w:r>
-        <w:rPr>
-          <w:b w:val="0"/>
-        </w:rPr>
-        <w:t xml:space="preserve">At final v = 1.875, calculate the </w:t>
-      </w:r>
-      <w:r>
-        <w:rPr>
-          <w:b/>
-        </w:rPr>
-        <w:t>prediction</w:t>
-      </w:r>
-      <w:r>
-        <w:rPr>
-          <w:b w:val="0"/>
-        </w:rPr>
-        <w:t xml:space="preserve"> and squared error on reserved pair (3, 6). May its target be included in the four reported </w:t>
-      </w:r>
-      <w:r>
-        <w:rPr>
-          <w:b/>
-        </w:rPr>
-        <w:t>training</w:t>
-      </w:r>
-      <w:r>
-        <w:rPr>
-          <w:b w:val="0"/>
-        </w:rPr>
-        <w:t xml:space="preserve"> updates?</w:t>
-      </w:r>
-    </w:p>
-    <w:p>
-      <w:pPr>
-        <w:pStyle w:val="Heading3"/>
-      </w:pPr>
-      <w:r>
-        <w:t>Teacher reasoning · W3</w:t>
-      </w:r>
-    </w:p>
-    <w:p>
-      <w:pPr>
-        <w:spacing w:line="336" w:lineRule="auto" w:after="180"/>
-        <w:shd w:fill="F1F6FC"/>
-      </w:pPr>
-      <w:r>
-        <w:rPr>
-          <w:b w:val="0"/>
-        </w:rPr>
-        <w:t xml:space="preserve">Teacher explanation: </w:t>
-      </w:r>
-      <w:r>
-        <w:rPr>
-          <w:b/>
-        </w:rPr>
-        <w:t>Prediction</w:t>
-      </w:r>
-      <w:r>
-        <w:rPr>
-          <w:b w:val="0"/>
-        </w:rPr>
-        <w:t xml:space="preserve"> 5.625, residual -0.375, squared error 0.140625. Its target must stay outside those updates if the pair is described as reserved evaluation.</w:t>
-      </w:r>
-    </w:p>
-    <w:p>
-      <w:pPr>
-        <w:pStyle w:val="Heading3"/>
-      </w:pPr>
-      <w:r>
-        <w:t>W4 Run a new training case independently</w:t>
-      </w:r>
-    </w:p>
-    <w:p>
-      <w:pPr>
-        <w:pStyle w:val="Heading3"/>
-      </w:pPr>
-      <w:r>
-        <w:t>Workbook question · W4</w:t>
-      </w:r>
-    </w:p>
-    <w:p>
-      <w:pPr>
-        <w:spacing w:line="336" w:lineRule="auto" w:after="180"/>
-        <w:shd w:fill="F5F1FB"/>
-      </w:pPr>
-      <w:r>
-        <w:rPr>
-          <w:b w:val="0"/>
-        </w:rPr>
-        <w:t>Keep h = ReLU(x), train only v, and use one pair (2, 2), v = 0 and rate 0.125. Use squared error and gradient 2 times (2v - 2) times 2. Perform two updates, reporting each new v and loss.</w:t>
-      </w:r>
-    </w:p>
-    <w:p>
-      <w:pPr>
-        <w:spacing w:line="336" w:lineRule="auto" w:after="180"/>
-        <w:shd w:fill="F5F1FB"/>
-      </w:pPr>
-      <w:r>
-        <w:rPr>
-          <w:b w:val="0"/>
-        </w:rPr>
-        <w:t>Explain why the second update changes nothing.</w:t>
-      </w:r>
-    </w:p>
-    <w:p>
-      <w:pPr>
-        <w:pStyle w:val="Heading3"/>
-      </w:pPr>
-      <w:r>
-        <w:t>Teacher reasoning · W4</w:t>
-      </w:r>
-    </w:p>
-    <w:p>
-      <w:pPr>
-        <w:spacing w:line="336" w:lineRule="auto" w:after="180"/>
-        <w:shd w:fill="F1F6FC"/>
-      </w:pPr>
-      <w:r>
-        <w:rPr>
-          <w:b w:val="0"/>
-        </w:rPr>
-        <w:t>Teacher explanation: At start loss 4 and gradient -8. First update gives v = 1 and loss 0. The next gradient is 0, so second update keeps v = 1 with loss 0.</w:t>
-      </w:r>
-    </w:p>
-    <w:p>
-      <w:pPr>
-        <w:spacing w:line="336" w:lineRule="auto" w:after="180"/>
-        <w:shd w:fill="F1F6FC"/>
-      </w:pPr>
-      <w:r>
-        <w:rPr>
-          <w:b w:val="0"/>
-        </w:rPr>
-        <w:t xml:space="preserve">This is an exact fit on the one </w:t>
-      </w:r>
-      <w:r>
-        <w:rPr>
-          <w:b/>
-        </w:rPr>
-        <w:t>training</w:t>
-      </w:r>
-      <w:r>
-        <w:rPr>
-          <w:b w:val="0"/>
-        </w:rPr>
-        <w:t xml:space="preserve"> pair, not proof for every </w:t>
-      </w:r>
-      <w:r>
-        <w:rPr>
-          <w:b/>
-        </w:rPr>
-        <w:t>input</w:t>
-      </w:r>
-      <w:r>
-        <w:rPr>
-          <w:b w:val="0"/>
-        </w:rPr>
-        <w:t>.</w:t>
-      </w:r>
-    </w:p>
-    <w:p>
-      <w:pPr>
-        <w:pStyle w:val="Heading3"/>
-      </w:pPr>
-      <w:r>
-        <w:t>W5 Expose a frozen representation limit</w:t>
-      </w:r>
-    </w:p>
-    <w:p>
-      <w:pPr>
-        <w:pStyle w:val="Heading3"/>
-      </w:pPr>
-      <w:r>
-        <w:t>Workbook question · W5</w:t>
-      </w:r>
-    </w:p>
-    <w:p>
-      <w:pPr>
-        <w:spacing w:line="336" w:lineRule="auto" w:after="180"/>
-        <w:shd w:fill="F5F1FB"/>
-      </w:pPr>
-      <w:r>
-        <w:rPr>
-          <w:b w:val="0"/>
-        </w:rPr>
-        <w:t xml:space="preserve">For the lesson architecture at x = -1, give h and </w:t>
-      </w:r>
-      <w:r>
-        <w:rPr>
-          <w:b/>
-        </w:rPr>
-        <w:t>prediction</w:t>
-      </w:r>
-      <w:r>
-        <w:rPr>
-          <w:b w:val="0"/>
-        </w:rPr>
-        <w:t xml:space="preserve"> for any finite v. If target is -2, calculate squared error and explain why changing v cannot fix it.</w:t>
-      </w:r>
-    </w:p>
-    <w:p>
-      <w:pPr>
-        <w:pStyle w:val="Heading3"/>
-      </w:pPr>
-      <w:r>
-        <w:t>Teacher reasoning · W5</w:t>
-      </w:r>
-    </w:p>
-    <w:p>
-      <w:pPr>
-        <w:spacing w:line="336" w:lineRule="auto" w:after="180"/>
-        <w:shd w:fill="F1F6FC"/>
-      </w:pPr>
-      <w:r>
-        <w:rPr>
-          <w:b w:val="0"/>
-        </w:rPr>
-        <w:t xml:space="preserve">Teacher explanation: h = 0, </w:t>
-      </w:r>
-      <w:r>
-        <w:rPr>
-          <w:b/>
-        </w:rPr>
-        <w:t>prediction</w:t>
-      </w:r>
-      <w:r>
-        <w:rPr>
-          <w:b w:val="0"/>
-        </w:rPr>
-        <w:t xml:space="preserve"> 0, squared error 4. Every v is multiplied by zero. A representation or architecture change is needed for that target at this </w:t>
-      </w:r>
-      <w:r>
-        <w:rPr>
-          <w:b/>
-        </w:rPr>
-        <w:t>input</w:t>
-      </w:r>
-      <w:r>
-        <w:rPr>
-          <w:b w:val="0"/>
-        </w:rPr>
-        <w:t>.</w:t>
-      </w:r>
-    </w:p>
-    <w:p>
-      <w:pPr>
-        <w:pStyle w:val="Heading3"/>
-      </w:pPr>
-      <w:r>
-        <w:t>Independent assessment and fresh retry</w:t>
-      </w:r>
-    </w:p>
-    <w:p>
-      <w:pPr>
-        <w:pStyle w:val="Heading3"/>
-      </w:pPr>
-      <w:r>
-        <w:t>Teacher key · Independent assessment and fresh retry</w:t>
-      </w:r>
-    </w:p>
-    <w:p>
-      <w:pPr>
-        <w:spacing w:line="336" w:lineRule="auto" w:after="180"/>
-        <w:shd w:fill="F1F6FC"/>
-      </w:pPr>
-      <w:r>
-        <w:rPr>
-          <w:b w:val="0"/>
-        </w:rPr>
-        <w:t>W4 requires v values 1 and 1, both losses 0, and a zero second gradient. Fresh retry: one pair (1, 3), v = 1, rate 0.25. First residual -2 and gradient -4 give v = 2 with loss 1. Next gradient -2 gives v = 2.5 with loss 0.25.</w:t>
-      </w:r>
-    </w:p>
-    <w:p>
-      <w:pPr>
-        <w:spacing w:line="336" w:lineRule="auto" w:after="180"/>
-        <w:shd w:fill="F1F6FC"/>
-      </w:pPr>
-      <w:r>
-        <w:rPr>
-          <w:b w:val="0"/>
-        </w:rPr>
-        <w:t>Require a recomputed gradient on the second step.</w:t>
-      </w:r>
-    </w:p>
-    <w:p>
-      <w:pPr>
-        <w:pStyle w:val="Heading3"/>
-      </w:pPr>
-      <w:r>
-        <w:t>Assess independent transfer</w:t>
-      </w:r>
-    </w:p>
-    <w:p>
-      <w:pPr>
-        <w:pStyle w:val="Heading3"/>
-      </w:pPr>
-      <w:r>
-        <w:t>Independent question · withhold the key</w:t>
-      </w:r>
-    </w:p>
-    <w:p>
-      <w:pPr>
-        <w:spacing w:line="336" w:lineRule="auto" w:after="180"/>
-        <w:shd w:fill="F5F1FB"/>
-      </w:pPr>
-      <w:r>
-        <w:rPr>
-          <w:b w:val="0"/>
-        </w:rPr>
-        <w:t>Selected case: Keep h = ReLU(x), train only v, and use one pair (2, 2), v = 0 and rate 0.125. Use squared error and gradient 2 times (2v - 2) times 2. Perform two updates, reporting each new v and loss.</w:t>
-      </w:r>
-    </w:p>
-    <w:p>
-      <w:pPr>
-        <w:spacing w:line="336" w:lineRule="auto" w:after="180"/>
-        <w:shd w:fill="F5F1FB"/>
-      </w:pPr>
-      <w:r>
-        <w:rPr>
-          <w:b w:val="0"/>
-        </w:rPr>
-        <w:t>Explain why the second update changes nothing.</w:t>
-      </w:r>
-    </w:p>
-    <w:p>
-      <w:pPr>
-        <w:pStyle w:val="Heading3"/>
-      </w:pPr>
-      <w:r>
-        <w:t>Selected case answer</w:t>
-      </w:r>
-    </w:p>
-    <w:p>
-      <w:pPr>
-        <w:pStyle w:val="Heading3"/>
-      </w:pPr>
-      <w:r>
-        <w:t>Teacher key · Selected case answer</w:t>
-      </w:r>
-    </w:p>
-    <w:p>
-      <w:pPr>
-        <w:spacing w:line="336" w:lineRule="auto" w:after="180"/>
-        <w:shd w:fill="F1F6FC"/>
-      </w:pPr>
-      <w:r>
-        <w:rPr>
-          <w:b w:val="0"/>
-        </w:rPr>
-        <w:t>Teacher explanation: At start loss 4 and gradient -8. First update gives v = 1 and loss 0. The next gradient is 0, so second update keeps v = 1 with loss 0.</w:t>
-      </w:r>
-    </w:p>
-    <w:p>
-      <w:pPr>
-        <w:spacing w:line="336" w:lineRule="auto" w:after="180"/>
-        <w:shd w:fill="F1F6FC"/>
-      </w:pPr>
-      <w:r>
-        <w:rPr>
-          <w:b w:val="0"/>
-        </w:rPr>
-        <w:t xml:space="preserve">This is an exact fit on the one </w:t>
-      </w:r>
-      <w:r>
-        <w:rPr>
-          <w:b/>
-        </w:rPr>
-        <w:t>training</w:t>
-      </w:r>
-      <w:r>
-        <w:rPr>
-          <w:b w:val="0"/>
-        </w:rPr>
-        <w:t xml:space="preserve"> pair, not proof for every </w:t>
-      </w:r>
-      <w:r>
-        <w:rPr>
-          <w:b/>
-        </w:rPr>
-        <w:t>input</w:t>
-      </w:r>
-      <w:r>
-        <w:rPr>
-          <w:b w:val="0"/>
-        </w:rPr>
-        <w:t>.</w:t>
+        <w:pStyle w:val="Heading2"/>
+      </w:pPr>
+      <w:r>
+        <w:t>Judge explanation,trace and limits</w:t>
       </w:r>
     </w:p>
     <w:tbl>
@@ -3657,54 +4186,55 @@
     </w:tbl>
     <w:p>
       <w:pPr>
-        <w:pStyle w:val="Heading3"/>
-      </w:pPr>
-      <w:r>
-        <w:t>Teacher key · Selected case answer</w:t>
+        <w:spacing w:line="336" w:lineRule="auto" w:after="180"/>
+      </w:pPr>
+      <w:r>
+        <w:rPr>
+          <w:b w:val="0"/>
+        </w:rPr>
+        <w:t>Record each dimension as not yet, with support, or independent. Accept a valid alternative procedure with a defensible trace.</w:t>
       </w:r>
     </w:p>
     <w:p>
       <w:pPr>
         <w:spacing w:line="336" w:lineRule="auto" w:after="180"/>
-        <w:shd w:fill="F1F6FC"/>
       </w:pPr>
       <w:r>
         <w:rPr>
           <w:b w:val="0"/>
         </w:rPr>
-        <w:t>Record each dimension as not yet, with support, or independent. Accept a valid alternative procedure with a defensible trace.</w:t>
+        <w:t xml:space="preserve">Do not penalise an honestly recorded model failure if the learner correctly explains its </w:t>
+      </w:r>
+      <w:r>
+        <w:rPr>
+          <w:b/>
+        </w:rPr>
+        <w:t>evidence</w:t>
+      </w:r>
+      <w:r>
+        <w:rPr>
+          <w:b w:val="0"/>
+        </w:rPr>
+        <w:t xml:space="preserve"> and limits.</w:t>
       </w:r>
     </w:p>
     <w:p>
       <w:pPr>
-        <w:spacing w:line="336" w:lineRule="auto" w:after="180"/>
-        <w:shd w:fill="F1F6FC"/>
-      </w:pPr>
-      <w:r>
-        <w:rPr>
-          <w:b w:val="0"/>
-        </w:rPr>
-        <w:t xml:space="preserve">Do not penalise an honestly recorded model failure if the learner correctly explains its </w:t>
-      </w:r>
-      <w:r>
-        <w:rPr>
-          <w:b/>
-        </w:rPr>
-        <w:t>evidence</w:t>
-      </w:r>
-      <w:r>
-        <w:rPr>
-          <w:b w:val="0"/>
-        </w:rPr>
-        <w:t xml:space="preserve"> and limits.</w:t>
+        <w:pStyle w:val="Heading2"/>
+      </w:pPr>
+      <w:r>
+        <w:t>Give one usable repair</w:t>
       </w:r>
     </w:p>
     <w:p>
       <w:pPr>
-        <w:pStyle w:val="Heading3"/>
-      </w:pPr>
-      <w:r>
-        <w:t>Feedback that the learner uses</w:t>
+        <w:spacing w:line="336" w:lineRule="auto" w:after="180"/>
+      </w:pPr>
+      <w:r>
+        <w:rPr>
+          <w:b w:val="0"/>
+        </w:rPr>
+        <w:t>Name the earliest unsupported step and give one action to repair it. Have the learner make that repair now and explain why. Then assess the relevant skill on a fresh, fully specified case.</w:t>
       </w:r>
     </w:p>
     <w:p>
@@ -3715,66 +4245,69 @@
         <w:rPr>
           <w:b w:val="0"/>
         </w:rPr>
-        <w:t>Name the earliest unsupported step and give one action to repair it. Have the learner make that repair now and explain why. Then assess the relevant skill on a fresh, fully specified case.</w:t>
+        <w:t>Confirm it was not previously practised with feedback; solve and check the new case before assigning it. A follow-up design prompt is a starting brief, not automatically an equivalent test.</w:t>
       </w:r>
     </w:p>
     <w:p>
       <w:pPr>
-        <w:spacing w:line="336" w:lineRule="auto" w:after="180"/>
-      </w:pPr>
-      <w:r>
-        <w:rPr>
-          <w:b w:val="0"/>
-        </w:rPr>
-        <w:t>Confirm it was not previously practised with feedback; solve and check the new case before assigning it. A follow-up design prompt is a starting brief, not automatically an equivalent test.</w:t>
+        <w:pStyle w:val="Heading2"/>
+      </w:pPr>
+      <w:r>
+        <w:t>W1 Trace the first update</w:t>
       </w:r>
     </w:p>
     <w:p>
       <w:pPr>
-        <w:pStyle w:val="Heading1"/>
-      </w:pPr>
-      <w:r>
-        <w:t>06. Connect the project, support and next lesson</w:t>
+        <w:spacing w:line="336" w:lineRule="auto" w:after="180"/>
+      </w:pPr>
+      <w:r>
+        <w:rPr>
+          <w:b w:val="0"/>
+        </w:rPr>
+        <w:t xml:space="preserve">At v = 0, calculate both </w:t>
+      </w:r>
+      <w:r>
+        <w:rPr>
+          <w:b/>
+        </w:rPr>
+        <w:t>prediction</w:t>
+      </w:r>
+      <w:r>
+        <w:rPr>
+          <w:b w:val="0"/>
+        </w:rPr>
+        <w:t>s, errors, MSE and gradient, then update at rate 0.1.</w:t>
       </w:r>
     </w:p>
     <w:p>
-      <w:r>
-        <w:t>Connect Training a small network to Image-pattern Network Investigation, adapt support and plan a later changed-case check.</w:t>
+      <w:pPr>
+        <w:spacing w:line="336" w:lineRule="auto" w:after="180"/>
+      </w:pPr>
+      <w:r>
+        <w:rPr>
+          <w:b w:val="0"/>
+        </w:rPr>
+        <w:t xml:space="preserve">Teacher explanation: </w:t>
+      </w:r>
+      <w:r>
+        <w:rPr>
+          <w:b/>
+        </w:rPr>
+        <w:t>Prediction</w:t>
+      </w:r>
+      <w:r>
+        <w:rPr>
+          <w:b w:val="0"/>
+        </w:rPr>
+        <w:t>s [0, 0], errors [-2, -4], MSE 10, gradient -10 and new v = 1.</w:t>
       </w:r>
     </w:p>
     <w:p>
       <w:pPr>
-        <w:spacing w:line="336" w:lineRule="auto" w:after="180"/>
-      </w:pPr>
-      <w:r>
-        <w:rPr>
-          <w:b w:val="0"/>
-        </w:rPr>
-        <w:t xml:space="preserve">Add a labelled </w:t>
-      </w:r>
-      <w:r>
-        <w:rPr>
-          <w:b/>
-        </w:rPr>
-        <w:t>training</w:t>
-      </w:r>
-      <w:r>
-        <w:rPr>
-          <w:b w:val="0"/>
-        </w:rPr>
-        <w:t xml:space="preserve"> a small network </w:t>
-      </w:r>
-      <w:r>
-        <w:rPr>
-          <w:b/>
-        </w:rPr>
-        <w:t>evidence</w:t>
-      </w:r>
-      <w:r>
-        <w:rPr>
-          <w:b w:val="0"/>
-        </w:rPr>
-        <w:t xml:space="preserve"> sheet to Image-pattern Network Investigation. Show how you can trace repeated forward loss gradient and update steps.</w:t>
+        <w:pStyle w:val="Heading2"/>
+      </w:pPr>
+      <w:r>
+        <w:t>W2 Check the mean convention</w:t>
       </w:r>
     </w:p>
     <w:p>
@@ -3785,31 +4318,7 @@
         <w:rPr>
           <w:b w:val="0"/>
         </w:rPr>
-        <w:t xml:space="preserve">Use the supplied fictional case and keep its </w:t>
-      </w:r>
-      <w:r>
-        <w:rPr>
-          <w:b/>
-        </w:rPr>
-        <w:t>input</w:t>
-      </w:r>
-      <w:r>
-        <w:rPr>
-          <w:b w:val="0"/>
-        </w:rPr>
-        <w:t xml:space="preserve">s, intermediate steps, calculation or </w:t>
-      </w:r>
-      <w:r>
-        <w:rPr>
-          <w:b/>
-        </w:rPr>
-        <w:t>prediction</w:t>
-      </w:r>
-      <w:r>
-        <w:rPr>
-          <w:b w:val="0"/>
-        </w:rPr>
-        <w:t>, and limitation. Connect this record to last week’s record; a matching answer without a trace is insufficient.</w:t>
+        <w:t>At v = 1, the sum of squared errors is 5. A learner uses gradient -10 with rate 0.1. Explain the mismatch with this lesson and give the next v under MSE.</w:t>
       </w:r>
     </w:p>
     <w:p>
@@ -3820,30 +4329,15 @@
         <w:rPr>
           <w:b w:val="0"/>
         </w:rPr>
-        <w:t>Provide the hidden activations so students can focus on errors and updates; allow a calculator for decimals. Extension: show that v - 2 is halved each step at rate 0.1, so MSE is quartered.</w:t>
+        <w:t>Teacher explanation: The stated objective averages two rows. Its gradient is -5, giving v = 1.5. Gradient -10 corresponds to the sum objective and changes the effective update size.</w:t>
       </w:r>
     </w:p>
     <w:p>
       <w:pPr>
-        <w:spacing w:line="336" w:lineRule="auto" w:after="180"/>
-      </w:pPr>
-      <w:r>
-        <w:rPr>
-          <w:b w:val="0"/>
-        </w:rPr>
-        <w:t xml:space="preserve">Explain why this is a property of this particular quadratic </w:t>
-      </w:r>
-      <w:r>
-        <w:rPr>
-          <w:b/>
-        </w:rPr>
-        <w:t>training</w:t>
-      </w:r>
-      <w:r>
-        <w:rPr>
-          <w:b w:val="0"/>
-        </w:rPr>
-        <w:t xml:space="preserve"> problem.</w:t>
+        <w:pStyle w:val="Heading2"/>
+      </w:pPr>
+      <w:r>
+        <w:t>W3 Freeze before checking</w:t>
       </w:r>
     </w:p>
     <w:p>
@@ -3854,7 +4348,31 @@
         <w:rPr>
           <w:b w:val="0"/>
         </w:rPr>
-        <w:t>Week 13 introduces batching and epochs with explicit update counts.</w:t>
+        <w:t xml:space="preserve">At final v = 1.875, calculate the </w:t>
+      </w:r>
+      <w:r>
+        <w:rPr>
+          <w:b/>
+        </w:rPr>
+        <w:t>prediction</w:t>
+      </w:r>
+      <w:r>
+        <w:rPr>
+          <w:b w:val="0"/>
+        </w:rPr>
+        <w:t xml:space="preserve"> and squared error on reserved pair (3, 6). May its target be included in the four reported </w:t>
+      </w:r>
+      <w:r>
+        <w:rPr>
+          <w:b/>
+        </w:rPr>
+        <w:t>training</w:t>
+      </w:r>
+      <w:r>
+        <w:rPr>
+          <w:b w:val="0"/>
+        </w:rPr>
+        <w:t xml:space="preserve"> updates?</w:t>
       </w:r>
     </w:p>
     <w:p>
@@ -3865,15 +4383,510 @@
         <w:rPr>
           <w:b w:val="0"/>
         </w:rPr>
-        <w:t>Retain the project ledger and assess a changed case after support. Check the relevant prerequisite before carrying this component forward.</w:t>
+        <w:t xml:space="preserve">Teacher explanation: </w:t>
+      </w:r>
+      <w:r>
+        <w:rPr>
+          <w:b/>
+        </w:rPr>
+        <w:t>Prediction</w:t>
+      </w:r>
+      <w:r>
+        <w:rPr>
+          <w:b w:val="0"/>
+        </w:rPr>
+        <w:t xml:space="preserve"> 5.625, residual -0.375, squared error 0.140625. Its target must stay outside those updates if the pair is described as reserved evaluation.</w:t>
       </w:r>
     </w:p>
     <w:p>
       <w:pPr>
+        <w:pStyle w:val="Heading2"/>
+      </w:pPr>
+      <w:r>
+        <w:t>W5 Expose a frozen representation limit</w:t>
+      </w:r>
+    </w:p>
+    <w:p>
+      <w:pPr>
+        <w:spacing w:line="336" w:lineRule="auto" w:after="180"/>
+      </w:pPr>
+      <w:r>
+        <w:rPr>
+          <w:b w:val="0"/>
+        </w:rPr>
+        <w:t xml:space="preserve">For the lesson architecture at x = -1, give h and </w:t>
+      </w:r>
+      <w:r>
+        <w:rPr>
+          <w:b/>
+        </w:rPr>
+        <w:t>prediction</w:t>
+      </w:r>
+      <w:r>
+        <w:rPr>
+          <w:b w:val="0"/>
+        </w:rPr>
+        <w:t xml:space="preserve"> for any finite v. If target is -2, calculate squared error and explain why changing v cannot fix it.</w:t>
+      </w:r>
+    </w:p>
+    <w:p>
+      <w:pPr>
+        <w:spacing w:line="336" w:lineRule="auto" w:after="180"/>
+      </w:pPr>
+      <w:r>
+        <w:rPr>
+          <w:b w:val="0"/>
+        </w:rPr>
+        <w:t xml:space="preserve">Teacher explanation: h = 0, </w:t>
+      </w:r>
+      <w:r>
+        <w:rPr>
+          <w:b/>
+        </w:rPr>
+        <w:t>prediction</w:t>
+      </w:r>
+      <w:r>
+        <w:rPr>
+          <w:b w:val="0"/>
+        </w:rPr>
+        <w:t xml:space="preserve"> 0, squared error 4. Every v is multiplied by zero. A representation or architecture change is needed for that target at this </w:t>
+      </w:r>
+      <w:r>
+        <w:rPr>
+          <w:b/>
+        </w:rPr>
+        <w:t>input</w:t>
+      </w:r>
+      <w:r>
+        <w:rPr>
+          <w:b w:val="0"/>
+        </w:rPr>
+        <w:t>.</w:t>
+      </w:r>
+    </w:p>
+    <w:p>
+      <w:pPr>
+        <w:pStyle w:val="Heading2"/>
+      </w:pPr>
+      <w:r>
+        <w:t>Earlier wording, alternatives and picture transcripts · reference / check after trying</w:t>
+      </w:r>
+    </w:p>
+    <w:p>
+      <w:pPr>
         <w:pStyle w:val="Heading3"/>
       </w:pPr>
       <w:r>
-        <w:t>Plan the delayed return</w:t>
+        <w:t>Guided and exit questions</w:t>
+      </w:r>
+    </w:p>
+    <w:p>
+      <w:pPr>
+        <w:spacing w:line="336" w:lineRule="auto" w:after="180"/>
+      </w:pPr>
+      <w:r>
+        <w:rPr>
+          <w:b w:val="0"/>
+        </w:rPr>
+        <w:t xml:space="preserve">Guided: </w:t>
+      </w:r>
+      <w:r>
+        <w:rPr>
+          <w:b/>
+        </w:rPr>
+        <w:t>prediction</w:t>
+      </w:r>
+      <w:r>
+        <w:rPr>
+          <w:b w:val="0"/>
+        </w:rPr>
+        <w:t>s [1.5, 3], errors [-0.5, -1], MSE 0.625, gradient -2.5, next v = 1.75. Exit: x = -1 produces 0 rather than -2 for every v.</w:t>
+      </w:r>
+    </w:p>
+    <w:p>
+      <w:pPr>
+        <w:spacing w:line="336" w:lineRule="auto" w:after="180"/>
+      </w:pPr>
+      <w:r>
+        <w:rPr>
+          <w:b w:val="0"/>
+        </w:rPr>
+        <w:t xml:space="preserve">The recorded </w:t>
+      </w:r>
+      <w:r>
+        <w:rPr>
+          <w:b/>
+        </w:rPr>
+        <w:t>training</w:t>
+      </w:r>
+      <w:r>
+        <w:rPr>
+          <w:b w:val="0"/>
+        </w:rPr>
+        <w:t xml:space="preserve"> loss fell on two positive synthetic pairs; the model did not establish the rule over all real </w:t>
+      </w:r>
+      <w:r>
+        <w:rPr>
+          <w:b/>
+        </w:rPr>
+        <w:t>input</w:t>
+      </w:r>
+      <w:r>
+        <w:rPr>
+          <w:b w:val="0"/>
+        </w:rPr>
+        <w:t>s.</w:t>
+      </w:r>
+    </w:p>
+    <w:p>
+      <w:pPr>
+        <w:pStyle w:val="Heading3"/>
+      </w:pPr>
+      <w:r>
+        <w:t>W1 Trace the first update</w:t>
+      </w:r>
+    </w:p>
+    <w:p>
+      <w:pPr>
+        <w:pStyle w:val="Heading3"/>
+      </w:pPr>
+      <w:r>
+        <w:t>W2 Check the mean convention</w:t>
+      </w:r>
+    </w:p>
+    <w:p>
+      <w:pPr>
+        <w:pStyle w:val="Heading3"/>
+      </w:pPr>
+      <w:r>
+        <w:t>W3 Freeze before checking</w:t>
+      </w:r>
+    </w:p>
+    <w:p>
+      <w:pPr>
+        <w:pStyle w:val="Heading3"/>
+      </w:pPr>
+      <w:r>
+        <w:t>W4 Run a new training case independently</w:t>
+      </w:r>
+    </w:p>
+    <w:p>
+      <w:pPr>
+        <w:spacing w:line="336" w:lineRule="auto" w:after="180"/>
+      </w:pPr>
+      <w:r>
+        <w:rPr>
+          <w:b w:val="0"/>
+        </w:rPr>
+        <w:t>Keep h = ReLU(x), train only v, and use one pair (2, 2), v = 0 and rate 0.125. Use squared error and gradient 2 times (2v - 2) times 2. Perform two updates, reporting each new v and loss.</w:t>
+      </w:r>
+    </w:p>
+    <w:p>
+      <w:pPr>
+        <w:spacing w:line="336" w:lineRule="auto" w:after="180"/>
+      </w:pPr>
+      <w:r>
+        <w:rPr>
+          <w:b w:val="0"/>
+        </w:rPr>
+        <w:t>Explain why the second update changes nothing.</w:t>
+      </w:r>
+    </w:p>
+    <w:p>
+      <w:pPr>
+        <w:spacing w:line="336" w:lineRule="auto" w:after="180"/>
+      </w:pPr>
+      <w:r>
+        <w:rPr>
+          <w:b w:val="0"/>
+        </w:rPr>
+        <w:t>Teacher explanation: At start loss 4 and gradient -8. First update gives v = 1 and loss 0. The next gradient is 0, so second update keeps v = 1 with loss 0.</w:t>
+      </w:r>
+    </w:p>
+    <w:p>
+      <w:pPr>
+        <w:spacing w:line="336" w:lineRule="auto" w:after="180"/>
+      </w:pPr>
+      <w:r>
+        <w:rPr>
+          <w:b w:val="0"/>
+        </w:rPr>
+        <w:t xml:space="preserve">This is an exact fit on the one </w:t>
+      </w:r>
+      <w:r>
+        <w:rPr>
+          <w:b/>
+        </w:rPr>
+        <w:t>training</w:t>
+      </w:r>
+      <w:r>
+        <w:rPr>
+          <w:b w:val="0"/>
+        </w:rPr>
+        <w:t xml:space="preserve"> pair, not proof for every </w:t>
+      </w:r>
+      <w:r>
+        <w:rPr>
+          <w:b/>
+        </w:rPr>
+        <w:t>input</w:t>
+      </w:r>
+      <w:r>
+        <w:rPr>
+          <w:b w:val="0"/>
+        </w:rPr>
+        <w:t>.</w:t>
+      </w:r>
+    </w:p>
+    <w:p>
+      <w:pPr>
+        <w:pStyle w:val="Heading3"/>
+      </w:pPr>
+      <w:r>
+        <w:t>W5 Expose a frozen representation limit</w:t>
+      </w:r>
+    </w:p>
+    <w:p>
+      <w:pPr>
+        <w:pStyle w:val="Heading3"/>
+      </w:pPr>
+      <w:r>
+        <w:t>Independent assessment and fresh retry</w:t>
+      </w:r>
+    </w:p>
+    <w:p>
+      <w:pPr>
+        <w:spacing w:line="336" w:lineRule="auto" w:after="180"/>
+      </w:pPr>
+      <w:r>
+        <w:rPr>
+          <w:b w:val="0"/>
+        </w:rPr>
+        <w:t>W4 requires v values 1 and 1, both losses 0, and a zero second gradient. Fresh retry: one pair (1, 3), v = 1, rate 0.25. First residual -2 and gradient -4 give v = 2 with loss 1. Next gradient -2 gives v = 2.5 with loss 0.25.</w:t>
+      </w:r>
+    </w:p>
+    <w:p>
+      <w:pPr>
+        <w:spacing w:line="336" w:lineRule="auto" w:after="180"/>
+      </w:pPr>
+      <w:r>
+        <w:rPr>
+          <w:b w:val="0"/>
+        </w:rPr>
+        <w:t>Require a recomputed gradient on the second step.</w:t>
+      </w:r>
+    </w:p>
+    <w:p>
+      <w:pPr>
+        <w:pStyle w:val="Heading3"/>
+      </w:pPr>
+      <w:r>
+        <w:t>Assess independent transfer</w:t>
+      </w:r>
+    </w:p>
+    <w:p>
+      <w:pPr>
+        <w:pStyle w:val="Heading3"/>
+      </w:pPr>
+      <w:r>
+        <w:t>Selected case answer</w:t>
+      </w:r>
+    </w:p>
+    <w:p>
+      <w:pPr>
+        <w:pStyle w:val="Heading3"/>
+      </w:pPr>
+      <w:r>
+        <w:t>Feedback that the learner uses</w:t>
+      </w:r>
+    </w:p>
+    <w:p>
+      <w:pPr>
+        <w:pStyle w:val="Heading1"/>
+      </w:pPr>
+      <w:r>
+        <w:t>06. Connect,support and revisit the mathematics</w:t>
+      </w:r>
+    </w:p>
+    <w:p>
+      <w:r>
+        <w:t>Use the saved evidence to choose the next step.</w:t>
+      </w:r>
+    </w:p>
+    <w:p>
+      <w:pPr>
+        <w:pStyle w:val="Heading2"/>
+      </w:pPr>
+      <w:r>
+        <w:t>Project and next-week bridge</w:t>
+      </w:r>
+    </w:p>
+    <w:p>
+      <w:pPr>
+        <w:spacing w:line="336" w:lineRule="auto" w:after="180"/>
+      </w:pPr>
+      <w:r>
+        <w:rPr>
+          <w:b w:val="0"/>
+        </w:rPr>
+        <w:t xml:space="preserve">Add a labelled </w:t>
+      </w:r>
+      <w:r>
+        <w:rPr>
+          <w:b/>
+        </w:rPr>
+        <w:t>training</w:t>
+      </w:r>
+      <w:r>
+        <w:rPr>
+          <w:b w:val="0"/>
+        </w:rPr>
+        <w:t xml:space="preserve"> a small network </w:t>
+      </w:r>
+      <w:r>
+        <w:rPr>
+          <w:b/>
+        </w:rPr>
+        <w:t>evidence</w:t>
+      </w:r>
+      <w:r>
+        <w:rPr>
+          <w:b w:val="0"/>
+        </w:rPr>
+        <w:t xml:space="preserve"> sheet to Image-pattern Network Investigation. Show how you can trace repeated forward loss gradient and update steps.</w:t>
+      </w:r>
+    </w:p>
+    <w:p>
+      <w:pPr>
+        <w:spacing w:line="336" w:lineRule="auto" w:after="180"/>
+      </w:pPr>
+      <w:r>
+        <w:rPr>
+          <w:b w:val="0"/>
+        </w:rPr>
+        <w:t xml:space="preserve">Use the supplied fictional case and keep its </w:t>
+      </w:r>
+      <w:r>
+        <w:rPr>
+          <w:b/>
+        </w:rPr>
+        <w:t>input</w:t>
+      </w:r>
+      <w:r>
+        <w:rPr>
+          <w:b w:val="0"/>
+        </w:rPr>
+        <w:t xml:space="preserve">s, intermediate steps, calculation or </w:t>
+      </w:r>
+      <w:r>
+        <w:rPr>
+          <w:b/>
+        </w:rPr>
+        <w:t>prediction</w:t>
+      </w:r>
+      <w:r>
+        <w:rPr>
+          <w:b w:val="0"/>
+        </w:rPr>
+        <w:t>, and limitation. Connect this record to last week’s record; a matching answer without a trace is insufficient.</w:t>
+      </w:r>
+    </w:p>
+    <w:p>
+      <w:pPr>
+        <w:spacing w:line="336" w:lineRule="auto" w:after="180"/>
+      </w:pPr>
+      <w:r>
+        <w:rPr>
+          <w:b w:val="0"/>
+        </w:rPr>
+        <w:t>Provide the hidden activations so students can focus on errors and updates; allow a calculator for decimals. Extension: show that v - 2 is halved each step at rate 0.1, so MSE is quartered.</w:t>
+      </w:r>
+    </w:p>
+    <w:p>
+      <w:pPr>
+        <w:spacing w:line="336" w:lineRule="auto" w:after="180"/>
+      </w:pPr>
+      <w:r>
+        <w:rPr>
+          <w:b w:val="0"/>
+        </w:rPr>
+        <w:t xml:space="preserve">Explain why this is a property of this particular quadratic </w:t>
+      </w:r>
+      <w:r>
+        <w:rPr>
+          <w:b/>
+        </w:rPr>
+        <w:t>training</w:t>
+      </w:r>
+      <w:r>
+        <w:rPr>
+          <w:b w:val="0"/>
+        </w:rPr>
+        <w:t xml:space="preserve"> problem.</w:t>
+      </w:r>
+    </w:p>
+    <w:p>
+      <w:pPr>
+        <w:spacing w:line="336" w:lineRule="auto" w:after="180"/>
+      </w:pPr>
+      <w:r>
+        <w:rPr>
+          <w:b w:val="0"/>
+        </w:rPr>
+        <w:t>Week 13 introduces batching and epochs with explicit update counts.</w:t>
+      </w:r>
+    </w:p>
+    <w:p>
+      <w:pPr>
+        <w:spacing w:line="336" w:lineRule="auto" w:after="180"/>
+      </w:pPr>
+      <w:r>
+        <w:rPr>
+          <w:b w:val="0"/>
+        </w:rPr>
+        <w:t>Retain the project ledger and assess a changed case after support. Check the relevant prerequisite before carrying this component forward.</w:t>
+      </w:r>
+    </w:p>
+    <w:p>
+      <w:pPr>
+        <w:spacing w:line="336" w:lineRule="auto" w:after="180"/>
+      </w:pPr>
+      <w:r>
+        <w:rPr>
+          <w:b w:val="0"/>
+        </w:rPr>
+        <w:t xml:space="preserve">For your Image-pattern Network Investigation, save the </w:t>
+      </w:r>
+      <w:r>
+        <w:rPr>
+          <w:b/>
+        </w:rPr>
+        <w:t>input</w:t>
+      </w:r>
+      <w:r>
+        <w:rPr>
+          <w:b w:val="0"/>
+        </w:rPr>
+        <w:t>, procedure, observed result and limitation of this check.</w:t>
+      </w:r>
+    </w:p>
+    <w:p>
+      <w:pPr>
+        <w:spacing w:line="336" w:lineRule="auto" w:after="180"/>
+      </w:pPr>
+      <w:r>
+        <w:rPr>
+          <w:b w:val="0"/>
+        </w:rPr>
+        <w:t>Label this worked example as practice; use a different, previously unreviewed case when checking independent understanding.</w:t>
+      </w:r>
+    </w:p>
+    <w:p>
+      <w:pPr>
+        <w:pStyle w:val="Heading2"/>
+      </w:pPr>
+      <w:r>
+        <w:t>Delayed return and support record</w:t>
       </w:r>
     </w:p>
     <w:p>
@@ -4090,44 +5103,26 @@
     </w:p>
     <w:p>
       <w:pPr>
-        <w:pStyle w:val="Heading3"/>
-      </w:pPr>
-      <w:r>
-        <w:t>Project evidence from this case</w:t>
+        <w:pStyle w:val="Heading2"/>
+      </w:pPr>
+      <w:r>
+        <w:t>Earlier wording, alternatives and picture transcripts · reference / check after trying</w:t>
       </w:r>
     </w:p>
     <w:p>
       <w:pPr>
-        <w:spacing w:line="336" w:lineRule="auto" w:after="180"/>
-      </w:pPr>
-      <w:r>
-        <w:rPr>
-          <w:b w:val="0"/>
-        </w:rPr>
-        <w:t xml:space="preserve">For your Image-pattern Network Investigation, save the </w:t>
-      </w:r>
-      <w:r>
-        <w:rPr>
-          <w:b/>
-        </w:rPr>
-        <w:t>input</w:t>
-      </w:r>
-      <w:r>
-        <w:rPr>
-          <w:b w:val="0"/>
-        </w:rPr>
-        <w:t>, procedure, observed result and limitation of this check.</w:t>
+        <w:pStyle w:val="Heading3"/>
+      </w:pPr>
+      <w:r>
+        <w:t>Plan the delayed return</w:t>
       </w:r>
     </w:p>
     <w:p>
       <w:pPr>
-        <w:spacing w:line="336" w:lineRule="auto" w:after="180"/>
-      </w:pPr>
-      <w:r>
-        <w:rPr>
-          <w:b w:val="0"/>
-        </w:rPr>
-        <w:t>Label this worked example as practice; use a different, previously unreviewed case when checking independent understanding.</w:t>
+        <w:pStyle w:val="Heading3"/>
+      </w:pPr>
+      <w:r>
+        <w:t>Project evidence from this case</w:t>
       </w:r>
     </w:p>
     <w:p>
@@ -4135,26 +5130,33 @@
         <w:pStyle w:val="Heading1"/>
       </w:pPr>
       <w:r>
-        <w:t>07. Prepare, teach and assess</w:t>
+        <w:t>Reference bank and extra practice</w:t>
       </w:r>
     </w:p>
     <w:p>
-      <w:r>
-        <w:t>Use this preparation summary alongside the detailed Training a small network lesson; it is a checklist rather than a replacement for the full sequence.</w:t>
+      <w:pPr>
+        <w:pStyle w:val="Heading1"/>
+      </w:pPr>
+      <w:r>
+        <w:t>07. Reference · Alternative planning checklist</w:t>
       </w:r>
     </w:p>
     <w:p>
-      <w:pPr>
-        <w:pStyle w:val="Heading3"/>
-      </w:pPr>
-      <w:r>
-        <w:t>Teaching target</w:t>
+      <w:r>
+        <w:t>Use alongside the main route when helpful.</w:t>
       </w:r>
     </w:p>
     <w:p>
       <w:pPr>
+        <w:pStyle w:val="Heading2"/>
+      </w:pPr>
+      <w:r>
+        <w:t>Planning,assessment and project reminders</w:t>
+      </w:r>
+    </w:p>
+    <w:p>
+      <w:pPr>
         <w:spacing w:line="336" w:lineRule="auto" w:after="180"/>
-        <w:shd w:fill="EDF7F3"/>
       </w:pPr>
       <w:r>
         <w:rPr>
@@ -4342,22 +5344,36 @@
     </w:p>
     <w:p>
       <w:pPr>
-        <w:pStyle w:val="Heading3"/>
-      </w:pPr>
-      <w:r>
-        <w:t>Supported practice answer</w:t>
+        <w:spacing w:line="336" w:lineRule="auto" w:after="180"/>
+      </w:pPr>
+      <w:r>
+        <w:rPr>
+          <w:b w:val="0"/>
+        </w:rPr>
+        <w:t>Reasoned practice answer: Teacher explanation: The stated objective averages two rows. Its gradient is -5, giving v = 1.5. Gradient -10 corresponds to the sum objective and changes the effective update size.</w:t>
       </w:r>
     </w:p>
     <w:p>
       <w:pPr>
         <w:spacing w:line="336" w:lineRule="auto" w:after="180"/>
-        <w:shd w:fill="F1F6FC"/>
       </w:pPr>
       <w:r>
         <w:rPr>
           <w:b w:val="0"/>
         </w:rPr>
-        <w:t>Reasoned practice answer: Teacher explanation: The stated objective averages two rows. Its gradient is -5, giving v = 1.5. Gradient -10 corresponds to the sum objective and changes the effective update size.</w:t>
+        <w:t xml:space="preserve">Check every learner before discussion: Use the worked case for </w:t>
+      </w:r>
+      <w:r>
+        <w:rPr>
+          <w:b/>
+        </w:rPr>
+        <w:t>Training</w:t>
+      </w:r>
+      <w:r>
+        <w:rPr>
+          <w:b w:val="0"/>
+        </w:rPr>
+        <w:t xml:space="preserve"> a small network. Proposed explanation: “Every parameter was trained”. Decide whether this explanation is supported.</w:t>
       </w:r>
     </w:p>
     <w:p>
@@ -4368,19 +5384,7 @@
         <w:rPr>
           <w:b w:val="0"/>
         </w:rPr>
-        <w:t xml:space="preserve">Check every learner before discussion: Use the worked case for </w:t>
-      </w:r>
-      <w:r>
-        <w:rPr>
-          <w:b/>
-        </w:rPr>
-        <w:t>Training</w:t>
-      </w:r>
-      <w:r>
-        <w:rPr>
-          <w:b w:val="0"/>
-        </w:rPr>
-        <w:t xml:space="preserve"> a small network. Proposed explanation: “Every parameter was trained”. Decide whether this explanation is supported.</w:t>
+        <w:t>Point to the step or supplied fact that decides; explain your repair if needed.</w:t>
       </w:r>
     </w:p>
     <w:p>
@@ -4391,153 +5395,105 @@
         <w:rPr>
           <w:b w:val="0"/>
         </w:rPr>
-        <w:t>Point to the step or supplied fact that decides; explain your repair if needed.</w:t>
+        <w:t xml:space="preserve">Misconception repair: Only v changes. Hidden weight, hidden bias and </w:t>
+      </w:r>
+      <w:r>
+        <w:rPr>
+          <w:b/>
+        </w:rPr>
+        <w:t>output</w:t>
+      </w:r>
+      <w:r>
+        <w:rPr>
+          <w:b w:val="0"/>
+        </w:rPr>
+        <w:t xml:space="preserve"> bias were explicitly frozen.</w:t>
       </w:r>
     </w:p>
     <w:p>
       <w:pPr>
-        <w:pStyle w:val="Heading3"/>
-      </w:pPr>
-      <w:r>
-        <w:t>Repair the misconception</w:t>
+        <w:spacing w:line="336" w:lineRule="auto" w:after="180"/>
+      </w:pPr>
+      <w:r>
+        <w:rPr>
+          <w:b w:val="0"/>
+        </w:rPr>
+        <w:t xml:space="preserve">Support: read the exact case aloud, enlarge the labelled picture, supply </w:t>
+      </w:r>
+      <w:r>
+        <w:rPr>
+          <w:b/>
+        </w:rPr>
+        <w:t>input</w:t>
+      </w:r>
+      <w:r>
+        <w:rPr>
+          <w:b w:val="0"/>
+        </w:rPr>
+        <w:t xml:space="preserve"> cards and model only the first deciding step. Accept a spoken explanation or drawing; retain the reasoning goal.</w:t>
       </w:r>
     </w:p>
     <w:p>
       <w:pPr>
         <w:spacing w:line="336" w:lineRule="auto" w:after="180"/>
-        <w:shd w:fill="FFF5E6"/>
       </w:pPr>
       <w:r>
         <w:rPr>
           <w:b w:val="0"/>
         </w:rPr>
-        <w:t xml:space="preserve">Misconception repair: Only v changes. Hidden weight, hidden bias and </w:t>
+        <w:t xml:space="preserve">Extension: Change target from 3 to6 and restart v = 0 with the same rate. Require a </w:t>
       </w:r>
       <w:r>
         <w:rPr>
           <w:b/>
         </w:rPr>
-        <w:t>output</w:t>
+        <w:t>prediction</w:t>
       </w:r>
       <w:r>
         <w:rPr>
           <w:b w:val="0"/>
         </w:rPr>
-        <w:t xml:space="preserve"> bias were explicitly frozen.</w:t>
+        <w:t xml:space="preserve"> and a reason before comparing. Expected result: First gradient=-36; v becomes 2; </w:t>
+      </w:r>
+      <w:r>
+        <w:rPr>
+          <w:b/>
+        </w:rPr>
+        <w:t>prediction</w:t>
+      </w:r>
+      <w:r>
+        <w:rPr>
+          <w:b w:val="0"/>
+        </w:rPr>
+        <w:t xml:space="preserve"> 6 and loss 0.</w:t>
       </w:r>
     </w:p>
     <w:p>
       <w:pPr>
-        <w:pStyle w:val="Heading3"/>
-      </w:pPr>
-      <w:r>
-        <w:t>Support without giving away the answer</w:t>
+        <w:spacing w:line="336" w:lineRule="auto" w:after="180"/>
+      </w:pPr>
+      <w:r>
+        <w:rPr>
+          <w:b w:val="0"/>
+        </w:rPr>
+        <w:t xml:space="preserve">Reason: The hidden value remains 3, but the target residual and required </w:t>
+      </w:r>
+      <w:r>
+        <w:rPr>
+          <w:b/>
+        </w:rPr>
+        <w:t>output</w:t>
+      </w:r>
+      <w:r>
+        <w:rPr>
+          <w:b w:val="0"/>
+        </w:rPr>
+        <w:t xml:space="preserve"> weight double.</w:t>
       </w:r>
     </w:p>
     <w:p>
       <w:pPr>
         <w:spacing w:line="336" w:lineRule="auto" w:after="180"/>
-        <w:shd w:fill="F1F6F8"/>
-      </w:pPr>
-      <w:r>
-        <w:rPr>
-          <w:b w:val="0"/>
-        </w:rPr>
-        <w:t xml:space="preserve">Support: read the exact case aloud, enlarge the labelled picture, supply </w:t>
-      </w:r>
-      <w:r>
-        <w:rPr>
-          <w:b/>
-        </w:rPr>
-        <w:t>input</w:t>
-      </w:r>
-      <w:r>
-        <w:rPr>
-          <w:b w:val="0"/>
-        </w:rPr>
-        <w:t xml:space="preserve"> cards and model only the first deciding step. Accept a spoken explanation or drawing; retain the reasoning goal.</w:t>
-      </w:r>
-    </w:p>
-    <w:p>
-      <w:pPr>
-        <w:pStyle w:val="Heading3"/>
-      </w:pPr>
-      <w:r>
-        <w:t>Extend the reasoning</w:t>
-      </w:r>
-    </w:p>
-    <w:p>
-      <w:pPr>
-        <w:spacing w:line="336" w:lineRule="auto" w:after="180"/>
-        <w:shd w:fill="F5F1FB"/>
-      </w:pPr>
-      <w:r>
-        <w:rPr>
-          <w:b w:val="0"/>
-        </w:rPr>
-        <w:t xml:space="preserve">Extension: Change target from 3 to6 and restart v = 0 with the same rate. Require a </w:t>
-      </w:r>
-      <w:r>
-        <w:rPr>
-          <w:b/>
-        </w:rPr>
-        <w:t>prediction</w:t>
-      </w:r>
-      <w:r>
-        <w:rPr>
-          <w:b w:val="0"/>
-        </w:rPr>
-        <w:t xml:space="preserve"> and a reason before comparing. Expected result: First gradient=-36; v becomes 2; </w:t>
-      </w:r>
-      <w:r>
-        <w:rPr>
-          <w:b/>
-        </w:rPr>
-        <w:t>prediction</w:t>
-      </w:r>
-      <w:r>
-        <w:rPr>
-          <w:b w:val="0"/>
-        </w:rPr>
-        <w:t xml:space="preserve"> 6 and loss 0.</w:t>
-      </w:r>
-    </w:p>
-    <w:p>
-      <w:pPr>
-        <w:spacing w:line="336" w:lineRule="auto" w:after="180"/>
-        <w:shd w:fill="F5F1FB"/>
-      </w:pPr>
-      <w:r>
-        <w:rPr>
-          <w:b w:val="0"/>
-        </w:rPr>
-        <w:t xml:space="preserve">Reason: The hidden value remains 3, but the target residual and required </w:t>
-      </w:r>
-      <w:r>
-        <w:rPr>
-          <w:b/>
-        </w:rPr>
-        <w:t>output</w:t>
-      </w:r>
-      <w:r>
-        <w:rPr>
-          <w:b w:val="0"/>
-        </w:rPr>
-        <w:t xml:space="preserve"> weight double.</w:t>
-      </w:r>
-    </w:p>
-    <w:p>
-      <w:pPr>
-        <w:pStyle w:val="Heading3"/>
-      </w:pPr>
-      <w:r>
-        <w:t>Protect the independent attempt</w:t>
-      </w:r>
-    </w:p>
-    <w:p>
-      <w:pPr>
-        <w:spacing w:line="336" w:lineRule="auto" w:after="180"/>
-        <w:shd w:fill="FFF5E6"/>
       </w:pPr>
       <w:r>
         <w:rPr>
@@ -4732,82 +5688,81 @@
     </w:tbl>
     <w:p>
       <w:pPr>
-        <w:pStyle w:val="Heading3"/>
-      </w:pPr>
-      <w:r>
-        <w:t>Project checkpoint</w:t>
+        <w:spacing w:line="336" w:lineRule="auto" w:after="180"/>
+      </w:pPr>
+      <w:r>
+        <w:rPr>
+          <w:b w:val="0"/>
+        </w:rPr>
+        <w:t xml:space="preserve">Project checkpoint: Make a transparent first version. Keep a trace of how one </w:t>
+      </w:r>
+      <w:r>
+        <w:rPr>
+          <w:b/>
+        </w:rPr>
+        <w:t>input</w:t>
+      </w:r>
+      <w:r>
+        <w:rPr>
+          <w:b w:val="0"/>
+        </w:rPr>
+        <w:t xml:space="preserve"> becomes an </w:t>
+      </w:r>
+      <w:r>
+        <w:rPr>
+          <w:b/>
+        </w:rPr>
+        <w:t>output</w:t>
+      </w:r>
+      <w:r>
+        <w:rPr>
+          <w:b w:val="0"/>
+        </w:rPr>
+        <w:t>; explain the rule or learned component.</w:t>
       </w:r>
     </w:p>
     <w:p>
       <w:pPr>
         <w:spacing w:line="336" w:lineRule="auto" w:after="180"/>
-        <w:shd w:fill="EDF7F3"/>
       </w:pPr>
       <w:r>
         <w:rPr>
           <w:b w:val="0"/>
         </w:rPr>
-        <w:t xml:space="preserve">Project checkpoint: Make a transparent first version. Keep a trace of how one </w:t>
+        <w:t xml:space="preserve">Use the weekly teacher answer for topic-specific reasoning. A saved progress tick is an activity record; judge mastery from the learner’s explanation and </w:t>
       </w:r>
       <w:r>
         <w:rPr>
           <w:b/>
         </w:rPr>
-        <w:t>input</w:t>
+        <w:t>evidence</w:t>
       </w:r>
       <w:r>
         <w:rPr>
           <w:b w:val="0"/>
         </w:rPr>
-        <w:t xml:space="preserve"> becomes an </w:t>
-      </w:r>
-      <w:r>
-        <w:rPr>
-          <w:b/>
-        </w:rPr>
-        <w:t>output</w:t>
-      </w:r>
-      <w:r>
-        <w:rPr>
-          <w:b w:val="0"/>
-        </w:rPr>
-        <w:t>; explain the rule or learned component.</w:t>
+        <w:t>.</w:t>
       </w:r>
     </w:p>
     <w:p>
       <w:pPr>
-        <w:spacing w:line="336" w:lineRule="auto" w:after="180"/>
-      </w:pPr>
-      <w:r>
-        <w:rPr>
-          <w:b w:val="0"/>
-        </w:rPr>
-        <w:t xml:space="preserve">Use the weekly teacher answer for topic-specific reasoning. A saved progress tick is an activity record; judge mastery from the learner’s explanation and </w:t>
-      </w:r>
-      <w:r>
-        <w:rPr>
-          <w:b/>
-        </w:rPr>
-        <w:t>evidence</w:t>
-      </w:r>
-      <w:r>
-        <w:rPr>
-          <w:b w:val="0"/>
-        </w:rPr>
-        <w:t>.</w:t>
+        <w:pStyle w:val="Heading1"/>
+      </w:pPr>
+      <w:r>
+        <w:t>08. Reference · Feedback,labs and repair paths</w:t>
       </w:r>
     </w:p>
     <w:p>
-      <w:pPr>
-        <w:pStyle w:val="Heading1"/>
-      </w:pPr>
-      <w:r>
-        <w:t>08. Use feedback, labs and repair paths</w:t>
+      <w:r>
+        <w:t>Retain the first attempt and the evidence used for a repair.</w:t>
       </w:r>
     </w:p>
     <w:p>
-      <w:r>
-        <w:t>Use feedback, earlier review and portfolios purposefully. Apply the coding routine only when this lesson has an executable lab.</w:t>
+      <w:pPr>
+        <w:pStyle w:val="Heading2"/>
+      </w:pPr>
+      <w:r>
+        <w:t>Feedback and record guidance</w:t>
       </w:r>
     </w:p>
     <w:p>
@@ -4906,40 +5861,17 @@
         <w:pStyle w:val="Heading1"/>
       </w:pPr>
       <w:r>
-        <w:t>09. Visual concept journey</w:t>
+        <w:t>09. Reference · Teach with the six pictures</w:t>
       </w:r>
     </w:p>
     <w:p>
       <w:r>
-        <w:t>Show one Training a small network graphic at a time, request a prediction and discuss its trace before the independent assessment.</w:t>
+        <w:t>Choose one picture for a particular reasoning move.</w:t>
       </w:r>
     </w:p>
     <w:p>
       <w:pPr>
-        <w:spacing w:line="336" w:lineRule="auto" w:after="180"/>
-      </w:pPr>
-      <w:r>
-        <w:rPr>
-          <w:b w:val="0"/>
-        </w:rPr>
-        <w:t xml:space="preserve">Use one picture at a time. Hide a worked result before asking for a </w:t>
-      </w:r>
-      <w:r>
-        <w:rPr>
-          <w:b/>
-        </w:rPr>
-        <w:t>prediction</w:t>
-      </w:r>
-      <w:r>
-        <w:rPr>
-          <w:b w:val="0"/>
-        </w:rPr>
-        <w:t>, then reveal it for feedback. These are supported teaching cases; retain the separate independent assessment for a fresh first attempt.</w:t>
-      </w:r>
-    </w:p>
-    <w:p>
-      <w:pPr>
-        <w:pStyle w:val="Heading3"/>
+        <w:pStyle w:val="Heading2"/>
       </w:pPr>
       <w:r>
         <w:t>01. Training a small network: the case</w:t>
@@ -4950,7 +5882,7 @@
         <w:drawing>
           <wp:inline xmlns:a="http://schemas.openxmlformats.org/drawingml/2006/main" xmlns:pic="http://schemas.openxmlformats.org/drawingml/2006/picture">
             <wp:extent cx="5486400" cy="2990088"/>
-            <wp:docPr id="2" name="Picture 2" descr="Train a single output weight while clearly marking the frozen hidden computation. Supplied facts: Toy h=ReLU(x), y=vh. One training pair x = 3, target 3; start v = 0; squared loss; rate 1/18. All inputs and outcomes in this worked example are invented classroom data; no real model run is claimed."/>
+            <wp:docPr id="3" name="Picture 3" descr="Train a single output weight while clearly marking the frozen hidden computation. Supplied facts: Toy h=ReLU(x), y=vh. One training pair x = 3, target 3; start v = 0; squared loss; rate 1/18. All inputs and outcomes in this worked example are invented classroom data; no real model run is claimed."/>
             <wp:cNvGraphicFramePr>
               <a:graphicFrameLocks noChangeAspect="1"/>
             </wp:cNvGraphicFramePr>
@@ -4962,7 +5894,7 @@
                     <pic:cNvPicPr/>
                   </pic:nvPicPr>
                   <pic:blipFill>
-                    <a:blip r:embed="rId10"/>
+                    <a:blip r:embed="rId11"/>
                     <a:stretch>
                       <a:fillRect/>
                     </a:stretch>
@@ -5042,7 +5974,6 @@
     <w:p>
       <w:pPr>
         <w:spacing w:line="336" w:lineRule="auto" w:after="180"/>
-        <w:shd w:fill="F5F1FB"/>
       </w:pPr>
       <w:r>
         <w:rPr>
@@ -5053,27 +5984,18 @@
     </w:p>
     <w:p>
       <w:pPr>
-        <w:pStyle w:val="Heading3"/>
-      </w:pPr>
-      <w:r>
-        <w:t>Discuss while showing the picture</w:t>
+        <w:spacing w:line="336" w:lineRule="auto" w:after="180"/>
+      </w:pPr>
+      <w:r>
+        <w:rPr>
+          <w:b w:val="0"/>
+        </w:rPr>
+        <w:t>Teacher prompt: Point to the given fact that matters most. Explain why it matters. Ask learners to describe one label or arrow in ordinary words. Use the adjacent transcript if the image is difficult to see.</w:t>
       </w:r>
     </w:p>
     <w:p>
       <w:pPr>
-        <w:spacing w:line="336" w:lineRule="auto" w:after="180"/>
-        <w:shd w:fill="F1F6F8"/>
-      </w:pPr>
-      <w:r>
-        <w:rPr>
-          <w:b w:val="0"/>
-        </w:rPr>
-        <w:t>Teacher prompt: Point to the given fact that matters most. Explain why it matters. Ask learners to describe one label or arrow in ordinary words. Use the adjacent transcript if the image is difficult to see.</w:t>
-      </w:r>
-    </w:p>
-    <w:p>
-      <w:pPr>
-        <w:pStyle w:val="Heading3"/>
+        <w:pStyle w:val="Heading2"/>
       </w:pPr>
       <w:r>
         <w:t>02. Follow the deciding steps</w:t>
@@ -5084,7 +6006,7 @@
         <w:drawing>
           <wp:inline xmlns:a="http://schemas.openxmlformats.org/drawingml/2006/main" xmlns:pic="http://schemas.openxmlformats.org/drawingml/2006/picture">
             <wp:extent cx="5486400" cy="3182112"/>
-            <wp:docPr id="3" name="Picture 3" descr="Freeze hidden step: h=3 for this pair; only v is trainable. → Compute initial gradient: Loss 9; gradient 2(3v-3)×3=-18 at v=0. → Update and verify: v becomes 1; prediction 3 and loss 0. Next gradient is 0."/>
+            <wp:docPr id="4" name="Picture 4" descr="Freeze hidden step: h=3 for this pair; only v is trainable. → Compute initial gradient: Loss 9; gradient 2(3v-3)×3=-18 at v=0. → Update and verify: v becomes 1; prediction 3 and loss 0. Next gradient is 0."/>
             <wp:cNvGraphicFramePr>
               <a:graphicFrameLocks noChangeAspect="1"/>
             </wp:cNvGraphicFramePr>
@@ -5096,7 +6018,7 @@
                     <pic:cNvPicPr/>
                   </pic:nvPicPr>
                   <pic:blipFill>
-                    <a:blip r:embed="rId11"/>
+                    <a:blip r:embed="rId9"/>
                     <a:stretch>
                       <a:fillRect/>
                     </a:stretch>
@@ -5141,7 +6063,6 @@
     <w:p>
       <w:pPr>
         <w:spacing w:line="336" w:lineRule="auto" w:after="180"/>
-        <w:shd w:fill="F5F1FB"/>
       </w:pPr>
       <w:r>
         <w:rPr>
@@ -5164,39 +6085,30 @@
     </w:p>
     <w:p>
       <w:pPr>
-        <w:pStyle w:val="Heading3"/>
-      </w:pPr>
-      <w:r>
-        <w:t>Discuss while showing the picture</w:t>
+        <w:spacing w:line="336" w:lineRule="auto" w:after="180"/>
+      </w:pPr>
+      <w:r>
+        <w:rPr>
+          <w:b w:val="0"/>
+        </w:rPr>
+        <w:t xml:space="preserve">Teacher prompt: Point to each numbered stage and explain which recorded </w:t>
+      </w:r>
+      <w:r>
+        <w:rPr>
+          <w:b/>
+        </w:rPr>
+        <w:t>input</w:t>
+      </w:r>
+      <w:r>
+        <w:rPr>
+          <w:b w:val="0"/>
+        </w:rPr>
+        <w:t xml:space="preserve"> it uses. Ask learners to describe one label or arrow in ordinary words. Use the adjacent transcript if the image is difficult to see.</w:t>
       </w:r>
     </w:p>
     <w:p>
       <w:pPr>
-        <w:spacing w:line="336" w:lineRule="auto" w:after="180"/>
-        <w:shd w:fill="F1F6F8"/>
-      </w:pPr>
-      <w:r>
-        <w:rPr>
-          <w:b w:val="0"/>
-        </w:rPr>
-        <w:t xml:space="preserve">Teacher prompt: Point to each numbered stage and explain which recorded </w:t>
-      </w:r>
-      <w:r>
-        <w:rPr>
-          <w:b/>
-        </w:rPr>
-        <w:t>input</w:t>
-      </w:r>
-      <w:r>
-        <w:rPr>
-          <w:b w:val="0"/>
-        </w:rPr>
-        <w:t xml:space="preserve"> it uses. Ask learners to describe one label or arrow in ordinary words. Use the adjacent transcript if the image is difficult to see.</w:t>
-      </w:r>
-    </w:p>
-    <w:p>
-      <w:pPr>
-        <w:pStyle w:val="Heading3"/>
+        <w:pStyle w:val="Heading2"/>
       </w:pPr>
       <w:r>
         <w:t>03. One full-data update from v is 1</w:t>
@@ -5207,7 +6119,7 @@
         <w:drawing>
           <wp:inline xmlns:a="http://schemas.openxmlformats.org/drawingml/2006/main" xmlns:pic="http://schemas.openxmlformats.org/drawingml/2006/picture">
             <wp:extent cx="5486400" cy="2898648"/>
-            <wp:docPr id="4" name="Picture 4" descr="One full-data update from v is 1. Forward and loss | Predictions [1, 2] for targets [2, 4] | Errors [-1, -2], MSE 2.5. Gradient | 2 times (-1 times 1 - 2 times 2) / 2 | Gradient -5. Update with rate 0.1 | 1 - 0.1 times -5 | Next v is 1.5"/>
+            <wp:docPr id="5" name="Picture 5" descr="One full-data update from v is 1. Forward and loss | Predictions [1, 2] for targets [2, 4] | Errors [-1, -2], MSE 2.5. Gradient | 2 times (-1 times 1 - 2 times 2) / 2 | Gradient -5. Update with rate 0.1 | 1 - 0.1 times -5 | Next v is 1.5"/>
             <wp:cNvGraphicFramePr>
               <a:graphicFrameLocks noChangeAspect="1"/>
             </wp:cNvGraphicFramePr>
@@ -5275,7 +6187,6 @@
     <w:p>
       <w:pPr>
         <w:spacing w:line="336" w:lineRule="auto" w:after="180"/>
-        <w:shd w:fill="F5F1FB"/>
       </w:pPr>
       <w:r>
         <w:rPr>
@@ -5286,27 +6197,18 @@
     </w:p>
     <w:p>
       <w:pPr>
-        <w:pStyle w:val="Heading3"/>
-      </w:pPr>
-      <w:r>
-        <w:t>Discuss while showing the picture</w:t>
+        <w:spacing w:line="336" w:lineRule="auto" w:after="180"/>
+      </w:pPr>
+      <w:r>
+        <w:rPr>
+          <w:b w:val="0"/>
+        </w:rPr>
+        <w:t>Teacher prompt: Read the labels and values. Explain the relationship the model shows. Ask learners to describe one label or arrow in ordinary words. Use the adjacent transcript if the image is difficult to see.</w:t>
       </w:r>
     </w:p>
     <w:p>
       <w:pPr>
-        <w:spacing w:line="336" w:lineRule="auto" w:after="180"/>
-        <w:shd w:fill="F1F6F8"/>
-      </w:pPr>
-      <w:r>
-        <w:rPr>
-          <w:b w:val="0"/>
-        </w:rPr>
-        <w:t>Teacher prompt: Read the labels and values. Explain the relationship the model shows. Ask learners to describe one label or arrow in ordinary words. Use the adjacent transcript if the image is difficult to see.</w:t>
-      </w:r>
-    </w:p>
-    <w:p>
-      <w:pPr>
-        <w:pStyle w:val="Heading3"/>
+        <w:pStyle w:val="Heading2"/>
       </w:pPr>
       <w:r>
         <w:t>04. Change one thing. Trace what follows.</w:t>
@@ -5317,7 +6219,7 @@
         <w:drawing>
           <wp:inline xmlns:a="http://schemas.openxmlformats.org/drawingml/2006/main" xmlns:pic="http://schemas.openxmlformats.org/drawingml/2006/picture">
             <wp:extent cx="5486400" cy="3026664"/>
-            <wp:docPr id="5" name="Picture 5" descr="Original case: v becomes 1; prediction 3 and loss 0. Next gradient is 0. Changed condition: Change target from 3 to6 and restart v = 0 with the same rate. Expected result: First gradient=-36; v becomes 2; prediction 6 and loss 0. Reason: The hidden value remains 3, but the target residual and required output weight double."/>
+            <wp:docPr id="6" name="Picture 6" descr="Original case: v becomes 1; prediction 3 and loss 0. Next gradient is 0. Changed condition: Change target from 3 to6 and restart v = 0 with the same rate. Expected result: First gradient=-36; v becomes 2; prediction 6 and loss 0. Reason: The hidden value remains 3, but the target residual and required output weight double."/>
             <wp:cNvGraphicFramePr>
               <a:graphicFrameLocks noChangeAspect="1"/>
             </wp:cNvGraphicFramePr>
@@ -5409,7 +6311,6 @@
     <w:p>
       <w:pPr>
         <w:spacing w:line="336" w:lineRule="auto" w:after="180"/>
-        <w:shd w:fill="F5F1FB"/>
       </w:pPr>
       <w:r>
         <w:rPr>
@@ -5420,51 +6321,41 @@
     </w:p>
     <w:p>
       <w:pPr>
-        <w:pStyle w:val="Heading3"/>
-      </w:pPr>
-      <w:r>
-        <w:t>Discuss while showing the picture</w:t>
+        <w:spacing w:line="336" w:lineRule="auto" w:after="180"/>
+      </w:pPr>
+      <w:r>
+        <w:rPr>
+          <w:b w:val="0"/>
+        </w:rPr>
+        <w:t>Teacher prompt: Predict before checking the worked changed-case result. Name what changed and what the supplied facts allow you to conclude. Ask learners to describe one label or arrow in ordinary words.</w:t>
       </w:r>
     </w:p>
     <w:p>
       <w:pPr>
         <w:spacing w:line="336" w:lineRule="auto" w:after="180"/>
-        <w:shd w:fill="F1F6F8"/>
       </w:pPr>
       <w:r>
         <w:rPr>
           <w:b w:val="0"/>
         </w:rPr>
-        <w:t>Teacher prompt: Predict before checking the worked changed-case result. Name what changed and what the supplied facts allow you to conclude. Ask learners to describe one label or arrow in ordinary words.</w:t>
+        <w:t xml:space="preserve">Use the adjacent transcript if the image is difficult to see. Changed-case reasoning: The hidden value remains 3, but the target residual and required </w:t>
+      </w:r>
+      <w:r>
+        <w:rPr>
+          <w:b/>
+        </w:rPr>
+        <w:t>output</w:t>
+      </w:r>
+      <w:r>
+        <w:rPr>
+          <w:b w:val="0"/>
+        </w:rPr>
+        <w:t xml:space="preserve"> weight double.</w:t>
       </w:r>
     </w:p>
     <w:p>
       <w:pPr>
-        <w:spacing w:line="336" w:lineRule="auto" w:after="180"/>
-        <w:shd w:fill="F1F6F8"/>
-      </w:pPr>
-      <w:r>
-        <w:rPr>
-          <w:b w:val="0"/>
-        </w:rPr>
-        <w:t xml:space="preserve">Use the adjacent transcript if the image is difficult to see. Changed-case reasoning: The hidden value remains 3, but the target residual and required </w:t>
-      </w:r>
-      <w:r>
-        <w:rPr>
-          <w:b/>
-        </w:rPr>
-        <w:t>output</w:t>
-      </w:r>
-      <w:r>
-        <w:rPr>
-          <w:b w:val="0"/>
-        </w:rPr>
-        <w:t xml:space="preserve"> weight double.</w:t>
-      </w:r>
-    </w:p>
-    <w:p>
-      <w:pPr>
-        <w:pStyle w:val="Heading3"/>
+        <w:pStyle w:val="Heading2"/>
       </w:pPr>
       <w:r>
         <w:t>05. Connect the explanation to its limit</w:t>
@@ -5475,7 +6366,7 @@
         <w:drawing>
           <wp:inline xmlns:a="http://schemas.openxmlformats.org/drawingml/2006/main" xmlns:pic="http://schemas.openxmlformats.org/drawingml/2006/picture">
             <wp:extent cx="5486400" cy="2834640"/>
-            <wp:docPr id="6" name="Picture 6" descr="Only the output weight v is being fitted in this toy network; the hidden ReLU is fixed. The training input gives hidden value three. Squared-error slope points v from zero towards one, and this specially chosen rate reaches one in a single update. Zero loss on one training pair is exact fitting of that pair, not evidence about other inputs. Limit: A zero loss on one example is memorised fit to that example, not proof of a generally useful image classifier."/>
+            <wp:docPr id="7" name="Picture 7" descr="Only the output weight v is being fitted in this toy network; the hidden ReLU is fixed. The training input gives hidden value three. Squared-error slope points v from zero towards one, and this specially chosen rate reaches one in a single update. Zero loss on one training pair is exact fitting of that pair, not evidence about other inputs. Limit: Zero loss on one example is an exact fit to that recorded example. It does not by itself establish memorisation or a generally useful image classifier."/>
             <wp:cNvGraphicFramePr>
               <a:graphicFrameLocks noChangeAspect="1"/>
             </wp:cNvGraphicFramePr>
@@ -5550,7 +6441,55 @@
         <w:rPr>
           <w:b w:val="0"/>
         </w:rPr>
-        <w:t xml:space="preserve"> gives hidden value three.</w:t>
+        <w:t xml:space="preserve"> gives hidden value three. Squared-error slope points v from zero towards one, and this specially chosen rate reaches one in a single update. Zero loss on one </w:t>
+      </w:r>
+      <w:r>
+        <w:rPr>
+          <w:b/>
+        </w:rPr>
+        <w:t>training</w:t>
+      </w:r>
+      <w:r>
+        <w:rPr>
+          <w:b w:val="0"/>
+        </w:rPr>
+        <w:t xml:space="preserve"> pair is exact </w:t>
+      </w:r>
+      <w:r>
+        <w:rPr>
+          <w:b/>
+        </w:rPr>
+        <w:t>fitting</w:t>
+      </w:r>
+      <w:r>
+        <w:rPr>
+          <w:b w:val="0"/>
+        </w:rPr>
+        <w:t xml:space="preserve"> of that pair, not </w:t>
+      </w:r>
+      <w:r>
+        <w:rPr>
+          <w:b/>
+        </w:rPr>
+        <w:t>evidence</w:t>
+      </w:r>
+      <w:r>
+        <w:rPr>
+          <w:b w:val="0"/>
+        </w:rPr>
+        <w:t xml:space="preserve"> about other </w:t>
+      </w:r>
+      <w:r>
+        <w:rPr>
+          <w:b/>
+        </w:rPr>
+        <w:t>input</w:t>
+      </w:r>
+      <w:r>
+        <w:rPr>
+          <w:b w:val="0"/>
+        </w:rPr>
+        <w:t>s. Limit: Zero loss on one example is an exact fit to that recorded example. It does not by itself establish memorisation or a generally useful image classifier.</w:t>
       </w:r>
     </w:p>
     <w:p>
@@ -5561,55 +6500,7 @@
         <w:rPr>
           <w:b w:val="0"/>
         </w:rPr>
-        <w:t xml:space="preserve">Squared-error slope points v from zero towards one, and this specially chosen rate reaches one in a single update. Zero loss on one </w:t>
-      </w:r>
-      <w:r>
-        <w:rPr>
-          <w:b/>
-        </w:rPr>
-        <w:t>training</w:t>
-      </w:r>
-      <w:r>
-        <w:rPr>
-          <w:b w:val="0"/>
-        </w:rPr>
-        <w:t xml:space="preserve"> pair is exact </w:t>
-      </w:r>
-      <w:r>
-        <w:rPr>
-          <w:b/>
-        </w:rPr>
-        <w:t>fitting</w:t>
-      </w:r>
-      <w:r>
-        <w:rPr>
-          <w:b w:val="0"/>
-        </w:rPr>
-        <w:t xml:space="preserve"> of that pair, not </w:t>
-      </w:r>
-      <w:r>
-        <w:rPr>
-          <w:b/>
-        </w:rPr>
-        <w:t>evidence</w:t>
-      </w:r>
-      <w:r>
-        <w:rPr>
-          <w:b w:val="0"/>
-        </w:rPr>
-        <w:t xml:space="preserve"> about other </w:t>
-      </w:r>
-      <w:r>
-        <w:rPr>
-          <w:b/>
-        </w:rPr>
-        <w:t>input</w:t>
-      </w:r>
-      <w:r>
-        <w:rPr>
-          <w:b w:val="0"/>
-        </w:rPr>
-        <w:t>s.</w:t>
+        <w:t>Explain the case, then point to a limit on the claim.</w:t>
       </w:r>
     </w:p>
     <w:p>
@@ -5620,56 +6511,12 @@
         <w:rPr>
           <w:b w:val="0"/>
         </w:rPr>
-        <w:t>Limit: A zero loss on one example is memorised fit to that example, not proof of a generally useful image classifier.</w:t>
+        <w:t>Teacher prompt: Explain the case, then point to a limit on the claim. Ask learners to describe one label or arrow in ordinary words. Use the adjacent transcript if the image is difficult to see. Keep the stated scope: Zero loss on one example is an exact fit to that recorded example. It does not by itself establish memorisation or a generally useful image classifier.</w:t>
       </w:r>
     </w:p>
     <w:p>
       <w:pPr>
-        <w:spacing w:line="336" w:lineRule="auto" w:after="180"/>
-        <w:shd w:fill="F5F1FB"/>
-      </w:pPr>
-      <w:r>
-        <w:rPr>
-          <w:b w:val="0"/>
-        </w:rPr>
-        <w:t>Explain the case, then point to a limit on the claim.</w:t>
-      </w:r>
-    </w:p>
-    <w:p>
-      <w:pPr>
-        <w:pStyle w:val="Heading3"/>
-      </w:pPr>
-      <w:r>
-        <w:t>Discuss while showing the picture</w:t>
-      </w:r>
-    </w:p>
-    <w:p>
-      <w:pPr>
-        <w:spacing w:line="336" w:lineRule="auto" w:after="180"/>
-        <w:shd w:fill="F1F6F8"/>
-      </w:pPr>
-      <w:r>
-        <w:rPr>
-          <w:b w:val="0"/>
-        </w:rPr>
-        <w:t>Teacher prompt: Explain the case, then point to a limit on the claim. Ask learners to describe one label or arrow in ordinary words. Use the adjacent transcript if the image is difficult to see.</w:t>
-      </w:r>
-    </w:p>
-    <w:p>
-      <w:pPr>
-        <w:spacing w:line="336" w:lineRule="auto" w:after="180"/>
-        <w:shd w:fill="F1F6F8"/>
-      </w:pPr>
-      <w:r>
-        <w:rPr>
-          <w:b w:val="0"/>
-        </w:rPr>
-        <w:t>Keep the stated scope: A zero loss on one example is memorised fit to that example, not proof of a generally useful image classifier.</w:t>
-      </w:r>
-    </w:p>
-    <w:p>
-      <w:pPr>
-        <w:pStyle w:val="Heading3"/>
+        <w:pStyle w:val="Heading2"/>
       </w:pPr>
       <w:r>
         <w:t>06. Make the idea visible in your project</w:t>
@@ -5680,7 +6527,7 @@
         <w:drawing>
           <wp:inline xmlns:a="http://schemas.openxmlformats.org/drawingml/2006/main" xmlns:pic="http://schemas.openxmlformats.org/drawingml/2006/picture">
             <wp:extent cx="5486400" cy="3681984"/>
-            <wp:docPr id="7" name="Picture 7" descr="For your Image-pattern Network Investigation, save the input, procedure, observed result and limitation of this check. Label this worked example as practice; use a different, previously unreviewed case when checking independent understanding. Draw your input, deciding step, result and limit. Supported question: Which parameter changed, and which part was not trained? Point to the relevant step in the picture, then write the changed result and the rule or evidence that supports it."/>
+            <wp:docPr id="8" name="Picture 8" descr="For your Image-pattern Network Investigation, save the input, procedure, observed result and limitation of this check. Label this worked example as practice; use a different, previously unreviewed case when checking independent understanding. Draw your input, deciding step, result and limit. Supported question: Which parameter changed, and which part was not trained? Point to the relevant step in the picture, then write the changed result and the rule or evidence that supports it."/>
             <wp:cNvGraphicFramePr>
               <a:graphicFrameLocks noChangeAspect="1"/>
             </wp:cNvGraphicFramePr>
@@ -5783,7 +6630,6 @@
     <w:p>
       <w:pPr>
         <w:spacing w:line="336" w:lineRule="auto" w:after="180"/>
-        <w:shd w:fill="F5F1FB"/>
       </w:pPr>
       <w:r>
         <w:rPr>
@@ -5806,46 +6652,71 @@
     </w:p>
     <w:p>
       <w:pPr>
-        <w:pStyle w:val="Heading3"/>
-      </w:pPr>
-      <w:r>
-        <w:t>Discuss while showing the picture</w:t>
+        <w:spacing w:line="336" w:lineRule="auto" w:after="180"/>
+      </w:pPr>
+      <w:r>
+        <w:rPr>
+          <w:b w:val="0"/>
+        </w:rPr>
+        <w:t xml:space="preserve">Teacher prompt: Draw your project trace and justify the deciding step using </w:t>
+      </w:r>
+      <w:r>
+        <w:rPr>
+          <w:b/>
+        </w:rPr>
+        <w:t>evidence</w:t>
+      </w:r>
+      <w:r>
+        <w:rPr>
+          <w:b w:val="0"/>
+        </w:rPr>
+        <w:t>. Ask learners to describe one label or arrow in ordinary words. Use the adjacent transcript if the image is difficult to see.</w:t>
       </w:r>
     </w:p>
     <w:p>
       <w:pPr>
         <w:spacing w:line="336" w:lineRule="auto" w:after="180"/>
-        <w:shd w:fill="F1F6F8"/>
       </w:pPr>
       <w:r>
         <w:rPr>
           <w:b w:val="0"/>
         </w:rPr>
-        <w:t xml:space="preserve">Teacher prompt: Draw your project trace and justify the deciding step using </w:t>
+        <w:t xml:space="preserve">Supported practice key: Only </w:t>
       </w:r>
       <w:r>
         <w:rPr>
           <w:b/>
         </w:rPr>
-        <w:t>evidence</w:t>
+        <w:t>output</w:t>
       </w:r>
       <w:r>
         <w:rPr>
           <w:b w:val="0"/>
         </w:rPr>
-        <w:t>. Ask learners to describe one label or arrow in ordinary words. Use the adjacent transcript if the image is difficult to see.</w:t>
+        <w:t xml:space="preserve"> weight v changed. The fixed ReLU hidden function h=ReLU(x) retained its declared computation. Changed-case check: First gradient=-36; v becomes 2; </w:t>
+      </w:r>
+      <w:r>
+        <w:rPr>
+          <w:b/>
+        </w:rPr>
+        <w:t>prediction</w:t>
+      </w:r>
+      <w:r>
+        <w:rPr>
+          <w:b w:val="0"/>
+        </w:rPr>
+        <w:t xml:space="preserve"> 6 and loss 0.</w:t>
       </w:r>
     </w:p>
     <w:p>
       <w:pPr>
         <w:spacing w:line="336" w:lineRule="auto" w:after="180"/>
-        <w:shd w:fill="F1F6F8"/>
       </w:pPr>
       <w:r>
         <w:rPr>
           <w:b w:val="0"/>
         </w:rPr>
-        <w:t xml:space="preserve">Supported practice key: Only </w:t>
+        <w:t xml:space="preserve">The hidden value remains 3, but the target residual and required </w:t>
       </w:r>
       <w:r>
         <w:rPr>
@@ -5857,43 +6728,86 @@
         <w:rPr>
           <w:b w:val="0"/>
         </w:rPr>
-        <w:t xml:space="preserve"> weight v changed. The fixed ReLU hidden function h=ReLU(x) retained its declared computation. Changed-case check: First gradient=-36; v becomes 2; </w:t>
-      </w:r>
-      <w:r>
-        <w:rPr>
-          <w:b/>
-        </w:rPr>
-        <w:t>prediction</w:t>
-      </w:r>
-      <w:r>
-        <w:rPr>
-          <w:b w:val="0"/>
-        </w:rPr>
-        <w:t xml:space="preserve"> 6 and loss 0.</w:t>
+        <w:t xml:space="preserve"> weight double.</w:t>
       </w:r>
     </w:p>
     <w:p>
       <w:pPr>
+        <w:pStyle w:val="Heading2"/>
+      </w:pPr>
+      <w:r>
+        <w:t>Earlier wording, alternatives and picture transcripts · reference / check after trying</w:t>
+      </w:r>
+    </w:p>
+    <w:p>
+      <w:pPr>
         <w:spacing w:line="336" w:lineRule="auto" w:after="180"/>
-        <w:shd w:fill="F1F6F8"/>
       </w:pPr>
       <w:r>
         <w:rPr>
           <w:b w:val="0"/>
         </w:rPr>
-        <w:t xml:space="preserve">The hidden value remains 3, but the target residual and required </w:t>
+        <w:t xml:space="preserve">Use one picture at a time. Hide a worked result before asking for a </w:t>
       </w:r>
       <w:r>
         <w:rPr>
           <w:b/>
         </w:rPr>
-        <w:t>output</w:t>
+        <w:t>prediction</w:t>
       </w:r>
       <w:r>
         <w:rPr>
           <w:b w:val="0"/>
         </w:rPr>
-        <w:t xml:space="preserve"> weight double.</w:t>
+        <w:t>, then reveal it for feedback. These are supported teaching cases; retain the separate independent assessment for a fresh first attempt.</w:t>
+      </w:r>
+    </w:p>
+    <w:p>
+      <w:pPr>
+        <w:pStyle w:val="Heading3"/>
+      </w:pPr>
+      <w:r>
+        <w:t>01. Training a small network: the case</w:t>
+      </w:r>
+    </w:p>
+    <w:p>
+      <w:pPr>
+        <w:pStyle w:val="Heading3"/>
+      </w:pPr>
+      <w:r>
+        <w:t>02. Follow the deciding steps</w:t>
+      </w:r>
+    </w:p>
+    <w:p>
+      <w:pPr>
+        <w:pStyle w:val="Heading3"/>
+      </w:pPr>
+      <w:r>
+        <w:t>03. One full-data update from v is 1</w:t>
+      </w:r>
+    </w:p>
+    <w:p>
+      <w:pPr>
+        <w:pStyle w:val="Heading3"/>
+      </w:pPr>
+      <w:r>
+        <w:t>04. Change one thing. Trace what follows.</w:t>
+      </w:r>
+    </w:p>
+    <w:p>
+      <w:pPr>
+        <w:pStyle w:val="Heading3"/>
+      </w:pPr>
+      <w:r>
+        <w:t>05. Connect the explanation to its limit</w:t>
+      </w:r>
+    </w:p>
+    <w:p>
+      <w:pPr>
+        <w:pStyle w:val="Heading3"/>
+      </w:pPr>
+      <w:r>
+        <w:t>06. Make the idea visible in your project</w:t>
       </w:r>
     </w:p>
     <w:sectPr>
